--- a/results/graph_anns_phase2_p7/ICBA_ICLR_Anonymous_Revised_v2.docx
+++ b/results/graph_anns_phase2_p7/ICBA_ICLR_Anonymous_Revised_v2.docx
@@ -1,6 +1,6 @@
 
 <file path=word/document.xml><?xml version="1.0" encoding="utf-8"?>
-<w:document xmlns:w="http://schemas.openxmlformats.org/wordprocessingml/2006/main" xmlns:r="http://schemas.openxmlformats.org/officeDocument/2006/relationships" xmlns:wp="http://schemas.openxmlformats.org/drawingml/2006/wordprocessingDrawing" xmlns:a="http://schemas.openxmlformats.org/drawingml/2006/main">
+<w:document xmlns:w="http://schemas.openxmlformats.org/wordprocessingml/2006/main" xmlns:r="http://schemas.openxmlformats.org/officeDocument/2006/relationships" xmlns:wp="http://schemas.openxmlformats.org/drawingml/2006/wordprocessingDrawing" xmlns:m="http://schemas.openxmlformats.org/officeDocument/2006/math" xmlns:a="http://schemas.openxmlformats.org/drawingml/2006/main">
   <w:body>
     <w:p>
       <w:pPr>
@@ -565,49 +565,508 @@
           <w:tab w:val="center" w:pos="4786"/>
           <w:tab w:val="right" w:pos="9572"/>
         </w:tabs>
-        <w:spacing w:before="80" w:after="80" w:line="240" w:lineRule="auto"/>
-        <w:jc w:val="left"/>
+        <w:spacing w:before="100" w:after="100" w:line="276" w:lineRule="auto"/>
       </w:pPr>
       <w:r>
         <w:tab/>
       </w:r>
-      <w:r>
-        <w:drawing>
-          <wp:inline distT="0" distB="0" distL="0" distR="0">
-            <wp:extent cx="4860000" cy="175634"/>
-            <wp:effectExtent l="0" t="0" r="0" b="0"/>
-            <wp:docPr id="102" name="eq1"/>
-            <wp:cNvGraphicFramePr>
-              <a:graphicFrameLocks xmlns:a="http://schemas.openxmlformats.org/drawingml/2006/main" noChangeAspect="1"/>
-            </wp:cNvGraphicFramePr>
-            <a:graphic xmlns:a="http://schemas.openxmlformats.org/drawingml/2006/main">
-              <a:graphicData uri="http://schemas.openxmlformats.org/drawingml/2006/picture">
-                <pic:pic xmlns:pic="http://schemas.openxmlformats.org/drawingml/2006/picture">
-                  <pic:nvPicPr>
-                    <pic:cNvPr id="102" name="eq1"/>
-                    <pic:cNvPicPr/>
-                  </pic:nvPicPr>
-                  <pic:blipFill>
-                    <a:blip r:embed="rId102"/>
-                    <a:stretch>
-                      <a:fillRect/>
-                    </a:stretch>
-                  </pic:blipFill>
-                  <pic:spPr>
-                    <a:xfrm>
-                      <a:off x="0" y="0"/>
-                      <a:ext cx="4860000" cy="175634"/>
-                    </a:xfrm>
-                    <a:prstGeom prst="rect">
-                      <a:avLst/>
-                    </a:prstGeom>
-                  </pic:spPr>
-                </pic:pic>
-              </a:graphicData>
-            </a:graphic>
-          </wp:inline>
-        </w:drawing>
-      </w:r>
+      <m:oMath>
+        <m:sSub>
+          <m:e>
+            <m:r>
+              <w:rPr xmlns:w="http://schemas.openxmlformats.org/wordprocessingml/2006/main">
+                <w:rFonts w:ascii="Cambria Math" w:hAnsi="Cambria Math"/>
+              </w:rPr>
+              <m:t xml:space="preserve">Z</m:t>
+            </m:r>
+          </m:e>
+          <m:sub>
+            <m:r>
+              <w:rPr xmlns:w="http://schemas.openxmlformats.org/wordprocessingml/2006/main">
+                <w:rFonts w:ascii="Cambria Math" w:hAnsi="Cambria Math"/>
+              </w:rPr>
+              <m:t xml:space="preserve">E</m:t>
+            </m:r>
+          </m:sub>
+        </m:sSub>
+        <m:r>
+          <w:rPr xmlns:w="http://schemas.openxmlformats.org/wordprocessingml/2006/main">
+            <w:rFonts w:ascii="Cambria Math" w:hAnsi="Cambria Math"/>
+          </w:rPr>
+          <m:t xml:space="preserve">(</m:t>
+        </m:r>
+        <m:r>
+          <w:rPr xmlns:w="http://schemas.openxmlformats.org/wordprocessingml/2006/main">
+            <w:rFonts w:ascii="Cambria Math" w:hAnsi="Cambria Math"/>
+          </w:rPr>
+          <m:t xml:space="preserve">q</m:t>
+        </m:r>
+        <m:r>
+          <w:rPr xmlns:w="http://schemas.openxmlformats.org/wordprocessingml/2006/main">
+            <w:rFonts w:ascii="Cambria Math" w:hAnsi="Cambria Math"/>
+          </w:rPr>
+          <m:t xml:space="preserve">,</m:t>
+        </m:r>
+        <m:r>
+          <w:rPr xmlns:w="http://schemas.openxmlformats.org/wordprocessingml/2006/main">
+            <w:rFonts w:ascii="Cambria Math" w:hAnsi="Cambria Math"/>
+          </w:rPr>
+          <m:t xml:space="preserve">a</m:t>
+        </m:r>
+        <m:r>
+          <w:rPr xmlns:w="http://schemas.openxmlformats.org/wordprocessingml/2006/main">
+            <w:rFonts w:ascii="Cambria Math" w:hAnsi="Cambria Math"/>
+          </w:rPr>
+          <m:t xml:space="preserve">)</m:t>
+        </m:r>
+        <m:r>
+          <w:rPr xmlns:w="http://schemas.openxmlformats.org/wordprocessingml/2006/main">
+            <w:rFonts w:ascii="Cambria Math" w:hAnsi="Cambria Math"/>
+          </w:rPr>
+          <m:t xml:space="preserve">=</m:t>
+        </m:r>
+        <m:r>
+          <w:rPr xmlns:w="http://schemas.openxmlformats.org/wordprocessingml/2006/main">
+            <w:rFonts w:ascii="Cambria Math" w:hAnsi="Cambria Math"/>
+          </w:rPr>
+          <m:t xml:space="preserve">&lt;m:r&gt;&lt;w:rPr xmlns:w="http://schemas.openxmlformats.org/wordprocessingml/2006/main"&gt;&lt;w:rFonts w:ascii="Cambria Math" w:hAnsi="Cambria Math"/&gt;&lt;/w:rPr&gt;&lt;m:t xml:space="preserve"&gt;1&lt;/m:t&gt;&lt;/m:r&gt;</m:t>
+        </m:r>
+        <m:r>
+          <w:rPr xmlns:w="http://schemas.openxmlformats.org/wordprocessingml/2006/main">
+            <w:rFonts w:ascii="Cambria Math" w:hAnsi="Cambria Math"/>
+          </w:rPr>
+          <m:t xml:space="preserve">{</m:t>
+        </m:r>
+        <m:r>
+          <m:rPr>
+            <m:nor/>
+          </m:rPr>
+          <w:rPr xmlns:w="http://schemas.openxmlformats.org/wordprocessingml/2006/main">
+            <w:rFonts w:ascii="Cambria Math" w:hAnsi="Cambria Math"/>
+          </w:rPr>
+          <m:t xml:space="preserve">t</m:t>
+        </m:r>
+        <m:r>
+          <w:rPr xmlns:w="http://schemas.openxmlformats.org/wordprocessingml/2006/main">
+            <w:rFonts w:ascii="Cambria Math" w:hAnsi="Cambria Math"/>
+          </w:rPr>
+          <m:t xml:space="preserve">h</m:t>
+        </m:r>
+        <m:r>
+          <w:rPr xmlns:w="http://schemas.openxmlformats.org/wordprocessingml/2006/main">
+            <w:rFonts w:ascii="Cambria Math" w:hAnsi="Cambria Math"/>
+          </w:rPr>
+          <m:t xml:space="preserve">e</m:t>
+        </m:r>
+        <m:r>
+          <w:rPr xmlns:w="http://schemas.openxmlformats.org/wordprocessingml/2006/main">
+            <w:rFonts w:ascii="Cambria Math" w:hAnsi="Cambria Math"/>
+          </w:rPr>
+          <m:t xml:space="preserve"> </m:t>
+        </m:r>
+        <m:r>
+          <w:rPr xmlns:w="http://schemas.openxmlformats.org/wordprocessingml/2006/main">
+            <w:rFonts w:ascii="Cambria Math" w:hAnsi="Cambria Math"/>
+          </w:rPr>
+          <m:t xml:space="preserve">r</m:t>
+        </m:r>
+        <m:r>
+          <w:rPr xmlns:w="http://schemas.openxmlformats.org/wordprocessingml/2006/main">
+            <w:rFonts w:ascii="Cambria Math" w:hAnsi="Cambria Math"/>
+          </w:rPr>
+          <m:t xml:space="preserve">e</m:t>
+        </m:r>
+        <m:r>
+          <w:rPr xmlns:w="http://schemas.openxmlformats.org/wordprocessingml/2006/main">
+            <w:rFonts w:ascii="Cambria Math" w:hAnsi="Cambria Math"/>
+          </w:rPr>
+          <m:t xml:space="preserve">t</m:t>
+        </m:r>
+        <m:r>
+          <w:rPr xmlns:w="http://schemas.openxmlformats.org/wordprocessingml/2006/main">
+            <w:rFonts w:ascii="Cambria Math" w:hAnsi="Cambria Math"/>
+          </w:rPr>
+          <m:t xml:space="preserve">u</m:t>
+        </m:r>
+        <m:r>
+          <w:rPr xmlns:w="http://schemas.openxmlformats.org/wordprocessingml/2006/main">
+            <w:rFonts w:ascii="Cambria Math" w:hAnsi="Cambria Math"/>
+          </w:rPr>
+          <m:t xml:space="preserve">r</m:t>
+        </m:r>
+        <m:r>
+          <w:rPr xmlns:w="http://schemas.openxmlformats.org/wordprocessingml/2006/main">
+            <w:rFonts w:ascii="Cambria Math" w:hAnsi="Cambria Math"/>
+          </w:rPr>
+          <m:t xml:space="preserve">n</m:t>
+        </m:r>
+        <m:r>
+          <w:rPr xmlns:w="http://schemas.openxmlformats.org/wordprocessingml/2006/main">
+            <w:rFonts w:ascii="Cambria Math" w:hAnsi="Cambria Math"/>
+          </w:rPr>
+          <m:t xml:space="preserve">e</m:t>
+        </m:r>
+        <m:r>
+          <w:rPr xmlns:w="http://schemas.openxmlformats.org/wordprocessingml/2006/main">
+            <w:rFonts w:ascii="Cambria Math" w:hAnsi="Cambria Math"/>
+          </w:rPr>
+          <m:t xml:space="preserve">d</m:t>
+        </m:r>
+        <m:r>
+          <w:rPr xmlns:w="http://schemas.openxmlformats.org/wordprocessingml/2006/main">
+            <w:rFonts w:ascii="Cambria Math" w:hAnsi="Cambria Math"/>
+          </w:rPr>
+          <m:t xml:space="preserve"> </m:t>
+        </m:r>
+        <m:r>
+          <w:rPr xmlns:w="http://schemas.openxmlformats.org/wordprocessingml/2006/main">
+            <w:rFonts w:ascii="Cambria Math" w:hAnsi="Cambria Math"/>
+          </w:rPr>
+          <m:t xml:space="preserve">r</m:t>
+        </m:r>
+        <m:r>
+          <w:rPr xmlns:w="http://schemas.openxmlformats.org/wordprocessingml/2006/main">
+            <w:rFonts w:ascii="Cambria Math" w:hAnsi="Cambria Math"/>
+          </w:rPr>
+          <m:t xml:space="preserve">e</m:t>
+        </m:r>
+        <m:r>
+          <w:rPr xmlns:w="http://schemas.openxmlformats.org/wordprocessingml/2006/main">
+            <w:rFonts w:ascii="Cambria Math" w:hAnsi="Cambria Math"/>
+          </w:rPr>
+          <m:t xml:space="preserve">s</m:t>
+        </m:r>
+        <m:r>
+          <w:rPr xmlns:w="http://schemas.openxmlformats.org/wordprocessingml/2006/main">
+            <w:rFonts w:ascii="Cambria Math" w:hAnsi="Cambria Math"/>
+          </w:rPr>
+          <m:t xml:space="preserve">u</m:t>
+        </m:r>
+        <m:r>
+          <w:rPr xmlns:w="http://schemas.openxmlformats.org/wordprocessingml/2006/main">
+            <w:rFonts w:ascii="Cambria Math" w:hAnsi="Cambria Math"/>
+          </w:rPr>
+          <m:t xml:space="preserve">l</m:t>
+        </m:r>
+        <m:r>
+          <w:rPr xmlns:w="http://schemas.openxmlformats.org/wordprocessingml/2006/main">
+            <w:rFonts w:ascii="Cambria Math" w:hAnsi="Cambria Math"/>
+          </w:rPr>
+          <m:t xml:space="preserve">t</m:t>
+        </m:r>
+        <m:r>
+          <w:rPr xmlns:w="http://schemas.openxmlformats.org/wordprocessingml/2006/main">
+            <w:rFonts w:ascii="Cambria Math" w:hAnsi="Cambria Math"/>
+          </w:rPr>
+          <m:t xml:space="preserve"> </m:t>
+        </m:r>
+        <m:r>
+          <w:rPr xmlns:w="http://schemas.openxmlformats.org/wordprocessingml/2006/main">
+            <w:rFonts w:ascii="Cambria Math" w:hAnsi="Cambria Math"/>
+          </w:rPr>
+          <m:t xml:space="preserve">f</m:t>
+        </m:r>
+        <m:r>
+          <w:rPr xmlns:w="http://schemas.openxmlformats.org/wordprocessingml/2006/main">
+            <w:rFonts w:ascii="Cambria Math" w:hAnsi="Cambria Math"/>
+          </w:rPr>
+          <m:t xml:space="preserve">a</m:t>
+        </m:r>
+        <m:r>
+          <w:rPr xmlns:w="http://schemas.openxmlformats.org/wordprocessingml/2006/main">
+            <w:rFonts w:ascii="Cambria Math" w:hAnsi="Cambria Math"/>
+          </w:rPr>
+          <m:t xml:space="preserve">i</m:t>
+        </m:r>
+        <m:r>
+          <w:rPr xmlns:w="http://schemas.openxmlformats.org/wordprocessingml/2006/main">
+            <w:rFonts w:ascii="Cambria Math" w:hAnsi="Cambria Math"/>
+          </w:rPr>
+          <m:t xml:space="preserve">l</m:t>
+        </m:r>
+        <m:r>
+          <w:rPr xmlns:w="http://schemas.openxmlformats.org/wordprocessingml/2006/main">
+            <w:rFonts w:ascii="Cambria Math" w:hAnsi="Cambria Math"/>
+          </w:rPr>
+          <m:t xml:space="preserve">s</m:t>
+        </m:r>
+        <m:r>
+          <w:rPr xmlns:w="http://schemas.openxmlformats.org/wordprocessingml/2006/main">
+            <w:rFonts w:ascii="Cambria Math" w:hAnsi="Cambria Math"/>
+          </w:rPr>
+          <m:t xml:space="preserve"> </m:t>
+        </m:r>
+        <m:r>
+          <w:rPr xmlns:w="http://schemas.openxmlformats.org/wordprocessingml/2006/main">
+            <w:rFonts w:ascii="Cambria Math" w:hAnsi="Cambria Math"/>
+          </w:rPr>
+          <m:t xml:space="preserve">t</m:t>
+        </m:r>
+        <m:r>
+          <w:rPr xmlns:w="http://schemas.openxmlformats.org/wordprocessingml/2006/main">
+            <w:rFonts w:ascii="Cambria Math" w:hAnsi="Cambria Math"/>
+          </w:rPr>
+          <m:t xml:space="preserve">h</m:t>
+        </m:r>
+        <m:r>
+          <w:rPr xmlns:w="http://schemas.openxmlformats.org/wordprocessingml/2006/main">
+            <w:rFonts w:ascii="Cambria Math" w:hAnsi="Cambria Math"/>
+          </w:rPr>
+          <m:t xml:space="preserve">e</m:t>
+        </m:r>
+        <m:r>
+          <w:rPr xmlns:w="http://schemas.openxmlformats.org/wordprocessingml/2006/main">
+            <w:rFonts w:ascii="Cambria Math" w:hAnsi="Cambria Math"/>
+          </w:rPr>
+          <m:t xml:space="preserve"> </m:t>
+        </m:r>
+        <m:r>
+          <w:rPr xmlns:w="http://schemas.openxmlformats.org/wordprocessingml/2006/main">
+            <w:rFonts w:ascii="Cambria Math" w:hAnsi="Cambria Math"/>
+          </w:rPr>
+          <m:t xml:space="preserve">r</m:t>
+        </m:r>
+        <m:r>
+          <w:rPr xmlns:w="http://schemas.openxmlformats.org/wordprocessingml/2006/main">
+            <w:rFonts w:ascii="Cambria Math" w:hAnsi="Cambria Math"/>
+          </w:rPr>
+          <m:t xml:space="preserve">e</m:t>
+        </m:r>
+        <m:r>
+          <w:rPr xmlns:w="http://schemas.openxmlformats.org/wordprocessingml/2006/main">
+            <w:rFonts w:ascii="Cambria Math" w:hAnsi="Cambria Math"/>
+          </w:rPr>
+          <m:t xml:space="preserve">g</m:t>
+        </m:r>
+        <m:r>
+          <w:rPr xmlns:w="http://schemas.openxmlformats.org/wordprocessingml/2006/main">
+            <w:rFonts w:ascii="Cambria Math" w:hAnsi="Cambria Math"/>
+          </w:rPr>
+          <m:t xml:space="preserve">i</m:t>
+        </m:r>
+        <m:r>
+          <w:rPr xmlns:w="http://schemas.openxmlformats.org/wordprocessingml/2006/main">
+            <w:rFonts w:ascii="Cambria Math" w:hAnsi="Cambria Math"/>
+          </w:rPr>
+          <m:t xml:space="preserve">s</m:t>
+        </m:r>
+        <m:r>
+          <w:rPr xmlns:w="http://schemas.openxmlformats.org/wordprocessingml/2006/main">
+            <w:rFonts w:ascii="Cambria Math" w:hAnsi="Cambria Math"/>
+          </w:rPr>
+          <m:t xml:space="preserve">t</m:t>
+        </m:r>
+        <m:r>
+          <w:rPr xmlns:w="http://schemas.openxmlformats.org/wordprocessingml/2006/main">
+            <w:rFonts w:ascii="Cambria Math" w:hAnsi="Cambria Math"/>
+          </w:rPr>
+          <m:t xml:space="preserve">e</m:t>
+        </m:r>
+        <m:r>
+          <w:rPr xmlns:w="http://schemas.openxmlformats.org/wordprocessingml/2006/main">
+            <w:rFonts w:ascii="Cambria Math" w:hAnsi="Cambria Math"/>
+          </w:rPr>
+          <m:t xml:space="preserve">r</m:t>
+        </m:r>
+        <m:r>
+          <w:rPr xmlns:w="http://schemas.openxmlformats.org/wordprocessingml/2006/main">
+            <w:rFonts w:ascii="Cambria Math" w:hAnsi="Cambria Math"/>
+          </w:rPr>
+          <m:t xml:space="preserve">e</m:t>
+        </m:r>
+        <m:r>
+          <w:rPr xmlns:w="http://schemas.openxmlformats.org/wordprocessingml/2006/main">
+            <w:rFonts w:ascii="Cambria Math" w:hAnsi="Cambria Math"/>
+          </w:rPr>
+          <m:t xml:space="preserve">d</m:t>
+        </m:r>
+        <m:r>
+          <w:rPr xmlns:w="http://schemas.openxmlformats.org/wordprocessingml/2006/main">
+            <w:rFonts w:ascii="Cambria Math" w:hAnsi="Cambria Math"/>
+          </w:rPr>
+          <m:t xml:space="preserve"> </m:t>
+        </m:r>
+        <m:r>
+          <w:rPr xmlns:w="http://schemas.openxmlformats.org/wordprocessingml/2006/main">
+            <w:rFonts w:ascii="Cambria Math" w:hAnsi="Cambria Math"/>
+          </w:rPr>
+          <m:t xml:space="preserve">q</m:t>
+        </m:r>
+        <m:r>
+          <w:rPr xmlns:w="http://schemas.openxmlformats.org/wordprocessingml/2006/main">
+            <w:rFonts w:ascii="Cambria Math" w:hAnsi="Cambria Math"/>
+          </w:rPr>
+          <m:t xml:space="preserve">u</m:t>
+        </m:r>
+        <m:r>
+          <w:rPr xmlns:w="http://schemas.openxmlformats.org/wordprocessingml/2006/main">
+            <w:rFonts w:ascii="Cambria Math" w:hAnsi="Cambria Math"/>
+          </w:rPr>
+          <m:t xml:space="preserve">a</m:t>
+        </m:r>
+        <m:r>
+          <w:rPr xmlns:w="http://schemas.openxmlformats.org/wordprocessingml/2006/main">
+            <w:rFonts w:ascii="Cambria Math" w:hAnsi="Cambria Math"/>
+          </w:rPr>
+          <m:t xml:space="preserve">l</m:t>
+        </m:r>
+        <m:r>
+          <w:rPr xmlns:w="http://schemas.openxmlformats.org/wordprocessingml/2006/main">
+            <w:rFonts w:ascii="Cambria Math" w:hAnsi="Cambria Math"/>
+          </w:rPr>
+          <m:t xml:space="preserve">i</m:t>
+        </m:r>
+        <m:r>
+          <w:rPr xmlns:w="http://schemas.openxmlformats.org/wordprocessingml/2006/main">
+            <w:rFonts w:ascii="Cambria Math" w:hAnsi="Cambria Math"/>
+          </w:rPr>
+          <m:t xml:space="preserve">t</m:t>
+        </m:r>
+        <m:r>
+          <w:rPr xmlns:w="http://schemas.openxmlformats.org/wordprocessingml/2006/main">
+            <w:rFonts w:ascii="Cambria Math" w:hAnsi="Cambria Math"/>
+          </w:rPr>
+          <m:t xml:space="preserve">y</m:t>
+        </m:r>
+        <m:r>
+          <w:rPr xmlns:w="http://schemas.openxmlformats.org/wordprocessingml/2006/main">
+            <w:rFonts w:ascii="Cambria Math" w:hAnsi="Cambria Math"/>
+          </w:rPr>
+          <m:t xml:space="preserve"> </m:t>
+        </m:r>
+        <m:r>
+          <w:rPr xmlns:w="http://schemas.openxmlformats.org/wordprocessingml/2006/main">
+            <w:rFonts w:ascii="Cambria Math" w:hAnsi="Cambria Math"/>
+          </w:rPr>
+          <m:t xml:space="preserve">t</m:t>
+        </m:r>
+        <m:r>
+          <w:rPr xmlns:w="http://schemas.openxmlformats.org/wordprocessingml/2006/main">
+            <w:rFonts w:ascii="Cambria Math" w:hAnsi="Cambria Math"/>
+          </w:rPr>
+          <m:t xml:space="preserve">a</m:t>
+        </m:r>
+        <m:r>
+          <w:rPr xmlns:w="http://schemas.openxmlformats.org/wordprocessingml/2006/main">
+            <w:rFonts w:ascii="Cambria Math" w:hAnsi="Cambria Math"/>
+          </w:rPr>
+          <m:t xml:space="preserve">r</m:t>
+        </m:r>
+        <m:r>
+          <w:rPr xmlns:w="http://schemas.openxmlformats.org/wordprocessingml/2006/main">
+            <w:rFonts w:ascii="Cambria Math" w:hAnsi="Cambria Math"/>
+          </w:rPr>
+          <m:t xml:space="preserve">g</m:t>
+        </m:r>
+        <m:r>
+          <w:rPr xmlns:w="http://schemas.openxmlformats.org/wordprocessingml/2006/main">
+            <w:rFonts w:ascii="Cambria Math" w:hAnsi="Cambria Math"/>
+          </w:rPr>
+          <m:t xml:space="preserve">e</m:t>
+        </m:r>
+        <m:r>
+          <w:rPr xmlns:w="http://schemas.openxmlformats.org/wordprocessingml/2006/main">
+            <w:rFonts w:ascii="Cambria Math" w:hAnsi="Cambria Math"/>
+          </w:rPr>
+          <m:t xml:space="preserve">t</m:t>
+        </m:r>
+        <m:r>
+          <w:rPr xmlns:w="http://schemas.openxmlformats.org/wordprocessingml/2006/main">
+            <w:rFonts w:ascii="Cambria Math" w:hAnsi="Cambria Math"/>
+          </w:rPr>
+          <m:t xml:space="preserve">}</m:t>
+        </m:r>
+        <m:r>
+          <w:rPr xmlns:w="http://schemas.openxmlformats.org/wordprocessingml/2006/main">
+            <w:rFonts w:ascii="Cambria Math" w:hAnsi="Cambria Math"/>
+          </w:rPr>
+          <m:t xml:space="preserve">,</m:t>
+        </m:r>
+        <m:r>
+          <w:rPr xmlns:w="http://schemas.openxmlformats.org/wordprocessingml/2006/main">
+            <w:rFonts w:ascii="Cambria Math" w:hAnsi="Cambria Math"/>
+          </w:rPr>
+          <m:t xml:space="preserve">  </m:t>
+        </m:r>
+        <m:r>
+          <w:rPr xmlns:w="http://schemas.openxmlformats.org/wordprocessingml/2006/main">
+            <w:rFonts w:ascii="Cambria Math" w:hAnsi="Cambria Math"/>
+          </w:rPr>
+          <m:t xml:space="preserve"> </m:t>
+        </m:r>
+        <m:sSub>
+          <m:e>
+            <m:r>
+              <w:rPr xmlns:w="http://schemas.openxmlformats.org/wordprocessingml/2006/main">
+                <w:rFonts w:ascii="Cambria Math" w:hAnsi="Cambria Math"/>
+              </w:rPr>
+              <m:t xml:space="preserve">C</m:t>
+            </m:r>
+          </m:e>
+          <m:sub>
+            <m:r>
+              <w:rPr xmlns:w="http://schemas.openxmlformats.org/wordprocessingml/2006/main">
+                <w:rFonts w:ascii="Cambria Math" w:hAnsi="Cambria Math"/>
+              </w:rPr>
+              <m:t xml:space="preserve">E</m:t>
+            </m:r>
+          </m:sub>
+        </m:sSub>
+        <m:r>
+          <w:rPr xmlns:w="http://schemas.openxmlformats.org/wordprocessingml/2006/main">
+            <w:rFonts w:ascii="Cambria Math" w:hAnsi="Cambria Math"/>
+          </w:rPr>
+          <m:t xml:space="preserve">(</m:t>
+        </m:r>
+        <m:r>
+          <w:rPr xmlns:w="http://schemas.openxmlformats.org/wordprocessingml/2006/main">
+            <w:rFonts w:ascii="Cambria Math" w:hAnsi="Cambria Math"/>
+          </w:rPr>
+          <m:t xml:space="preserve">q</m:t>
+        </m:r>
+        <m:r>
+          <w:rPr xmlns:w="http://schemas.openxmlformats.org/wordprocessingml/2006/main">
+            <w:rFonts w:ascii="Cambria Math" w:hAnsi="Cambria Math"/>
+          </w:rPr>
+          <m:t xml:space="preserve">,</m:t>
+        </m:r>
+        <m:r>
+          <w:rPr xmlns:w="http://schemas.openxmlformats.org/wordprocessingml/2006/main">
+            <w:rFonts w:ascii="Cambria Math" w:hAnsi="Cambria Math"/>
+          </w:rPr>
+          <m:t xml:space="preserve">a</m:t>
+        </m:r>
+        <m:r>
+          <w:rPr xmlns:w="http://schemas.openxmlformats.org/wordprocessingml/2006/main">
+            <w:rFonts w:ascii="Cambria Math" w:hAnsi="Cambria Math"/>
+          </w:rPr>
+          <m:t xml:space="preserve">)</m:t>
+        </m:r>
+        <m:r>
+          <w:rPr xmlns:w="http://schemas.openxmlformats.org/wordprocessingml/2006/main">
+            <w:rFonts w:ascii="Cambria Math" w:hAnsi="Cambria Math"/>
+          </w:rPr>
+          <m:t xml:space="preserve">≥</m:t>
+        </m:r>
+        <m:r>
+          <w:rPr xmlns:w="http://schemas.openxmlformats.org/wordprocessingml/2006/main">
+            <w:rFonts w:ascii="Cambria Math" w:hAnsi="Cambria Math"/>
+          </w:rPr>
+          <m:t xml:space="preserve"> </m:t>
+        </m:r>
+        <m:r>
+          <w:rPr xmlns:w="http://schemas.openxmlformats.org/wordprocessingml/2006/main">
+            <w:rFonts w:ascii="Cambria Math" w:hAnsi="Cambria Math"/>
+          </w:rPr>
+          <m:t xml:space="preserve">0</m:t>
+        </m:r>
+        <m:r>
+          <w:rPr xmlns:w="http://schemas.openxmlformats.org/wordprocessingml/2006/main">
+            <w:rFonts w:ascii="Cambria Math" w:hAnsi="Cambria Math"/>
+          </w:rPr>
+          <m:t xml:space="preserve">.</m:t>
+        </m:r>
+      </m:oMath>
       <w:r>
         <w:tab/>
         <w:t>(1)</w:t>
@@ -633,49 +1092,445 @@
           <w:tab w:val="center" w:pos="4786"/>
           <w:tab w:val="right" w:pos="9572"/>
         </w:tabs>
-        <w:spacing w:before="80" w:after="80" w:line="240" w:lineRule="auto"/>
-        <w:jc w:val="left"/>
+        <w:spacing w:before="100" w:after="100" w:line="276" w:lineRule="auto"/>
       </w:pPr>
       <w:r>
         <w:tab/>
       </w:r>
-      <w:r>
-        <w:drawing>
-          <wp:inline distT="0" distB="0" distL="0" distR="0">
-            <wp:extent cx="4860000" cy="180000"/>
-            <wp:effectExtent l="0" t="0" r="0" b="0"/>
-            <wp:docPr id="103" name="eq2"/>
-            <wp:cNvGraphicFramePr>
-              <a:graphicFrameLocks xmlns:a="http://schemas.openxmlformats.org/drawingml/2006/main" noChangeAspect="1"/>
-            </wp:cNvGraphicFramePr>
-            <a:graphic xmlns:a="http://schemas.openxmlformats.org/drawingml/2006/main">
-              <a:graphicData uri="http://schemas.openxmlformats.org/drawingml/2006/picture">
-                <pic:pic xmlns:pic="http://schemas.openxmlformats.org/drawingml/2006/picture">
-                  <pic:nvPicPr>
-                    <pic:cNvPr id="103" name="eq2"/>
-                    <pic:cNvPicPr/>
-                  </pic:nvPicPr>
-                  <pic:blipFill>
-                    <a:blip r:embed="rId103"/>
-                    <a:stretch>
-                      <a:fillRect/>
-                    </a:stretch>
-                  </pic:blipFill>
-                  <pic:spPr>
-                    <a:xfrm>
-                      <a:off x="0" y="0"/>
-                      <a:ext cx="4860000" cy="180000"/>
-                    </a:xfrm>
-                    <a:prstGeom prst="rect">
-                      <a:avLst/>
-                    </a:prstGeom>
-                  </pic:spPr>
-                </pic:pic>
-              </a:graphicData>
-            </a:graphic>
-          </wp:inline>
-        </w:drawing>
-      </w:r>
+      <m:oMath>
+        <m:sSub>
+          <m:e>
+            <m:r>
+              <w:rPr xmlns:w="http://schemas.openxmlformats.org/wordprocessingml/2006/main">
+                <w:rFonts w:ascii="Cambria Math" w:hAnsi="Cambria Math"/>
+              </w:rPr>
+              <m:t xml:space="preserve">B</m:t>
+            </m:r>
+          </m:e>
+          <m:sub>
+            <m:r>
+              <w:rPr xmlns:w="http://schemas.openxmlformats.org/wordprocessingml/2006/main">
+                <w:rFonts w:ascii="Cambria Math" w:hAnsi="Cambria Math"/>
+              </w:rPr>
+              <m:t xml:space="preserve">E</m:t>
+            </m:r>
+          </m:sub>
+        </m:sSub>
+        <m:r>
+          <w:rPr xmlns:w="http://schemas.openxmlformats.org/wordprocessingml/2006/main">
+            <w:rFonts w:ascii="Cambria Math" w:hAnsi="Cambria Math"/>
+          </w:rPr>
+          <m:t xml:space="preserve">(</m:t>
+        </m:r>
+        <m:r>
+          <w:rPr xmlns:w="http://schemas.openxmlformats.org/wordprocessingml/2006/main">
+            <w:rFonts w:ascii="Cambria Math" w:hAnsi="Cambria Math"/>
+          </w:rPr>
+          <m:t xml:space="preserve">q</m:t>
+        </m:r>
+        <m:r>
+          <w:rPr xmlns:w="http://schemas.openxmlformats.org/wordprocessingml/2006/main">
+            <w:rFonts w:ascii="Cambria Math" w:hAnsi="Cambria Math"/>
+          </w:rPr>
+          <m:t xml:space="preserve">)</m:t>
+        </m:r>
+        <m:r>
+          <w:rPr xmlns:w="http://schemas.openxmlformats.org/wordprocessingml/2006/main">
+            <w:rFonts w:ascii="Cambria Math" w:hAnsi="Cambria Math"/>
+          </w:rPr>
+          <m:t xml:space="preserve">=</m:t>
+        </m:r>
+        <m:r>
+          <m:rPr>
+            <m:sty m:val="p"/>
+          </m:rPr>
+          <w:rPr xmlns:w="http://schemas.openxmlformats.org/wordprocessingml/2006/main">
+            <w:rFonts w:ascii="Cambria Math" w:hAnsi="Cambria Math"/>
+          </w:rPr>
+          <m:t xml:space="preserve">min</m:t>
+        </m:r>
+        <m:r>
+          <w:rPr xmlns:w="http://schemas.openxmlformats.org/wordprocessingml/2006/main">
+            <w:rFonts w:ascii="Cambria Math" w:hAnsi="Cambria Math"/>
+          </w:rPr>
+          <m:t xml:space="preserve">{</m:t>
+        </m:r>
+        <m:r>
+          <w:rPr xmlns:w="http://schemas.openxmlformats.org/wordprocessingml/2006/main">
+            <w:rFonts w:ascii="Cambria Math" w:hAnsi="Cambria Math"/>
+          </w:rPr>
+          <m:t xml:space="preserve">a</m:t>
+        </m:r>
+        <m:r>
+          <w:rPr xmlns:w="http://schemas.openxmlformats.org/wordprocessingml/2006/main">
+            <w:rFonts w:ascii="Cambria Math" w:hAnsi="Cambria Math"/>
+          </w:rPr>
+          <m:t xml:space="preserve">∈</m:t>
+        </m:r>
+        <m:sSub>
+          <m:e>
+            <m:r>
+              <w:rPr xmlns:w="http://schemas.openxmlformats.org/wordprocessingml/2006/main">
+                <w:rFonts w:ascii="Cambria Math" w:hAnsi="Cambria Math"/>
+              </w:rPr>
+              <m:t xml:space="preserve">&lt;m:r&gt;&lt;w:rPr xmlns:w="http://schemas.openxmlformats.org/wordprocessingml/2006/main"&gt;&lt;w:rFonts w:ascii="Cambria Math" w:hAnsi="Cambria Math"/&gt;&lt;/w:rPr&gt;&lt;m:t xml:space="preserve"&gt;A&lt;/m:t&gt;&lt;/m:r&gt;</m:t>
+            </m:r>
+          </m:e>
+          <m:sub>
+            <m:r>
+              <w:rPr xmlns:w="http://schemas.openxmlformats.org/wordprocessingml/2006/main">
+                <w:rFonts w:ascii="Cambria Math" w:hAnsi="Cambria Math"/>
+              </w:rPr>
+              <m:t xml:space="preserve">E</m:t>
+            </m:r>
+          </m:sub>
+        </m:sSub>
+        <m:r>
+          <w:rPr xmlns:w="http://schemas.openxmlformats.org/wordprocessingml/2006/main">
+            <w:rFonts w:ascii="Cambria Math" w:hAnsi="Cambria Math"/>
+          </w:rPr>
+          <m:t xml:space="preserve">:</m:t>
+        </m:r>
+        <m:sSub>
+          <m:e>
+            <m:r>
+              <w:rPr xmlns:w="http://schemas.openxmlformats.org/wordprocessingml/2006/main">
+                <w:rFonts w:ascii="Cambria Math" w:hAnsi="Cambria Math"/>
+              </w:rPr>
+              <m:t xml:space="preserve">Z</m:t>
+            </m:r>
+          </m:e>
+          <m:sub>
+            <m:r>
+              <w:rPr xmlns:w="http://schemas.openxmlformats.org/wordprocessingml/2006/main">
+                <w:rFonts w:ascii="Cambria Math" w:hAnsi="Cambria Math"/>
+              </w:rPr>
+              <m:t xml:space="preserve">E</m:t>
+            </m:r>
+          </m:sub>
+        </m:sSub>
+        <m:r>
+          <w:rPr xmlns:w="http://schemas.openxmlformats.org/wordprocessingml/2006/main">
+            <w:rFonts w:ascii="Cambria Math" w:hAnsi="Cambria Math"/>
+          </w:rPr>
+          <m:t xml:space="preserve">(</m:t>
+        </m:r>
+        <m:r>
+          <w:rPr xmlns:w="http://schemas.openxmlformats.org/wordprocessingml/2006/main">
+            <w:rFonts w:ascii="Cambria Math" w:hAnsi="Cambria Math"/>
+          </w:rPr>
+          <m:t xml:space="preserve">q</m:t>
+        </m:r>
+        <m:r>
+          <w:rPr xmlns:w="http://schemas.openxmlformats.org/wordprocessingml/2006/main">
+            <w:rFonts w:ascii="Cambria Math" w:hAnsi="Cambria Math"/>
+          </w:rPr>
+          <m:t xml:space="preserve">,</m:t>
+        </m:r>
+        <m:r>
+          <w:rPr xmlns:w="http://schemas.openxmlformats.org/wordprocessingml/2006/main">
+            <w:rFonts w:ascii="Cambria Math" w:hAnsi="Cambria Math"/>
+          </w:rPr>
+          <m:t xml:space="preserve">a</m:t>
+        </m:r>
+        <m:r>
+          <w:rPr xmlns:w="http://schemas.openxmlformats.org/wordprocessingml/2006/main">
+            <w:rFonts w:ascii="Cambria Math" w:hAnsi="Cambria Math"/>
+          </w:rPr>
+          <m:t xml:space="preserve">)</m:t>
+        </m:r>
+        <m:r>
+          <w:rPr xmlns:w="http://schemas.openxmlformats.org/wordprocessingml/2006/main">
+            <w:rFonts w:ascii="Cambria Math" w:hAnsi="Cambria Math"/>
+          </w:rPr>
+          <m:t xml:space="preserve">=</m:t>
+        </m:r>
+        <m:r>
+          <w:rPr xmlns:w="http://schemas.openxmlformats.org/wordprocessingml/2006/main">
+            <w:rFonts w:ascii="Cambria Math" w:hAnsi="Cambria Math"/>
+          </w:rPr>
+          <m:t xml:space="preserve">0</m:t>
+        </m:r>
+        <m:r>
+          <w:rPr xmlns:w="http://schemas.openxmlformats.org/wordprocessingml/2006/main">
+            <w:rFonts w:ascii="Cambria Math" w:hAnsi="Cambria Math"/>
+          </w:rPr>
+          <m:t xml:space="preserve">}</m:t>
+        </m:r>
+        <m:r>
+          <w:rPr xmlns:w="http://schemas.openxmlformats.org/wordprocessingml/2006/main">
+            <w:rFonts w:ascii="Cambria Math" w:hAnsi="Cambria Math"/>
+          </w:rPr>
+          <m:t xml:space="preserve">,</m:t>
+        </m:r>
+        <m:r>
+          <w:rPr xmlns:w="http://schemas.openxmlformats.org/wordprocessingml/2006/main">
+            <w:rFonts w:ascii="Cambria Math" w:hAnsi="Cambria Math"/>
+          </w:rPr>
+          <m:t xml:space="preserve">  </m:t>
+        </m:r>
+        <m:r>
+          <w:rPr xmlns:w="http://schemas.openxmlformats.org/wordprocessingml/2006/main">
+            <w:rFonts w:ascii="Cambria Math" w:hAnsi="Cambria Math"/>
+          </w:rPr>
+          <m:t xml:space="preserve"> </m:t>
+        </m:r>
+        <m:sSub>
+          <m:e>
+            <m:r>
+              <w:rPr xmlns:w="http://schemas.openxmlformats.org/wordprocessingml/2006/main">
+                <w:rFonts w:ascii="Cambria Math" w:hAnsi="Cambria Math"/>
+              </w:rPr>
+              <m:t xml:space="preserve">B</m:t>
+            </m:r>
+          </m:e>
+          <m:sub>
+            <m:r>
+              <w:rPr xmlns:w="http://schemas.openxmlformats.org/wordprocessingml/2006/main">
+                <w:rFonts w:ascii="Cambria Math" w:hAnsi="Cambria Math"/>
+              </w:rPr>
+              <m:t xml:space="preserve">E</m:t>
+            </m:r>
+          </m:sub>
+        </m:sSub>
+        <m:r>
+          <w:rPr xmlns:w="http://schemas.openxmlformats.org/wordprocessingml/2006/main">
+            <w:rFonts w:ascii="Cambria Math" w:hAnsi="Cambria Math"/>
+          </w:rPr>
+          <m:t xml:space="preserve">(</m:t>
+        </m:r>
+        <m:r>
+          <w:rPr xmlns:w="http://schemas.openxmlformats.org/wordprocessingml/2006/main">
+            <w:rFonts w:ascii="Cambria Math" w:hAnsi="Cambria Math"/>
+          </w:rPr>
+          <m:t xml:space="preserve">q</m:t>
+        </m:r>
+        <m:r>
+          <w:rPr xmlns:w="http://schemas.openxmlformats.org/wordprocessingml/2006/main">
+            <w:rFonts w:ascii="Cambria Math" w:hAnsi="Cambria Math"/>
+          </w:rPr>
+          <m:t xml:space="preserve">)</m:t>
+        </m:r>
+        <m:r>
+          <w:rPr xmlns:w="http://schemas.openxmlformats.org/wordprocessingml/2006/main">
+            <w:rFonts w:ascii="Cambria Math" w:hAnsi="Cambria Math"/>
+          </w:rPr>
+          <m:t xml:space="preserve">=</m:t>
+        </m:r>
+        <m:r>
+          <w:rPr xmlns:w="http://schemas.openxmlformats.org/wordprocessingml/2006/main">
+            <w:rFonts w:ascii="Cambria Math" w:hAnsi="Cambria Math"/>
+          </w:rPr>
+          <m:t xml:space="preserve">⊥</m:t>
+        </m:r>
+        <m:r>
+          <w:rPr xmlns:w="http://schemas.openxmlformats.org/wordprocessingml/2006/main">
+            <w:rFonts w:ascii="Cambria Math" w:hAnsi="Cambria Math"/>
+          </w:rPr>
+          <m:t xml:space="preserve"> </m:t>
+        </m:r>
+        <m:r>
+          <m:rPr>
+            <m:nor/>
+          </m:rPr>
+          <w:rPr xmlns:w="http://schemas.openxmlformats.org/wordprocessingml/2006/main">
+            <w:rFonts w:ascii="Cambria Math" w:hAnsi="Cambria Math"/>
+          </w:rPr>
+          <m:t xml:space="preserve">i</m:t>
+        </m:r>
+        <m:r>
+          <w:rPr xmlns:w="http://schemas.openxmlformats.org/wordprocessingml/2006/main">
+            <w:rFonts w:ascii="Cambria Math" w:hAnsi="Cambria Math"/>
+          </w:rPr>
+          <m:t xml:space="preserve">f</m:t>
+        </m:r>
+        <m:r>
+          <w:rPr xmlns:w="http://schemas.openxmlformats.org/wordprocessingml/2006/main">
+            <w:rFonts w:ascii="Cambria Math" w:hAnsi="Cambria Math"/>
+          </w:rPr>
+          <m:t xml:space="preserve"> </m:t>
+        </m:r>
+        <m:r>
+          <w:rPr xmlns:w="http://schemas.openxmlformats.org/wordprocessingml/2006/main">
+            <w:rFonts w:ascii="Cambria Math" w:hAnsi="Cambria Math"/>
+          </w:rPr>
+          <m:t xml:space="preserve">n</m:t>
+        </m:r>
+        <m:r>
+          <w:rPr xmlns:w="http://schemas.openxmlformats.org/wordprocessingml/2006/main">
+            <w:rFonts w:ascii="Cambria Math" w:hAnsi="Cambria Math"/>
+          </w:rPr>
+          <m:t xml:space="preserve">o</m:t>
+        </m:r>
+        <m:r>
+          <w:rPr xmlns:w="http://schemas.openxmlformats.org/wordprocessingml/2006/main">
+            <w:rFonts w:ascii="Cambria Math" w:hAnsi="Cambria Math"/>
+          </w:rPr>
+          <m:t xml:space="preserve"> </m:t>
+        </m:r>
+        <m:r>
+          <w:rPr xmlns:w="http://schemas.openxmlformats.org/wordprocessingml/2006/main">
+            <w:rFonts w:ascii="Cambria Math" w:hAnsi="Cambria Math"/>
+          </w:rPr>
+          <m:t xml:space="preserve">r</m:t>
+        </m:r>
+        <m:r>
+          <w:rPr xmlns:w="http://schemas.openxmlformats.org/wordprocessingml/2006/main">
+            <w:rFonts w:ascii="Cambria Math" w:hAnsi="Cambria Math"/>
+          </w:rPr>
+          <m:t xml:space="preserve">e</m:t>
+        </m:r>
+        <m:r>
+          <w:rPr xmlns:w="http://schemas.openxmlformats.org/wordprocessingml/2006/main">
+            <w:rFonts w:ascii="Cambria Math" w:hAnsi="Cambria Math"/>
+          </w:rPr>
+          <m:t xml:space="preserve">g</m:t>
+        </m:r>
+        <m:r>
+          <w:rPr xmlns:w="http://schemas.openxmlformats.org/wordprocessingml/2006/main">
+            <w:rFonts w:ascii="Cambria Math" w:hAnsi="Cambria Math"/>
+          </w:rPr>
+          <m:t xml:space="preserve">i</m:t>
+        </m:r>
+        <m:r>
+          <w:rPr xmlns:w="http://schemas.openxmlformats.org/wordprocessingml/2006/main">
+            <w:rFonts w:ascii="Cambria Math" w:hAnsi="Cambria Math"/>
+          </w:rPr>
+          <m:t xml:space="preserve">s</m:t>
+        </m:r>
+        <m:r>
+          <w:rPr xmlns:w="http://schemas.openxmlformats.org/wordprocessingml/2006/main">
+            <w:rFonts w:ascii="Cambria Math" w:hAnsi="Cambria Math"/>
+          </w:rPr>
+          <m:t xml:space="preserve">t</m:t>
+        </m:r>
+        <m:r>
+          <w:rPr xmlns:w="http://schemas.openxmlformats.org/wordprocessingml/2006/main">
+            <w:rFonts w:ascii="Cambria Math" w:hAnsi="Cambria Math"/>
+          </w:rPr>
+          <m:t xml:space="preserve">e</m:t>
+        </m:r>
+        <m:r>
+          <w:rPr xmlns:w="http://schemas.openxmlformats.org/wordprocessingml/2006/main">
+            <w:rFonts w:ascii="Cambria Math" w:hAnsi="Cambria Math"/>
+          </w:rPr>
+          <m:t xml:space="preserve">r</m:t>
+        </m:r>
+        <m:r>
+          <w:rPr xmlns:w="http://schemas.openxmlformats.org/wordprocessingml/2006/main">
+            <w:rFonts w:ascii="Cambria Math" w:hAnsi="Cambria Math"/>
+          </w:rPr>
+          <m:t xml:space="preserve">e</m:t>
+        </m:r>
+        <m:r>
+          <w:rPr xmlns:w="http://schemas.openxmlformats.org/wordprocessingml/2006/main">
+            <w:rFonts w:ascii="Cambria Math" w:hAnsi="Cambria Math"/>
+          </w:rPr>
+          <m:t xml:space="preserve">d</m:t>
+        </m:r>
+        <m:r>
+          <w:rPr xmlns:w="http://schemas.openxmlformats.org/wordprocessingml/2006/main">
+            <w:rFonts w:ascii="Cambria Math" w:hAnsi="Cambria Math"/>
+          </w:rPr>
+          <m:t xml:space="preserve"> </m:t>
+        </m:r>
+        <m:r>
+          <w:rPr xmlns:w="http://schemas.openxmlformats.org/wordprocessingml/2006/main">
+            <w:rFonts w:ascii="Cambria Math" w:hAnsi="Cambria Math"/>
+          </w:rPr>
+          <m:t xml:space="preserve">a</m:t>
+        </m:r>
+        <m:r>
+          <w:rPr xmlns:w="http://schemas.openxmlformats.org/wordprocessingml/2006/main">
+            <w:rFonts w:ascii="Cambria Math" w:hAnsi="Cambria Math"/>
+          </w:rPr>
+          <m:t xml:space="preserve">c</m:t>
+        </m:r>
+        <m:r>
+          <w:rPr xmlns:w="http://schemas.openxmlformats.org/wordprocessingml/2006/main">
+            <w:rFonts w:ascii="Cambria Math" w:hAnsi="Cambria Math"/>
+          </w:rPr>
+          <m:t xml:space="preserve">t</m:t>
+        </m:r>
+        <m:r>
+          <w:rPr xmlns:w="http://schemas.openxmlformats.org/wordprocessingml/2006/main">
+            <w:rFonts w:ascii="Cambria Math" w:hAnsi="Cambria Math"/>
+          </w:rPr>
+          <m:t xml:space="preserve">i</m:t>
+        </m:r>
+        <m:r>
+          <w:rPr xmlns:w="http://schemas.openxmlformats.org/wordprocessingml/2006/main">
+            <w:rFonts w:ascii="Cambria Math" w:hAnsi="Cambria Math"/>
+          </w:rPr>
+          <m:t xml:space="preserve">o</m:t>
+        </m:r>
+        <m:r>
+          <w:rPr xmlns:w="http://schemas.openxmlformats.org/wordprocessingml/2006/main">
+            <w:rFonts w:ascii="Cambria Math" w:hAnsi="Cambria Math"/>
+          </w:rPr>
+          <m:t xml:space="preserve">n</m:t>
+        </m:r>
+        <m:r>
+          <w:rPr xmlns:w="http://schemas.openxmlformats.org/wordprocessingml/2006/main">
+            <w:rFonts w:ascii="Cambria Math" w:hAnsi="Cambria Math"/>
+          </w:rPr>
+          <m:t xml:space="preserve"> </m:t>
+        </m:r>
+        <m:r>
+          <w:rPr xmlns:w="http://schemas.openxmlformats.org/wordprocessingml/2006/main">
+            <w:rFonts w:ascii="Cambria Math" w:hAnsi="Cambria Math"/>
+          </w:rPr>
+          <m:t xml:space="preserve">s</m:t>
+        </m:r>
+        <m:r>
+          <w:rPr xmlns:w="http://schemas.openxmlformats.org/wordprocessingml/2006/main">
+            <w:rFonts w:ascii="Cambria Math" w:hAnsi="Cambria Math"/>
+          </w:rPr>
+          <m:t xml:space="preserve">u</m:t>
+        </m:r>
+        <m:r>
+          <w:rPr xmlns:w="http://schemas.openxmlformats.org/wordprocessingml/2006/main">
+            <w:rFonts w:ascii="Cambria Math" w:hAnsi="Cambria Math"/>
+          </w:rPr>
+          <m:t xml:space="preserve">c</m:t>
+        </m:r>
+        <m:r>
+          <w:rPr xmlns:w="http://schemas.openxmlformats.org/wordprocessingml/2006/main">
+            <w:rFonts w:ascii="Cambria Math" w:hAnsi="Cambria Math"/>
+          </w:rPr>
+          <m:t xml:space="preserve">c</m:t>
+        </m:r>
+        <m:r>
+          <w:rPr xmlns:w="http://schemas.openxmlformats.org/wordprocessingml/2006/main">
+            <w:rFonts w:ascii="Cambria Math" w:hAnsi="Cambria Math"/>
+          </w:rPr>
+          <m:t xml:space="preserve">e</m:t>
+        </m:r>
+        <m:r>
+          <w:rPr xmlns:w="http://schemas.openxmlformats.org/wordprocessingml/2006/main">
+            <w:rFonts w:ascii="Cambria Math" w:hAnsi="Cambria Math"/>
+          </w:rPr>
+          <m:t xml:space="preserve">e</m:t>
+        </m:r>
+        <m:r>
+          <w:rPr xmlns:w="http://schemas.openxmlformats.org/wordprocessingml/2006/main">
+            <w:rFonts w:ascii="Cambria Math" w:hAnsi="Cambria Math"/>
+          </w:rPr>
+          <m:t xml:space="preserve">d</m:t>
+        </m:r>
+        <m:r>
+          <w:rPr xmlns:w="http://schemas.openxmlformats.org/wordprocessingml/2006/main">
+            <w:rFonts w:ascii="Cambria Math" w:hAnsi="Cambria Math"/>
+          </w:rPr>
+          <m:t xml:space="preserve">s</m:t>
+        </m:r>
+        <m:r>
+          <w:rPr xmlns:w="http://schemas.openxmlformats.org/wordprocessingml/2006/main">
+            <w:rFonts w:ascii="Cambria Math" w:hAnsi="Cambria Math"/>
+          </w:rPr>
+          <m:t xml:space="preserve">.</m:t>
+        </m:r>
+      </m:oMath>
       <w:r>
         <w:tab/>
         <w:t>(2)</w:t>
@@ -701,49 +1556,200 @@
           <w:tab w:val="center" w:pos="4786"/>
           <w:tab w:val="right" w:pos="9572"/>
         </w:tabs>
-        <w:spacing w:before="80" w:after="80" w:line="240" w:lineRule="auto"/>
-        <w:jc w:val="left"/>
+        <w:spacing w:before="100" w:after="100" w:line="276" w:lineRule="auto"/>
       </w:pPr>
       <w:r>
         <w:tab/>
       </w:r>
-      <w:r>
-        <w:drawing>
-          <wp:inline distT="0" distB="0" distL="0" distR="0">
-            <wp:extent cx="4852799" cy="604799"/>
-            <wp:effectExtent l="0" t="0" r="0" b="0"/>
-            <wp:docPr id="104" name="eq3"/>
-            <wp:cNvGraphicFramePr>
-              <a:graphicFrameLocks xmlns:a="http://schemas.openxmlformats.org/drawingml/2006/main" noChangeAspect="1"/>
-            </wp:cNvGraphicFramePr>
-            <a:graphic xmlns:a="http://schemas.openxmlformats.org/drawingml/2006/main">
-              <a:graphicData uri="http://schemas.openxmlformats.org/drawingml/2006/picture">
-                <pic:pic xmlns:pic="http://schemas.openxmlformats.org/drawingml/2006/picture">
-                  <pic:nvPicPr>
-                    <pic:cNvPr id="104" name="eq3"/>
-                    <pic:cNvPicPr/>
-                  </pic:nvPicPr>
-                  <pic:blipFill>
-                    <a:blip r:embed="rId104"/>
-                    <a:stretch>
-                      <a:fillRect/>
-                    </a:stretch>
-                  </pic:blipFill>
-                  <pic:spPr>
-                    <a:xfrm>
-                      <a:off x="0" y="0"/>
-                      <a:ext cx="4852799" cy="604799"/>
-                    </a:xfrm>
-                    <a:prstGeom prst="rect">
-                      <a:avLst/>
-                    </a:prstGeom>
-                  </pic:spPr>
-                </pic:pic>
-              </a:graphicData>
-            </a:graphic>
-          </wp:inline>
-        </w:drawing>
-      </w:r>
+      <m:oMath>
+        <m:sSubSup>
+          <m:e>
+            <m:r>
+              <w:rPr xmlns:w="http://schemas.openxmlformats.org/wordprocessingml/2006/main">
+                <w:rFonts w:ascii="Cambria Math" w:hAnsi="Cambria Math"/>
+              </w:rPr>
+              <m:t xml:space="preserve">r</m:t>
+            </m:r>
+          </m:e>
+          <m:sub>
+            <m:r>
+              <w:rPr xmlns:w="http://schemas.openxmlformats.org/wordprocessingml/2006/main">
+                <w:rFonts w:ascii="Cambria Math" w:hAnsi="Cambria Math"/>
+              </w:rPr>
+              <m:t xml:space="preserve">E</m:t>
+            </m:r>
+          </m:sub>
+          <m:sup>
+            <m:r>
+              <w:rPr xmlns:w="http://schemas.openxmlformats.org/wordprocessingml/2006/main">
+                <w:rFonts w:ascii="Cambria Math" w:hAnsi="Cambria Math"/>
+              </w:rPr>
+              <m:t xml:space="preserve">π</m:t>
+            </m:r>
+          </m:sup>
+        </m:sSubSup>
+        <m:r>
+          <w:rPr xmlns:w="http://schemas.openxmlformats.org/wordprocessingml/2006/main">
+            <w:rFonts w:ascii="Cambria Math" w:hAnsi="Cambria Math"/>
+          </w:rPr>
+          <m:t xml:space="preserve">=</m:t>
+        </m:r>
+        <m:sSub>
+          <m:e>
+            <m:r>
+              <m:rPr>
+                <m:nor/>
+              </m:rPr>
+              <w:rPr xmlns:w="http://schemas.openxmlformats.org/wordprocessingml/2006/main">
+                <w:rFonts w:ascii="Cambria Math" w:hAnsi="Cambria Math"/>
+              </w:rPr>
+              <m:t xml:space="preserve">P</m:t>
+            </m:r>
+            <m:r>
+              <w:rPr xmlns:w="http://schemas.openxmlformats.org/wordprocessingml/2006/main">
+                <w:rFonts w:ascii="Cambria Math" w:hAnsi="Cambria Math"/>
+              </w:rPr>
+              <m:t xml:space="preserve">r</m:t>
+            </m:r>
+          </m:e>
+          <m:sub>
+            <m:r>
+              <w:rPr xmlns:w="http://schemas.openxmlformats.org/wordprocessingml/2006/main">
+                <w:rFonts w:ascii="Cambria Math" w:hAnsi="Cambria Math"/>
+              </w:rPr>
+              <m:t xml:space="preserve">q</m:t>
+            </m:r>
+            <m:r>
+              <w:rPr xmlns:w="http://schemas.openxmlformats.org/wordprocessingml/2006/main">
+                <w:rFonts w:ascii="Cambria Math" w:hAnsi="Cambria Math"/>
+              </w:rPr>
+              <m:t xml:space="preserve">∼</m:t>
+            </m:r>
+            <m:r>
+              <w:rPr xmlns:w="http://schemas.openxmlformats.org/wordprocessingml/2006/main">
+                <w:rFonts w:ascii="Cambria Math" w:hAnsi="Cambria Math"/>
+              </w:rPr>
+              <m:t xml:space="preserve"> </m:t>
+            </m:r>
+            <m:sSub>
+              <m:e>
+                <m:r>
+                  <w:rPr xmlns:w="http://schemas.openxmlformats.org/wordprocessingml/2006/main">
+                    <w:rFonts w:ascii="Cambria Math" w:hAnsi="Cambria Math"/>
+                  </w:rPr>
+                  <m:t xml:space="preserve">P</m:t>
+                </m:r>
+              </m:e>
+              <m:sub>
+                <m:r>
+                  <w:rPr xmlns:w="http://schemas.openxmlformats.org/wordprocessingml/2006/main">
+                    <w:rFonts w:ascii="Cambria Math" w:hAnsi="Cambria Math"/>
+                  </w:rPr>
+                  <m:t xml:space="preserve">Q</m:t>
+                </m:r>
+              </m:sub>
+            </m:sSub>
+          </m:sub>
+        </m:sSub>
+        <m:d>
+          <m:dPr>
+            <m:begChr m:val="["/>
+            <m:endChr m:val="]"/>
+          </m:dPr>
+          <m:e>
+            <m:sSub>
+              <m:e>
+                <m:r>
+                  <w:rPr xmlns:w="http://schemas.openxmlformats.org/wordprocessingml/2006/main">
+                    <w:rFonts w:ascii="Cambria Math" w:hAnsi="Cambria Math"/>
+                  </w:rPr>
+                  <m:t xml:space="preserve">Z</m:t>
+                </m:r>
+              </m:e>
+              <m:sub>
+                <m:r>
+                  <w:rPr xmlns:w="http://schemas.openxmlformats.org/wordprocessingml/2006/main">
+                    <w:rFonts w:ascii="Cambria Math" w:hAnsi="Cambria Math"/>
+                  </w:rPr>
+                  <m:t xml:space="preserve">E</m:t>
+                </m:r>
+              </m:sub>
+            </m:sSub>
+            <m:r>
+              <w:rPr xmlns:w="http://schemas.openxmlformats.org/wordprocessingml/2006/main">
+                <w:rFonts w:ascii="Cambria Math" w:hAnsi="Cambria Math"/>
+              </w:rPr>
+              <m:t xml:space="preserve">(</m:t>
+            </m:r>
+            <m:r>
+              <w:rPr xmlns:w="http://schemas.openxmlformats.org/wordprocessingml/2006/main">
+                <w:rFonts w:ascii="Cambria Math" w:hAnsi="Cambria Math"/>
+              </w:rPr>
+              <m:t xml:space="preserve">q</m:t>
+            </m:r>
+            <m:r>
+              <w:rPr xmlns:w="http://schemas.openxmlformats.org/wordprocessingml/2006/main">
+                <w:rFonts w:ascii="Cambria Math" w:hAnsi="Cambria Math"/>
+              </w:rPr>
+              <m:t xml:space="preserve">,</m:t>
+            </m:r>
+            <m:sSub>
+              <m:e>
+                <m:r>
+                  <w:rPr xmlns:w="http://schemas.openxmlformats.org/wordprocessingml/2006/main">
+                    <w:rFonts w:ascii="Cambria Math" w:hAnsi="Cambria Math"/>
+                  </w:rPr>
+                  <m:t xml:space="preserve">π</m:t>
+                </m:r>
+              </m:e>
+              <m:sub>
+                <m:r>
+                  <w:rPr xmlns:w="http://schemas.openxmlformats.org/wordprocessingml/2006/main">
+                    <w:rFonts w:ascii="Cambria Math" w:hAnsi="Cambria Math"/>
+                  </w:rPr>
+                  <m:t xml:space="preserve">T</m:t>
+                </m:r>
+                <m:r>
+                  <w:rPr xmlns:w="http://schemas.openxmlformats.org/wordprocessingml/2006/main">
+                    <w:rFonts w:ascii="Cambria Math" w:hAnsi="Cambria Math"/>
+                  </w:rPr>
+                  <m:t xml:space="preserve">,</m:t>
+                </m:r>
+                <m:r>
+                  <w:rPr xmlns:w="http://schemas.openxmlformats.org/wordprocessingml/2006/main">
+                    <w:rFonts w:ascii="Cambria Math" w:hAnsi="Cambria Math"/>
+                  </w:rPr>
+                  <m:t xml:space="preserve">q</m:t>
+                </m:r>
+              </m:sub>
+            </m:sSub>
+            <m:r>
+              <w:rPr xmlns:w="http://schemas.openxmlformats.org/wordprocessingml/2006/main">
+                <w:rFonts w:ascii="Cambria Math" w:hAnsi="Cambria Math"/>
+              </w:rPr>
+              <m:t xml:space="preserve">)</m:t>
+            </m:r>
+            <m:r>
+              <w:rPr xmlns:w="http://schemas.openxmlformats.org/wordprocessingml/2006/main">
+                <w:rFonts w:ascii="Cambria Math" w:hAnsi="Cambria Math"/>
+              </w:rPr>
+              <m:t xml:space="preserve">=</m:t>
+            </m:r>
+            <m:r>
+              <w:rPr xmlns:w="http://schemas.openxmlformats.org/wordprocessingml/2006/main">
+                <w:rFonts w:ascii="Cambria Math" w:hAnsi="Cambria Math"/>
+              </w:rPr>
+              <m:t xml:space="preserve">1</m:t>
+            </m:r>
+          </m:e>
+        </m:d>
+        <m:r>
+          <w:rPr xmlns:w="http://schemas.openxmlformats.org/wordprocessingml/2006/main">
+            <w:rFonts w:ascii="Cambria Math" w:hAnsi="Cambria Math"/>
+          </w:rPr>
+          <m:t xml:space="preserve">.</m:t>
+        </m:r>
+      </m:oMath>
       <w:r>
         <w:tab/>
         <w:t>(3)</w:t>
@@ -783,49 +1789,263 @@
           <w:tab w:val="center" w:pos="4786"/>
           <w:tab w:val="right" w:pos="9572"/>
         </w:tabs>
-        <w:spacing w:before="80" w:after="80" w:line="240" w:lineRule="auto"/>
-        <w:jc w:val="left"/>
+        <w:spacing w:before="100" w:after="100" w:line="276" w:lineRule="auto"/>
       </w:pPr>
       <w:r>
         <w:tab/>
       </w:r>
-      <w:r>
-        <w:drawing>
-          <wp:inline distT="0" distB="0" distL="0" distR="0">
-            <wp:extent cx="4860000" cy="455150"/>
-            <wp:effectExtent l="0" t="0" r="0" b="0"/>
-            <wp:docPr id="105" name="eq20"/>
-            <wp:cNvGraphicFramePr>
-              <a:graphicFrameLocks xmlns:a="http://schemas.openxmlformats.org/drawingml/2006/main" noChangeAspect="1"/>
-            </wp:cNvGraphicFramePr>
-            <a:graphic xmlns:a="http://schemas.openxmlformats.org/drawingml/2006/main">
-              <a:graphicData uri="http://schemas.openxmlformats.org/drawingml/2006/picture">
-                <pic:pic xmlns:pic="http://schemas.openxmlformats.org/drawingml/2006/picture">
-                  <pic:nvPicPr>
-                    <pic:cNvPr id="105" name="eq20"/>
-                    <pic:cNvPicPr/>
-                  </pic:nvPicPr>
-                  <pic:blipFill>
-                    <a:blip r:embed="rId105"/>
-                    <a:stretch>
-                      <a:fillRect/>
-                    </a:stretch>
-                  </pic:blipFill>
-                  <pic:spPr>
-                    <a:xfrm>
-                      <a:off x="0" y="0"/>
-                      <a:ext cx="4860000" cy="455150"/>
-                    </a:xfrm>
-                    <a:prstGeom prst="rect">
-                      <a:avLst/>
-                    </a:prstGeom>
-                  </pic:spPr>
-                </pic:pic>
-              </a:graphicData>
-            </a:graphic>
-          </wp:inline>
-        </w:drawing>
-      </w:r>
+      <m:oMath>
+        <m:sSub>
+          <m:e>
+            <m:r>
+              <w:rPr xmlns:w="http://schemas.openxmlformats.org/wordprocessingml/2006/main">
+                <w:rFonts w:ascii="Cambria Math" w:hAnsi="Cambria Math"/>
+              </w:rPr>
+              <m:t xml:space="preserve">Δ</m:t>
+            </m:r>
+          </m:e>
+          <m:sub>
+            <m:r>
+              <w:rPr xmlns:w="http://schemas.openxmlformats.org/wordprocessingml/2006/main">
+                <w:rFonts w:ascii="Cambria Math" w:hAnsi="Cambria Math"/>
+              </w:rPr>
+              <m:t xml:space="preserve">s</m:t>
+            </m:r>
+            <m:r>
+              <w:rPr xmlns:w="http://schemas.openxmlformats.org/wordprocessingml/2006/main">
+                <w:rFonts w:ascii="Cambria Math" w:hAnsi="Cambria Math"/>
+              </w:rPr>
+              <m:t xml:space="preserve">→</m:t>
+            </m:r>
+            <m:r>
+              <w:rPr xmlns:w="http://schemas.openxmlformats.org/wordprocessingml/2006/main">
+                <w:rFonts w:ascii="Cambria Math" w:hAnsi="Cambria Math"/>
+              </w:rPr>
+              <m:t xml:space="preserve"> </m:t>
+            </m:r>
+            <m:r>
+              <w:rPr xmlns:w="http://schemas.openxmlformats.org/wordprocessingml/2006/main">
+                <w:rFonts w:ascii="Cambria Math" w:hAnsi="Cambria Math"/>
+              </w:rPr>
+              <m:t xml:space="preserve">t</m:t>
+            </m:r>
+          </m:sub>
+        </m:sSub>
+        <m:r>
+          <w:rPr xmlns:w="http://schemas.openxmlformats.org/wordprocessingml/2006/main">
+            <w:rFonts w:ascii="Cambria Math" w:hAnsi="Cambria Math"/>
+          </w:rPr>
+          <m:t xml:space="preserve">=</m:t>
+        </m:r>
+        <m:sSub>
+          <m:e>
+            <m:r>
+              <m:rPr>
+                <m:nor/>
+              </m:rPr>
+              <w:rPr xmlns:w="http://schemas.openxmlformats.org/wordprocessingml/2006/main">
+                <w:rFonts w:ascii="Cambria Math" w:hAnsi="Cambria Math"/>
+              </w:rPr>
+              <m:t xml:space="preserve">P</m:t>
+            </m:r>
+            <m:r>
+              <w:rPr xmlns:w="http://schemas.openxmlformats.org/wordprocessingml/2006/main">
+                <w:rFonts w:ascii="Cambria Math" w:hAnsi="Cambria Math"/>
+              </w:rPr>
+              <m:t xml:space="preserve">r</m:t>
+            </m:r>
+          </m:e>
+          <m:sub>
+            <m:r>
+              <w:rPr xmlns:w="http://schemas.openxmlformats.org/wordprocessingml/2006/main">
+                <w:rFonts w:ascii="Cambria Math" w:hAnsi="Cambria Math"/>
+              </w:rPr>
+              <m:t xml:space="preserve">q</m:t>
+            </m:r>
+            <m:r>
+              <w:rPr xmlns:w="http://schemas.openxmlformats.org/wordprocessingml/2006/main">
+                <w:rFonts w:ascii="Cambria Math" w:hAnsi="Cambria Math"/>
+              </w:rPr>
+              <m:t xml:space="preserve">∼</m:t>
+            </m:r>
+            <m:r>
+              <w:rPr xmlns:w="http://schemas.openxmlformats.org/wordprocessingml/2006/main">
+                <w:rFonts w:ascii="Cambria Math" w:hAnsi="Cambria Math"/>
+              </w:rPr>
+              <m:t xml:space="preserve"> </m:t>
+            </m:r>
+            <m:sSub>
+              <m:e>
+                <m:r>
+                  <w:rPr xmlns:w="http://schemas.openxmlformats.org/wordprocessingml/2006/main">
+                    <w:rFonts w:ascii="Cambria Math" w:hAnsi="Cambria Math"/>
+                  </w:rPr>
+                  <m:t xml:space="preserve">P</m:t>
+                </m:r>
+              </m:e>
+              <m:sub>
+                <m:r>
+                  <w:rPr xmlns:w="http://schemas.openxmlformats.org/wordprocessingml/2006/main">
+                    <w:rFonts w:ascii="Cambria Math" w:hAnsi="Cambria Math"/>
+                  </w:rPr>
+                  <m:t xml:space="preserve">Q</m:t>
+                </m:r>
+              </m:sub>
+            </m:sSub>
+          </m:sub>
+        </m:sSub>
+        <m:d>
+          <m:dPr>
+            <m:begChr m:val="["/>
+            <m:endChr m:val="]"/>
+          </m:dPr>
+          <m:e>
+            <m:sSub>
+              <m:e>
+                <m:r>
+                  <w:rPr xmlns:w="http://schemas.openxmlformats.org/wordprocessingml/2006/main">
+                    <w:rFonts w:ascii="Cambria Math" w:hAnsi="Cambria Math"/>
+                  </w:rPr>
+                  <m:t xml:space="preserve">Z</m:t>
+                </m:r>
+              </m:e>
+              <m:sub>
+                <m:r>
+                  <w:rPr xmlns:w="http://schemas.openxmlformats.org/wordprocessingml/2006/main">
+                    <w:rFonts w:ascii="Cambria Math" w:hAnsi="Cambria Math"/>
+                  </w:rPr>
+                  <m:t xml:space="preserve">t</m:t>
+                </m:r>
+              </m:sub>
+            </m:sSub>
+            <m:r>
+              <w:rPr xmlns:w="http://schemas.openxmlformats.org/wordprocessingml/2006/main">
+                <w:rFonts w:ascii="Cambria Math" w:hAnsi="Cambria Math"/>
+              </w:rPr>
+              <m:t xml:space="preserve">(</m:t>
+            </m:r>
+            <m:r>
+              <w:rPr xmlns:w="http://schemas.openxmlformats.org/wordprocessingml/2006/main">
+                <w:rFonts w:ascii="Cambria Math" w:hAnsi="Cambria Math"/>
+              </w:rPr>
+              <m:t xml:space="preserve">q</m:t>
+            </m:r>
+            <m:r>
+              <w:rPr xmlns:w="http://schemas.openxmlformats.org/wordprocessingml/2006/main">
+                <w:rFonts w:ascii="Cambria Math" w:hAnsi="Cambria Math"/>
+              </w:rPr>
+              <m:t xml:space="preserve">,</m:t>
+            </m:r>
+            <m:sSub>
+              <m:e>
+                <m:r>
+                  <w:rPr xmlns:w="http://schemas.openxmlformats.org/wordprocessingml/2006/main">
+                    <w:rFonts w:ascii="Cambria Math" w:hAnsi="Cambria Math"/>
+                  </w:rPr>
+                  <m:t xml:space="preserve">B</m:t>
+                </m:r>
+              </m:e>
+              <m:sub>
+                <m:r>
+                  <w:rPr xmlns:w="http://schemas.openxmlformats.org/wordprocessingml/2006/main">
+                    <w:rFonts w:ascii="Cambria Math" w:hAnsi="Cambria Math"/>
+                  </w:rPr>
+                  <m:t xml:space="preserve">s</m:t>
+                </m:r>
+              </m:sub>
+            </m:sSub>
+            <m:r>
+              <w:rPr xmlns:w="http://schemas.openxmlformats.org/wordprocessingml/2006/main">
+                <w:rFonts w:ascii="Cambria Math" w:hAnsi="Cambria Math"/>
+              </w:rPr>
+              <m:t xml:space="preserve">(</m:t>
+            </m:r>
+            <m:r>
+              <w:rPr xmlns:w="http://schemas.openxmlformats.org/wordprocessingml/2006/main">
+                <w:rFonts w:ascii="Cambria Math" w:hAnsi="Cambria Math"/>
+              </w:rPr>
+              <m:t xml:space="preserve">q</m:t>
+            </m:r>
+            <m:r>
+              <w:rPr xmlns:w="http://schemas.openxmlformats.org/wordprocessingml/2006/main">
+                <w:rFonts w:ascii="Cambria Math" w:hAnsi="Cambria Math"/>
+              </w:rPr>
+              <m:t xml:space="preserve">)</m:t>
+            </m:r>
+            <m:r>
+              <w:rPr xmlns:w="http://schemas.openxmlformats.org/wordprocessingml/2006/main">
+                <w:rFonts w:ascii="Cambria Math" w:hAnsi="Cambria Math"/>
+              </w:rPr>
+              <m:t xml:space="preserve">)</m:t>
+            </m:r>
+            <m:r>
+              <w:rPr xmlns:w="http://schemas.openxmlformats.org/wordprocessingml/2006/main">
+                <w:rFonts w:ascii="Cambria Math" w:hAnsi="Cambria Math"/>
+              </w:rPr>
+              <m:t xml:space="preserve">=</m:t>
+            </m:r>
+            <m:r>
+              <w:rPr xmlns:w="http://schemas.openxmlformats.org/wordprocessingml/2006/main">
+                <w:rFonts w:ascii="Cambria Math" w:hAnsi="Cambria Math"/>
+              </w:rPr>
+              <m:t xml:space="preserve">1</m:t>
+            </m:r>
+          </m:e>
+        </m:d>
+        <m:r>
+          <w:rPr xmlns:w="http://schemas.openxmlformats.org/wordprocessingml/2006/main">
+            <w:rFonts w:ascii="Cambria Math" w:hAnsi="Cambria Math"/>
+          </w:rPr>
+          <m:t xml:space="preserve">-</m:t>
+        </m:r>
+        <m:sSubSup>
+          <m:e>
+            <m:r>
+              <w:rPr xmlns:w="http://schemas.openxmlformats.org/wordprocessingml/2006/main">
+                <w:rFonts w:ascii="Cambria Math" w:hAnsi="Cambria Math"/>
+              </w:rPr>
+              <m:t xml:space="preserve">r</m:t>
+            </m:r>
+          </m:e>
+          <m:sub>
+            <m:r>
+              <w:rPr xmlns:w="http://schemas.openxmlformats.org/wordprocessingml/2006/main">
+                <w:rFonts w:ascii="Cambria Math" w:hAnsi="Cambria Math"/>
+              </w:rPr>
+              <m:t xml:space="preserve">t</m:t>
+            </m:r>
+          </m:sub>
+          <m:sup>
+            <m:r>
+              <m:rPr>
+                <m:nor/>
+              </m:rPr>
+              <w:rPr xmlns:w="http://schemas.openxmlformats.org/wordprocessingml/2006/main">
+                <w:rFonts w:ascii="Cambria Math" w:hAnsi="Cambria Math"/>
+              </w:rPr>
+              <m:t xml:space="preserve">r</m:t>
+            </m:r>
+            <m:r>
+              <w:rPr xmlns:w="http://schemas.openxmlformats.org/wordprocessingml/2006/main">
+                <w:rFonts w:ascii="Cambria Math" w:hAnsi="Cambria Math"/>
+              </w:rPr>
+              <m:t xml:space="preserve">e</m:t>
+            </m:r>
+            <m:r>
+              <w:rPr xmlns:w="http://schemas.openxmlformats.org/wordprocessingml/2006/main">
+                <w:rFonts w:ascii="Cambria Math" w:hAnsi="Cambria Math"/>
+              </w:rPr>
+              <m:t xml:space="preserve">f</m:t>
+            </m:r>
+          </m:sup>
+        </m:sSubSup>
+        <m:r>
+          <w:rPr xmlns:w="http://schemas.openxmlformats.org/wordprocessingml/2006/main">
+            <w:rFonts w:ascii="Cambria Math" w:hAnsi="Cambria Math"/>
+          </w:rPr>
+          <m:t xml:space="preserve">,</m:t>
+        </m:r>
+      </m:oMath>
       <w:r>
         <w:tab/>
         <w:t>(20)</w:t>
@@ -851,49 +2071,545 @@
           <w:tab w:val="center" w:pos="4786"/>
           <w:tab w:val="right" w:pos="9572"/>
         </w:tabs>
-        <w:spacing w:before="80" w:after="80" w:line="240" w:lineRule="auto"/>
-        <w:jc w:val="left"/>
+        <w:spacing w:before="100" w:after="100" w:line="276" w:lineRule="auto"/>
       </w:pPr>
       <w:r>
         <w:tab/>
       </w:r>
-      <w:r>
-        <w:drawing>
-          <wp:inline distT="0" distB="0" distL="0" distR="0">
-            <wp:extent cx="4860000" cy="167800"/>
-            <wp:effectExtent l="0" t="0" r="0" b="0"/>
-            <wp:docPr id="106" name="eq21"/>
-            <wp:cNvGraphicFramePr>
-              <a:graphicFrameLocks xmlns:a="http://schemas.openxmlformats.org/drawingml/2006/main" noChangeAspect="1"/>
-            </wp:cNvGraphicFramePr>
-            <a:graphic xmlns:a="http://schemas.openxmlformats.org/drawingml/2006/main">
-              <a:graphicData uri="http://schemas.openxmlformats.org/drawingml/2006/picture">
-                <pic:pic xmlns:pic="http://schemas.openxmlformats.org/drawingml/2006/picture">
-                  <pic:nvPicPr>
-                    <pic:cNvPr id="106" name="eq21"/>
-                    <pic:cNvPicPr/>
-                  </pic:nvPicPr>
-                  <pic:blipFill>
-                    <a:blip r:embed="rId106"/>
-                    <a:stretch>
-                      <a:fillRect/>
-                    </a:stretch>
-                  </pic:blipFill>
-                  <pic:spPr>
-                    <a:xfrm>
-                      <a:off x="0" y="0"/>
-                      <a:ext cx="4860000" cy="167800"/>
-                    </a:xfrm>
-                    <a:prstGeom prst="rect">
-                      <a:avLst/>
-                    </a:prstGeom>
-                  </pic:spPr>
-                </pic:pic>
-              </a:graphicData>
-            </a:graphic>
-          </wp:inline>
-        </w:drawing>
-      </w:r>
+      <m:oMath>
+        <m:sSub>
+          <m:e>
+            <m:r>
+              <w:rPr xmlns:w="http://schemas.openxmlformats.org/wordprocessingml/2006/main">
+                <w:rFonts w:ascii="Cambria Math" w:hAnsi="Cambria Math"/>
+              </w:rPr>
+              <m:t xml:space="preserve">V</m:t>
+            </m:r>
+          </m:e>
+          <m:sub>
+            <m:r>
+              <m:rPr>
+                <m:nor/>
+              </m:rPr>
+              <w:rPr xmlns:w="http://schemas.openxmlformats.org/wordprocessingml/2006/main">
+                <w:rFonts w:ascii="Cambria Math" w:hAnsi="Cambria Math"/>
+              </w:rPr>
+              <m:t xml:space="preserve">f</m:t>
+            </m:r>
+            <m:r>
+              <w:rPr xmlns:w="http://schemas.openxmlformats.org/wordprocessingml/2006/main">
+                <w:rFonts w:ascii="Cambria Math" w:hAnsi="Cambria Math"/>
+              </w:rPr>
+              <m:t xml:space="preserve">i</m:t>
+            </m:r>
+            <m:r>
+              <w:rPr xmlns:w="http://schemas.openxmlformats.org/wordprocessingml/2006/main">
+                <w:rFonts w:ascii="Cambria Math" w:hAnsi="Cambria Math"/>
+              </w:rPr>
+              <m:t xml:space="preserve">n</m:t>
+            </m:r>
+          </m:sub>
+        </m:sSub>
+        <m:r>
+          <w:rPr xmlns:w="http://schemas.openxmlformats.org/wordprocessingml/2006/main">
+            <w:rFonts w:ascii="Cambria Math" w:hAnsi="Cambria Math"/>
+          </w:rPr>
+          <m:t xml:space="preserve">=</m:t>
+        </m:r>
+        <m:sSub>
+          <m:e>
+            <m:r>
+              <m:rPr>
+                <m:nor/>
+              </m:rPr>
+              <w:rPr xmlns:w="http://schemas.openxmlformats.org/wordprocessingml/2006/main">
+                <w:rFonts w:ascii="Cambria Math" w:hAnsi="Cambria Math"/>
+              </w:rPr>
+              <m:t xml:space="preserve">P</m:t>
+            </m:r>
+            <m:r>
+              <w:rPr xmlns:w="http://schemas.openxmlformats.org/wordprocessingml/2006/main">
+                <w:rFonts w:ascii="Cambria Math" w:hAnsi="Cambria Math"/>
+              </w:rPr>
+              <m:t xml:space="preserve">r</m:t>
+            </m:r>
+          </m:e>
+          <m:sub>
+            <m:r>
+              <w:rPr xmlns:w="http://schemas.openxmlformats.org/wordprocessingml/2006/main">
+                <w:rFonts w:ascii="Cambria Math" w:hAnsi="Cambria Math"/>
+              </w:rPr>
+              <m:t xml:space="preserve">q</m:t>
+            </m:r>
+          </m:sub>
+        </m:sSub>
+        <m:d>
+          <m:dPr>
+            <m:begChr m:val="["/>
+            <m:endChr m:val="]"/>
+          </m:dPr>
+          <m:e>
+            <m:r>
+              <w:rPr xmlns:w="http://schemas.openxmlformats.org/wordprocessingml/2006/main">
+                <w:rFonts w:ascii="Cambria Math" w:hAnsi="Cambria Math"/>
+              </w:rPr>
+              <m:t xml:space="preserve">|</m:t>
+            </m:r>
+            <m:r>
+              <w:rPr xmlns:w="http://schemas.openxmlformats.org/wordprocessingml/2006/main">
+                <w:rFonts w:ascii="Cambria Math" w:hAnsi="Cambria Math"/>
+              </w:rPr>
+              <m:t xml:space="preserve">{</m:t>
+            </m:r>
+            <m:sSub>
+              <m:e>
+                <m:r>
+                  <w:rPr xmlns:w="http://schemas.openxmlformats.org/wordprocessingml/2006/main">
+                    <w:rFonts w:ascii="Cambria Math" w:hAnsi="Cambria Math"/>
+                  </w:rPr>
+                  <m:t xml:space="preserve">B</m:t>
+                </m:r>
+              </m:e>
+              <m:sub>
+                <m:r>
+                  <w:rPr xmlns:w="http://schemas.openxmlformats.org/wordprocessingml/2006/main">
+                    <w:rFonts w:ascii="Cambria Math" w:hAnsi="Cambria Math"/>
+                  </w:rPr>
+                  <m:t xml:space="preserve">E</m:t>
+                </m:r>
+              </m:sub>
+            </m:sSub>
+            <m:r>
+              <w:rPr xmlns:w="http://schemas.openxmlformats.org/wordprocessingml/2006/main">
+                <w:rFonts w:ascii="Cambria Math" w:hAnsi="Cambria Math"/>
+              </w:rPr>
+              <m:t xml:space="preserve">(</m:t>
+            </m:r>
+            <m:r>
+              <w:rPr xmlns:w="http://schemas.openxmlformats.org/wordprocessingml/2006/main">
+                <w:rFonts w:ascii="Cambria Math" w:hAnsi="Cambria Math"/>
+              </w:rPr>
+              <m:t xml:space="preserve">q</m:t>
+            </m:r>
+            <m:r>
+              <w:rPr xmlns:w="http://schemas.openxmlformats.org/wordprocessingml/2006/main">
+                <w:rFonts w:ascii="Cambria Math" w:hAnsi="Cambria Math"/>
+              </w:rPr>
+              <m:t xml:space="preserve">)</m:t>
+            </m:r>
+            <m:r>
+              <w:rPr xmlns:w="http://schemas.openxmlformats.org/wordprocessingml/2006/main">
+                <w:rFonts w:ascii="Cambria Math" w:hAnsi="Cambria Math"/>
+              </w:rPr>
+              <m:t xml:space="preserve">:</m:t>
+            </m:r>
+            <m:r>
+              <w:rPr xmlns:w="http://schemas.openxmlformats.org/wordprocessingml/2006/main">
+                <w:rFonts w:ascii="Cambria Math" w:hAnsi="Cambria Math"/>
+              </w:rPr>
+              <m:t xml:space="preserve">E</m:t>
+            </m:r>
+            <m:r>
+              <w:rPr xmlns:w="http://schemas.openxmlformats.org/wordprocessingml/2006/main">
+                <w:rFonts w:ascii="Cambria Math" w:hAnsi="Cambria Math"/>
+              </w:rPr>
+              <m:t xml:space="preserve">∈</m:t>
+            </m:r>
+            <m:sSub>
+              <m:e>
+                <m:r>
+                  <w:rPr xmlns:w="http://schemas.openxmlformats.org/wordprocessingml/2006/main">
+                    <w:rFonts w:ascii="Cambria Math" w:hAnsi="Cambria Math"/>
+                  </w:rPr>
+                  <m:t xml:space="preserve">&lt;m:r&gt;&lt;w:rPr xmlns:w="http://schemas.openxmlformats.org/wordprocessingml/2006/main"&gt;&lt;w:rFonts w:ascii="Cambria Math" w:hAnsi="Cambria Math"/&gt;&lt;/w:rPr&gt;&lt;m:t xml:space="preserve"&gt;E&lt;/m:t&gt;&lt;/m:r&gt;</m:t>
+                </m:r>
+              </m:e>
+              <m:sub>
+                <m:r>
+                  <m:rPr>
+                    <m:nor/>
+                  </m:rPr>
+                  <w:rPr xmlns:w="http://schemas.openxmlformats.org/wordprocessingml/2006/main">
+                    <w:rFonts w:ascii="Cambria Math" w:hAnsi="Cambria Math"/>
+                  </w:rPr>
+                  <m:t xml:space="preserve">r</m:t>
+                </m:r>
+                <m:r>
+                  <w:rPr xmlns:w="http://schemas.openxmlformats.org/wordprocessingml/2006/main">
+                    <w:rFonts w:ascii="Cambria Math" w:hAnsi="Cambria Math"/>
+                  </w:rPr>
+                  <m:t xml:space="preserve">e</m:t>
+                </m:r>
+                <m:r>
+                  <w:rPr xmlns:w="http://schemas.openxmlformats.org/wordprocessingml/2006/main">
+                    <w:rFonts w:ascii="Cambria Math" w:hAnsi="Cambria Math"/>
+                  </w:rPr>
+                  <m:t xml:space="preserve">g</m:t>
+                </m:r>
+              </m:sub>
+            </m:sSub>
+            <m:r>
+              <w:rPr xmlns:w="http://schemas.openxmlformats.org/wordprocessingml/2006/main">
+                <w:rFonts w:ascii="Cambria Math" w:hAnsi="Cambria Math"/>
+              </w:rPr>
+              <m:t xml:space="preserve">,</m:t>
+            </m:r>
+            <m:sSub>
+              <m:e>
+                <m:r>
+                  <w:rPr xmlns:w="http://schemas.openxmlformats.org/wordprocessingml/2006/main">
+                    <w:rFonts w:ascii="Cambria Math" w:hAnsi="Cambria Math"/>
+                  </w:rPr>
+                  <m:t xml:space="preserve">B</m:t>
+                </m:r>
+              </m:e>
+              <m:sub>
+                <m:r>
+                  <w:rPr xmlns:w="http://schemas.openxmlformats.org/wordprocessingml/2006/main">
+                    <w:rFonts w:ascii="Cambria Math" w:hAnsi="Cambria Math"/>
+                  </w:rPr>
+                  <m:t xml:space="preserve">E</m:t>
+                </m:r>
+              </m:sub>
+            </m:sSub>
+            <m:r>
+              <w:rPr xmlns:w="http://schemas.openxmlformats.org/wordprocessingml/2006/main">
+                <w:rFonts w:ascii="Cambria Math" w:hAnsi="Cambria Math"/>
+              </w:rPr>
+              <m:t xml:space="preserve">(</m:t>
+            </m:r>
+            <m:r>
+              <w:rPr xmlns:w="http://schemas.openxmlformats.org/wordprocessingml/2006/main">
+                <w:rFonts w:ascii="Cambria Math" w:hAnsi="Cambria Math"/>
+              </w:rPr>
+              <m:t xml:space="preserve">q</m:t>
+            </m:r>
+            <m:r>
+              <w:rPr xmlns:w="http://schemas.openxmlformats.org/wordprocessingml/2006/main">
+                <w:rFonts w:ascii="Cambria Math" w:hAnsi="Cambria Math"/>
+              </w:rPr>
+              <m:t xml:space="preserve">)</m:t>
+            </m:r>
+            <m:r>
+              <w:rPr xmlns:w="http://schemas.openxmlformats.org/wordprocessingml/2006/main">
+                <w:rFonts w:ascii="Cambria Math" w:hAnsi="Cambria Math"/>
+              </w:rPr>
+              <m:t xml:space="preserve">≠</m:t>
+            </m:r>
+            <m:r>
+              <w:rPr xmlns:w="http://schemas.openxmlformats.org/wordprocessingml/2006/main">
+                <w:rFonts w:ascii="Cambria Math" w:hAnsi="Cambria Math"/>
+              </w:rPr>
+              <m:t xml:space="preserve">⊥</m:t>
+            </m:r>
+            <m:r>
+              <w:rPr xmlns:w="http://schemas.openxmlformats.org/wordprocessingml/2006/main">
+                <w:rFonts w:ascii="Cambria Math" w:hAnsi="Cambria Math"/>
+              </w:rPr>
+              <m:t xml:space="preserve">}</m:t>
+            </m:r>
+            <m:r>
+              <w:rPr xmlns:w="http://schemas.openxmlformats.org/wordprocessingml/2006/main">
+                <w:rFonts w:ascii="Cambria Math" w:hAnsi="Cambria Math"/>
+              </w:rPr>
+              <m:t xml:space="preserve">|</m:t>
+            </m:r>
+            <m:r>
+              <w:rPr xmlns:w="http://schemas.openxmlformats.org/wordprocessingml/2006/main">
+                <w:rFonts w:ascii="Cambria Math" w:hAnsi="Cambria Math"/>
+              </w:rPr>
+              <m:t xml:space="preserve">&gt;</m:t>
+            </m:r>
+            <m:r>
+              <w:rPr xmlns:w="http://schemas.openxmlformats.org/wordprocessingml/2006/main">
+                <w:rFonts w:ascii="Cambria Math" w:hAnsi="Cambria Math"/>
+              </w:rPr>
+              <m:t xml:space="preserve">1</m:t>
+            </m:r>
+          </m:e>
+        </m:d>
+        <m:r>
+          <w:rPr xmlns:w="http://schemas.openxmlformats.org/wordprocessingml/2006/main">
+            <w:rFonts w:ascii="Cambria Math" w:hAnsi="Cambria Math"/>
+          </w:rPr>
+          <m:t xml:space="preserve">,</m:t>
+        </m:r>
+        <m:r>
+          <w:rPr xmlns:w="http://schemas.openxmlformats.org/wordprocessingml/2006/main">
+            <w:rFonts w:ascii="Cambria Math" w:hAnsi="Cambria Math"/>
+          </w:rPr>
+          <m:t xml:space="preserve">  </m:t>
+        </m:r>
+        <m:r>
+          <w:rPr xmlns:w="http://schemas.openxmlformats.org/wordprocessingml/2006/main">
+            <w:rFonts w:ascii="Cambria Math" w:hAnsi="Cambria Math"/>
+          </w:rPr>
+          <m:t xml:space="preserve"> </m:t>
+        </m:r>
+        <m:sSub>
+          <m:e>
+            <m:r>
+              <w:rPr xmlns:w="http://schemas.openxmlformats.org/wordprocessingml/2006/main">
+                <w:rFonts w:ascii="Cambria Math" w:hAnsi="Cambria Math"/>
+              </w:rPr>
+              <m:t xml:space="preserve">V</m:t>
+            </m:r>
+          </m:e>
+          <m:sub>
+            <m:r>
+              <m:rPr>
+                <m:nor/>
+              </m:rPr>
+              <w:rPr xmlns:w="http://schemas.openxmlformats.org/wordprocessingml/2006/main">
+                <w:rFonts w:ascii="Cambria Math" w:hAnsi="Cambria Math"/>
+              </w:rPr>
+              <m:t xml:space="preserve">e</m:t>
+            </m:r>
+            <m:r>
+              <w:rPr xmlns:w="http://schemas.openxmlformats.org/wordprocessingml/2006/main">
+                <w:rFonts w:ascii="Cambria Math" w:hAnsi="Cambria Math"/>
+              </w:rPr>
+              <m:t xml:space="preserve">n</m:t>
+            </m:r>
+            <m:r>
+              <w:rPr xmlns:w="http://schemas.openxmlformats.org/wordprocessingml/2006/main">
+                <w:rFonts w:ascii="Cambria Math" w:hAnsi="Cambria Math"/>
+              </w:rPr>
+              <m:t xml:space="preserve">d</m:t>
+            </m:r>
+          </m:sub>
+        </m:sSub>
+        <m:r>
+          <w:rPr xmlns:w="http://schemas.openxmlformats.org/wordprocessingml/2006/main">
+            <w:rFonts w:ascii="Cambria Math" w:hAnsi="Cambria Math"/>
+          </w:rPr>
+          <m:t xml:space="preserve">=</m:t>
+        </m:r>
+        <m:sSub>
+          <m:e>
+            <m:r>
+              <m:rPr>
+                <m:nor/>
+              </m:rPr>
+              <w:rPr xmlns:w="http://schemas.openxmlformats.org/wordprocessingml/2006/main">
+                <w:rFonts w:ascii="Cambria Math" w:hAnsi="Cambria Math"/>
+              </w:rPr>
+              <m:t xml:space="preserve">P</m:t>
+            </m:r>
+            <m:r>
+              <w:rPr xmlns:w="http://schemas.openxmlformats.org/wordprocessingml/2006/main">
+                <w:rFonts w:ascii="Cambria Math" w:hAnsi="Cambria Math"/>
+              </w:rPr>
+              <m:t xml:space="preserve">r</m:t>
+            </m:r>
+          </m:e>
+          <m:sub>
+            <m:r>
+              <w:rPr xmlns:w="http://schemas.openxmlformats.org/wordprocessingml/2006/main">
+                <w:rFonts w:ascii="Cambria Math" w:hAnsi="Cambria Math"/>
+              </w:rPr>
+              <m:t xml:space="preserve">q</m:t>
+            </m:r>
+          </m:sub>
+        </m:sSub>
+        <m:d>
+          <m:dPr>
+            <m:begChr m:val="["/>
+            <m:endChr m:val="]"/>
+          </m:dPr>
+          <m:e>
+            <m:r>
+              <w:rPr xmlns:w="http://schemas.openxmlformats.org/wordprocessingml/2006/main">
+                <w:rFonts w:ascii="Cambria Math" w:hAnsi="Cambria Math"/>
+              </w:rPr>
+              <m:t xml:space="preserve">&lt;m:r&gt;&lt;w:rPr xmlns:w="http://schemas.openxmlformats.org/wordprocessingml/2006/main"&gt;&lt;w:rFonts w:ascii="Cambria Math" w:hAnsi="Cambria Math"/&gt;&lt;/w:rPr&gt;&lt;m:t xml:space="preserve"&gt;1&lt;/m:t&gt;&lt;/m:r&gt;</m:t>
+            </m:r>
+            <m:r>
+              <w:rPr xmlns:w="http://schemas.openxmlformats.org/wordprocessingml/2006/main">
+                <w:rFonts w:ascii="Cambria Math" w:hAnsi="Cambria Math"/>
+              </w:rPr>
+              <m:t xml:space="preserve">{</m:t>
+            </m:r>
+            <m:sSub>
+              <m:e>
+                <m:r>
+                  <w:rPr xmlns:w="http://schemas.openxmlformats.org/wordprocessingml/2006/main">
+                    <w:rFonts w:ascii="Cambria Math" w:hAnsi="Cambria Math"/>
+                  </w:rPr>
+                  <m:t xml:space="preserve">B</m:t>
+                </m:r>
+              </m:e>
+              <m:sub>
+                <m:r>
+                  <w:rPr xmlns:w="http://schemas.openxmlformats.org/wordprocessingml/2006/main">
+                    <w:rFonts w:ascii="Cambria Math" w:hAnsi="Cambria Math"/>
+                  </w:rPr>
+                  <m:t xml:space="preserve">E</m:t>
+                </m:r>
+              </m:sub>
+            </m:sSub>
+            <m:r>
+              <w:rPr xmlns:w="http://schemas.openxmlformats.org/wordprocessingml/2006/main">
+                <w:rFonts w:ascii="Cambria Math" w:hAnsi="Cambria Math"/>
+              </w:rPr>
+              <m:t xml:space="preserve">(</m:t>
+            </m:r>
+            <m:r>
+              <w:rPr xmlns:w="http://schemas.openxmlformats.org/wordprocessingml/2006/main">
+                <w:rFonts w:ascii="Cambria Math" w:hAnsi="Cambria Math"/>
+              </w:rPr>
+              <m:t xml:space="preserve">q</m:t>
+            </m:r>
+            <m:r>
+              <w:rPr xmlns:w="http://schemas.openxmlformats.org/wordprocessingml/2006/main">
+                <w:rFonts w:ascii="Cambria Math" w:hAnsi="Cambria Math"/>
+              </w:rPr>
+              <m:t xml:space="preserve">)</m:t>
+            </m:r>
+            <m:r>
+              <w:rPr xmlns:w="http://schemas.openxmlformats.org/wordprocessingml/2006/main">
+                <w:rFonts w:ascii="Cambria Math" w:hAnsi="Cambria Math"/>
+              </w:rPr>
+              <m:t xml:space="preserve">=</m:t>
+            </m:r>
+            <m:r>
+              <w:rPr xmlns:w="http://schemas.openxmlformats.org/wordprocessingml/2006/main">
+                <w:rFonts w:ascii="Cambria Math" w:hAnsi="Cambria Math"/>
+              </w:rPr>
+              <m:t xml:space="preserve">⊥</m:t>
+            </m:r>
+            <m:r>
+              <w:rPr xmlns:w="http://schemas.openxmlformats.org/wordprocessingml/2006/main">
+                <w:rFonts w:ascii="Cambria Math" w:hAnsi="Cambria Math"/>
+              </w:rPr>
+              <m:t xml:space="preserve">}</m:t>
+            </m:r>
+            <m:r>
+              <w:rPr xmlns:w="http://schemas.openxmlformats.org/wordprocessingml/2006/main">
+                <w:rFonts w:ascii="Cambria Math" w:hAnsi="Cambria Math"/>
+              </w:rPr>
+              <m:t xml:space="preserve"> </m:t>
+            </m:r>
+            <m:r>
+              <m:rPr>
+                <m:nor/>
+              </m:rPr>
+              <w:rPr xmlns:w="http://schemas.openxmlformats.org/wordprocessingml/2006/main">
+                <w:rFonts w:ascii="Cambria Math" w:hAnsi="Cambria Math"/>
+              </w:rPr>
+              <m:t xml:space="preserve">n</m:t>
+            </m:r>
+            <m:r>
+              <w:rPr xmlns:w="http://schemas.openxmlformats.org/wordprocessingml/2006/main">
+                <w:rFonts w:ascii="Cambria Math" w:hAnsi="Cambria Math"/>
+              </w:rPr>
+              <m:t xml:space="preserve">o</m:t>
+            </m:r>
+            <m:r>
+              <w:rPr xmlns:w="http://schemas.openxmlformats.org/wordprocessingml/2006/main">
+                <w:rFonts w:ascii="Cambria Math" w:hAnsi="Cambria Math"/>
+              </w:rPr>
+              <m:t xml:space="preserve">n</m:t>
+            </m:r>
+            <m:r>
+              <w:rPr xmlns:w="http://schemas.openxmlformats.org/wordprocessingml/2006/main">
+                <w:rFonts w:ascii="Cambria Math" w:hAnsi="Cambria Math"/>
+              </w:rPr>
+              <m:t xml:space="preserve">c</m:t>
+            </m:r>
+            <m:r>
+              <w:rPr xmlns:w="http://schemas.openxmlformats.org/wordprocessingml/2006/main">
+                <w:rFonts w:ascii="Cambria Math" w:hAnsi="Cambria Math"/>
+              </w:rPr>
+              <m:t xml:space="preserve">o</m:t>
+            </m:r>
+            <m:r>
+              <w:rPr xmlns:w="http://schemas.openxmlformats.org/wordprocessingml/2006/main">
+                <w:rFonts w:ascii="Cambria Math" w:hAnsi="Cambria Math"/>
+              </w:rPr>
+              <m:t xml:space="preserve">n</m:t>
+            </m:r>
+            <m:r>
+              <w:rPr xmlns:w="http://schemas.openxmlformats.org/wordprocessingml/2006/main">
+                <w:rFonts w:ascii="Cambria Math" w:hAnsi="Cambria Math"/>
+              </w:rPr>
+              <m:t xml:space="preserve">s</m:t>
+            </m:r>
+            <m:r>
+              <w:rPr xmlns:w="http://schemas.openxmlformats.org/wordprocessingml/2006/main">
+                <w:rFonts w:ascii="Cambria Math" w:hAnsi="Cambria Math"/>
+              </w:rPr>
+              <m:t xml:space="preserve">t</m:t>
+            </m:r>
+            <m:r>
+              <w:rPr xmlns:w="http://schemas.openxmlformats.org/wordprocessingml/2006/main">
+                <w:rFonts w:ascii="Cambria Math" w:hAnsi="Cambria Math"/>
+              </w:rPr>
+              <m:t xml:space="preserve">a</m:t>
+            </m:r>
+            <m:r>
+              <w:rPr xmlns:w="http://schemas.openxmlformats.org/wordprocessingml/2006/main">
+                <w:rFonts w:ascii="Cambria Math" w:hAnsi="Cambria Math"/>
+              </w:rPr>
+              <m:t xml:space="preserve">n</m:t>
+            </m:r>
+            <m:r>
+              <w:rPr xmlns:w="http://schemas.openxmlformats.org/wordprocessingml/2006/main">
+                <w:rFonts w:ascii="Cambria Math" w:hAnsi="Cambria Math"/>
+              </w:rPr>
+              <m:t xml:space="preserve">t</m:t>
+            </m:r>
+            <m:r>
+              <w:rPr xmlns:w="http://schemas.openxmlformats.org/wordprocessingml/2006/main">
+                <w:rFonts w:ascii="Cambria Math" w:hAnsi="Cambria Math"/>
+              </w:rPr>
+              <m:t xml:space="preserve"> </m:t>
+            </m:r>
+            <m:r>
+              <w:rPr xmlns:w="http://schemas.openxmlformats.org/wordprocessingml/2006/main">
+                <w:rFonts w:ascii="Cambria Math" w:hAnsi="Cambria Math"/>
+              </w:rPr>
+              <m:t xml:space="preserve">o</m:t>
+            </m:r>
+            <m:r>
+              <w:rPr xmlns:w="http://schemas.openxmlformats.org/wordprocessingml/2006/main">
+                <w:rFonts w:ascii="Cambria Math" w:hAnsi="Cambria Math"/>
+              </w:rPr>
+              <m:t xml:space="preserve">v</m:t>
+            </m:r>
+            <m:r>
+              <w:rPr xmlns:w="http://schemas.openxmlformats.org/wordprocessingml/2006/main">
+                <w:rFonts w:ascii="Cambria Math" w:hAnsi="Cambria Math"/>
+              </w:rPr>
+              <m:t xml:space="preserve">e</m:t>
+            </m:r>
+            <m:r>
+              <w:rPr xmlns:w="http://schemas.openxmlformats.org/wordprocessingml/2006/main">
+                <w:rFonts w:ascii="Cambria Math" w:hAnsi="Cambria Math"/>
+              </w:rPr>
+              <m:t xml:space="preserve">r</m:t>
+            </m:r>
+            <m:r>
+              <w:rPr xmlns:w="http://schemas.openxmlformats.org/wordprocessingml/2006/main">
+                <w:rFonts w:ascii="Cambria Math" w:hAnsi="Cambria Math"/>
+              </w:rPr>
+              <m:t xml:space="preserve"> </m:t>
+            </m:r>
+            <m:r>
+              <w:rPr xmlns:w="http://schemas.openxmlformats.org/wordprocessingml/2006/main">
+                <w:rFonts w:ascii="Cambria Math" w:hAnsi="Cambria Math"/>
+              </w:rPr>
+              <m:t xml:space="preserve">E</m:t>
+            </m:r>
+          </m:e>
+        </m:d>
+        <m:r>
+          <w:rPr xmlns:w="http://schemas.openxmlformats.org/wordprocessingml/2006/main">
+            <w:rFonts w:ascii="Cambria Math" w:hAnsi="Cambria Math"/>
+          </w:rPr>
+          <m:t xml:space="preserve">.</m:t>
+        </m:r>
+      </m:oMath>
       <w:r>
         <w:tab/>
         <w:t>(21)</w:t>
@@ -1482,49 +3198,253 @@
           <w:tab w:val="center" w:pos="4786"/>
           <w:tab w:val="right" w:pos="9572"/>
         </w:tabs>
-        <w:spacing w:before="80" w:after="80" w:line="240" w:lineRule="auto"/>
-        <w:jc w:val="left"/>
+        <w:spacing w:before="100" w:after="100" w:line="276" w:lineRule="auto"/>
       </w:pPr>
       <w:r>
         <w:tab/>
       </w:r>
-      <w:r>
-        <w:drawing>
-          <wp:inline distT="0" distB="0" distL="0" distR="0">
-            <wp:extent cx="4860000" cy="732075"/>
-            <wp:effectExtent l="0" t="0" r="0" b="0"/>
-            <wp:docPr id="107" name="eq4"/>
-            <wp:cNvGraphicFramePr>
-              <a:graphicFrameLocks xmlns:a="http://schemas.openxmlformats.org/drawingml/2006/main" noChangeAspect="1"/>
-            </wp:cNvGraphicFramePr>
-            <a:graphic xmlns:a="http://schemas.openxmlformats.org/drawingml/2006/main">
-              <a:graphicData uri="http://schemas.openxmlformats.org/drawingml/2006/picture">
-                <pic:pic xmlns:pic="http://schemas.openxmlformats.org/drawingml/2006/picture">
-                  <pic:nvPicPr>
-                    <pic:cNvPr id="107" name="eq4"/>
-                    <pic:cNvPicPr/>
-                  </pic:nvPicPr>
-                  <pic:blipFill>
-                    <a:blip r:embed="rId107"/>
-                    <a:stretch>
-                      <a:fillRect/>
-                    </a:stretch>
-                  </pic:blipFill>
-                  <pic:spPr>
-                    <a:xfrm>
-                      <a:off x="0" y="0"/>
-                      <a:ext cx="4860000" cy="732075"/>
-                    </a:xfrm>
-                    <a:prstGeom prst="rect">
-                      <a:avLst/>
-                    </a:prstGeom>
-                  </pic:spPr>
-                </pic:pic>
-              </a:graphicData>
-            </a:graphic>
-          </wp:inline>
-        </w:drawing>
-      </w:r>
+      <m:oMath>
+        <m:limLow>
+          <m:e>
+            <m:r>
+              <m:rPr>
+                <m:sty m:val="p"/>
+              </m:rPr>
+              <w:rPr xmlns:w="http://schemas.openxmlformats.org/wordprocessingml/2006/main">
+                <w:rFonts w:ascii="Cambria Math" w:hAnsi="Cambria Math"/>
+              </w:rPr>
+              <m:t xml:space="preserve">max</m:t>
+            </m:r>
+          </m:e>
+          <m:lim>
+            <m:r>
+              <w:rPr xmlns:w="http://schemas.openxmlformats.org/wordprocessingml/2006/main">
+                <w:rFonts w:ascii="Cambria Math" w:hAnsi="Cambria Math"/>
+              </w:rPr>
+              <m:t xml:space="preserve">i</m:t>
+            </m:r>
+            <m:r>
+              <w:rPr xmlns:w="http://schemas.openxmlformats.org/wordprocessingml/2006/main">
+                <w:rFonts w:ascii="Cambria Math" w:hAnsi="Cambria Math"/>
+              </w:rPr>
+              <m:t xml:space="preserve">∈</m:t>
+            </m:r>
+            <m:r>
+              <w:rPr xmlns:w="http://schemas.openxmlformats.org/wordprocessingml/2006/main">
+                <w:rFonts w:ascii="Cambria Math" w:hAnsi="Cambria Math"/>
+              </w:rPr>
+              <m:t xml:space="preserve">{</m:t>
+            </m:r>
+            <m:r>
+              <w:rPr xmlns:w="http://schemas.openxmlformats.org/wordprocessingml/2006/main">
+                <w:rFonts w:ascii="Cambria Math" w:hAnsi="Cambria Math"/>
+              </w:rPr>
+              <m:t xml:space="preserve">0</m:t>
+            </m:r>
+            <m:r>
+              <w:rPr xmlns:w="http://schemas.openxmlformats.org/wordprocessingml/2006/main">
+                <w:rFonts w:ascii="Cambria Math" w:hAnsi="Cambria Math"/>
+              </w:rPr>
+              <m:t xml:space="preserve">,</m:t>
+            </m:r>
+            <m:r>
+              <w:rPr xmlns:w="http://schemas.openxmlformats.org/wordprocessingml/2006/main">
+                <w:rFonts w:ascii="Cambria Math" w:hAnsi="Cambria Math"/>
+              </w:rPr>
+              <m:t xml:space="preserve">1</m:t>
+            </m:r>
+            <m:r>
+              <w:rPr xmlns:w="http://schemas.openxmlformats.org/wordprocessingml/2006/main">
+                <w:rFonts w:ascii="Cambria Math" w:hAnsi="Cambria Math"/>
+              </w:rPr>
+              <m:t xml:space="preserve">}</m:t>
+            </m:r>
+          </m:lim>
+        </m:limLow>
+        <m:r>
+          <w:rPr xmlns:w="http://schemas.openxmlformats.org/wordprocessingml/2006/main">
+            <w:rFonts w:ascii="Cambria Math" w:hAnsi="Cambria Math"/>
+          </w:rPr>
+          <m:t xml:space="preserve">𝔼</m:t>
+        </m:r>
+        <m:r>
+          <w:rPr xmlns:w="http://schemas.openxmlformats.org/wordprocessingml/2006/main">
+            <w:rFonts w:ascii="Cambria Math" w:hAnsi="Cambria Math"/>
+          </w:rPr>
+          <m:t xml:space="preserve">[</m:t>
+        </m:r>
+        <m:sSub>
+          <m:e>
+            <m:r>
+              <w:rPr xmlns:w="http://schemas.openxmlformats.org/wordprocessingml/2006/main">
+                <w:rFonts w:ascii="Cambria Math" w:hAnsi="Cambria Math"/>
+              </w:rPr>
+              <m:t xml:space="preserve">l</m:t>
+            </m:r>
+          </m:e>
+          <m:sub>
+            <m:r>
+              <w:rPr xmlns:w="http://schemas.openxmlformats.org/wordprocessingml/2006/main">
+                <w:rFonts w:ascii="Cambria Math" w:hAnsi="Cambria Math"/>
+              </w:rPr>
+              <m:t xml:space="preserve">i</m:t>
+            </m:r>
+          </m:sub>
+        </m:sSub>
+        <m:r>
+          <w:rPr xmlns:w="http://schemas.openxmlformats.org/wordprocessingml/2006/main">
+            <w:rFonts w:ascii="Cambria Math" w:hAnsi="Cambria Math"/>
+          </w:rPr>
+          <m:t xml:space="preserve">]</m:t>
+        </m:r>
+        <m:r>
+          <w:rPr xmlns:w="http://schemas.openxmlformats.org/wordprocessingml/2006/main">
+            <w:rFonts w:ascii="Cambria Math" w:hAnsi="Cambria Math"/>
+          </w:rPr>
+          <m:t xml:space="preserve"> </m:t>
+        </m:r>
+        <m:r>
+          <w:rPr xmlns:w="http://schemas.openxmlformats.org/wordprocessingml/2006/main">
+            <w:rFonts w:ascii="Cambria Math" w:hAnsi="Cambria Math"/>
+          </w:rPr>
+          <m:t xml:space="preserve">≥</m:t>
+        </m:r>
+        <m:r>
+          <w:rPr xmlns:w="http://schemas.openxmlformats.org/wordprocessingml/2006/main">
+            <w:rFonts w:ascii="Cambria Math" w:hAnsi="Cambria Math"/>
+          </w:rPr>
+          <m:t xml:space="preserve"> </m:t>
+        </m:r>
+        <m:f>
+          <m:num>
+            <m:r>
+              <w:rPr xmlns:w="http://schemas.openxmlformats.org/wordprocessingml/2006/main">
+                <w:rFonts w:ascii="Cambria Math" w:hAnsi="Cambria Math"/>
+              </w:rPr>
+              <m:t xml:space="preserve">Δ</m:t>
+            </m:r>
+          </m:num>
+          <m:den>
+            <m:r>
+              <w:rPr xmlns:w="http://schemas.openxmlformats.org/wordprocessingml/2006/main">
+                <w:rFonts w:ascii="Cambria Math" w:hAnsi="Cambria Math"/>
+              </w:rPr>
+              <m:t xml:space="preserve">2</m:t>
+            </m:r>
+          </m:den>
+        </m:f>
+        <m:d>
+          <m:dPr>
+            <m:begChr m:val="("/>
+            <m:endChr m:val=")"/>
+          </m:dPr>
+          <m:e>
+            <m:r>
+              <w:rPr xmlns:w="http://schemas.openxmlformats.org/wordprocessingml/2006/main">
+                <w:rFonts w:ascii="Cambria Math" w:hAnsi="Cambria Math"/>
+              </w:rPr>
+              <m:t xml:space="preserve">1</m:t>
+            </m:r>
+            <m:r>
+              <w:rPr xmlns:w="http://schemas.openxmlformats.org/wordprocessingml/2006/main">
+                <w:rFonts w:ascii="Cambria Math" w:hAnsi="Cambria Math"/>
+              </w:rPr>
+              <m:t xml:space="preserve">-</m:t>
+            </m:r>
+            <m:r>
+              <m:rPr>
+                <m:nor/>
+              </m:rPr>
+              <w:rPr xmlns:w="http://schemas.openxmlformats.org/wordprocessingml/2006/main">
+                <w:rFonts w:ascii="Cambria Math" w:hAnsi="Cambria Math"/>
+              </w:rPr>
+              <m:t xml:space="preserve">T</m:t>
+            </m:r>
+            <m:r>
+              <w:rPr xmlns:w="http://schemas.openxmlformats.org/wordprocessingml/2006/main">
+                <w:rFonts w:ascii="Cambria Math" w:hAnsi="Cambria Math"/>
+              </w:rPr>
+              <m:t xml:space="preserve">V</m:t>
+            </m:r>
+            <m:r>
+              <w:rPr xmlns:w="http://schemas.openxmlformats.org/wordprocessingml/2006/main">
+                <w:rFonts w:ascii="Cambria Math" w:hAnsi="Cambria Math"/>
+              </w:rPr>
+              <m:t xml:space="preserve">(</m:t>
+            </m:r>
+            <m:sSubSup>
+              <m:e>
+                <m:r>
+                  <w:rPr xmlns:w="http://schemas.openxmlformats.org/wordprocessingml/2006/main">
+                    <w:rFonts w:ascii="Cambria Math" w:hAnsi="Cambria Math"/>
+                  </w:rPr>
+                  <m:t xml:space="preserve">P</m:t>
+                </m:r>
+              </m:e>
+              <m:sub>
+                <m:r>
+                  <w:rPr xmlns:w="http://schemas.openxmlformats.org/wordprocessingml/2006/main">
+                    <w:rFonts w:ascii="Cambria Math" w:hAnsi="Cambria Math"/>
+                  </w:rPr>
+                  <m:t xml:space="preserve">0</m:t>
+                </m:r>
+              </m:sub>
+              <m:sup>
+                <m:r>
+                  <w:rPr xmlns:w="http://schemas.openxmlformats.org/wordprocessingml/2006/main">
+                    <w:rFonts w:ascii="Cambria Math" w:hAnsi="Cambria Math"/>
+                  </w:rPr>
+                  <m:t xml:space="preserve">T</m:t>
+                </m:r>
+              </m:sup>
+            </m:sSubSup>
+            <m:r>
+              <w:rPr xmlns:w="http://schemas.openxmlformats.org/wordprocessingml/2006/main">
+                <w:rFonts w:ascii="Cambria Math" w:hAnsi="Cambria Math"/>
+              </w:rPr>
+              <m:t xml:space="preserve">,</m:t>
+            </m:r>
+            <m:sSubSup>
+              <m:e>
+                <m:r>
+                  <w:rPr xmlns:w="http://schemas.openxmlformats.org/wordprocessingml/2006/main">
+                    <w:rFonts w:ascii="Cambria Math" w:hAnsi="Cambria Math"/>
+                  </w:rPr>
+                  <m:t xml:space="preserve">P</m:t>
+                </m:r>
+              </m:e>
+              <m:sub>
+                <m:r>
+                  <w:rPr xmlns:w="http://schemas.openxmlformats.org/wordprocessingml/2006/main">
+                    <w:rFonts w:ascii="Cambria Math" w:hAnsi="Cambria Math"/>
+                  </w:rPr>
+                  <m:t xml:space="preserve">1</m:t>
+                </m:r>
+              </m:sub>
+              <m:sup>
+                <m:r>
+                  <w:rPr xmlns:w="http://schemas.openxmlformats.org/wordprocessingml/2006/main">
+                    <w:rFonts w:ascii="Cambria Math" w:hAnsi="Cambria Math"/>
+                  </w:rPr>
+                  <m:t xml:space="preserve">T</m:t>
+                </m:r>
+              </m:sup>
+            </m:sSubSup>
+            <m:r>
+              <w:rPr xmlns:w="http://schemas.openxmlformats.org/wordprocessingml/2006/main">
+                <w:rFonts w:ascii="Cambria Math" w:hAnsi="Cambria Math"/>
+              </w:rPr>
+              <m:t xml:space="preserve">)</m:t>
+            </m:r>
+          </m:e>
+        </m:d>
+        <m:r>
+          <w:rPr xmlns:w="http://schemas.openxmlformats.org/wordprocessingml/2006/main">
+            <w:rFonts w:ascii="Cambria Math" w:hAnsi="Cambria Math"/>
+          </w:rPr>
+          <m:t xml:space="preserve">.</m:t>
+        </m:r>
+      </m:oMath>
       <w:r>
         <w:tab/>
         <w:t>(4)</w:t>
@@ -1564,49 +3484,337 @@
           <w:tab w:val="center" w:pos="4786"/>
           <w:tab w:val="right" w:pos="9572"/>
         </w:tabs>
-        <w:spacing w:before="80" w:after="80" w:line="240" w:lineRule="auto"/>
-        <w:jc w:val="left"/>
+        <w:spacing w:before="100" w:after="100" w:line="276" w:lineRule="auto"/>
       </w:pPr>
       <w:r>
         <w:tab/>
       </w:r>
-      <w:r>
-        <w:drawing>
-          <wp:inline distT="0" distB="0" distL="0" distR="0">
-            <wp:extent cx="4860000" cy="412446"/>
-            <wp:effectExtent l="0" t="0" r="0" b="0"/>
-            <wp:docPr id="108" name="eq5"/>
-            <wp:cNvGraphicFramePr>
-              <a:graphicFrameLocks xmlns:a="http://schemas.openxmlformats.org/drawingml/2006/main" noChangeAspect="1"/>
-            </wp:cNvGraphicFramePr>
-            <a:graphic xmlns:a="http://schemas.openxmlformats.org/drawingml/2006/main">
-              <a:graphicData uri="http://schemas.openxmlformats.org/drawingml/2006/picture">
-                <pic:pic xmlns:pic="http://schemas.openxmlformats.org/drawingml/2006/picture">
-                  <pic:nvPicPr>
-                    <pic:cNvPr id="108" name="eq5"/>
-                    <pic:cNvPicPr/>
-                  </pic:nvPicPr>
-                  <pic:blipFill>
-                    <a:blip r:embed="rId108"/>
-                    <a:stretch>
-                      <a:fillRect/>
-                    </a:stretch>
-                  </pic:blipFill>
-                  <pic:spPr>
-                    <a:xfrm>
-                      <a:off x="0" y="0"/>
-                      <a:ext cx="4860000" cy="412446"/>
-                    </a:xfrm>
-                    <a:prstGeom prst="rect">
-                      <a:avLst/>
-                    </a:prstGeom>
-                  </pic:spPr>
-                </pic:pic>
-              </a:graphicData>
-            </a:graphic>
-          </wp:inline>
-        </w:drawing>
-      </w:r>
+      <m:oMath>
+        <m:limLow>
+          <m:e>
+            <m:r>
+              <m:rPr>
+                <m:sty m:val="p"/>
+              </m:rPr>
+              <w:rPr xmlns:w="http://schemas.openxmlformats.org/wordprocessingml/2006/main">
+                <w:rFonts w:ascii="Cambria Math" w:hAnsi="Cambria Math"/>
+              </w:rPr>
+              <m:t xml:space="preserve">max</m:t>
+            </m:r>
+          </m:e>
+          <m:lim>
+            <m:r>
+              <w:rPr xmlns:w="http://schemas.openxmlformats.org/wordprocessingml/2006/main">
+                <w:rFonts w:ascii="Cambria Math" w:hAnsi="Cambria Math"/>
+              </w:rPr>
+              <m:t xml:space="preserve">i</m:t>
+            </m:r>
+          </m:lim>
+        </m:limLow>
+        <m:r>
+          <w:rPr xmlns:w="http://schemas.openxmlformats.org/wordprocessingml/2006/main">
+            <w:rFonts w:ascii="Cambria Math" w:hAnsi="Cambria Math"/>
+          </w:rPr>
+          <m:t xml:space="preserve">𝔼</m:t>
+        </m:r>
+        <m:r>
+          <w:rPr xmlns:w="http://schemas.openxmlformats.org/wordprocessingml/2006/main">
+            <w:rFonts w:ascii="Cambria Math" w:hAnsi="Cambria Math"/>
+          </w:rPr>
+          <m:t xml:space="preserve">[</m:t>
+        </m:r>
+        <m:sSub>
+          <m:e>
+            <m:r>
+              <w:rPr xmlns:w="http://schemas.openxmlformats.org/wordprocessingml/2006/main">
+                <w:rFonts w:ascii="Cambria Math" w:hAnsi="Cambria Math"/>
+              </w:rPr>
+              <m:t xml:space="preserve">l</m:t>
+            </m:r>
+          </m:e>
+          <m:sub>
+            <m:r>
+              <w:rPr xmlns:w="http://schemas.openxmlformats.org/wordprocessingml/2006/main">
+                <w:rFonts w:ascii="Cambria Math" w:hAnsi="Cambria Math"/>
+              </w:rPr>
+              <m:t xml:space="preserve">i</m:t>
+            </m:r>
+          </m:sub>
+        </m:sSub>
+        <m:r>
+          <w:rPr xmlns:w="http://schemas.openxmlformats.org/wordprocessingml/2006/main">
+            <w:rFonts w:ascii="Cambria Math" w:hAnsi="Cambria Math"/>
+          </w:rPr>
+          <m:t xml:space="preserve">]</m:t>
+        </m:r>
+        <m:r>
+          <w:rPr xmlns:w="http://schemas.openxmlformats.org/wordprocessingml/2006/main">
+            <w:rFonts w:ascii="Cambria Math" w:hAnsi="Cambria Math"/>
+          </w:rPr>
+          <m:t xml:space="preserve"> </m:t>
+        </m:r>
+        <m:r>
+          <w:rPr xmlns:w="http://schemas.openxmlformats.org/wordprocessingml/2006/main">
+            <w:rFonts w:ascii="Cambria Math" w:hAnsi="Cambria Math"/>
+          </w:rPr>
+          <m:t xml:space="preserve">≥</m:t>
+        </m:r>
+        <m:r>
+          <w:rPr xmlns:w="http://schemas.openxmlformats.org/wordprocessingml/2006/main">
+            <w:rFonts w:ascii="Cambria Math" w:hAnsi="Cambria Math"/>
+          </w:rPr>
+          <m:t xml:space="preserve"> </m:t>
+        </m:r>
+        <m:f>
+          <m:num>
+            <m:r>
+              <w:rPr xmlns:w="http://schemas.openxmlformats.org/wordprocessingml/2006/main">
+                <w:rFonts w:ascii="Cambria Math" w:hAnsi="Cambria Math"/>
+              </w:rPr>
+              <m:t xml:space="preserve">Δ</m:t>
+            </m:r>
+          </m:num>
+          <m:den>
+            <m:r>
+              <w:rPr xmlns:w="http://schemas.openxmlformats.org/wordprocessingml/2006/main">
+                <w:rFonts w:ascii="Cambria Math" w:hAnsi="Cambria Math"/>
+              </w:rPr>
+              <m:t xml:space="preserve">4</m:t>
+            </m:r>
+          </m:den>
+        </m:f>
+        <m:sSup>
+          <m:e>
+            <m:r>
+              <w:rPr xmlns:w="http://schemas.openxmlformats.org/wordprocessingml/2006/main">
+                <w:rFonts w:ascii="Cambria Math" w:hAnsi="Cambria Math"/>
+              </w:rPr>
+              <m:t xml:space="preserve">e</m:t>
+            </m:r>
+          </m:e>
+          <m:sup>None</m:sup>
+        </m:sSup>
+        <m:r>
+          <w:rPr xmlns:w="http://schemas.openxmlformats.org/wordprocessingml/2006/main">
+            <w:rFonts w:ascii="Cambria Math" w:hAnsi="Cambria Math"/>
+          </w:rPr>
+          <m:t xml:space="preserve">-</m:t>
+        </m:r>
+        <m:sSub>
+          <m:e>
+            <m:r>
+              <w:rPr xmlns:w="http://schemas.openxmlformats.org/wordprocessingml/2006/main">
+                <w:rFonts w:ascii="Cambria Math" w:hAnsi="Cambria Math"/>
+              </w:rPr>
+              <m:t xml:space="preserve">K</m:t>
+            </m:r>
+          </m:e>
+          <m:sub>
+            <m:r>
+              <w:rPr xmlns:w="http://schemas.openxmlformats.org/wordprocessingml/2006/main">
+                <w:rFonts w:ascii="Cambria Math" w:hAnsi="Cambria Math"/>
+              </w:rPr>
+              <m:t xml:space="preserve">m</m:t>
+            </m:r>
+          </m:sub>
+        </m:sSub>
+        <m:r>
+          <w:rPr xmlns:w="http://schemas.openxmlformats.org/wordprocessingml/2006/main">
+            <w:rFonts w:ascii="Cambria Math" w:hAnsi="Cambria Math"/>
+          </w:rPr>
+          <m:t xml:space="preserve">,</m:t>
+        </m:r>
+        <m:r>
+          <w:rPr xmlns:w="http://schemas.openxmlformats.org/wordprocessingml/2006/main">
+            <w:rFonts w:ascii="Cambria Math" w:hAnsi="Cambria Math"/>
+          </w:rPr>
+          <m:t xml:space="preserve">  </m:t>
+        </m:r>
+        <m:r>
+          <w:rPr xmlns:w="http://schemas.openxmlformats.org/wordprocessingml/2006/main">
+            <w:rFonts w:ascii="Cambria Math" w:hAnsi="Cambria Math"/>
+          </w:rPr>
+          <m:t xml:space="preserve"> </m:t>
+        </m:r>
+        <m:limLow>
+          <m:e>
+            <m:r>
+              <m:rPr>
+                <m:sty m:val="p"/>
+              </m:rPr>
+              <w:rPr xmlns:w="http://schemas.openxmlformats.org/wordprocessingml/2006/main">
+                <w:rFonts w:ascii="Cambria Math" w:hAnsi="Cambria Math"/>
+              </w:rPr>
+              <m:t xml:space="preserve">max</m:t>
+            </m:r>
+          </m:e>
+          <m:lim>
+            <m:r>
+              <w:rPr xmlns:w="http://schemas.openxmlformats.org/wordprocessingml/2006/main">
+                <w:rFonts w:ascii="Cambria Math" w:hAnsi="Cambria Math"/>
+              </w:rPr>
+              <m:t xml:space="preserve">i</m:t>
+            </m:r>
+          </m:lim>
+        </m:limLow>
+        <m:r>
+          <w:rPr xmlns:w="http://schemas.openxmlformats.org/wordprocessingml/2006/main">
+            <w:rFonts w:ascii="Cambria Math" w:hAnsi="Cambria Math"/>
+          </w:rPr>
+          <m:t xml:space="preserve">𝔼</m:t>
+        </m:r>
+        <m:r>
+          <w:rPr xmlns:w="http://schemas.openxmlformats.org/wordprocessingml/2006/main">
+            <w:rFonts w:ascii="Cambria Math" w:hAnsi="Cambria Math"/>
+          </w:rPr>
+          <m:t xml:space="preserve">[</m:t>
+        </m:r>
+        <m:sSub>
+          <m:e>
+            <m:r>
+              <w:rPr xmlns:w="http://schemas.openxmlformats.org/wordprocessingml/2006/main">
+                <w:rFonts w:ascii="Cambria Math" w:hAnsi="Cambria Math"/>
+              </w:rPr>
+              <m:t xml:space="preserve">l</m:t>
+            </m:r>
+          </m:e>
+          <m:sub>
+            <m:r>
+              <w:rPr xmlns:w="http://schemas.openxmlformats.org/wordprocessingml/2006/main">
+                <w:rFonts w:ascii="Cambria Math" w:hAnsi="Cambria Math"/>
+              </w:rPr>
+              <m:t xml:space="preserve">i</m:t>
+            </m:r>
+          </m:sub>
+        </m:sSub>
+        <m:r>
+          <w:rPr xmlns:w="http://schemas.openxmlformats.org/wordprocessingml/2006/main">
+            <w:rFonts w:ascii="Cambria Math" w:hAnsi="Cambria Math"/>
+          </w:rPr>
+          <m:t xml:space="preserve">]</m:t>
+        </m:r>
+        <m:r>
+          <w:rPr xmlns:w="http://schemas.openxmlformats.org/wordprocessingml/2006/main">
+            <w:rFonts w:ascii="Cambria Math" w:hAnsi="Cambria Math"/>
+          </w:rPr>
+          <m:t xml:space="preserve"> </m:t>
+        </m:r>
+        <m:r>
+          <w:rPr xmlns:w="http://schemas.openxmlformats.org/wordprocessingml/2006/main">
+            <w:rFonts w:ascii="Cambria Math" w:hAnsi="Cambria Math"/>
+          </w:rPr>
+          <m:t xml:space="preserve">≥</m:t>
+        </m:r>
+        <m:r>
+          <w:rPr xmlns:w="http://schemas.openxmlformats.org/wordprocessingml/2006/main">
+            <w:rFonts w:ascii="Cambria Math" w:hAnsi="Cambria Math"/>
+          </w:rPr>
+          <m:t xml:space="preserve"> </m:t>
+        </m:r>
+        <m:f>
+          <m:num>
+            <m:r>
+              <w:rPr xmlns:w="http://schemas.openxmlformats.org/wordprocessingml/2006/main">
+                <w:rFonts w:ascii="Cambria Math" w:hAnsi="Cambria Math"/>
+              </w:rPr>
+              <m:t xml:space="preserve">Δ</m:t>
+            </m:r>
+          </m:num>
+          <m:den>
+            <m:r>
+              <w:rPr xmlns:w="http://schemas.openxmlformats.org/wordprocessingml/2006/main">
+                <w:rFonts w:ascii="Cambria Math" w:hAnsi="Cambria Math"/>
+              </w:rPr>
+              <m:t xml:space="preserve">2</m:t>
+            </m:r>
+          </m:den>
+        </m:f>
+        <m:r>
+          <m:rPr>
+            <m:sty m:val="p"/>
+          </m:rPr>
+          <w:rPr xmlns:w="http://schemas.openxmlformats.org/wordprocessingml/2006/main">
+            <w:rFonts w:ascii="Cambria Math" w:hAnsi="Cambria Math"/>
+          </w:rPr>
+          <m:t xml:space="preserve">max</m:t>
+        </m:r>
+        <m:d>
+          <m:dPr>
+            <m:begChr m:val="("/>
+            <m:endChr m:val=")"/>
+          </m:dPr>
+          <m:e>
+            <m:r>
+              <w:rPr xmlns:w="http://schemas.openxmlformats.org/wordprocessingml/2006/main">
+                <w:rFonts w:ascii="Cambria Math" w:hAnsi="Cambria Math"/>
+              </w:rPr>
+              <m:t xml:space="preserve">0</m:t>
+            </m:r>
+            <m:r>
+              <w:rPr xmlns:w="http://schemas.openxmlformats.org/wordprocessingml/2006/main">
+                <w:rFonts w:ascii="Cambria Math" w:hAnsi="Cambria Math"/>
+              </w:rPr>
+              <m:t xml:space="preserve">,</m:t>
+            </m:r>
+            <m:r>
+              <w:rPr xmlns:w="http://schemas.openxmlformats.org/wordprocessingml/2006/main">
+                <w:rFonts w:ascii="Cambria Math" w:hAnsi="Cambria Math"/>
+              </w:rPr>
+              <m:t xml:space="preserve">1</m:t>
+            </m:r>
+            <m:r>
+              <w:rPr xmlns:w="http://schemas.openxmlformats.org/wordprocessingml/2006/main">
+                <w:rFonts w:ascii="Cambria Math" w:hAnsi="Cambria Math"/>
+              </w:rPr>
+              <m:t xml:space="preserve">-</m:t>
+            </m:r>
+            <m:rad>
+              <m:radPr>
+                <m:degHide m:val="1"/>
+              </m:radPr>
+              <m:deg/>
+              <m:e>
+                <m:sSub>
+                  <m:e>
+                    <m:r>
+                      <w:rPr xmlns:w="http://schemas.openxmlformats.org/wordprocessingml/2006/main">
+                        <w:rFonts w:ascii="Cambria Math" w:hAnsi="Cambria Math"/>
+                      </w:rPr>
+                      <m:t xml:space="preserve">K</m:t>
+                    </m:r>
+                  </m:e>
+                  <m:sub>
+                    <m:r>
+                      <w:rPr xmlns:w="http://schemas.openxmlformats.org/wordprocessingml/2006/main">
+                        <w:rFonts w:ascii="Cambria Math" w:hAnsi="Cambria Math"/>
+                      </w:rPr>
+                      <m:t xml:space="preserve">m</m:t>
+                    </m:r>
+                  </m:sub>
+                </m:sSub>
+                <m:r>
+                  <w:rPr xmlns:w="http://schemas.openxmlformats.org/wordprocessingml/2006/main">
+                    <w:rFonts w:ascii="Cambria Math" w:hAnsi="Cambria Math"/>
+                  </w:rPr>
+                  <m:t xml:space="preserve">/</m:t>
+                </m:r>
+                <m:r>
+                  <w:rPr xmlns:w="http://schemas.openxmlformats.org/wordprocessingml/2006/main">
+                    <w:rFonts w:ascii="Cambria Math" w:hAnsi="Cambria Math"/>
+                  </w:rPr>
+                  <m:t xml:space="preserve">2</m:t>
+                </m:r>
+              </m:e>
+            </m:rad>
+          </m:e>
+        </m:d>
+        <m:r>
+          <w:rPr xmlns:w="http://schemas.openxmlformats.org/wordprocessingml/2006/main">
+            <w:rFonts w:ascii="Cambria Math" w:hAnsi="Cambria Math"/>
+          </w:rPr>
+          <m:t xml:space="preserve">.</m:t>
+        </m:r>
+      </m:oMath>
       <w:r>
         <w:tab/>
         <w:t>(5)</w:t>
@@ -1676,49 +3884,289 @@
           <w:tab w:val="center" w:pos="4786"/>
           <w:tab w:val="right" w:pos="9572"/>
         </w:tabs>
-        <w:spacing w:before="80" w:after="80" w:line="240" w:lineRule="auto"/>
-        <w:jc w:val="left"/>
+        <w:spacing w:before="100" w:after="100" w:line="276" w:lineRule="auto"/>
       </w:pPr>
       <w:r>
         <w:tab/>
       </w:r>
-      <w:r>
-        <w:drawing>
-          <wp:inline distT="0" distB="0" distL="0" distR="0">
-            <wp:extent cx="4860000" cy="547545"/>
-            <wp:effectExtent l="0" t="0" r="0" b="0"/>
-            <wp:docPr id="109" name="eq6"/>
-            <wp:cNvGraphicFramePr>
-              <a:graphicFrameLocks xmlns:a="http://schemas.openxmlformats.org/drawingml/2006/main" noChangeAspect="1"/>
-            </wp:cNvGraphicFramePr>
-            <a:graphic xmlns:a="http://schemas.openxmlformats.org/drawingml/2006/main">
-              <a:graphicData uri="http://schemas.openxmlformats.org/drawingml/2006/picture">
-                <pic:pic xmlns:pic="http://schemas.openxmlformats.org/drawingml/2006/picture">
-                  <pic:nvPicPr>
-                    <pic:cNvPr id="109" name="eq6"/>
-                    <pic:cNvPicPr/>
-                  </pic:nvPicPr>
-                  <pic:blipFill>
-                    <a:blip r:embed="rId109"/>
-                    <a:stretch>
-                      <a:fillRect/>
-                    </a:stretch>
-                  </pic:blipFill>
-                  <pic:spPr>
-                    <a:xfrm>
-                      <a:off x="0" y="0"/>
-                      <a:ext cx="4860000" cy="547545"/>
-                    </a:xfrm>
-                    <a:prstGeom prst="rect">
-                      <a:avLst/>
-                    </a:prstGeom>
-                  </pic:spPr>
-                </pic:pic>
-              </a:graphicData>
-            </a:graphic>
-          </wp:inline>
-        </w:drawing>
-      </w:r>
+      <m:oMath>
+        <m:r>
+          <w:rPr xmlns:w="http://schemas.openxmlformats.org/wordprocessingml/2006/main">
+            <w:rFonts w:ascii="Cambria Math" w:hAnsi="Cambria Math"/>
+          </w:rPr>
+          <m:t xml:space="preserve">&lt;m:r&gt;&lt;w:rPr xmlns:w="http://schemas.openxmlformats.org/wordprocessingml/2006/main"&gt;&lt;w:rFonts w:ascii="Cambria Math" w:hAnsi="Cambria Math"/&gt;&lt;/w:rPr&gt;&lt;m:t xml:space="preserve"&gt;G&lt;/m:t&gt;&lt;/m:r&gt;</m:t>
+        </m:r>
+        <m:r>
+          <w:rPr xmlns:w="http://schemas.openxmlformats.org/wordprocessingml/2006/main">
+            <w:rFonts w:ascii="Cambria Math" w:hAnsi="Cambria Math"/>
+          </w:rPr>
+          <m:t xml:space="preserve">=</m:t>
+        </m:r>
+        <m:d>
+          <m:dPr>
+            <m:begChr m:val="{"/>
+            <m:endChr m:val="}"/>
+          </m:dPr>
+          <m:e>
+            <m:limLow>
+              <m:e>
+                <m:r>
+                  <m:rPr>
+                    <m:sty m:val="p"/>
+                  </m:rPr>
+                  <w:rPr xmlns:w="http://schemas.openxmlformats.org/wordprocessingml/2006/main">
+                    <w:rFonts w:ascii="Cambria Math" w:hAnsi="Cambria Math"/>
+                  </w:rPr>
+                  <m:t xml:space="preserve">sup</m:t>
+                </m:r>
+              </m:e>
+              <m:lim>
+                <m:r>
+                  <w:rPr xmlns:w="http://schemas.openxmlformats.org/wordprocessingml/2006/main">
+                    <w:rFonts w:ascii="Cambria Math" w:hAnsi="Cambria Math"/>
+                  </w:rPr>
+                  <m:t xml:space="preserve">a</m:t>
+                </m:r>
+                <m:r>
+                  <w:rPr xmlns:w="http://schemas.openxmlformats.org/wordprocessingml/2006/main">
+                    <w:rFonts w:ascii="Cambria Math" w:hAnsi="Cambria Math"/>
+                  </w:rPr>
+                  <m:t xml:space="preserve">∈</m:t>
+                </m:r>
+                <m:r>
+                  <w:rPr xmlns:w="http://schemas.openxmlformats.org/wordprocessingml/2006/main">
+                    <w:rFonts w:ascii="Cambria Math" w:hAnsi="Cambria Math"/>
+                  </w:rPr>
+                  <m:t xml:space="preserve">&lt;m:r&gt;&lt;w:rPr xmlns:w="http://schemas.openxmlformats.org/wordprocessingml/2006/main"&gt;&lt;w:rFonts w:ascii="Cambria Math" w:hAnsi="Cambria Math"/&gt;&lt;/w:rPr&gt;&lt;m:t xml:space="preserve"&gt;A&lt;/m:t&gt;&lt;/m:r&gt;</m:t>
+                </m:r>
+              </m:lim>
+            </m:limLow>
+            <m:r>
+              <w:rPr xmlns:w="http://schemas.openxmlformats.org/wordprocessingml/2006/main">
+                <w:rFonts w:ascii="Cambria Math" w:hAnsi="Cambria Math"/>
+              </w:rPr>
+              <m:t xml:space="preserve">|</m:t>
+            </m:r>
+            <m:sSub>
+              <m:e>
+                <m:acc>
+                  <m:accPr>
+                    <m:chr m:val="̂"/>
+                  </m:accPr>
+                  <m:e>
+                    <m:r>
+                      <w:rPr xmlns:w="http://schemas.openxmlformats.org/wordprocessingml/2006/main">
+                        <w:rFonts w:ascii="Cambria Math" w:hAnsi="Cambria Math"/>
+                      </w:rPr>
+                      <m:t xml:space="preserve">r</m:t>
+                    </m:r>
+                  </m:e>
+                </m:acc>
+              </m:e>
+              <m:sub>
+                <m:r>
+                  <w:rPr xmlns:w="http://schemas.openxmlformats.org/wordprocessingml/2006/main">
+                    <w:rFonts w:ascii="Cambria Math" w:hAnsi="Cambria Math"/>
+                  </w:rPr>
+                  <m:t xml:space="preserve">a</m:t>
+                </m:r>
+              </m:sub>
+            </m:sSub>
+            <m:r>
+              <w:rPr xmlns:w="http://schemas.openxmlformats.org/wordprocessingml/2006/main">
+                <w:rFonts w:ascii="Cambria Math" w:hAnsi="Cambria Math"/>
+              </w:rPr>
+              <m:t xml:space="preserve">-</m:t>
+            </m:r>
+            <m:sSub>
+              <m:e>
+                <m:r>
+                  <w:rPr xmlns:w="http://schemas.openxmlformats.org/wordprocessingml/2006/main">
+                    <w:rFonts w:ascii="Cambria Math" w:hAnsi="Cambria Math"/>
+                  </w:rPr>
+                  <m:t xml:space="preserve">r</m:t>
+                </m:r>
+              </m:e>
+              <m:sub>
+                <m:r>
+                  <w:rPr xmlns:w="http://schemas.openxmlformats.org/wordprocessingml/2006/main">
+                    <w:rFonts w:ascii="Cambria Math" w:hAnsi="Cambria Math"/>
+                  </w:rPr>
+                  <m:t xml:space="preserve">a</m:t>
+                </m:r>
+              </m:sub>
+            </m:sSub>
+            <m:r>
+              <w:rPr xmlns:w="http://schemas.openxmlformats.org/wordprocessingml/2006/main">
+                <w:rFonts w:ascii="Cambria Math" w:hAnsi="Cambria Math"/>
+              </w:rPr>
+              <m:t xml:space="preserve">|</m:t>
+            </m:r>
+            <m:r>
+              <w:rPr xmlns:w="http://schemas.openxmlformats.org/wordprocessingml/2006/main">
+                <w:rFonts w:ascii="Cambria Math" w:hAnsi="Cambria Math"/>
+              </w:rPr>
+              <m:t xml:space="preserve">≤</m:t>
+            </m:r>
+            <m:sSub>
+              <m:e>
+                <m:r>
+                  <w:rPr xmlns:w="http://schemas.openxmlformats.org/wordprocessingml/2006/main">
+                    <w:rFonts w:ascii="Cambria Math" w:hAnsi="Cambria Math"/>
+                  </w:rPr>
+                  <m:t xml:space="preserve">ε</m:t>
+                </m:r>
+              </m:e>
+              <m:sub>
+                <m:r>
+                  <w:rPr xmlns:w="http://schemas.openxmlformats.org/wordprocessingml/2006/main">
+                    <w:rFonts w:ascii="Cambria Math" w:hAnsi="Cambria Math"/>
+                  </w:rPr>
+                  <m:t xml:space="preserve">R</m:t>
+                </m:r>
+              </m:sub>
+            </m:sSub>
+          </m:e>
+        </m:d>
+        <m:r>
+          <w:rPr xmlns:w="http://schemas.openxmlformats.org/wordprocessingml/2006/main">
+            <w:rFonts w:ascii="Cambria Math" w:hAnsi="Cambria Math"/>
+          </w:rPr>
+          <m:t xml:space="preserve">∩</m:t>
+        </m:r>
+        <m:d>
+          <m:dPr>
+            <m:begChr m:val="{"/>
+            <m:endChr m:val="}"/>
+          </m:dPr>
+          <m:e>
+            <m:limLow>
+              <m:e>
+                <m:r>
+                  <m:rPr>
+                    <m:sty m:val="p"/>
+                  </m:rPr>
+                  <w:rPr xmlns:w="http://schemas.openxmlformats.org/wordprocessingml/2006/main">
+                    <w:rFonts w:ascii="Cambria Math" w:hAnsi="Cambria Math"/>
+                  </w:rPr>
+                  <m:t xml:space="preserve">sup</m:t>
+                </m:r>
+              </m:e>
+              <m:lim>
+                <m:r>
+                  <w:rPr xmlns:w="http://schemas.openxmlformats.org/wordprocessingml/2006/main">
+                    <w:rFonts w:ascii="Cambria Math" w:hAnsi="Cambria Math"/>
+                  </w:rPr>
+                  <m:t xml:space="preserve">a</m:t>
+                </m:r>
+                <m:r>
+                  <w:rPr xmlns:w="http://schemas.openxmlformats.org/wordprocessingml/2006/main">
+                    <w:rFonts w:ascii="Cambria Math" w:hAnsi="Cambria Math"/>
+                  </w:rPr>
+                  <m:t xml:space="preserve">∈</m:t>
+                </m:r>
+                <m:r>
+                  <w:rPr xmlns:w="http://schemas.openxmlformats.org/wordprocessingml/2006/main">
+                    <w:rFonts w:ascii="Cambria Math" w:hAnsi="Cambria Math"/>
+                  </w:rPr>
+                  <m:t xml:space="preserve">&lt;m:r&gt;&lt;w:rPr xmlns:w="http://schemas.openxmlformats.org/wordprocessingml/2006/main"&gt;&lt;w:rFonts w:ascii="Cambria Math" w:hAnsi="Cambria Math"/&gt;&lt;/w:rPr&gt;&lt;m:t xml:space="preserve"&gt;A&lt;/m:t&gt;&lt;/m:r&gt;</m:t>
+                </m:r>
+              </m:lim>
+            </m:limLow>
+            <m:r>
+              <w:rPr xmlns:w="http://schemas.openxmlformats.org/wordprocessingml/2006/main">
+                <w:rFonts w:ascii="Cambria Math" w:hAnsi="Cambria Math"/>
+              </w:rPr>
+              <m:t xml:space="preserve">|</m:t>
+            </m:r>
+            <m:sSub>
+              <m:e>
+                <m:acc>
+                  <m:accPr>
+                    <m:chr m:val="̂"/>
+                  </m:accPr>
+                  <m:e>
+                    <m:r>
+                      <w:rPr xmlns:w="http://schemas.openxmlformats.org/wordprocessingml/2006/main">
+                        <w:rFonts w:ascii="Cambria Math" w:hAnsi="Cambria Math"/>
+                      </w:rPr>
+                      <m:t xml:space="preserve">C</m:t>
+                    </m:r>
+                  </m:e>
+                </m:acc>
+              </m:e>
+              <m:sub>
+                <m:r>
+                  <w:rPr xmlns:w="http://schemas.openxmlformats.org/wordprocessingml/2006/main">
+                    <w:rFonts w:ascii="Cambria Math" w:hAnsi="Cambria Math"/>
+                  </w:rPr>
+                  <m:t xml:space="preserve">a</m:t>
+                </m:r>
+              </m:sub>
+            </m:sSub>
+            <m:r>
+              <w:rPr xmlns:w="http://schemas.openxmlformats.org/wordprocessingml/2006/main">
+                <w:rFonts w:ascii="Cambria Math" w:hAnsi="Cambria Math"/>
+              </w:rPr>
+              <m:t xml:space="preserve">-</m:t>
+            </m:r>
+            <m:sSub>
+              <m:e>
+                <m:r>
+                  <w:rPr xmlns:w="http://schemas.openxmlformats.org/wordprocessingml/2006/main">
+                    <w:rFonts w:ascii="Cambria Math" w:hAnsi="Cambria Math"/>
+                  </w:rPr>
+                  <m:t xml:space="preserve">C</m:t>
+                </m:r>
+              </m:e>
+              <m:sub>
+                <m:r>
+                  <w:rPr xmlns:w="http://schemas.openxmlformats.org/wordprocessingml/2006/main">
+                    <w:rFonts w:ascii="Cambria Math" w:hAnsi="Cambria Math"/>
+                  </w:rPr>
+                  <m:t xml:space="preserve">a</m:t>
+                </m:r>
+              </m:sub>
+            </m:sSub>
+            <m:r>
+              <w:rPr xmlns:w="http://schemas.openxmlformats.org/wordprocessingml/2006/main">
+                <w:rFonts w:ascii="Cambria Math" w:hAnsi="Cambria Math"/>
+              </w:rPr>
+              <m:t xml:space="preserve">|</m:t>
+            </m:r>
+            <m:r>
+              <w:rPr xmlns:w="http://schemas.openxmlformats.org/wordprocessingml/2006/main">
+                <w:rFonts w:ascii="Cambria Math" w:hAnsi="Cambria Math"/>
+              </w:rPr>
+              <m:t xml:space="preserve">≤</m:t>
+            </m:r>
+            <m:sSub>
+              <m:e>
+                <m:r>
+                  <w:rPr xmlns:w="http://schemas.openxmlformats.org/wordprocessingml/2006/main">
+                    <w:rFonts w:ascii="Cambria Math" w:hAnsi="Cambria Math"/>
+                  </w:rPr>
+                  <m:t xml:space="preserve">ε</m:t>
+                </m:r>
+              </m:e>
+              <m:sub>
+                <m:r>
+                  <w:rPr xmlns:w="http://schemas.openxmlformats.org/wordprocessingml/2006/main">
+                    <w:rFonts w:ascii="Cambria Math" w:hAnsi="Cambria Math"/>
+                  </w:rPr>
+                  <m:t xml:space="preserve">C</m:t>
+                </m:r>
+              </m:sub>
+            </m:sSub>
+          </m:e>
+        </m:d>
+        <m:r>
+          <w:rPr xmlns:w="http://schemas.openxmlformats.org/wordprocessingml/2006/main">
+            <w:rFonts w:ascii="Cambria Math" w:hAnsi="Cambria Math"/>
+          </w:rPr>
+          <m:t xml:space="preserve">.</m:t>
+        </m:r>
+      </m:oMath>
       <w:r>
         <w:tab/>
         <w:t>(6)</w:t>
@@ -1744,49 +4192,408 @@
           <w:tab w:val="center" w:pos="4786"/>
           <w:tab w:val="right" w:pos="9572"/>
         </w:tabs>
-        <w:spacing w:before="80" w:after="80" w:line="240" w:lineRule="auto"/>
-        <w:jc w:val="left"/>
+        <w:spacing w:before="100" w:after="100" w:line="276" w:lineRule="auto"/>
       </w:pPr>
       <w:r>
         <w:tab/>
       </w:r>
-      <w:r>
-        <w:drawing>
-          <wp:inline distT="0" distB="0" distL="0" distR="0">
-            <wp:extent cx="4860000" cy="300492"/>
-            <wp:effectExtent l="0" t="0" r="0" b="0"/>
-            <wp:docPr id="110" name="eq7"/>
-            <wp:cNvGraphicFramePr>
-              <a:graphicFrameLocks xmlns:a="http://schemas.openxmlformats.org/drawingml/2006/main" noChangeAspect="1"/>
-            </wp:cNvGraphicFramePr>
-            <a:graphic xmlns:a="http://schemas.openxmlformats.org/drawingml/2006/main">
-              <a:graphicData uri="http://schemas.openxmlformats.org/drawingml/2006/picture">
-                <pic:pic xmlns:pic="http://schemas.openxmlformats.org/drawingml/2006/picture">
-                  <pic:nvPicPr>
-                    <pic:cNvPr id="110" name="eq7"/>
-                    <pic:cNvPicPr/>
-                  </pic:nvPicPr>
-                  <pic:blipFill>
-                    <a:blip r:embed="rId110"/>
-                    <a:stretch>
-                      <a:fillRect/>
-                    </a:stretch>
-                  </pic:blipFill>
-                  <pic:spPr>
-                    <a:xfrm>
-                      <a:off x="0" y="0"/>
-                      <a:ext cx="4860000" cy="300492"/>
-                    </a:xfrm>
-                    <a:prstGeom prst="rect">
-                      <a:avLst/>
-                    </a:prstGeom>
-                  </pic:spPr>
-                </pic:pic>
-              </a:graphicData>
-            </a:graphic>
-          </wp:inline>
-        </w:drawing>
-      </w:r>
+      <m:oMath>
+        <m:r>
+          <m:rPr>
+            <m:nor/>
+          </m:rPr>
+          <w:rPr xmlns:w="http://schemas.openxmlformats.org/wordprocessingml/2006/main">
+            <w:rFonts w:ascii="Cambria Math" w:hAnsi="Cambria Math"/>
+          </w:rPr>
+          <m:t xml:space="preserve">P</m:t>
+        </m:r>
+        <m:r>
+          <w:rPr xmlns:w="http://schemas.openxmlformats.org/wordprocessingml/2006/main">
+            <w:rFonts w:ascii="Cambria Math" w:hAnsi="Cambria Math"/>
+          </w:rPr>
+          <m:t xml:space="preserve">r</m:t>
+        </m:r>
+        <m:d>
+          <m:dPr>
+            <m:begChr m:val="["/>
+            <m:endChr m:val="]"/>
+          </m:dPr>
+          <m:e>
+            <m:sSubSup>
+              <m:e>
+                <m:r>
+                  <w:rPr xmlns:w="http://schemas.openxmlformats.org/wordprocessingml/2006/main">
+                    <w:rFonts w:ascii="Cambria Math" w:hAnsi="Cambria Math"/>
+                  </w:rPr>
+                  <m:t xml:space="preserve">r</m:t>
+                </m:r>
+              </m:e>
+              <m:sub>
+                <m:sSub>
+                  <m:e>
+                    <m:r>
+                      <w:rPr xmlns:w="http://schemas.openxmlformats.org/wordprocessingml/2006/main">
+                        <w:rFonts w:ascii="Cambria Math" w:hAnsi="Cambria Math"/>
+                      </w:rPr>
+                      <m:t xml:space="preserve">E</m:t>
+                    </m:r>
+                  </m:e>
+                  <m:sub>
+                    <m:r>
+                      <w:rPr xmlns:w="http://schemas.openxmlformats.org/wordprocessingml/2006/main">
+                        <w:rFonts w:ascii="Cambria Math" w:hAnsi="Cambria Math"/>
+                      </w:rPr>
+                      <m:t xml:space="preserve">t</m:t>
+                    </m:r>
+                  </m:sub>
+                </m:sSub>
+              </m:sub>
+              <m:sup>
+                <m:acc>
+                  <m:accPr>
+                    <m:chr m:val="̂"/>
+                  </m:accPr>
+                  <m:e>
+                    <m:r>
+                      <w:rPr xmlns:w="http://schemas.openxmlformats.org/wordprocessingml/2006/main">
+                        <w:rFonts w:ascii="Cambria Math" w:hAnsi="Cambria Math"/>
+                      </w:rPr>
+                      <m:t xml:space="preserve">a</m:t>
+                    </m:r>
+                  </m:e>
+                </m:acc>
+              </m:sup>
+            </m:sSubSup>
+            <m:r>
+              <w:rPr xmlns:w="http://schemas.openxmlformats.org/wordprocessingml/2006/main">
+                <w:rFonts w:ascii="Cambria Math" w:hAnsi="Cambria Math"/>
+              </w:rPr>
+              <m:t xml:space="preserve">≤</m:t>
+            </m:r>
+            <m:r>
+              <w:rPr xmlns:w="http://schemas.openxmlformats.org/wordprocessingml/2006/main">
+                <w:rFonts w:ascii="Cambria Math" w:hAnsi="Cambria Math"/>
+              </w:rPr>
+              <m:t xml:space="preserve">δ</m:t>
+            </m:r>
+            <m:r>
+              <w:rPr xmlns:w="http://schemas.openxmlformats.org/wordprocessingml/2006/main">
+                <w:rFonts w:ascii="Cambria Math" w:hAnsi="Cambria Math"/>
+              </w:rPr>
+              <m:t xml:space="preserve"> </m:t>
+            </m:r>
+            <m:r>
+              <w:rPr xmlns:w="http://schemas.openxmlformats.org/wordprocessingml/2006/main">
+                <w:rFonts w:ascii="Cambria Math" w:hAnsi="Cambria Math"/>
+              </w:rPr>
+              <m:t xml:space="preserve"> </m:t>
+            </m:r>
+            <m:r>
+              <m:rPr>
+                <m:nor/>
+              </m:rPr>
+              <w:rPr xmlns:w="http://schemas.openxmlformats.org/wordprocessingml/2006/main">
+                <w:rFonts w:ascii="Cambria Math" w:hAnsi="Cambria Math"/>
+              </w:rPr>
+              <m:t xml:space="preserve">o</m:t>
+            </m:r>
+            <m:r>
+              <w:rPr xmlns:w="http://schemas.openxmlformats.org/wordprocessingml/2006/main">
+                <w:rFonts w:ascii="Cambria Math" w:hAnsi="Cambria Math"/>
+              </w:rPr>
+              <m:t xml:space="preserve">r</m:t>
+            </m:r>
+            <m:r>
+              <w:rPr xmlns:w="http://schemas.openxmlformats.org/wordprocessingml/2006/main">
+                <w:rFonts w:ascii="Cambria Math" w:hAnsi="Cambria Math"/>
+              </w:rPr>
+              <m:t xml:space="preserve"> </m:t>
+            </m:r>
+            <m:r>
+              <w:rPr xmlns:w="http://schemas.openxmlformats.org/wordprocessingml/2006/main">
+                <w:rFonts w:ascii="Cambria Math" w:hAnsi="Cambria Math"/>
+              </w:rPr>
+              <m:t xml:space="preserve">a</m:t>
+            </m:r>
+            <m:r>
+              <w:rPr xmlns:w="http://schemas.openxmlformats.org/wordprocessingml/2006/main">
+                <w:rFonts w:ascii="Cambria Math" w:hAnsi="Cambria Math"/>
+              </w:rPr>
+              <m:t xml:space="preserve"> </m:t>
+            </m:r>
+            <m:r>
+              <w:rPr xmlns:w="http://schemas.openxmlformats.org/wordprocessingml/2006/main">
+                <w:rFonts w:ascii="Cambria Math" w:hAnsi="Cambria Math"/>
+              </w:rPr>
+              <m:t xml:space="preserve">v</m:t>
+            </m:r>
+            <m:r>
+              <w:rPr xmlns:w="http://schemas.openxmlformats.org/wordprocessingml/2006/main">
+                <w:rFonts w:ascii="Cambria Math" w:hAnsi="Cambria Math"/>
+              </w:rPr>
+              <m:t xml:space="preserve">a</m:t>
+            </m:r>
+            <m:r>
+              <w:rPr xmlns:w="http://schemas.openxmlformats.org/wordprocessingml/2006/main">
+                <w:rFonts w:ascii="Cambria Math" w:hAnsi="Cambria Math"/>
+              </w:rPr>
+              <m:t xml:space="preserve">l</m:t>
+            </m:r>
+            <m:r>
+              <w:rPr xmlns:w="http://schemas.openxmlformats.org/wordprocessingml/2006/main">
+                <w:rFonts w:ascii="Cambria Math" w:hAnsi="Cambria Math"/>
+              </w:rPr>
+              <m:t xml:space="preserve">i</m:t>
+            </m:r>
+            <m:r>
+              <w:rPr xmlns:w="http://schemas.openxmlformats.org/wordprocessingml/2006/main">
+                <w:rFonts w:ascii="Cambria Math" w:hAnsi="Cambria Math"/>
+              </w:rPr>
+              <m:t xml:space="preserve">d</m:t>
+            </m:r>
+            <m:r>
+              <w:rPr xmlns:w="http://schemas.openxmlformats.org/wordprocessingml/2006/main">
+                <w:rFonts w:ascii="Cambria Math" w:hAnsi="Cambria Math"/>
+              </w:rPr>
+              <m:t xml:space="preserve"> </m:t>
+            </m:r>
+            <m:r>
+              <w:rPr xmlns:w="http://schemas.openxmlformats.org/wordprocessingml/2006/main">
+                <w:rFonts w:ascii="Cambria Math" w:hAnsi="Cambria Math"/>
+              </w:rPr>
+              <m:t xml:space="preserve">f</m:t>
+            </m:r>
+            <m:r>
+              <w:rPr xmlns:w="http://schemas.openxmlformats.org/wordprocessingml/2006/main">
+                <w:rFonts w:ascii="Cambria Math" w:hAnsi="Cambria Math"/>
+              </w:rPr>
+              <m:t xml:space="preserve">a</m:t>
+            </m:r>
+            <m:r>
+              <w:rPr xmlns:w="http://schemas.openxmlformats.org/wordprocessingml/2006/main">
+                <w:rFonts w:ascii="Cambria Math" w:hAnsi="Cambria Math"/>
+              </w:rPr>
+              <m:t xml:space="preserve">l</m:t>
+            </m:r>
+            <m:r>
+              <w:rPr xmlns:w="http://schemas.openxmlformats.org/wordprocessingml/2006/main">
+                <w:rFonts w:ascii="Cambria Math" w:hAnsi="Cambria Math"/>
+              </w:rPr>
+              <m:t xml:space="preserve">l</m:t>
+            </m:r>
+            <m:r>
+              <w:rPr xmlns:w="http://schemas.openxmlformats.org/wordprocessingml/2006/main">
+                <w:rFonts w:ascii="Cambria Math" w:hAnsi="Cambria Math"/>
+              </w:rPr>
+              <m:t xml:space="preserve">b</m:t>
+            </m:r>
+            <m:r>
+              <w:rPr xmlns:w="http://schemas.openxmlformats.org/wordprocessingml/2006/main">
+                <w:rFonts w:ascii="Cambria Math" w:hAnsi="Cambria Math"/>
+              </w:rPr>
+              <m:t xml:space="preserve">a</m:t>
+            </m:r>
+            <m:r>
+              <w:rPr xmlns:w="http://schemas.openxmlformats.org/wordprocessingml/2006/main">
+                <w:rFonts w:ascii="Cambria Math" w:hAnsi="Cambria Math"/>
+              </w:rPr>
+              <m:t xml:space="preserve">c</m:t>
+            </m:r>
+            <m:r>
+              <w:rPr xmlns:w="http://schemas.openxmlformats.org/wordprocessingml/2006/main">
+                <w:rFonts w:ascii="Cambria Math" w:hAnsi="Cambria Math"/>
+              </w:rPr>
+              <m:t xml:space="preserve">k</m:t>
+            </m:r>
+            <m:r>
+              <w:rPr xmlns:w="http://schemas.openxmlformats.org/wordprocessingml/2006/main">
+                <w:rFonts w:ascii="Cambria Math" w:hAnsi="Cambria Math"/>
+              </w:rPr>
+              <m:t xml:space="preserve"> </m:t>
+            </m:r>
+            <m:r>
+              <w:rPr xmlns:w="http://schemas.openxmlformats.org/wordprocessingml/2006/main">
+                <w:rFonts w:ascii="Cambria Math" w:hAnsi="Cambria Math"/>
+              </w:rPr>
+              <m:t xml:space="preserve">o</m:t>
+            </m:r>
+            <m:r>
+              <w:rPr xmlns:w="http://schemas.openxmlformats.org/wordprocessingml/2006/main">
+                <w:rFonts w:ascii="Cambria Math" w:hAnsi="Cambria Math"/>
+              </w:rPr>
+              <m:t xml:space="preserve">r</m:t>
+            </m:r>
+            <m:r>
+              <w:rPr xmlns:w="http://schemas.openxmlformats.org/wordprocessingml/2006/main">
+                <w:rFonts w:ascii="Cambria Math" w:hAnsi="Cambria Math"/>
+              </w:rPr>
+              <m:t xml:space="preserve"> </m:t>
+            </m:r>
+            <m:r>
+              <w:rPr xmlns:w="http://schemas.openxmlformats.org/wordprocessingml/2006/main">
+                <w:rFonts w:ascii="Cambria Math" w:hAnsi="Cambria Math"/>
+              </w:rPr>
+              <m:t xml:space="preserve">a</m:t>
+            </m:r>
+            <m:r>
+              <w:rPr xmlns:w="http://schemas.openxmlformats.org/wordprocessingml/2006/main">
+                <w:rFonts w:ascii="Cambria Math" w:hAnsi="Cambria Math"/>
+              </w:rPr>
+              <m:t xml:space="preserve">b</m:t>
+            </m:r>
+            <m:r>
+              <w:rPr xmlns:w="http://schemas.openxmlformats.org/wordprocessingml/2006/main">
+                <w:rFonts w:ascii="Cambria Math" w:hAnsi="Cambria Math"/>
+              </w:rPr>
+              <m:t xml:space="preserve">s</m:t>
+            </m:r>
+            <m:r>
+              <w:rPr xmlns:w="http://schemas.openxmlformats.org/wordprocessingml/2006/main">
+                <w:rFonts w:ascii="Cambria Math" w:hAnsi="Cambria Math"/>
+              </w:rPr>
+              <m:t xml:space="preserve">t</m:t>
+            </m:r>
+            <m:r>
+              <w:rPr xmlns:w="http://schemas.openxmlformats.org/wordprocessingml/2006/main">
+                <w:rFonts w:ascii="Cambria Math" w:hAnsi="Cambria Math"/>
+              </w:rPr>
+              <m:t xml:space="preserve">e</m:t>
+            </m:r>
+            <m:r>
+              <w:rPr xmlns:w="http://schemas.openxmlformats.org/wordprocessingml/2006/main">
+                <w:rFonts w:ascii="Cambria Math" w:hAnsi="Cambria Math"/>
+              </w:rPr>
+              <m:t xml:space="preserve">n</m:t>
+            </m:r>
+            <m:r>
+              <w:rPr xmlns:w="http://schemas.openxmlformats.org/wordprocessingml/2006/main">
+                <w:rFonts w:ascii="Cambria Math" w:hAnsi="Cambria Math"/>
+              </w:rPr>
+              <m:t xml:space="preserve">t</m:t>
+            </m:r>
+            <m:r>
+              <w:rPr xmlns:w="http://schemas.openxmlformats.org/wordprocessingml/2006/main">
+                <w:rFonts w:ascii="Cambria Math" w:hAnsi="Cambria Math"/>
+              </w:rPr>
+              <m:t xml:space="preserve">i</m:t>
+            </m:r>
+            <m:r>
+              <w:rPr xmlns:w="http://schemas.openxmlformats.org/wordprocessingml/2006/main">
+                <w:rFonts w:ascii="Cambria Math" w:hAnsi="Cambria Math"/>
+              </w:rPr>
+              <m:t xml:space="preserve">o</m:t>
+            </m:r>
+            <m:r>
+              <w:rPr xmlns:w="http://schemas.openxmlformats.org/wordprocessingml/2006/main">
+                <w:rFonts w:ascii="Cambria Math" w:hAnsi="Cambria Math"/>
+              </w:rPr>
+              <m:t xml:space="preserve">n</m:t>
+            </m:r>
+            <m:r>
+              <w:rPr xmlns:w="http://schemas.openxmlformats.org/wordprocessingml/2006/main">
+                <w:rFonts w:ascii="Cambria Math" w:hAnsi="Cambria Math"/>
+              </w:rPr>
+              <m:t xml:space="preserve"> </m:t>
+            </m:r>
+            <m:r>
+              <w:rPr xmlns:w="http://schemas.openxmlformats.org/wordprocessingml/2006/main">
+                <w:rFonts w:ascii="Cambria Math" w:hAnsi="Cambria Math"/>
+              </w:rPr>
+              <m:t xml:space="preserve">i</m:t>
+            </m:r>
+            <m:r>
+              <w:rPr xmlns:w="http://schemas.openxmlformats.org/wordprocessingml/2006/main">
+                <w:rFonts w:ascii="Cambria Math" w:hAnsi="Cambria Math"/>
+              </w:rPr>
+              <m:t xml:space="preserve">s</m:t>
+            </m:r>
+            <m:r>
+              <w:rPr xmlns:w="http://schemas.openxmlformats.org/wordprocessingml/2006/main">
+                <w:rFonts w:ascii="Cambria Math" w:hAnsi="Cambria Math"/>
+              </w:rPr>
+              <m:t xml:space="preserve"> </m:t>
+            </m:r>
+            <m:r>
+              <w:rPr xmlns:w="http://schemas.openxmlformats.org/wordprocessingml/2006/main">
+                <w:rFonts w:ascii="Cambria Math" w:hAnsi="Cambria Math"/>
+              </w:rPr>
+              <m:t xml:space="preserve">i</m:t>
+            </m:r>
+            <m:r>
+              <w:rPr xmlns:w="http://schemas.openxmlformats.org/wordprocessingml/2006/main">
+                <w:rFonts w:ascii="Cambria Math" w:hAnsi="Cambria Math"/>
+              </w:rPr>
+              <m:t xml:space="preserve">n</m:t>
+            </m:r>
+            <m:r>
+              <w:rPr xmlns:w="http://schemas.openxmlformats.org/wordprocessingml/2006/main">
+                <w:rFonts w:ascii="Cambria Math" w:hAnsi="Cambria Math"/>
+              </w:rPr>
+              <m:t xml:space="preserve">v</m:t>
+            </m:r>
+            <m:r>
+              <w:rPr xmlns:w="http://schemas.openxmlformats.org/wordprocessingml/2006/main">
+                <w:rFonts w:ascii="Cambria Math" w:hAnsi="Cambria Math"/>
+              </w:rPr>
+              <m:t xml:space="preserve">o</m:t>
+            </m:r>
+            <m:r>
+              <w:rPr xmlns:w="http://schemas.openxmlformats.org/wordprocessingml/2006/main">
+                <w:rFonts w:ascii="Cambria Math" w:hAnsi="Cambria Math"/>
+              </w:rPr>
+              <m:t xml:space="preserve">k</m:t>
+            </m:r>
+            <m:r>
+              <w:rPr xmlns:w="http://schemas.openxmlformats.org/wordprocessingml/2006/main">
+                <w:rFonts w:ascii="Cambria Math" w:hAnsi="Cambria Math"/>
+              </w:rPr>
+              <m:t xml:space="preserve">e</m:t>
+            </m:r>
+            <m:r>
+              <w:rPr xmlns:w="http://schemas.openxmlformats.org/wordprocessingml/2006/main">
+                <w:rFonts w:ascii="Cambria Math" w:hAnsi="Cambria Math"/>
+              </w:rPr>
+              <m:t xml:space="preserve">d</m:t>
+            </m:r>
+          </m:e>
+        </m:d>
+        <m:r>
+          <w:rPr xmlns:w="http://schemas.openxmlformats.org/wordprocessingml/2006/main">
+            <w:rFonts w:ascii="Cambria Math" w:hAnsi="Cambria Math"/>
+          </w:rPr>
+          <m:t xml:space="preserve">≥</m:t>
+        </m:r>
+        <m:r>
+          <w:rPr xmlns:w="http://schemas.openxmlformats.org/wordprocessingml/2006/main">
+            <w:rFonts w:ascii="Cambria Math" w:hAnsi="Cambria Math"/>
+          </w:rPr>
+          <m:t xml:space="preserve"> </m:t>
+        </m:r>
+        <m:r>
+          <w:rPr xmlns:w="http://schemas.openxmlformats.org/wordprocessingml/2006/main">
+            <w:rFonts w:ascii="Cambria Math" w:hAnsi="Cambria Math"/>
+          </w:rPr>
+          <m:t xml:space="preserve">1</m:t>
+        </m:r>
+        <m:r>
+          <w:rPr xmlns:w="http://schemas.openxmlformats.org/wordprocessingml/2006/main">
+            <w:rFonts w:ascii="Cambria Math" w:hAnsi="Cambria Math"/>
+          </w:rPr>
+          <m:t xml:space="preserve">-</m:t>
+        </m:r>
+        <m:r>
+          <w:rPr xmlns:w="http://schemas.openxmlformats.org/wordprocessingml/2006/main">
+            <w:rFonts w:ascii="Cambria Math" w:hAnsi="Cambria Math"/>
+          </w:rPr>
+          <m:t xml:space="preserve">α</m:t>
+        </m:r>
+        <m:r>
+          <w:rPr xmlns:w="http://schemas.openxmlformats.org/wordprocessingml/2006/main">
+            <w:rFonts w:ascii="Cambria Math" w:hAnsi="Cambria Math"/>
+          </w:rPr>
+          <m:t xml:space="preserve">.</m:t>
+        </m:r>
+      </m:oMath>
       <w:r>
         <w:tab/>
         <w:t>(7)</w:t>
@@ -1842,49 +4649,107 @@
           <w:tab w:val="center" w:pos="4786"/>
           <w:tab w:val="right" w:pos="9572"/>
         </w:tabs>
-        <w:spacing w:before="80" w:after="80" w:line="240" w:lineRule="auto"/>
-        <w:jc w:val="left"/>
+        <w:spacing w:before="100" w:after="100" w:line="276" w:lineRule="auto"/>
       </w:pPr>
       <w:r>
         <w:tab/>
       </w:r>
-      <w:r>
-        <w:drawing>
-          <wp:inline distT="0" distB="0" distL="0" distR="0">
-            <wp:extent cx="2779200" cy="835200"/>
-            <wp:effectExtent l="0" t="0" r="0" b="0"/>
-            <wp:docPr id="111" name="eq8"/>
-            <wp:cNvGraphicFramePr>
-              <a:graphicFrameLocks xmlns:a="http://schemas.openxmlformats.org/drawingml/2006/main" noChangeAspect="1"/>
-            </wp:cNvGraphicFramePr>
-            <a:graphic xmlns:a="http://schemas.openxmlformats.org/drawingml/2006/main">
-              <a:graphicData uri="http://schemas.openxmlformats.org/drawingml/2006/picture">
-                <pic:pic xmlns:pic="http://schemas.openxmlformats.org/drawingml/2006/picture">
-                  <pic:nvPicPr>
-                    <pic:cNvPr id="111" name="eq8"/>
-                    <pic:cNvPicPr/>
-                  </pic:nvPicPr>
-                  <pic:blipFill>
-                    <a:blip r:embed="rId111"/>
-                    <a:stretch>
-                      <a:fillRect/>
-                    </a:stretch>
-                  </pic:blipFill>
-                  <pic:spPr>
-                    <a:xfrm>
-                      <a:off x="0" y="0"/>
-                      <a:ext cx="2779200" cy="835200"/>
-                    </a:xfrm>
-                    <a:prstGeom prst="rect">
-                      <a:avLst/>
-                    </a:prstGeom>
-                  </pic:spPr>
-                </pic:pic>
-              </a:graphicData>
-            </a:graphic>
-          </wp:inline>
-        </w:drawing>
-      </w:r>
+      <m:oMath>
+        <m:r>
+          <w:rPr xmlns:w="http://schemas.openxmlformats.org/wordprocessingml/2006/main">
+            <w:rFonts w:ascii="Cambria Math" w:hAnsi="Cambria Math"/>
+          </w:rPr>
+          <m:t xml:space="preserve">m</m:t>
+        </m:r>
+        <m:r>
+          <w:rPr xmlns:w="http://schemas.openxmlformats.org/wordprocessingml/2006/main">
+            <w:rFonts w:ascii="Cambria Math" w:hAnsi="Cambria Math"/>
+          </w:rPr>
+          <m:t xml:space="preserve">=</m:t>
+        </m:r>
+        <m:r>
+          <w:rPr xmlns:w="http://schemas.openxmlformats.org/wordprocessingml/2006/main">
+            <w:rFonts w:ascii="Cambria Math" w:hAnsi="Cambria Math"/>
+          </w:rPr>
+          <m:t xml:space="preserve">O</m:t>
+        </m:r>
+        <m:d>
+          <m:dPr>
+            <m:begChr m:val="("/>
+            <m:endChr m:val=")"/>
+          </m:dPr>
+          <m:e>
+            <m:f>
+              <m:num>
+                <m:r>
+                  <m:rPr>
+                    <m:sty m:val="p"/>
+                  </m:rPr>
+                  <w:rPr xmlns:w="http://schemas.openxmlformats.org/wordprocessingml/2006/main">
+                    <w:rFonts w:ascii="Cambria Math" w:hAnsi="Cambria Math"/>
+                  </w:rPr>
+                  <m:t xml:space="preserve">log</m:t>
+                </m:r>
+                <m:r>
+                  <w:rPr xmlns:w="http://schemas.openxmlformats.org/wordprocessingml/2006/main">
+                    <w:rFonts w:ascii="Cambria Math" w:hAnsi="Cambria Math"/>
+                  </w:rPr>
+                  <m:t xml:space="preserve">(</m:t>
+                </m:r>
+                <m:r>
+                  <w:rPr xmlns:w="http://schemas.openxmlformats.org/wordprocessingml/2006/main">
+                    <w:rFonts w:ascii="Cambria Math" w:hAnsi="Cambria Math"/>
+                  </w:rPr>
+                  <m:t xml:space="preserve">M</m:t>
+                </m:r>
+                <m:r>
+                  <w:rPr xmlns:w="http://schemas.openxmlformats.org/wordprocessingml/2006/main">
+                    <w:rFonts w:ascii="Cambria Math" w:hAnsi="Cambria Math"/>
+                  </w:rPr>
+                  <m:t xml:space="preserve">/</m:t>
+                </m:r>
+                <m:r>
+                  <w:rPr xmlns:w="http://schemas.openxmlformats.org/wordprocessingml/2006/main">
+                    <w:rFonts w:ascii="Cambria Math" w:hAnsi="Cambria Math"/>
+                  </w:rPr>
+                  <m:t xml:space="preserve">α</m:t>
+                </m:r>
+                <m:r>
+                  <w:rPr xmlns:w="http://schemas.openxmlformats.org/wordprocessingml/2006/main">
+                    <w:rFonts w:ascii="Cambria Math" w:hAnsi="Cambria Math"/>
+                  </w:rPr>
+                  <m:t xml:space="preserve">)</m:t>
+                </m:r>
+              </m:num>
+              <m:den>
+                <m:sSup>
+                  <m:e>
+                    <m:r>
+                      <w:rPr xmlns:w="http://schemas.openxmlformats.org/wordprocessingml/2006/main">
+                        <w:rFonts w:ascii="Cambria Math" w:hAnsi="Cambria Math"/>
+                      </w:rPr>
+                      <m:t xml:space="preserve">γ</m:t>
+                    </m:r>
+                  </m:e>
+                  <m:sup>None</m:sup>
+                </m:sSup>
+                <m:r>
+                  <w:rPr xmlns:w="http://schemas.openxmlformats.org/wordprocessingml/2006/main">
+                    <w:rFonts w:ascii="Cambria Math" w:hAnsi="Cambria Math"/>
+                  </w:rPr>
+                  <m:t xml:space="preserve">2</m:t>
+                </m:r>
+              </m:den>
+            </m:f>
+          </m:e>
+        </m:d>
+        <m:r>
+          <w:rPr xmlns:w="http://schemas.openxmlformats.org/wordprocessingml/2006/main">
+            <w:rFonts w:ascii="Cambria Math" w:hAnsi="Cambria Math"/>
+          </w:rPr>
+          <m:t xml:space="preserve">.</m:t>
+        </m:r>
+      </m:oMath>
       <w:r>
         <w:tab/>
         <w:t>(8)</w:t>
@@ -1910,49 +4775,120 @@
           <w:tab w:val="center" w:pos="4786"/>
           <w:tab w:val="right" w:pos="9572"/>
         </w:tabs>
-        <w:spacing w:before="80" w:after="80" w:line="240" w:lineRule="auto"/>
-        <w:jc w:val="left"/>
+        <w:spacing w:before="100" w:after="100" w:line="276" w:lineRule="auto"/>
       </w:pPr>
       <w:r>
         <w:tab/>
       </w:r>
-      <w:r>
-        <w:drawing>
-          <wp:inline distT="0" distB="0" distL="0" distR="0">
-            <wp:extent cx="4860000" cy="234956"/>
-            <wp:effectExtent l="0" t="0" r="0" b="0"/>
-            <wp:docPr id="112" name="eq9"/>
-            <wp:cNvGraphicFramePr>
-              <a:graphicFrameLocks xmlns:a="http://schemas.openxmlformats.org/drawingml/2006/main" noChangeAspect="1"/>
-            </wp:cNvGraphicFramePr>
-            <a:graphic xmlns:a="http://schemas.openxmlformats.org/drawingml/2006/main">
-              <a:graphicData uri="http://schemas.openxmlformats.org/drawingml/2006/picture">
-                <pic:pic xmlns:pic="http://schemas.openxmlformats.org/drawingml/2006/picture">
-                  <pic:nvPicPr>
-                    <pic:cNvPr id="112" name="eq9"/>
-                    <pic:cNvPicPr/>
-                  </pic:nvPicPr>
-                  <pic:blipFill>
-                    <a:blip r:embed="rId112"/>
-                    <a:stretch>
-                      <a:fillRect/>
-                    </a:stretch>
-                  </pic:blipFill>
-                  <pic:spPr>
-                    <a:xfrm>
-                      <a:off x="0" y="0"/>
-                      <a:ext cx="4860000" cy="234956"/>
-                    </a:xfrm>
-                    <a:prstGeom prst="rect">
-                      <a:avLst/>
-                    </a:prstGeom>
-                  </pic:spPr>
-                </pic:pic>
-              </a:graphicData>
-            </a:graphic>
-          </wp:inline>
-        </w:drawing>
-      </w:r>
+      <m:oMath>
+        <m:sSub>
+          <m:e>
+            <m:r>
+              <w:rPr xmlns:w="http://schemas.openxmlformats.org/wordprocessingml/2006/main">
+                <w:rFonts w:ascii="Cambria Math" w:hAnsi="Cambria Math"/>
+              </w:rPr>
+              <m:t xml:space="preserve">m</m:t>
+            </m:r>
+          </m:e>
+          <m:sub>
+            <m:r>
+              <m:rPr>
+                <m:sty m:val="p"/>
+              </m:rPr>
+              <w:rPr xmlns:w="http://schemas.openxmlformats.org/wordprocessingml/2006/main">
+                <w:rFonts w:ascii="Cambria Math" w:hAnsi="Cambria Math"/>
+              </w:rPr>
+              <m:t xml:space="preserve">min</m:t>
+            </m:r>
+          </m:sub>
+        </m:sSub>
+        <m:r>
+          <w:rPr xmlns:w="http://schemas.openxmlformats.org/wordprocessingml/2006/main">
+            <w:rFonts w:ascii="Cambria Math" w:hAnsi="Cambria Math"/>
+          </w:rPr>
+          <m:t xml:space="preserve">=</m:t>
+        </m:r>
+        <m:d>
+          <m:dPr>
+            <m:begChr m:val="⌈"/>
+            <m:endChr m:val="⌉"/>
+          </m:dPr>
+          <m:e>
+            <m:f>
+              <m:num>
+                <m:r>
+                  <m:rPr>
+                    <m:sty m:val="p"/>
+                  </m:rPr>
+                  <w:rPr xmlns:w="http://schemas.openxmlformats.org/wordprocessingml/2006/main">
+                    <w:rFonts w:ascii="Cambria Math" w:hAnsi="Cambria Math"/>
+                  </w:rPr>
+                  <m:t xml:space="preserve">log</m:t>
+                </m:r>
+                <m:sSub>
+                  <m:e>
+                    <m:r>
+                      <w:rPr xmlns:w="http://schemas.openxmlformats.org/wordprocessingml/2006/main">
+                        <w:rFonts w:ascii="Cambria Math" w:hAnsi="Cambria Math"/>
+                      </w:rPr>
+                      <m:t xml:space="preserve">α</m:t>
+                    </m:r>
+                  </m:e>
+                  <m:sub>
+                    <m:r>
+                      <w:rPr xmlns:w="http://schemas.openxmlformats.org/wordprocessingml/2006/main">
+                        <w:rFonts w:ascii="Cambria Math" w:hAnsi="Cambria Math"/>
+                      </w:rPr>
+                      <m:t xml:space="preserve">l</m:t>
+                    </m:r>
+                  </m:sub>
+                </m:sSub>
+              </m:num>
+              <m:den>
+                <m:r>
+                  <m:rPr>
+                    <m:sty m:val="p"/>
+                  </m:rPr>
+                  <w:rPr xmlns:w="http://schemas.openxmlformats.org/wordprocessingml/2006/main">
+                    <w:rFonts w:ascii="Cambria Math" w:hAnsi="Cambria Math"/>
+                  </w:rPr>
+                  <m:t xml:space="preserve">log</m:t>
+                </m:r>
+                <m:r>
+                  <w:rPr xmlns:w="http://schemas.openxmlformats.org/wordprocessingml/2006/main">
+                    <w:rFonts w:ascii="Cambria Math" w:hAnsi="Cambria Math"/>
+                  </w:rPr>
+                  <m:t xml:space="preserve">(</m:t>
+                </m:r>
+                <m:r>
+                  <w:rPr xmlns:w="http://schemas.openxmlformats.org/wordprocessingml/2006/main">
+                    <w:rFonts w:ascii="Cambria Math" w:hAnsi="Cambria Math"/>
+                  </w:rPr>
+                  <m:t xml:space="preserve">1</m:t>
+                </m:r>
+                <m:r>
+                  <w:rPr xmlns:w="http://schemas.openxmlformats.org/wordprocessingml/2006/main">
+                    <w:rFonts w:ascii="Cambria Math" w:hAnsi="Cambria Math"/>
+                  </w:rPr>
+                  <m:t xml:space="preserve">-</m:t>
+                </m:r>
+                <m:r>
+                  <w:rPr xmlns:w="http://schemas.openxmlformats.org/wordprocessingml/2006/main">
+                    <w:rFonts w:ascii="Cambria Math" w:hAnsi="Cambria Math"/>
+                  </w:rPr>
+                  <m:t xml:space="preserve">δ</m:t>
+                </m:r>
+                <m:r>
+                  <w:rPr xmlns:w="http://schemas.openxmlformats.org/wordprocessingml/2006/main">
+                    <w:rFonts w:ascii="Cambria Math" w:hAnsi="Cambria Math"/>
+                  </w:rPr>
+                  <m:t xml:space="preserve">)</m:t>
+                </m:r>
+              </m:den>
+            </m:f>
+          </m:e>
+        </m:d>
+      </m:oMath>
       <w:r>
         <w:tab/>
         <w:t>(9)</w:t>
@@ -1978,49 +4914,163 @@
           <w:tab w:val="center" w:pos="4786"/>
           <w:tab w:val="right" w:pos="9572"/>
         </w:tabs>
-        <w:spacing w:before="80" w:after="80" w:line="240" w:lineRule="auto"/>
-        <w:jc w:val="left"/>
+        <w:spacing w:before="100" w:after="100" w:line="276" w:lineRule="auto"/>
       </w:pPr>
       <w:r>
         <w:tab/>
       </w:r>
-      <w:r>
-        <w:drawing>
-          <wp:inline distT="0" distB="0" distL="0" distR="0">
-            <wp:extent cx="4392000" cy="532800"/>
-            <wp:effectExtent l="0" t="0" r="0" b="0"/>
-            <wp:docPr id="113" name="eq10"/>
-            <wp:cNvGraphicFramePr>
-              <a:graphicFrameLocks xmlns:a="http://schemas.openxmlformats.org/drawingml/2006/main" noChangeAspect="1"/>
-            </wp:cNvGraphicFramePr>
-            <a:graphic xmlns:a="http://schemas.openxmlformats.org/drawingml/2006/main">
-              <a:graphicData uri="http://schemas.openxmlformats.org/drawingml/2006/picture">
-                <pic:pic xmlns:pic="http://schemas.openxmlformats.org/drawingml/2006/picture">
-                  <pic:nvPicPr>
-                    <pic:cNvPr id="113" name="eq10"/>
-                    <pic:cNvPicPr/>
-                  </pic:nvPicPr>
-                  <pic:blipFill>
-                    <a:blip r:embed="rId113"/>
-                    <a:stretch>
-                      <a:fillRect/>
-                    </a:stretch>
-                  </pic:blipFill>
-                  <pic:spPr>
-                    <a:xfrm>
-                      <a:off x="0" y="0"/>
-                      <a:ext cx="4392000" cy="532800"/>
-                    </a:xfrm>
-                    <a:prstGeom prst="rect">
-                      <a:avLst/>
-                    </a:prstGeom>
-                  </pic:spPr>
-                </pic:pic>
-              </a:graphicData>
-            </a:graphic>
-          </wp:inline>
-        </w:drawing>
-      </w:r>
+      <m:oMath>
+        <m:r>
+          <w:rPr xmlns:w="http://schemas.openxmlformats.org/wordprocessingml/2006/main">
+            <w:rFonts w:ascii="Cambria Math" w:hAnsi="Cambria Math"/>
+          </w:rPr>
+          <m:t xml:space="preserve">D</m:t>
+        </m:r>
+        <m:r>
+          <w:rPr xmlns:w="http://schemas.openxmlformats.org/wordprocessingml/2006/main">
+            <w:rFonts w:ascii="Cambria Math" w:hAnsi="Cambria Math"/>
+          </w:rPr>
+          <m:t xml:space="preserve">=</m:t>
+        </m:r>
+        <m:sSub>
+          <m:e>
+            <m:r>
+              <w:rPr xmlns:w="http://schemas.openxmlformats.org/wordprocessingml/2006/main">
+                <w:rFonts w:ascii="Cambria Math" w:hAnsi="Cambria Math"/>
+              </w:rPr>
+              <m:t xml:space="preserve">G</m:t>
+            </m:r>
+          </m:e>
+          <m:sub>
+            <m:r>
+              <m:rPr>
+                <m:nor/>
+              </m:rPr>
+              <w:rPr xmlns:w="http://schemas.openxmlformats.org/wordprocessingml/2006/main">
+                <w:rFonts w:ascii="Cambria Math" w:hAnsi="Cambria Math"/>
+              </w:rPr>
+              <m:t xml:space="preserve">o</m:t>
+            </m:r>
+            <m:r>
+              <w:rPr xmlns:w="http://schemas.openxmlformats.org/wordprocessingml/2006/main">
+                <w:rFonts w:ascii="Cambria Math" w:hAnsi="Cambria Math"/>
+              </w:rPr>
+              <m:t xml:space="preserve">n</m:t>
+            </m:r>
+            <m:r>
+              <w:rPr xmlns:w="http://schemas.openxmlformats.org/wordprocessingml/2006/main">
+                <w:rFonts w:ascii="Cambria Math" w:hAnsi="Cambria Math"/>
+              </w:rPr>
+              <m:t xml:space="preserve">l</m:t>
+            </m:r>
+            <m:r>
+              <w:rPr xmlns:w="http://schemas.openxmlformats.org/wordprocessingml/2006/main">
+                <w:rFonts w:ascii="Cambria Math" w:hAnsi="Cambria Math"/>
+              </w:rPr>
+              <m:t xml:space="preserve">i</m:t>
+            </m:r>
+            <m:r>
+              <w:rPr xmlns:w="http://schemas.openxmlformats.org/wordprocessingml/2006/main">
+                <w:rFonts w:ascii="Cambria Math" w:hAnsi="Cambria Math"/>
+              </w:rPr>
+              <m:t xml:space="preserve">n</m:t>
+            </m:r>
+            <m:r>
+              <w:rPr xmlns:w="http://schemas.openxmlformats.org/wordprocessingml/2006/main">
+                <w:rFonts w:ascii="Cambria Math" w:hAnsi="Cambria Math"/>
+              </w:rPr>
+              <m:t xml:space="preserve">e</m:t>
+            </m:r>
+          </m:sub>
+        </m:sSub>
+        <m:r>
+          <w:rPr xmlns:w="http://schemas.openxmlformats.org/wordprocessingml/2006/main">
+            <w:rFonts w:ascii="Cambria Math" w:hAnsi="Cambria Math"/>
+          </w:rPr>
+          <m:t xml:space="preserve">-</m:t>
+        </m:r>
+        <m:r>
+          <m:rPr>
+            <m:nor/>
+          </m:rPr>
+          <w:rPr xmlns:w="http://schemas.openxmlformats.org/wordprocessingml/2006/main">
+            <w:rFonts w:ascii="Cambria Math" w:hAnsi="Cambria Math"/>
+          </w:rPr>
+          <m:t xml:space="preserve">P</m:t>
+        </m:r>
+        <m:r>
+          <w:rPr xmlns:w="http://schemas.openxmlformats.org/wordprocessingml/2006/main">
+            <w:rFonts w:ascii="Cambria Math" w:hAnsi="Cambria Math"/>
+          </w:rPr>
+          <m:t xml:space="preserve">r</m:t>
+        </m:r>
+        <m:r>
+          <w:rPr xmlns:w="http://schemas.openxmlformats.org/wordprocessingml/2006/main">
+            <w:rFonts w:ascii="Cambria Math" w:hAnsi="Cambria Math"/>
+          </w:rPr>
+          <m:t xml:space="preserve">(</m:t>
+        </m:r>
+        <m:r>
+          <w:rPr xmlns:w="http://schemas.openxmlformats.org/wordprocessingml/2006/main">
+            <w:rFonts w:ascii="Cambria Math" w:hAnsi="Cambria Math"/>
+          </w:rPr>
+          <m:t xml:space="preserve">R</m:t>
+        </m:r>
+        <m:r>
+          <w:rPr xmlns:w="http://schemas.openxmlformats.org/wordprocessingml/2006/main">
+            <w:rFonts w:ascii="Cambria Math" w:hAnsi="Cambria Math"/>
+          </w:rPr>
+          <m:t xml:space="preserve">)</m:t>
+        </m:r>
+        <m:r>
+          <w:rPr xmlns:w="http://schemas.openxmlformats.org/wordprocessingml/2006/main">
+            <w:rFonts w:ascii="Cambria Math" w:hAnsi="Cambria Math"/>
+          </w:rPr>
+          <m:t xml:space="preserve">Δ</m:t>
+        </m:r>
+        <m:r>
+          <w:rPr xmlns:w="http://schemas.openxmlformats.org/wordprocessingml/2006/main">
+            <w:rFonts w:ascii="Cambria Math" w:hAnsi="Cambria Math"/>
+          </w:rPr>
+          <m:t xml:space="preserve"> </m:t>
+        </m:r>
+        <m:sSub>
+          <m:e>
+            <m:r>
+              <w:rPr xmlns:w="http://schemas.openxmlformats.org/wordprocessingml/2006/main">
+                <w:rFonts w:ascii="Cambria Math" w:hAnsi="Cambria Math"/>
+              </w:rPr>
+              <m:t xml:space="preserve">C</m:t>
+            </m:r>
+          </m:e>
+          <m:sub>
+            <m:r>
+              <w:rPr xmlns:w="http://schemas.openxmlformats.org/wordprocessingml/2006/main">
+                <w:rFonts w:ascii="Cambria Math" w:hAnsi="Cambria Math"/>
+              </w:rPr>
+              <m:t xml:space="preserve">f</m:t>
+            </m:r>
+            <m:r>
+              <w:rPr xmlns:w="http://schemas.openxmlformats.org/wordprocessingml/2006/main">
+                <w:rFonts w:ascii="Cambria Math" w:hAnsi="Cambria Math"/>
+              </w:rPr>
+              <m:t xml:space="preserve">-</m:t>
+            </m:r>
+            <m:r>
+              <w:rPr xmlns:w="http://schemas.openxmlformats.org/wordprocessingml/2006/main">
+                <w:rFonts w:ascii="Cambria Math" w:hAnsi="Cambria Math"/>
+              </w:rPr>
+              <m:t xml:space="preserve">c</m:t>
+            </m:r>
+          </m:sub>
+        </m:sSub>
+        <m:r>
+          <w:rPr xmlns:w="http://schemas.openxmlformats.org/wordprocessingml/2006/main">
+            <w:rFonts w:ascii="Cambria Math" w:hAnsi="Cambria Math"/>
+          </w:rPr>
+          <m:t xml:space="preserve">.</m:t>
+        </m:r>
+      </m:oMath>
       <w:r>
         <w:tab/>
         <w:t>(10)</w:t>
@@ -2046,49 +5096,264 @@
           <w:tab w:val="center" w:pos="4786"/>
           <w:tab w:val="right" w:pos="9572"/>
         </w:tabs>
-        <w:spacing w:before="80" w:after="80" w:line="240" w:lineRule="auto"/>
-        <w:jc w:val="left"/>
+        <w:spacing w:before="100" w:after="100" w:line="276" w:lineRule="auto"/>
       </w:pPr>
       <w:r>
         <w:tab/>
       </w:r>
-      <w:r>
-        <w:drawing>
-          <wp:inline distT="0" distB="0" distL="0" distR="0">
-            <wp:extent cx="4838400" cy="756000"/>
-            <wp:effectExtent l="0" t="0" r="0" b="0"/>
-            <wp:docPr id="114" name="eq11"/>
-            <wp:cNvGraphicFramePr>
-              <a:graphicFrameLocks xmlns:a="http://schemas.openxmlformats.org/drawingml/2006/main" noChangeAspect="1"/>
-            </wp:cNvGraphicFramePr>
-            <a:graphic xmlns:a="http://schemas.openxmlformats.org/drawingml/2006/main">
-              <a:graphicData uri="http://schemas.openxmlformats.org/drawingml/2006/picture">
-                <pic:pic xmlns:pic="http://schemas.openxmlformats.org/drawingml/2006/picture">
-                  <pic:nvPicPr>
-                    <pic:cNvPr id="114" name="eq11"/>
-                    <pic:cNvPicPr/>
-                  </pic:nvPicPr>
-                  <pic:blipFill>
-                    <a:blip r:embed="rId114"/>
-                    <a:stretch>
-                      <a:fillRect/>
-                    </a:stretch>
-                  </pic:blipFill>
-                  <pic:spPr>
-                    <a:xfrm>
-                      <a:off x="0" y="0"/>
-                      <a:ext cx="4838400" cy="756000"/>
-                    </a:xfrm>
-                    <a:prstGeom prst="rect">
-                      <a:avLst/>
-                    </a:prstGeom>
-                  </pic:spPr>
-                </pic:pic>
-              </a:graphicData>
-            </a:graphic>
-          </wp:inline>
-        </w:drawing>
-      </w:r>
+      <m:oMath>
+        <m:sSup>
+          <m:e>
+            <m:r>
+              <w:rPr xmlns:w="http://schemas.openxmlformats.org/wordprocessingml/2006/main">
+                <w:rFonts w:ascii="Cambria Math" w:hAnsi="Cambria Math"/>
+              </w:rPr>
+              <m:t xml:space="preserve">N</m:t>
+            </m:r>
+          </m:e>
+          <m:sup>None</m:sup>
+        </m:sSup>
+        <m:r>
+          <w:rPr xmlns:w="http://schemas.openxmlformats.org/wordprocessingml/2006/main">
+            <w:rFonts w:ascii="Cambria Math" w:hAnsi="Cambria Math"/>
+          </w:rPr>
+          <m:t xml:space="preserve">⋆</m:t>
+        </m:r>
+        <m:r>
+          <w:rPr xmlns:w="http://schemas.openxmlformats.org/wordprocessingml/2006/main">
+            <w:rFonts w:ascii="Cambria Math" w:hAnsi="Cambria Math"/>
+          </w:rPr>
+          <m:t xml:space="preserve">=</m:t>
+        </m:r>
+        <m:f>
+          <m:num>
+            <m:sSub>
+              <m:e>
+                <m:r>
+                  <w:rPr xmlns:w="http://schemas.openxmlformats.org/wordprocessingml/2006/main">
+                    <w:rFonts w:ascii="Cambria Math" w:hAnsi="Cambria Math"/>
+                  </w:rPr>
+                  <m:t xml:space="preserve">C</m:t>
+                </m:r>
+              </m:e>
+              <m:sub>
+                <m:r>
+                  <m:rPr>
+                    <m:nor/>
+                  </m:rPr>
+                  <w:rPr xmlns:w="http://schemas.openxmlformats.org/wordprocessingml/2006/main">
+                    <w:rFonts w:ascii="Cambria Math" w:hAnsi="Cambria Math"/>
+                  </w:rPr>
+                  <m:t xml:space="preserve">b</m:t>
+                </m:r>
+                <m:r>
+                  <w:rPr xmlns:w="http://schemas.openxmlformats.org/wordprocessingml/2006/main">
+                    <w:rFonts w:ascii="Cambria Math" w:hAnsi="Cambria Math"/>
+                  </w:rPr>
+                  <m:t xml:space="preserve">u</m:t>
+                </m:r>
+                <m:r>
+                  <w:rPr xmlns:w="http://schemas.openxmlformats.org/wordprocessingml/2006/main">
+                    <w:rFonts w:ascii="Cambria Math" w:hAnsi="Cambria Math"/>
+                  </w:rPr>
+                  <m:t xml:space="preserve">i</m:t>
+                </m:r>
+                <m:r>
+                  <w:rPr xmlns:w="http://schemas.openxmlformats.org/wordprocessingml/2006/main">
+                    <w:rFonts w:ascii="Cambria Math" w:hAnsi="Cambria Math"/>
+                  </w:rPr>
+                  <m:t xml:space="preserve">l</m:t>
+                </m:r>
+                <m:r>
+                  <w:rPr xmlns:w="http://schemas.openxmlformats.org/wordprocessingml/2006/main">
+                    <w:rFonts w:ascii="Cambria Math" w:hAnsi="Cambria Math"/>
+                  </w:rPr>
+                  <m:t xml:space="preserve">d</m:t>
+                </m:r>
+              </m:sub>
+            </m:sSub>
+            <m:r>
+              <w:rPr xmlns:w="http://schemas.openxmlformats.org/wordprocessingml/2006/main">
+                <w:rFonts w:ascii="Cambria Math" w:hAnsi="Cambria Math"/>
+              </w:rPr>
+              <m:t xml:space="preserve">+</m:t>
+            </m:r>
+            <m:sSub>
+              <m:e>
+                <m:r>
+                  <w:rPr xmlns:w="http://schemas.openxmlformats.org/wordprocessingml/2006/main">
+                    <w:rFonts w:ascii="Cambria Math" w:hAnsi="Cambria Math"/>
+                  </w:rPr>
+                  <m:t xml:space="preserve">C</m:t>
+                </m:r>
+              </m:e>
+              <m:sub>
+                <m:r>
+                  <m:rPr>
+                    <m:nor/>
+                  </m:rPr>
+                  <w:rPr xmlns:w="http://schemas.openxmlformats.org/wordprocessingml/2006/main">
+                    <w:rFonts w:ascii="Cambria Math" w:hAnsi="Cambria Math"/>
+                  </w:rPr>
+                  <m:t xml:space="preserve">o</m:t>
+                </m:r>
+                <m:r>
+                  <w:rPr xmlns:w="http://schemas.openxmlformats.org/wordprocessingml/2006/main">
+                    <w:rFonts w:ascii="Cambria Math" w:hAnsi="Cambria Math"/>
+                  </w:rPr>
+                  <m:t xml:space="preserve">p</m:t>
+                </m:r>
+                <m:r>
+                  <w:rPr xmlns:w="http://schemas.openxmlformats.org/wordprocessingml/2006/main">
+                    <w:rFonts w:ascii="Cambria Math" w:hAnsi="Cambria Math"/>
+                  </w:rPr>
+                  <m:t xml:space="preserve">e</m:t>
+                </m:r>
+                <m:r>
+                  <w:rPr xmlns:w="http://schemas.openxmlformats.org/wordprocessingml/2006/main">
+                    <w:rFonts w:ascii="Cambria Math" w:hAnsi="Cambria Math"/>
+                  </w:rPr>
+                  <m:t xml:space="preserve">r</m:t>
+                </m:r>
+                <m:r>
+                  <w:rPr xmlns:w="http://schemas.openxmlformats.org/wordprocessingml/2006/main">
+                    <w:rFonts w:ascii="Cambria Math" w:hAnsi="Cambria Math"/>
+                  </w:rPr>
+                  <m:t xml:space="preserve">a</m:t>
+                </m:r>
+                <m:r>
+                  <w:rPr xmlns:w="http://schemas.openxmlformats.org/wordprocessingml/2006/main">
+                    <w:rFonts w:ascii="Cambria Math" w:hAnsi="Cambria Math"/>
+                  </w:rPr>
+                  <m:t xml:space="preserve">t</m:t>
+                </m:r>
+                <m:r>
+                  <w:rPr xmlns:w="http://schemas.openxmlformats.org/wordprocessingml/2006/main">
+                    <w:rFonts w:ascii="Cambria Math" w:hAnsi="Cambria Math"/>
+                  </w:rPr>
+                  <m:t xml:space="preserve">o</m:t>
+                </m:r>
+                <m:r>
+                  <w:rPr xmlns:w="http://schemas.openxmlformats.org/wordprocessingml/2006/main">
+                    <w:rFonts w:ascii="Cambria Math" w:hAnsi="Cambria Math"/>
+                  </w:rPr>
+                  <m:t xml:space="preserve">r</m:t>
+                </m:r>
+              </m:sub>
+            </m:sSub>
+            <m:r>
+              <w:rPr xmlns:w="http://schemas.openxmlformats.org/wordprocessingml/2006/main">
+                <w:rFonts w:ascii="Cambria Math" w:hAnsi="Cambria Math"/>
+              </w:rPr>
+              <m:t xml:space="preserve">+</m:t>
+            </m:r>
+            <m:sSub>
+              <m:e>
+                <m:r>
+                  <w:rPr xmlns:w="http://schemas.openxmlformats.org/wordprocessingml/2006/main">
+                    <w:rFonts w:ascii="Cambria Math" w:hAnsi="Cambria Math"/>
+                  </w:rPr>
+                  <m:t xml:space="preserve">C</m:t>
+                </m:r>
+              </m:e>
+              <m:sub>
+                <m:r>
+                  <m:rPr>
+                    <m:nor/>
+                  </m:rPr>
+                  <w:rPr xmlns:w="http://schemas.openxmlformats.org/wordprocessingml/2006/main">
+                    <w:rFonts w:ascii="Cambria Math" w:hAnsi="Cambria Math"/>
+                  </w:rPr>
+                  <m:t xml:space="preserve">t</m:t>
+                </m:r>
+                <m:r>
+                  <w:rPr xmlns:w="http://schemas.openxmlformats.org/wordprocessingml/2006/main">
+                    <w:rFonts w:ascii="Cambria Math" w:hAnsi="Cambria Math"/>
+                  </w:rPr>
+                  <m:t xml:space="preserve">r</m:t>
+                </m:r>
+                <m:r>
+                  <w:rPr xmlns:w="http://schemas.openxmlformats.org/wordprocessingml/2006/main">
+                    <w:rFonts w:ascii="Cambria Math" w:hAnsi="Cambria Math"/>
+                  </w:rPr>
+                  <m:t xml:space="preserve">u</m:t>
+                </m:r>
+                <m:r>
+                  <w:rPr xmlns:w="http://schemas.openxmlformats.org/wordprocessingml/2006/main">
+                    <w:rFonts w:ascii="Cambria Math" w:hAnsi="Cambria Math"/>
+                  </w:rPr>
+                  <m:t xml:space="preserve">t</m:t>
+                </m:r>
+                <m:r>
+                  <w:rPr xmlns:w="http://schemas.openxmlformats.org/wordprocessingml/2006/main">
+                    <w:rFonts w:ascii="Cambria Math" w:hAnsi="Cambria Math"/>
+                  </w:rPr>
+                  <m:t xml:space="preserve">h</m:t>
+                </m:r>
+              </m:sub>
+            </m:sSub>
+            <m:r>
+              <w:rPr xmlns:w="http://schemas.openxmlformats.org/wordprocessingml/2006/main">
+                <w:rFonts w:ascii="Cambria Math" w:hAnsi="Cambria Math"/>
+              </w:rPr>
+              <m:t xml:space="preserve">+</m:t>
+            </m:r>
+            <m:sSub>
+              <m:e>
+                <m:r>
+                  <w:rPr xmlns:w="http://schemas.openxmlformats.org/wordprocessingml/2006/main">
+                    <w:rFonts w:ascii="Cambria Math" w:hAnsi="Cambria Math"/>
+                  </w:rPr>
+                  <m:t xml:space="preserve">C</m:t>
+                </m:r>
+              </m:e>
+              <m:sub>
+                <m:r>
+                  <m:rPr>
+                    <m:nor/>
+                  </m:rPr>
+                  <w:rPr xmlns:w="http://schemas.openxmlformats.org/wordprocessingml/2006/main">
+                    <w:rFonts w:ascii="Cambria Math" w:hAnsi="Cambria Math"/>
+                  </w:rPr>
+                  <m:t xml:space="preserve">c</m:t>
+                </m:r>
+                <m:r>
+                  <w:rPr xmlns:w="http://schemas.openxmlformats.org/wordprocessingml/2006/main">
+                    <w:rFonts w:ascii="Cambria Math" w:hAnsi="Cambria Math"/>
+                  </w:rPr>
+                  <m:t xml:space="preserve">e</m:t>
+                </m:r>
+                <m:r>
+                  <w:rPr xmlns:w="http://schemas.openxmlformats.org/wordprocessingml/2006/main">
+                    <w:rFonts w:ascii="Cambria Math" w:hAnsi="Cambria Math"/>
+                  </w:rPr>
+                  <m:t xml:space="preserve">r</m:t>
+                </m:r>
+                <m:r>
+                  <w:rPr xmlns:w="http://schemas.openxmlformats.org/wordprocessingml/2006/main">
+                    <w:rFonts w:ascii="Cambria Math" w:hAnsi="Cambria Math"/>
+                  </w:rPr>
+                  <m:t xml:space="preserve">t</m:t>
+                </m:r>
+              </m:sub>
+            </m:sSub>
+          </m:num>
+          <m:den>
+            <m:r>
+              <w:rPr xmlns:w="http://schemas.openxmlformats.org/wordprocessingml/2006/main">
+                <w:rFonts w:ascii="Cambria Math" w:hAnsi="Cambria Math"/>
+              </w:rPr>
+              <m:t xml:space="preserve">D</m:t>
+            </m:r>
+          </m:den>
+        </m:f>
+        <m:r>
+          <w:rPr xmlns:w="http://schemas.openxmlformats.org/wordprocessingml/2006/main">
+            <w:rFonts w:ascii="Cambria Math" w:hAnsi="Cambria Math"/>
+          </w:rPr>
+          <m:t xml:space="preserve">.</m:t>
+        </m:r>
+      </m:oMath>
       <w:r>
         <w:tab/>
         <w:t>(11)</w:t>
@@ -2769,7 +6034,7 @@
           <wp:inline distT="0" distB="0" distL="0" distR="0">
             <wp:extent cx="4500000" cy="1413531"/>
             <wp:effectExtent l="0" t="0" r="0" b="0"/>
-            <wp:docPr id="115" name="fig2_workflow.png"/>
+            <wp:docPr id="102" name="fig2_workflow.png"/>
             <wp:cNvGraphicFramePr>
               <a:graphicFrameLocks xmlns:a="http://schemas.openxmlformats.org/drawingml/2006/main" noChangeAspect="1"/>
             </wp:cNvGraphicFramePr>
@@ -2777,11 +6042,11 @@
               <a:graphicData uri="http://schemas.openxmlformats.org/drawingml/2006/picture">
                 <pic:pic xmlns:pic="http://schemas.openxmlformats.org/drawingml/2006/picture">
                   <pic:nvPicPr>
-                    <pic:cNvPr id="115" name="fig2_workflow.png"/>
+                    <pic:cNvPr id="102" name="fig2_workflow.png"/>
                     <pic:cNvPicPr/>
                   </pic:nvPicPr>
                   <pic:blipFill>
-                    <a:blip r:embed="rId115"/>
+                    <a:blip r:embed="rId102"/>
                     <a:stretch>
                       <a:fillRect/>
                     </a:stretch>
@@ -3970,7 +7235,7 @@
           <wp:inline distT="0" distB="0" distL="0" distR="0">
             <wp:extent cx="4860000" cy="1761326"/>
             <wp:effectExtent l="0" t="0" r="0" b="0"/>
-            <wp:docPr id="116" name="fig3_crossfamily.png"/>
+            <wp:docPr id="103" name="fig3_crossfamily.png"/>
             <wp:cNvGraphicFramePr>
               <a:graphicFrameLocks xmlns:a="http://schemas.openxmlformats.org/drawingml/2006/main" noChangeAspect="1"/>
             </wp:cNvGraphicFramePr>
@@ -3978,11 +7243,11 @@
               <a:graphicData uri="http://schemas.openxmlformats.org/drawingml/2006/picture">
                 <pic:pic xmlns:pic="http://schemas.openxmlformats.org/drawingml/2006/picture">
                   <pic:nvPicPr>
-                    <pic:cNvPr id="116" name="fig3_crossfamily.png"/>
+                    <pic:cNvPr id="103" name="fig3_crossfamily.png"/>
                     <pic:cNvPicPr/>
                   </pic:nvPicPr>
                   <pic:blipFill>
-                    <a:blip r:embed="rId116"/>
+                    <a:blip r:embed="rId103"/>
                     <a:stretch>
                       <a:fillRect/>
                     </a:stretch>
@@ -5570,7 +8835,7 @@
           <wp:inline distT="0" distB="0" distL="0" distR="0">
             <wp:extent cx="5040000" cy="1918877"/>
             <wp:effectExtent l="0" t="0" r="0" b="0"/>
-            <wp:docPr id="117" name="fig6_ablation.png"/>
+            <wp:docPr id="104" name="fig6_ablation.png"/>
             <wp:cNvGraphicFramePr>
               <a:graphicFrameLocks xmlns:a="http://schemas.openxmlformats.org/drawingml/2006/main" noChangeAspect="1"/>
             </wp:cNvGraphicFramePr>
@@ -5578,11 +8843,11 @@
               <a:graphicData uri="http://schemas.openxmlformats.org/drawingml/2006/picture">
                 <pic:pic xmlns:pic="http://schemas.openxmlformats.org/drawingml/2006/picture">
                   <pic:nvPicPr>
-                    <pic:cNvPr id="117" name="fig6_ablation.png"/>
+                    <pic:cNvPr id="104" name="fig6_ablation.png"/>
                     <pic:cNvPicPr/>
                   </pic:nvPicPr>
                   <pic:blipFill>
-                    <a:blip r:embed="rId117"/>
+                    <a:blip r:embed="rId104"/>
                     <a:stretch>
                       <a:fillRect/>
                     </a:stretch>
@@ -6804,7 +10069,7 @@
           <wp:inline distT="0" distB="0" distL="0" distR="0">
             <wp:extent cx="5040000" cy="1918877"/>
             <wp:effectExtent l="0" t="0" r="0" b="0"/>
-            <wp:docPr id="118" name="fig4_pooling.png"/>
+            <wp:docPr id="105" name="fig4_pooling.png"/>
             <wp:cNvGraphicFramePr>
               <a:graphicFrameLocks xmlns:a="http://schemas.openxmlformats.org/drawingml/2006/main" noChangeAspect="1"/>
             </wp:cNvGraphicFramePr>
@@ -6812,11 +10077,11 @@
               <a:graphicData uri="http://schemas.openxmlformats.org/drawingml/2006/picture">
                 <pic:pic xmlns:pic="http://schemas.openxmlformats.org/drawingml/2006/picture">
                   <pic:nvPicPr>
-                    <pic:cNvPr id="118" name="fig4_pooling.png"/>
+                    <pic:cNvPr id="105" name="fig4_pooling.png"/>
                     <pic:cNvPicPr/>
                   </pic:nvPicPr>
                   <pic:blipFill>
-                    <a:blip r:embed="rId118"/>
+                    <a:blip r:embed="rId105"/>
                     <a:stretch>
                       <a:fillRect/>
                     </a:stretch>
@@ -6869,7 +10134,7 @@
           <wp:inline distT="0" distB="0" distL="0" distR="0">
             <wp:extent cx="4140000" cy="2592045"/>
             <wp:effectExtent l="0" t="0" r="0" b="0"/>
-            <wp:docPr id="119" name="fig5_plane.png"/>
+            <wp:docPr id="106" name="fig5_plane.png"/>
             <wp:cNvGraphicFramePr>
               <a:graphicFrameLocks xmlns:a="http://schemas.openxmlformats.org/drawingml/2006/main" noChangeAspect="1"/>
             </wp:cNvGraphicFramePr>
@@ -6877,11 +10142,11 @@
               <a:graphicData uri="http://schemas.openxmlformats.org/drawingml/2006/picture">
                 <pic:pic xmlns:pic="http://schemas.openxmlformats.org/drawingml/2006/picture">
                   <pic:nvPicPr>
-                    <pic:cNvPr id="119" name="fig5_plane.png"/>
+                    <pic:cNvPr id="106" name="fig5_plane.png"/>
                     <pic:cNvPicPr/>
                   </pic:nvPicPr>
                   <pic:blipFill>
-                    <a:blip r:embed="rId119"/>
+                    <a:blip r:embed="rId106"/>
                     <a:stretch>
                       <a:fillRect/>
                     </a:stretch>
@@ -9131,7 +12396,7 @@
           <wp:inline distT="0" distB="0" distL="0" distR="0">
             <wp:extent cx="5040000" cy="1880070"/>
             <wp:effectExtent l="0" t="0" r="0" b="0"/>
-            <wp:docPr id="120" name="fig7_ladder.png"/>
+            <wp:docPr id="107" name="fig7_ladder.png"/>
             <wp:cNvGraphicFramePr>
               <a:graphicFrameLocks xmlns:a="http://schemas.openxmlformats.org/drawingml/2006/main" noChangeAspect="1"/>
             </wp:cNvGraphicFramePr>
@@ -9139,11 +12404,11 @@
               <a:graphicData uri="http://schemas.openxmlformats.org/drawingml/2006/picture">
                 <pic:pic xmlns:pic="http://schemas.openxmlformats.org/drawingml/2006/picture">
                   <pic:nvPicPr>
-                    <pic:cNvPr id="120" name="fig7_ladder.png"/>
+                    <pic:cNvPr id="107" name="fig7_ladder.png"/>
                     <pic:cNvPicPr/>
                   </pic:nvPicPr>
                   <pic:blipFill>
-                    <a:blip r:embed="rId120"/>
+                    <a:blip r:embed="rId107"/>
                     <a:stretch>
                       <a:fillRect/>
                     </a:stretch>
@@ -10766,49 +14031,255 @@
           <w:tab w:val="center" w:pos="4786"/>
           <w:tab w:val="right" w:pos="9572"/>
         </w:tabs>
-        <w:spacing w:before="80" w:after="80" w:line="240" w:lineRule="auto"/>
-        <w:jc w:val="left"/>
+        <w:spacing w:before="100" w:after="100" w:line="276" w:lineRule="auto"/>
       </w:pPr>
       <w:r>
         <w:tab/>
       </w:r>
-      <w:r>
-        <w:drawing>
-          <wp:inline distT="0" distB="0" distL="0" distR="0">
-            <wp:extent cx="4860000" cy="353628"/>
-            <wp:effectExtent l="0" t="0" r="0" b="0"/>
-            <wp:docPr id="121" name="eq12"/>
-            <wp:cNvGraphicFramePr>
-              <a:graphicFrameLocks xmlns:a="http://schemas.openxmlformats.org/drawingml/2006/main" noChangeAspect="1"/>
-            </wp:cNvGraphicFramePr>
-            <a:graphic xmlns:a="http://schemas.openxmlformats.org/drawingml/2006/main">
-              <a:graphicData uri="http://schemas.openxmlformats.org/drawingml/2006/picture">
-                <pic:pic xmlns:pic="http://schemas.openxmlformats.org/drawingml/2006/picture">
-                  <pic:nvPicPr>
-                    <pic:cNvPr id="121" name="eq12"/>
-                    <pic:cNvPicPr/>
-                  </pic:nvPicPr>
-                  <pic:blipFill>
-                    <a:blip r:embed="rId121"/>
-                    <a:stretch>
-                      <a:fillRect/>
-                    </a:stretch>
-                  </pic:blipFill>
-                  <pic:spPr>
-                    <a:xfrm>
-                      <a:off x="0" y="0"/>
-                      <a:ext cx="4860000" cy="353628"/>
-                    </a:xfrm>
-                    <a:prstGeom prst="rect">
-                      <a:avLst/>
-                    </a:prstGeom>
-                  </pic:spPr>
-                </pic:pic>
-              </a:graphicData>
-            </a:graphic>
-          </wp:inline>
-        </w:drawing>
-      </w:r>
+      <m:oMath>
+        <m:sSub>
+          <m:e>
+            <m:r>
+              <w:rPr xmlns:w="http://schemas.openxmlformats.org/wordprocessingml/2006/main">
+                <w:rFonts w:ascii="Cambria Math" w:hAnsi="Cambria Math"/>
+              </w:rPr>
+              <m:t xml:space="preserve">𝔼</m:t>
+            </m:r>
+          </m:e>
+          <m:sub>
+            <m:r>
+              <w:rPr xmlns:w="http://schemas.openxmlformats.org/wordprocessingml/2006/main">
+                <w:rFonts w:ascii="Cambria Math" w:hAnsi="Cambria Math"/>
+              </w:rPr>
+              <m:t xml:space="preserve">0</m:t>
+            </m:r>
+          </m:sub>
+        </m:sSub>
+        <m:r>
+          <w:rPr xmlns:w="http://schemas.openxmlformats.org/wordprocessingml/2006/main">
+            <w:rFonts w:ascii="Cambria Math" w:hAnsi="Cambria Math"/>
+          </w:rPr>
+          <m:t xml:space="preserve">[</m:t>
+        </m:r>
+        <m:sSub>
+          <m:e>
+            <m:r>
+              <w:rPr xmlns:w="http://schemas.openxmlformats.org/wordprocessingml/2006/main">
+                <w:rFonts w:ascii="Cambria Math" w:hAnsi="Cambria Math"/>
+              </w:rPr>
+              <m:t xml:space="preserve">l</m:t>
+            </m:r>
+          </m:e>
+          <m:sub>
+            <m:r>
+              <w:rPr xmlns:w="http://schemas.openxmlformats.org/wordprocessingml/2006/main">
+                <w:rFonts w:ascii="Cambria Math" w:hAnsi="Cambria Math"/>
+              </w:rPr>
+              <m:t xml:space="preserve">0</m:t>
+            </m:r>
+          </m:sub>
+        </m:sSub>
+        <m:r>
+          <w:rPr xmlns:w="http://schemas.openxmlformats.org/wordprocessingml/2006/main">
+            <w:rFonts w:ascii="Cambria Math" w:hAnsi="Cambria Math"/>
+          </w:rPr>
+          <m:t xml:space="preserve">]</m:t>
+        </m:r>
+        <m:r>
+          <w:rPr xmlns:w="http://schemas.openxmlformats.org/wordprocessingml/2006/main">
+            <w:rFonts w:ascii="Cambria Math" w:hAnsi="Cambria Math"/>
+          </w:rPr>
+          <m:t xml:space="preserve">+</m:t>
+        </m:r>
+        <m:sSub>
+          <m:e>
+            <m:r>
+              <w:rPr xmlns:w="http://schemas.openxmlformats.org/wordprocessingml/2006/main">
+                <w:rFonts w:ascii="Cambria Math" w:hAnsi="Cambria Math"/>
+              </w:rPr>
+              <m:t xml:space="preserve">𝔼</m:t>
+            </m:r>
+          </m:e>
+          <m:sub>
+            <m:r>
+              <w:rPr xmlns:w="http://schemas.openxmlformats.org/wordprocessingml/2006/main">
+                <w:rFonts w:ascii="Cambria Math" w:hAnsi="Cambria Math"/>
+              </w:rPr>
+              <m:t xml:space="preserve">1</m:t>
+            </m:r>
+          </m:sub>
+        </m:sSub>
+        <m:r>
+          <w:rPr xmlns:w="http://schemas.openxmlformats.org/wordprocessingml/2006/main">
+            <w:rFonts w:ascii="Cambria Math" w:hAnsi="Cambria Math"/>
+          </w:rPr>
+          <m:t xml:space="preserve">[</m:t>
+        </m:r>
+        <m:sSub>
+          <m:e>
+            <m:r>
+              <w:rPr xmlns:w="http://schemas.openxmlformats.org/wordprocessingml/2006/main">
+                <w:rFonts w:ascii="Cambria Math" w:hAnsi="Cambria Math"/>
+              </w:rPr>
+              <m:t xml:space="preserve">l</m:t>
+            </m:r>
+          </m:e>
+          <m:sub>
+            <m:r>
+              <w:rPr xmlns:w="http://schemas.openxmlformats.org/wordprocessingml/2006/main">
+                <w:rFonts w:ascii="Cambria Math" w:hAnsi="Cambria Math"/>
+              </w:rPr>
+              <m:t xml:space="preserve">1</m:t>
+            </m:r>
+          </m:sub>
+        </m:sSub>
+        <m:r>
+          <w:rPr xmlns:w="http://schemas.openxmlformats.org/wordprocessingml/2006/main">
+            <w:rFonts w:ascii="Cambria Math" w:hAnsi="Cambria Math"/>
+          </w:rPr>
+          <m:t xml:space="preserve">]</m:t>
+        </m:r>
+        <m:r>
+          <w:rPr xmlns:w="http://schemas.openxmlformats.org/wordprocessingml/2006/main">
+            <w:rFonts w:ascii="Cambria Math" w:hAnsi="Cambria Math"/>
+          </w:rPr>
+          <m:t xml:space="preserve"> </m:t>
+        </m:r>
+        <m:r>
+          <w:rPr xmlns:w="http://schemas.openxmlformats.org/wordprocessingml/2006/main">
+            <w:rFonts w:ascii="Cambria Math" w:hAnsi="Cambria Math"/>
+          </w:rPr>
+          <m:t xml:space="preserve">≥</m:t>
+        </m:r>
+        <m:r>
+          <w:rPr xmlns:w="http://schemas.openxmlformats.org/wordprocessingml/2006/main">
+            <w:rFonts w:ascii="Cambria Math" w:hAnsi="Cambria Math"/>
+          </w:rPr>
+          <m:t xml:space="preserve"> </m:t>
+        </m:r>
+        <m:r>
+          <w:rPr xmlns:w="http://schemas.openxmlformats.org/wordprocessingml/2006/main">
+            <w:rFonts w:ascii="Cambria Math" w:hAnsi="Cambria Math"/>
+          </w:rPr>
+          <m:t xml:space="preserve">Δ</m:t>
+        </m:r>
+        <m:d>
+          <m:dPr>
+            <m:begChr m:val="{"/>
+            <m:endChr m:val="}"/>
+          </m:dPr>
+          <m:e>
+            <m:sSub>
+              <m:e>
+                <m:r>
+                  <w:rPr xmlns:w="http://schemas.openxmlformats.org/wordprocessingml/2006/main">
+                    <w:rFonts w:ascii="Cambria Math" w:hAnsi="Cambria Math"/>
+                  </w:rPr>
+                  <m:t xml:space="preserve">P</m:t>
+                </m:r>
+              </m:e>
+              <m:sub>
+                <m:r>
+                  <w:rPr xmlns:w="http://schemas.openxmlformats.org/wordprocessingml/2006/main">
+                    <w:rFonts w:ascii="Cambria Math" w:hAnsi="Cambria Math"/>
+                  </w:rPr>
+                  <m:t xml:space="preserve">0</m:t>
+                </m:r>
+              </m:sub>
+            </m:sSub>
+            <m:r>
+              <w:rPr xmlns:w="http://schemas.openxmlformats.org/wordprocessingml/2006/main">
+                <w:rFonts w:ascii="Cambria Math" w:hAnsi="Cambria Math"/>
+              </w:rPr>
+              <m:t xml:space="preserve">[</m:t>
+            </m:r>
+            <m:r>
+              <w:rPr xmlns:w="http://schemas.openxmlformats.org/wordprocessingml/2006/main">
+                <w:rFonts w:ascii="Cambria Math" w:hAnsi="Cambria Math"/>
+              </w:rPr>
+              <m:t xml:space="preserve">I</m:t>
+            </m:r>
+            <m:r>
+              <w:rPr xmlns:w="http://schemas.openxmlformats.org/wordprocessingml/2006/main">
+                <w:rFonts w:ascii="Cambria Math" w:hAnsi="Cambria Math"/>
+              </w:rPr>
+              <m:t xml:space="preserve">=</m:t>
+            </m:r>
+            <m:r>
+              <w:rPr xmlns:w="http://schemas.openxmlformats.org/wordprocessingml/2006/main">
+                <w:rFonts w:ascii="Cambria Math" w:hAnsi="Cambria Math"/>
+              </w:rPr>
+              <m:t xml:space="preserve">1</m:t>
+            </m:r>
+            <m:r>
+              <w:rPr xmlns:w="http://schemas.openxmlformats.org/wordprocessingml/2006/main">
+                <w:rFonts w:ascii="Cambria Math" w:hAnsi="Cambria Math"/>
+              </w:rPr>
+              <m:t xml:space="preserve">]</m:t>
+            </m:r>
+            <m:r>
+              <w:rPr xmlns:w="http://schemas.openxmlformats.org/wordprocessingml/2006/main">
+                <w:rFonts w:ascii="Cambria Math" w:hAnsi="Cambria Math"/>
+              </w:rPr>
+              <m:t xml:space="preserve">+</m:t>
+            </m:r>
+            <m:sSub>
+              <m:e>
+                <m:r>
+                  <w:rPr xmlns:w="http://schemas.openxmlformats.org/wordprocessingml/2006/main">
+                    <w:rFonts w:ascii="Cambria Math" w:hAnsi="Cambria Math"/>
+                  </w:rPr>
+                  <m:t xml:space="preserve">P</m:t>
+                </m:r>
+              </m:e>
+              <m:sub>
+                <m:r>
+                  <w:rPr xmlns:w="http://schemas.openxmlformats.org/wordprocessingml/2006/main">
+                    <w:rFonts w:ascii="Cambria Math" w:hAnsi="Cambria Math"/>
+                  </w:rPr>
+                  <m:t xml:space="preserve">1</m:t>
+                </m:r>
+              </m:sub>
+            </m:sSub>
+            <m:r>
+              <w:rPr xmlns:w="http://schemas.openxmlformats.org/wordprocessingml/2006/main">
+                <w:rFonts w:ascii="Cambria Math" w:hAnsi="Cambria Math"/>
+              </w:rPr>
+              <m:t xml:space="preserve">[</m:t>
+            </m:r>
+            <m:r>
+              <w:rPr xmlns:w="http://schemas.openxmlformats.org/wordprocessingml/2006/main">
+                <w:rFonts w:ascii="Cambria Math" w:hAnsi="Cambria Math"/>
+              </w:rPr>
+              <m:t xml:space="preserve">I</m:t>
+            </m:r>
+            <m:r>
+              <w:rPr xmlns:w="http://schemas.openxmlformats.org/wordprocessingml/2006/main">
+                <w:rFonts w:ascii="Cambria Math" w:hAnsi="Cambria Math"/>
+              </w:rPr>
+              <m:t xml:space="preserve">=</m:t>
+            </m:r>
+            <m:r>
+              <w:rPr xmlns:w="http://schemas.openxmlformats.org/wordprocessingml/2006/main">
+                <w:rFonts w:ascii="Cambria Math" w:hAnsi="Cambria Math"/>
+              </w:rPr>
+              <m:t xml:space="preserve">0</m:t>
+            </m:r>
+            <m:r>
+              <w:rPr xmlns:w="http://schemas.openxmlformats.org/wordprocessingml/2006/main">
+                <w:rFonts w:ascii="Cambria Math" w:hAnsi="Cambria Math"/>
+              </w:rPr>
+              <m:t xml:space="preserve">]</m:t>
+            </m:r>
+          </m:e>
+        </m:d>
+        <m:r>
+          <w:rPr xmlns:w="http://schemas.openxmlformats.org/wordprocessingml/2006/main">
+            <w:rFonts w:ascii="Cambria Math" w:hAnsi="Cambria Math"/>
+          </w:rPr>
+          <m:t xml:space="preserve">.</m:t>
+        </m:r>
+      </m:oMath>
       <w:r>
         <w:tab/>
         <w:t>(12)</w:t>
@@ -10834,49 +14305,381 @@
           <w:tab w:val="center" w:pos="4786"/>
           <w:tab w:val="right" w:pos="9572"/>
         </w:tabs>
-        <w:spacing w:before="80" w:after="80" w:line="240" w:lineRule="auto"/>
-        <w:jc w:val="left"/>
+        <w:spacing w:before="100" w:after="100" w:line="276" w:lineRule="auto"/>
       </w:pPr>
       <w:r>
         <w:tab/>
       </w:r>
-      <w:r>
-        <w:drawing>
-          <wp:inline distT="0" distB="0" distL="0" distR="0">
-            <wp:extent cx="4860000" cy="713102"/>
-            <wp:effectExtent l="0" t="0" r="0" b="0"/>
-            <wp:docPr id="122" name="eq13"/>
-            <wp:cNvGraphicFramePr>
-              <a:graphicFrameLocks xmlns:a="http://schemas.openxmlformats.org/drawingml/2006/main" noChangeAspect="1"/>
-            </wp:cNvGraphicFramePr>
-            <a:graphic xmlns:a="http://schemas.openxmlformats.org/drawingml/2006/main">
-              <a:graphicData uri="http://schemas.openxmlformats.org/drawingml/2006/picture">
-                <pic:pic xmlns:pic="http://schemas.openxmlformats.org/drawingml/2006/picture">
-                  <pic:nvPicPr>
-                    <pic:cNvPr id="122" name="eq13"/>
-                    <pic:cNvPicPr/>
-                  </pic:nvPicPr>
-                  <pic:blipFill>
-                    <a:blip r:embed="rId122"/>
-                    <a:stretch>
-                      <a:fillRect/>
-                    </a:stretch>
-                  </pic:blipFill>
-                  <pic:spPr>
-                    <a:xfrm>
-                      <a:off x="0" y="0"/>
-                      <a:ext cx="4860000" cy="713102"/>
-                    </a:xfrm>
-                    <a:prstGeom prst="rect">
-                      <a:avLst/>
-                    </a:prstGeom>
-                  </pic:spPr>
-                </pic:pic>
-              </a:graphicData>
-            </a:graphic>
-          </wp:inline>
-        </w:drawing>
-      </w:r>
+      <m:oMath>
+        <m:sSub>
+          <m:e>
+            <m:r>
+              <w:rPr xmlns:w="http://schemas.openxmlformats.org/wordprocessingml/2006/main">
+                <w:rFonts w:ascii="Cambria Math" w:hAnsi="Cambria Math"/>
+              </w:rPr>
+              <m:t xml:space="preserve">K</m:t>
+            </m:r>
+          </m:e>
+          <m:sub>
+            <m:r>
+              <w:rPr xmlns:w="http://schemas.openxmlformats.org/wordprocessingml/2006/main">
+                <w:rFonts w:ascii="Cambria Math" w:hAnsi="Cambria Math"/>
+              </w:rPr>
+              <m:t xml:space="preserve">m</m:t>
+            </m:r>
+          </m:sub>
+        </m:sSub>
+        <m:r>
+          <w:rPr xmlns:w="http://schemas.openxmlformats.org/wordprocessingml/2006/main">
+            <w:rFonts w:ascii="Cambria Math" w:hAnsi="Cambria Math"/>
+          </w:rPr>
+          <m:t xml:space="preserve">=</m:t>
+        </m:r>
+        <m:nary>
+          <m:naryPr>
+            <m:chr m:val="∑"/>
+            <m:limLoc m:val="undOvr"/>
+          </m:naryPr>
+          <m:sub>
+            <m:r>
+              <w:rPr xmlns:w="http://schemas.openxmlformats.org/wordprocessingml/2006/main">
+                <w:rFonts w:ascii="Cambria Math" w:hAnsi="Cambria Math"/>
+              </w:rPr>
+              <m:t xml:space="preserve">t</m:t>
+            </m:r>
+            <m:r>
+              <w:rPr xmlns:w="http://schemas.openxmlformats.org/wordprocessingml/2006/main">
+                <w:rFonts w:ascii="Cambria Math" w:hAnsi="Cambria Math"/>
+              </w:rPr>
+              <m:t xml:space="preserve">=</m:t>
+            </m:r>
+            <m:r>
+              <w:rPr xmlns:w="http://schemas.openxmlformats.org/wordprocessingml/2006/main">
+                <w:rFonts w:ascii="Cambria Math" w:hAnsi="Cambria Math"/>
+              </w:rPr>
+              <m:t xml:space="preserve">1</m:t>
+            </m:r>
+          </m:sub>
+          <m:sup>
+            <m:r>
+              <w:rPr xmlns:w="http://schemas.openxmlformats.org/wordprocessingml/2006/main">
+                <w:rFonts w:ascii="Cambria Math" w:hAnsi="Cambria Math"/>
+              </w:rPr>
+              <m:t xml:space="preserve">m</m:t>
+            </m:r>
+          </m:sup>
+          <m:e>
+            <m:sSub>
+              <m:e>
+                <m:r>
+                  <w:rPr xmlns:w="http://schemas.openxmlformats.org/wordprocessingml/2006/main">
+                    <w:rFonts w:ascii="Cambria Math" w:hAnsi="Cambria Math"/>
+                  </w:rPr>
+                  <m:t xml:space="preserve">𝔼</m:t>
+                </m:r>
+              </m:e>
+              <m:sub>
+                <m:r>
+                  <w:rPr xmlns:w="http://schemas.openxmlformats.org/wordprocessingml/2006/main">
+                    <w:rFonts w:ascii="Cambria Math" w:hAnsi="Cambria Math"/>
+                  </w:rPr>
+                  <m:t xml:space="preserve">0</m:t>
+                </m:r>
+              </m:sub>
+            </m:sSub>
+          </m:e>
+        </m:nary>
+        <m:d>
+          <m:dPr>
+            <m:begChr m:val="["/>
+            <m:endChr m:val="]"/>
+          </m:dPr>
+          <m:e>
+            <m:r>
+              <m:rPr>
+                <m:nor/>
+              </m:rPr>
+              <w:rPr xmlns:w="http://schemas.openxmlformats.org/wordprocessingml/2006/main">
+                <w:rFonts w:ascii="Cambria Math" w:hAnsi="Cambria Math"/>
+              </w:rPr>
+              <m:t xml:space="preserve">K</m:t>
+            </m:r>
+            <m:r>
+              <w:rPr xmlns:w="http://schemas.openxmlformats.org/wordprocessingml/2006/main">
+                <w:rFonts w:ascii="Cambria Math" w:hAnsi="Cambria Math"/>
+              </w:rPr>
+              <m:t xml:space="preserve">L</m:t>
+            </m:r>
+            <m:r>
+              <w:rPr xmlns:w="http://schemas.openxmlformats.org/wordprocessingml/2006/main">
+                <w:rFonts w:ascii="Cambria Math" w:hAnsi="Cambria Math"/>
+              </w:rPr>
+              <m:t xml:space="preserve">(</m:t>
+            </m:r>
+            <m:sSubSup>
+              <m:e>
+                <m:r>
+                  <w:rPr xmlns:w="http://schemas.openxmlformats.org/wordprocessingml/2006/main">
+                    <w:rFonts w:ascii="Cambria Math" w:hAnsi="Cambria Math"/>
+                  </w:rPr>
+                  <m:t xml:space="preserve">P</m:t>
+                </m:r>
+              </m:e>
+              <m:sub>
+                <m:r>
+                  <w:rPr xmlns:w="http://schemas.openxmlformats.org/wordprocessingml/2006/main">
+                    <w:rFonts w:ascii="Cambria Math" w:hAnsi="Cambria Math"/>
+                  </w:rPr>
+                  <m:t xml:space="preserve">0</m:t>
+                </m:r>
+              </m:sub>
+              <m:sup>
+                <m:sSub>
+                  <m:e>
+                    <m:r>
+                      <w:rPr xmlns:w="http://schemas.openxmlformats.org/wordprocessingml/2006/main">
+                        <w:rFonts w:ascii="Cambria Math" w:hAnsi="Cambria Math"/>
+                      </w:rPr>
+                      <m:t xml:space="preserve">Y</m:t>
+                    </m:r>
+                  </m:e>
+                  <m:sub>
+                    <m:r>
+                      <w:rPr xmlns:w="http://schemas.openxmlformats.org/wordprocessingml/2006/main">
+                        <w:rFonts w:ascii="Cambria Math" w:hAnsi="Cambria Math"/>
+                      </w:rPr>
+                      <m:t xml:space="preserve">t</m:t>
+                    </m:r>
+                  </m:sub>
+                </m:sSub>
+                <m:r>
+                  <w:rPr xmlns:w="http://schemas.openxmlformats.org/wordprocessingml/2006/main">
+                    <w:rFonts w:ascii="Cambria Math" w:hAnsi="Cambria Math"/>
+                  </w:rPr>
+                  <m:t xml:space="preserve">|</m:t>
+                </m:r>
+                <m:sSub>
+                  <m:e>
+                    <m:r>
+                      <w:rPr xmlns:w="http://schemas.openxmlformats.org/wordprocessingml/2006/main">
+                        <w:rFonts w:ascii="Cambria Math" w:hAnsi="Cambria Math"/>
+                      </w:rPr>
+                      <m:t xml:space="preserve">H</m:t>
+                    </m:r>
+                  </m:e>
+                  <m:sub>
+                    <m:r>
+                      <w:rPr xmlns:w="http://schemas.openxmlformats.org/wordprocessingml/2006/main">
+                        <w:rFonts w:ascii="Cambria Math" w:hAnsi="Cambria Math"/>
+                      </w:rPr>
+                      <m:t xml:space="preserve">t</m:t>
+                    </m:r>
+                    <m:r>
+                      <w:rPr xmlns:w="http://schemas.openxmlformats.org/wordprocessingml/2006/main">
+                        <w:rFonts w:ascii="Cambria Math" w:hAnsi="Cambria Math"/>
+                      </w:rPr>
+                      <m:t xml:space="preserve">-</m:t>
+                    </m:r>
+                    <m:r>
+                      <w:rPr xmlns:w="http://schemas.openxmlformats.org/wordprocessingml/2006/main">
+                        <w:rFonts w:ascii="Cambria Math" w:hAnsi="Cambria Math"/>
+                      </w:rPr>
+                      <m:t xml:space="preserve">1</m:t>
+                    </m:r>
+                  </m:sub>
+                </m:sSub>
+                <m:r>
+                  <w:rPr xmlns:w="http://schemas.openxmlformats.org/wordprocessingml/2006/main">
+                    <w:rFonts w:ascii="Cambria Math" w:hAnsi="Cambria Math"/>
+                  </w:rPr>
+                  <m:t xml:space="preserve">,</m:t>
+                </m:r>
+                <m:sSub>
+                  <m:e>
+                    <m:r>
+                      <w:rPr xmlns:w="http://schemas.openxmlformats.org/wordprocessingml/2006/main">
+                        <w:rFonts w:ascii="Cambria Math" w:hAnsi="Cambria Math"/>
+                      </w:rPr>
+                      <m:t xml:space="preserve">A</m:t>
+                    </m:r>
+                  </m:e>
+                  <m:sub>
+                    <m:r>
+                      <w:rPr xmlns:w="http://schemas.openxmlformats.org/wordprocessingml/2006/main">
+                        <w:rFonts w:ascii="Cambria Math" w:hAnsi="Cambria Math"/>
+                      </w:rPr>
+                      <m:t xml:space="preserve">t</m:t>
+                    </m:r>
+                  </m:sub>
+                </m:sSub>
+              </m:sup>
+            </m:sSubSup>
+            <m:r>
+              <w:rPr xmlns:w="http://schemas.openxmlformats.org/wordprocessingml/2006/main">
+                <w:rFonts w:ascii="Cambria Math" w:hAnsi="Cambria Math"/>
+              </w:rPr>
+              <m:t xml:space="preserve"> </m:t>
+            </m:r>
+            <m:r>
+              <w:rPr xmlns:w="http://schemas.openxmlformats.org/wordprocessingml/2006/main">
+                <w:rFonts w:ascii="Cambria Math" w:hAnsi="Cambria Math"/>
+              </w:rPr>
+              <m:t xml:space="preserve">‖</m:t>
+            </m:r>
+            <m:r>
+              <w:rPr xmlns:w="http://schemas.openxmlformats.org/wordprocessingml/2006/main">
+                <w:rFonts w:ascii="Cambria Math" w:hAnsi="Cambria Math"/>
+              </w:rPr>
+              <m:t xml:space="preserve"> </m:t>
+            </m:r>
+            <m:sSubSup>
+              <m:e>
+                <m:r>
+                  <w:rPr xmlns:w="http://schemas.openxmlformats.org/wordprocessingml/2006/main">
+                    <w:rFonts w:ascii="Cambria Math" w:hAnsi="Cambria Math"/>
+                  </w:rPr>
+                  <m:t xml:space="preserve">P</m:t>
+                </m:r>
+              </m:e>
+              <m:sub>
+                <m:r>
+                  <w:rPr xmlns:w="http://schemas.openxmlformats.org/wordprocessingml/2006/main">
+                    <w:rFonts w:ascii="Cambria Math" w:hAnsi="Cambria Math"/>
+                  </w:rPr>
+                  <m:t xml:space="preserve">1</m:t>
+                </m:r>
+              </m:sub>
+              <m:sup>
+                <m:sSub>
+                  <m:e>
+                    <m:r>
+                      <w:rPr xmlns:w="http://schemas.openxmlformats.org/wordprocessingml/2006/main">
+                        <w:rFonts w:ascii="Cambria Math" w:hAnsi="Cambria Math"/>
+                      </w:rPr>
+                      <m:t xml:space="preserve">Y</m:t>
+                    </m:r>
+                  </m:e>
+                  <m:sub>
+                    <m:r>
+                      <w:rPr xmlns:w="http://schemas.openxmlformats.org/wordprocessingml/2006/main">
+                        <w:rFonts w:ascii="Cambria Math" w:hAnsi="Cambria Math"/>
+                      </w:rPr>
+                      <m:t xml:space="preserve">t</m:t>
+                    </m:r>
+                  </m:sub>
+                </m:sSub>
+                <m:r>
+                  <w:rPr xmlns:w="http://schemas.openxmlformats.org/wordprocessingml/2006/main">
+                    <w:rFonts w:ascii="Cambria Math" w:hAnsi="Cambria Math"/>
+                  </w:rPr>
+                  <m:t xml:space="preserve">|</m:t>
+                </m:r>
+                <m:sSub>
+                  <m:e>
+                    <m:r>
+                      <w:rPr xmlns:w="http://schemas.openxmlformats.org/wordprocessingml/2006/main">
+                        <w:rFonts w:ascii="Cambria Math" w:hAnsi="Cambria Math"/>
+                      </w:rPr>
+                      <m:t xml:space="preserve">H</m:t>
+                    </m:r>
+                  </m:e>
+                  <m:sub>
+                    <m:r>
+                      <w:rPr xmlns:w="http://schemas.openxmlformats.org/wordprocessingml/2006/main">
+                        <w:rFonts w:ascii="Cambria Math" w:hAnsi="Cambria Math"/>
+                      </w:rPr>
+                      <m:t xml:space="preserve">t</m:t>
+                    </m:r>
+                    <m:r>
+                      <w:rPr xmlns:w="http://schemas.openxmlformats.org/wordprocessingml/2006/main">
+                        <w:rFonts w:ascii="Cambria Math" w:hAnsi="Cambria Math"/>
+                      </w:rPr>
+                      <m:t xml:space="preserve">-</m:t>
+                    </m:r>
+                    <m:r>
+                      <w:rPr xmlns:w="http://schemas.openxmlformats.org/wordprocessingml/2006/main">
+                        <w:rFonts w:ascii="Cambria Math" w:hAnsi="Cambria Math"/>
+                      </w:rPr>
+                      <m:t xml:space="preserve">1</m:t>
+                    </m:r>
+                  </m:sub>
+                </m:sSub>
+                <m:r>
+                  <w:rPr xmlns:w="http://schemas.openxmlformats.org/wordprocessingml/2006/main">
+                    <w:rFonts w:ascii="Cambria Math" w:hAnsi="Cambria Math"/>
+                  </w:rPr>
+                  <m:t xml:space="preserve">,</m:t>
+                </m:r>
+                <m:sSub>
+                  <m:e>
+                    <m:r>
+                      <w:rPr xmlns:w="http://schemas.openxmlformats.org/wordprocessingml/2006/main">
+                        <w:rFonts w:ascii="Cambria Math" w:hAnsi="Cambria Math"/>
+                      </w:rPr>
+                      <m:t xml:space="preserve">A</m:t>
+                    </m:r>
+                  </m:e>
+                  <m:sub>
+                    <m:r>
+                      <w:rPr xmlns:w="http://schemas.openxmlformats.org/wordprocessingml/2006/main">
+                        <w:rFonts w:ascii="Cambria Math" w:hAnsi="Cambria Math"/>
+                      </w:rPr>
+                      <m:t xml:space="preserve">t</m:t>
+                    </m:r>
+                  </m:sub>
+                </m:sSub>
+              </m:sup>
+            </m:sSubSup>
+            <m:r>
+              <w:rPr xmlns:w="http://schemas.openxmlformats.org/wordprocessingml/2006/main">
+                <w:rFonts w:ascii="Cambria Math" w:hAnsi="Cambria Math"/>
+              </w:rPr>
+              <m:t xml:space="preserve">)</m:t>
+            </m:r>
+          </m:e>
+        </m:d>
+        <m:r>
+          <w:rPr xmlns:w="http://schemas.openxmlformats.org/wordprocessingml/2006/main">
+            <w:rFonts w:ascii="Cambria Math" w:hAnsi="Cambria Math"/>
+          </w:rPr>
+          <m:t xml:space="preserve">≤</m:t>
+        </m:r>
+        <m:r>
+          <w:rPr xmlns:w="http://schemas.openxmlformats.org/wordprocessingml/2006/main">
+            <w:rFonts w:ascii="Cambria Math" w:hAnsi="Cambria Math"/>
+          </w:rPr>
+          <m:t xml:space="preserve"> </m:t>
+        </m:r>
+        <m:r>
+          <w:rPr xmlns:w="http://schemas.openxmlformats.org/wordprocessingml/2006/main">
+            <w:rFonts w:ascii="Cambria Math" w:hAnsi="Cambria Math"/>
+          </w:rPr>
+          <m:t xml:space="preserve">m</m:t>
+        </m:r>
+        <m:sSup>
+          <m:e>
+            <m:r>
+              <w:rPr xmlns:w="http://schemas.openxmlformats.org/wordprocessingml/2006/main">
+                <w:rFonts w:ascii="Cambria Math" w:hAnsi="Cambria Math"/>
+              </w:rPr>
+              <m:t xml:space="preserve">I</m:t>
+            </m:r>
+          </m:e>
+          <m:sup>None</m:sup>
+        </m:sSup>
+        <m:r>
+          <w:rPr xmlns:w="http://schemas.openxmlformats.org/wordprocessingml/2006/main">
+            <w:rFonts w:ascii="Cambria Math" w:hAnsi="Cambria Math"/>
+          </w:rPr>
+          <m:t xml:space="preserve">⋆</m:t>
+        </m:r>
+        <m:r>
+          <w:rPr xmlns:w="http://schemas.openxmlformats.org/wordprocessingml/2006/main">
+            <w:rFonts w:ascii="Cambria Math" w:hAnsi="Cambria Math"/>
+          </w:rPr>
+          <m:t xml:space="preserve">.</m:t>
+        </m:r>
+      </m:oMath>
       <w:r>
         <w:tab/>
         <w:t>(13)</w:t>
@@ -10932,49 +14735,157 @@
           <w:tab w:val="center" w:pos="4786"/>
           <w:tab w:val="right" w:pos="9572"/>
         </w:tabs>
-        <w:spacing w:before="80" w:after="80" w:line="240" w:lineRule="auto"/>
-        <w:jc w:val="left"/>
+        <w:spacing w:before="100" w:after="100" w:line="276" w:lineRule="auto"/>
       </w:pPr>
       <w:r>
         <w:tab/>
       </w:r>
-      <w:r>
-        <w:drawing>
-          <wp:inline distT="0" distB="0" distL="0" distR="0">
-            <wp:extent cx="4550400" cy="561600"/>
-            <wp:effectExtent l="0" t="0" r="0" b="0"/>
-            <wp:docPr id="123" name="eq14"/>
-            <wp:cNvGraphicFramePr>
-              <a:graphicFrameLocks xmlns:a="http://schemas.openxmlformats.org/drawingml/2006/main" noChangeAspect="1"/>
-            </wp:cNvGraphicFramePr>
-            <a:graphic xmlns:a="http://schemas.openxmlformats.org/drawingml/2006/main">
-              <a:graphicData uri="http://schemas.openxmlformats.org/drawingml/2006/picture">
-                <pic:pic xmlns:pic="http://schemas.openxmlformats.org/drawingml/2006/picture">
-                  <pic:nvPicPr>
-                    <pic:cNvPr id="123" name="eq14"/>
-                    <pic:cNvPicPr/>
-                  </pic:nvPicPr>
-                  <pic:blipFill>
-                    <a:blip r:embed="rId123"/>
-                    <a:stretch>
-                      <a:fillRect/>
-                    </a:stretch>
-                  </pic:blipFill>
-                  <pic:spPr>
-                    <a:xfrm>
-                      <a:off x="0" y="0"/>
-                      <a:ext cx="4550400" cy="561600"/>
-                    </a:xfrm>
-                    <a:prstGeom prst="rect">
-                      <a:avLst/>
-                    </a:prstGeom>
-                  </pic:spPr>
-                </pic:pic>
-              </a:graphicData>
-            </a:graphic>
-          </wp:inline>
-        </w:drawing>
-      </w:r>
+      <m:oMath>
+        <m:sSub>
+          <m:e>
+            <m:r>
+              <w:rPr xmlns:w="http://schemas.openxmlformats.org/wordprocessingml/2006/main">
+                <w:rFonts w:ascii="Cambria Math" w:hAnsi="Cambria Math"/>
+              </w:rPr>
+              <m:t xml:space="preserve">r</m:t>
+            </m:r>
+          </m:e>
+          <m:sub>
+            <m:sSub>
+              <m:e>
+                <m:r>
+                  <w:rPr xmlns:w="http://schemas.openxmlformats.org/wordprocessingml/2006/main">
+                    <w:rFonts w:ascii="Cambria Math" w:hAnsi="Cambria Math"/>
+                  </w:rPr>
+                  <m:t xml:space="preserve">a</m:t>
+                </m:r>
+              </m:e>
+              <m:sub>
+                <m:r>
+                  <w:rPr xmlns:w="http://schemas.openxmlformats.org/wordprocessingml/2006/main">
+                    <w:rFonts w:ascii="Cambria Math" w:hAnsi="Cambria Math"/>
+                  </w:rPr>
+                  <m:t xml:space="preserve">k</m:t>
+                </m:r>
+              </m:sub>
+            </m:sSub>
+          </m:sub>
+        </m:sSub>
+        <m:r>
+          <w:rPr xmlns:w="http://schemas.openxmlformats.org/wordprocessingml/2006/main">
+            <w:rFonts w:ascii="Cambria Math" w:hAnsi="Cambria Math"/>
+          </w:rPr>
+          <m:t xml:space="preserve">+</m:t>
+        </m:r>
+        <m:sSub>
+          <m:e>
+            <m:r>
+              <w:rPr xmlns:w="http://schemas.openxmlformats.org/wordprocessingml/2006/main">
+                <w:rFonts w:ascii="Cambria Math" w:hAnsi="Cambria Math"/>
+              </w:rPr>
+              <m:t xml:space="preserve">ε</m:t>
+            </m:r>
+          </m:e>
+          <m:sub>
+            <m:r>
+              <w:rPr xmlns:w="http://schemas.openxmlformats.org/wordprocessingml/2006/main">
+                <w:rFonts w:ascii="Cambria Math" w:hAnsi="Cambria Math"/>
+              </w:rPr>
+              <m:t xml:space="preserve">R</m:t>
+            </m:r>
+          </m:sub>
+        </m:sSub>
+        <m:r>
+          <w:rPr xmlns:w="http://schemas.openxmlformats.org/wordprocessingml/2006/main">
+            <w:rFonts w:ascii="Cambria Math" w:hAnsi="Cambria Math"/>
+          </w:rPr>
+          <m:t xml:space="preserve">≤</m:t>
+        </m:r>
+        <m:r>
+          <w:rPr xmlns:w="http://schemas.openxmlformats.org/wordprocessingml/2006/main">
+            <w:rFonts w:ascii="Cambria Math" w:hAnsi="Cambria Math"/>
+          </w:rPr>
+          <m:t xml:space="preserve"> </m:t>
+        </m:r>
+        <m:sSub>
+          <m:e>
+            <m:r>
+              <w:rPr xmlns:w="http://schemas.openxmlformats.org/wordprocessingml/2006/main">
+                <w:rFonts w:ascii="Cambria Math" w:hAnsi="Cambria Math"/>
+              </w:rPr>
+              <m:t xml:space="preserve">r</m:t>
+            </m:r>
+          </m:e>
+          <m:sub>
+            <m:sSub>
+              <m:e>
+                <m:r>
+                  <w:rPr xmlns:w="http://schemas.openxmlformats.org/wordprocessingml/2006/main">
+                    <w:rFonts w:ascii="Cambria Math" w:hAnsi="Cambria Math"/>
+                  </w:rPr>
+                  <m:t xml:space="preserve">a</m:t>
+                </m:r>
+              </m:e>
+              <m:sub>
+                <m:r>
+                  <w:rPr xmlns:w="http://schemas.openxmlformats.org/wordprocessingml/2006/main">
+                    <w:rFonts w:ascii="Cambria Math" w:hAnsi="Cambria Math"/>
+                  </w:rPr>
+                  <m:t xml:space="preserve">k</m:t>
+                </m:r>
+              </m:sub>
+            </m:sSub>
+          </m:sub>
+        </m:sSub>
+        <m:r>
+          <w:rPr xmlns:w="http://schemas.openxmlformats.org/wordprocessingml/2006/main">
+            <w:rFonts w:ascii="Cambria Math" w:hAnsi="Cambria Math"/>
+          </w:rPr>
+          <m:t xml:space="preserve">+</m:t>
+        </m:r>
+        <m:r>
+          <w:rPr xmlns:w="http://schemas.openxmlformats.org/wordprocessingml/2006/main">
+            <w:rFonts w:ascii="Cambria Math" w:hAnsi="Cambria Math"/>
+          </w:rPr>
+          <m:t xml:space="preserve">2</m:t>
+        </m:r>
+        <m:sSub>
+          <m:e>
+            <m:r>
+              <w:rPr xmlns:w="http://schemas.openxmlformats.org/wordprocessingml/2006/main">
+                <w:rFonts w:ascii="Cambria Math" w:hAnsi="Cambria Math"/>
+              </w:rPr>
+              <m:t xml:space="preserve">ε</m:t>
+            </m:r>
+          </m:e>
+          <m:sub>
+            <m:r>
+              <w:rPr xmlns:w="http://schemas.openxmlformats.org/wordprocessingml/2006/main">
+                <w:rFonts w:ascii="Cambria Math" w:hAnsi="Cambria Math"/>
+              </w:rPr>
+              <m:t xml:space="preserve">R</m:t>
+            </m:r>
+          </m:sub>
+        </m:sSub>
+        <m:r>
+          <w:rPr xmlns:w="http://schemas.openxmlformats.org/wordprocessingml/2006/main">
+            <w:rFonts w:ascii="Cambria Math" w:hAnsi="Cambria Math"/>
+          </w:rPr>
+          <m:t xml:space="preserve">≤</m:t>
+        </m:r>
+        <m:r>
+          <w:rPr xmlns:w="http://schemas.openxmlformats.org/wordprocessingml/2006/main">
+            <w:rFonts w:ascii="Cambria Math" w:hAnsi="Cambria Math"/>
+          </w:rPr>
+          <m:t xml:space="preserve">δ</m:t>
+        </m:r>
+        <m:r>
+          <w:rPr xmlns:w="http://schemas.openxmlformats.org/wordprocessingml/2006/main">
+            <w:rFonts w:ascii="Cambria Math" w:hAnsi="Cambria Math"/>
+          </w:rPr>
+          <m:t xml:space="preserve">,</m:t>
+        </m:r>
+      </m:oMath>
       <w:r>
         <w:tab/>
         <w:t>(14)</w:t>
@@ -11000,49 +14911,190 @@
           <w:tab w:val="center" w:pos="4786"/>
           <w:tab w:val="right" w:pos="9572"/>
         </w:tabs>
-        <w:spacing w:before="80" w:after="80" w:line="240" w:lineRule="auto"/>
-        <w:jc w:val="left"/>
+        <w:spacing w:before="100" w:after="100" w:line="276" w:lineRule="auto"/>
       </w:pPr>
       <w:r>
         <w:tab/>
       </w:r>
-      <w:r>
-        <w:drawing>
-          <wp:inline distT="0" distB="0" distL="0" distR="0">
-            <wp:extent cx="4860000" cy="685203"/>
-            <wp:effectExtent l="0" t="0" r="0" b="0"/>
-            <wp:docPr id="124" name="eq15"/>
-            <wp:cNvGraphicFramePr>
-              <a:graphicFrameLocks xmlns:a="http://schemas.openxmlformats.org/drawingml/2006/main" noChangeAspect="1"/>
-            </wp:cNvGraphicFramePr>
-            <a:graphic xmlns:a="http://schemas.openxmlformats.org/drawingml/2006/main">
-              <a:graphicData uri="http://schemas.openxmlformats.org/drawingml/2006/picture">
-                <pic:pic xmlns:pic="http://schemas.openxmlformats.org/drawingml/2006/picture">
-                  <pic:nvPicPr>
-                    <pic:cNvPr id="124" name="eq15"/>
-                    <pic:cNvPicPr/>
-                  </pic:nvPicPr>
-                  <pic:blipFill>
-                    <a:blip r:embed="rId124"/>
-                    <a:stretch>
-                      <a:fillRect/>
-                    </a:stretch>
-                  </pic:blipFill>
-                  <pic:spPr>
-                    <a:xfrm>
-                      <a:off x="0" y="0"/>
-                      <a:ext cx="4860000" cy="685203"/>
-                    </a:xfrm>
-                    <a:prstGeom prst="rect">
-                      <a:avLst/>
-                    </a:prstGeom>
-                  </pic:spPr>
-                </pic:pic>
-              </a:graphicData>
-            </a:graphic>
-          </wp:inline>
-        </w:drawing>
-      </w:r>
+      <m:oMath>
+        <m:sSub>
+          <m:e>
+            <m:acc>
+              <m:accPr>
+                <m:chr m:val="̂"/>
+              </m:accPr>
+              <m:e>
+                <m:r>
+                  <w:rPr xmlns:w="http://schemas.openxmlformats.org/wordprocessingml/2006/main">
+                    <w:rFonts w:ascii="Cambria Math" w:hAnsi="Cambria Math"/>
+                  </w:rPr>
+                  <m:t xml:space="preserve">C</m:t>
+                </m:r>
+              </m:e>
+            </m:acc>
+          </m:e>
+          <m:sub>
+            <m:acc>
+              <m:accPr>
+                <m:chr m:val="̂"/>
+              </m:accPr>
+              <m:e>
+                <m:r>
+                  <w:rPr xmlns:w="http://schemas.openxmlformats.org/wordprocessingml/2006/main">
+                    <w:rFonts w:ascii="Cambria Math" w:hAnsi="Cambria Math"/>
+                  </w:rPr>
+                  <m:t xml:space="preserve">a</m:t>
+                </m:r>
+              </m:e>
+            </m:acc>
+          </m:sub>
+        </m:sSub>
+        <m:r>
+          <w:rPr xmlns:w="http://schemas.openxmlformats.org/wordprocessingml/2006/main">
+            <w:rFonts w:ascii="Cambria Math" w:hAnsi="Cambria Math"/>
+          </w:rPr>
+          <m:t xml:space="preserve">≤</m:t>
+        </m:r>
+        <m:sSub>
+          <m:e>
+            <m:acc>
+              <m:accPr>
+                <m:chr m:val="̂"/>
+              </m:accPr>
+              <m:e>
+                <m:r>
+                  <w:rPr xmlns:w="http://schemas.openxmlformats.org/wordprocessingml/2006/main">
+                    <w:rFonts w:ascii="Cambria Math" w:hAnsi="Cambria Math"/>
+                  </w:rPr>
+                  <m:t xml:space="preserve">C</m:t>
+                </m:r>
+              </m:e>
+            </m:acc>
+          </m:e>
+          <m:sub>
+            <m:sSub>
+              <m:e>
+                <m:r>
+                  <w:rPr xmlns:w="http://schemas.openxmlformats.org/wordprocessingml/2006/main">
+                    <w:rFonts w:ascii="Cambria Math" w:hAnsi="Cambria Math"/>
+                  </w:rPr>
+                  <m:t xml:space="preserve">a</m:t>
+                </m:r>
+              </m:e>
+              <m:sub>
+                <m:r>
+                  <w:rPr xmlns:w="http://schemas.openxmlformats.org/wordprocessingml/2006/main">
+                    <w:rFonts w:ascii="Cambria Math" w:hAnsi="Cambria Math"/>
+                  </w:rPr>
+                  <m:t xml:space="preserve">k</m:t>
+                </m:r>
+              </m:sub>
+            </m:sSub>
+          </m:sub>
+        </m:sSub>
+        <m:r>
+          <w:rPr xmlns:w="http://schemas.openxmlformats.org/wordprocessingml/2006/main">
+            <w:rFonts w:ascii="Cambria Math" w:hAnsi="Cambria Math"/>
+          </w:rPr>
+          <m:t xml:space="preserve">+</m:t>
+        </m:r>
+        <m:sSub>
+          <m:e>
+            <m:r>
+              <w:rPr xmlns:w="http://schemas.openxmlformats.org/wordprocessingml/2006/main">
+                <w:rFonts w:ascii="Cambria Math" w:hAnsi="Cambria Math"/>
+              </w:rPr>
+              <m:t xml:space="preserve">ε</m:t>
+            </m:r>
+          </m:e>
+          <m:sub>
+            <m:r>
+              <w:rPr xmlns:w="http://schemas.openxmlformats.org/wordprocessingml/2006/main">
+                <w:rFonts w:ascii="Cambria Math" w:hAnsi="Cambria Math"/>
+              </w:rPr>
+              <m:t xml:space="preserve">C</m:t>
+            </m:r>
+          </m:sub>
+        </m:sSub>
+        <m:r>
+          <w:rPr xmlns:w="http://schemas.openxmlformats.org/wordprocessingml/2006/main">
+            <w:rFonts w:ascii="Cambria Math" w:hAnsi="Cambria Math"/>
+          </w:rPr>
+          <m:t xml:space="preserve">≤</m:t>
+        </m:r>
+        <m:r>
+          <w:rPr xmlns:w="http://schemas.openxmlformats.org/wordprocessingml/2006/main">
+            <w:rFonts w:ascii="Cambria Math" w:hAnsi="Cambria Math"/>
+          </w:rPr>
+          <m:t xml:space="preserve"> </m:t>
+        </m:r>
+        <m:sSub>
+          <m:e>
+            <m:r>
+              <w:rPr xmlns:w="http://schemas.openxmlformats.org/wordprocessingml/2006/main">
+                <w:rFonts w:ascii="Cambria Math" w:hAnsi="Cambria Math"/>
+              </w:rPr>
+              <m:t xml:space="preserve">C</m:t>
+            </m:r>
+          </m:e>
+          <m:sub>
+            <m:sSub>
+              <m:e>
+                <m:r>
+                  <w:rPr xmlns:w="http://schemas.openxmlformats.org/wordprocessingml/2006/main">
+                    <w:rFonts w:ascii="Cambria Math" w:hAnsi="Cambria Math"/>
+                  </w:rPr>
+                  <m:t xml:space="preserve">a</m:t>
+                </m:r>
+              </m:e>
+              <m:sub>
+                <m:r>
+                  <w:rPr xmlns:w="http://schemas.openxmlformats.org/wordprocessingml/2006/main">
+                    <w:rFonts w:ascii="Cambria Math" w:hAnsi="Cambria Math"/>
+                  </w:rPr>
+                  <m:t xml:space="preserve">k</m:t>
+                </m:r>
+              </m:sub>
+            </m:sSub>
+          </m:sub>
+        </m:sSub>
+        <m:r>
+          <w:rPr xmlns:w="http://schemas.openxmlformats.org/wordprocessingml/2006/main">
+            <w:rFonts w:ascii="Cambria Math" w:hAnsi="Cambria Math"/>
+          </w:rPr>
+          <m:t xml:space="preserve">+</m:t>
+        </m:r>
+        <m:r>
+          <w:rPr xmlns:w="http://schemas.openxmlformats.org/wordprocessingml/2006/main">
+            <w:rFonts w:ascii="Cambria Math" w:hAnsi="Cambria Math"/>
+          </w:rPr>
+          <m:t xml:space="preserve">2</m:t>
+        </m:r>
+        <m:sSub>
+          <m:e>
+            <m:r>
+              <w:rPr xmlns:w="http://schemas.openxmlformats.org/wordprocessingml/2006/main">
+                <w:rFonts w:ascii="Cambria Math" w:hAnsi="Cambria Math"/>
+              </w:rPr>
+              <m:t xml:space="preserve">ε</m:t>
+            </m:r>
+          </m:e>
+          <m:sub>
+            <m:r>
+              <w:rPr xmlns:w="http://schemas.openxmlformats.org/wordprocessingml/2006/main">
+                <w:rFonts w:ascii="Cambria Math" w:hAnsi="Cambria Math"/>
+              </w:rPr>
+              <m:t xml:space="preserve">C</m:t>
+            </m:r>
+          </m:sub>
+        </m:sSub>
+        <m:r>
+          <w:rPr xmlns:w="http://schemas.openxmlformats.org/wordprocessingml/2006/main">
+            <w:rFonts w:ascii="Cambria Math" w:hAnsi="Cambria Math"/>
+          </w:rPr>
+          <m:t xml:space="preserve">.</m:t>
+        </m:r>
+      </m:oMath>
       <w:r>
         <w:tab/>
         <w:t>(15)</w:t>
@@ -11098,49 +15150,195 @@
           <w:tab w:val="center" w:pos="4786"/>
           <w:tab w:val="right" w:pos="9572"/>
         </w:tabs>
-        <w:spacing w:before="80" w:after="80" w:line="240" w:lineRule="auto"/>
-        <w:jc w:val="left"/>
+        <w:spacing w:before="100" w:after="100" w:line="276" w:lineRule="auto"/>
       </w:pPr>
       <w:r>
         <w:tab/>
       </w:r>
-      <w:r>
-        <w:drawing>
-          <wp:inline distT="0" distB="0" distL="0" distR="0">
-            <wp:extent cx="4845600" cy="691200"/>
-            <wp:effectExtent l="0" t="0" r="0" b="0"/>
-            <wp:docPr id="125" name="eq16"/>
-            <wp:cNvGraphicFramePr>
-              <a:graphicFrameLocks xmlns:a="http://schemas.openxmlformats.org/drawingml/2006/main" noChangeAspect="1"/>
-            </wp:cNvGraphicFramePr>
-            <a:graphic xmlns:a="http://schemas.openxmlformats.org/drawingml/2006/main">
-              <a:graphicData uri="http://schemas.openxmlformats.org/drawingml/2006/picture">
-                <pic:pic xmlns:pic="http://schemas.openxmlformats.org/drawingml/2006/picture">
-                  <pic:nvPicPr>
-                    <pic:cNvPr id="125" name="eq16"/>
-                    <pic:cNvPicPr/>
-                  </pic:nvPicPr>
-                  <pic:blipFill>
-                    <a:blip r:embed="rId125"/>
-                    <a:stretch>
-                      <a:fillRect/>
-                    </a:stretch>
-                  </pic:blipFill>
-                  <pic:spPr>
-                    <a:xfrm>
-                      <a:off x="0" y="0"/>
-                      <a:ext cx="4845600" cy="691200"/>
-                    </a:xfrm>
-                    <a:prstGeom prst="rect">
-                      <a:avLst/>
-                    </a:prstGeom>
-                  </pic:spPr>
-                </pic:pic>
-              </a:graphicData>
-            </a:graphic>
-          </wp:inline>
-        </w:drawing>
-      </w:r>
+      <m:oMath>
+        <m:sSub>
+          <m:e>
+            <m:r>
+              <w:rPr xmlns:w="http://schemas.openxmlformats.org/wordprocessingml/2006/main">
+                <w:rFonts w:ascii="Cambria Math" w:hAnsi="Cambria Math"/>
+              </w:rPr>
+              <m:t xml:space="preserve">P</m:t>
+            </m:r>
+          </m:e>
+          <m:sub>
+            <m:r>
+              <m:rPr>
+                <m:nor/>
+              </m:rPr>
+              <w:rPr xmlns:w="http://schemas.openxmlformats.org/wordprocessingml/2006/main">
+                <w:rFonts w:ascii="Cambria Math" w:hAnsi="Cambria Math"/>
+              </w:rPr>
+              <m:t xml:space="preserve">u</m:t>
+            </m:r>
+            <m:r>
+              <w:rPr xmlns:w="http://schemas.openxmlformats.org/wordprocessingml/2006/main">
+                <w:rFonts w:ascii="Cambria Math" w:hAnsi="Cambria Math"/>
+              </w:rPr>
+              <m:t xml:space="preserve">n</m:t>
+            </m:r>
+            <m:r>
+              <w:rPr xmlns:w="http://schemas.openxmlformats.org/wordprocessingml/2006/main">
+                <w:rFonts w:ascii="Cambria Math" w:hAnsi="Cambria Math"/>
+              </w:rPr>
+              <m:t xml:space="preserve">d</m:t>
+            </m:r>
+            <m:r>
+              <w:rPr xmlns:w="http://schemas.openxmlformats.org/wordprocessingml/2006/main">
+                <w:rFonts w:ascii="Cambria Math" w:hAnsi="Cambria Math"/>
+              </w:rPr>
+              <m:t xml:space="preserve">e</m:t>
+            </m:r>
+            <m:r>
+              <w:rPr xmlns:w="http://schemas.openxmlformats.org/wordprocessingml/2006/main">
+                <w:rFonts w:ascii="Cambria Math" w:hAnsi="Cambria Math"/>
+              </w:rPr>
+              <m:t xml:space="preserve">r</m:t>
+            </m:r>
+          </m:sub>
+        </m:sSub>
+        <m:r>
+          <w:rPr xmlns:w="http://schemas.openxmlformats.org/wordprocessingml/2006/main">
+            <w:rFonts w:ascii="Cambria Math" w:hAnsi="Cambria Math"/>
+          </w:rPr>
+          <m:t xml:space="preserve">=</m:t>
+        </m:r>
+        <m:sSub>
+          <m:e>
+            <m:r>
+              <w:rPr xmlns:w="http://schemas.openxmlformats.org/wordprocessingml/2006/main">
+                <w:rFonts w:ascii="Cambria Math" w:hAnsi="Cambria Math"/>
+              </w:rPr>
+              <m:t xml:space="preserve">P</m:t>
+            </m:r>
+          </m:e>
+          <m:sub>
+            <m:r>
+              <m:rPr>
+                <m:nor/>
+              </m:rPr>
+              <w:rPr xmlns:w="http://schemas.openxmlformats.org/wordprocessingml/2006/main">
+                <w:rFonts w:ascii="Cambria Math" w:hAnsi="Cambria Math"/>
+              </w:rPr>
+              <m:t xml:space="preserve">o</m:t>
+            </m:r>
+            <m:r>
+              <w:rPr xmlns:w="http://schemas.openxmlformats.org/wordprocessingml/2006/main">
+                <w:rFonts w:ascii="Cambria Math" w:hAnsi="Cambria Math"/>
+              </w:rPr>
+              <m:t xml:space="preserve">v</m:t>
+            </m:r>
+            <m:r>
+              <w:rPr xmlns:w="http://schemas.openxmlformats.org/wordprocessingml/2006/main">
+                <w:rFonts w:ascii="Cambria Math" w:hAnsi="Cambria Math"/>
+              </w:rPr>
+              <m:t xml:space="preserve">e</m:t>
+            </m:r>
+            <m:r>
+              <w:rPr xmlns:w="http://schemas.openxmlformats.org/wordprocessingml/2006/main">
+                <w:rFonts w:ascii="Cambria Math" w:hAnsi="Cambria Math"/>
+              </w:rPr>
+              <m:t xml:space="preserve">r</m:t>
+            </m:r>
+          </m:sub>
+        </m:sSub>
+        <m:r>
+          <w:rPr xmlns:w="http://schemas.openxmlformats.org/wordprocessingml/2006/main">
+            <w:rFonts w:ascii="Cambria Math" w:hAnsi="Cambria Math"/>
+          </w:rPr>
+          <m:t xml:space="preserve">=</m:t>
+        </m:r>
+        <m:f>
+          <m:num>
+            <m:r>
+              <w:rPr xmlns:w="http://schemas.openxmlformats.org/wordprocessingml/2006/main">
+                <w:rFonts w:ascii="Cambria Math" w:hAnsi="Cambria Math"/>
+              </w:rPr>
+              <m:t xml:space="preserve">1</m:t>
+            </m:r>
+          </m:num>
+          <m:den>
+            <m:r>
+              <w:rPr xmlns:w="http://schemas.openxmlformats.org/wordprocessingml/2006/main">
+                <w:rFonts w:ascii="Cambria Math" w:hAnsi="Cambria Math"/>
+              </w:rPr>
+              <m:t xml:space="preserve">2</m:t>
+            </m:r>
+          </m:den>
+        </m:f>
+        <m:r>
+          <w:rPr xmlns:w="http://schemas.openxmlformats.org/wordprocessingml/2006/main">
+            <w:rFonts w:ascii="Cambria Math" w:hAnsi="Cambria Math"/>
+          </w:rPr>
+          <m:t xml:space="preserve">P</m:t>
+        </m:r>
+        <m:d>
+          <m:dPr>
+            <m:begChr m:val="["/>
+            <m:endChr m:val="]"/>
+          </m:dPr>
+          <m:e>
+            <m:sSub>
+              <m:e>
+                <m:r>
+                  <w:rPr xmlns:w="http://schemas.openxmlformats.org/wordprocessingml/2006/main">
+                    <w:rFonts w:ascii="Cambria Math" w:hAnsi="Cambria Math"/>
+                  </w:rPr>
+                  <m:t xml:space="preserve">B</m:t>
+                </m:r>
+              </m:e>
+              <m:sub>
+                <m:r>
+                  <w:rPr xmlns:w="http://schemas.openxmlformats.org/wordprocessingml/2006/main">
+                    <w:rFonts w:ascii="Cambria Math" w:hAnsi="Cambria Math"/>
+                  </w:rPr>
+                  <m:t xml:space="preserve">s</m:t>
+                </m:r>
+              </m:sub>
+            </m:sSub>
+            <m:r>
+              <w:rPr xmlns:w="http://schemas.openxmlformats.org/wordprocessingml/2006/main">
+                <w:rFonts w:ascii="Cambria Math" w:hAnsi="Cambria Math"/>
+              </w:rPr>
+              <m:t xml:space="preserve">≠</m:t>
+            </m:r>
+            <m:r>
+              <w:rPr xmlns:w="http://schemas.openxmlformats.org/wordprocessingml/2006/main">
+                <w:rFonts w:ascii="Cambria Math" w:hAnsi="Cambria Math"/>
+              </w:rPr>
+              <m:t xml:space="preserve"> </m:t>
+            </m:r>
+            <m:sSub>
+              <m:e>
+                <m:r>
+                  <w:rPr xmlns:w="http://schemas.openxmlformats.org/wordprocessingml/2006/main">
+                    <w:rFonts w:ascii="Cambria Math" w:hAnsi="Cambria Math"/>
+                  </w:rPr>
+                  <m:t xml:space="preserve">B</m:t>
+                </m:r>
+              </m:e>
+              <m:sub>
+                <m:r>
+                  <w:rPr xmlns:w="http://schemas.openxmlformats.org/wordprocessingml/2006/main">
+                    <w:rFonts w:ascii="Cambria Math" w:hAnsi="Cambria Math"/>
+                  </w:rPr>
+                  <m:t xml:space="preserve">t</m:t>
+                </m:r>
+              </m:sub>
+            </m:sSub>
+          </m:e>
+        </m:d>
+        <m:r>
+          <w:rPr xmlns:w="http://schemas.openxmlformats.org/wordprocessingml/2006/main">
+            <w:rFonts w:ascii="Cambria Math" w:hAnsi="Cambria Math"/>
+          </w:rPr>
+          <m:t xml:space="preserve">.</m:t>
+        </m:r>
+      </m:oMath>
       <w:r>
         <w:tab/>
         <w:t>(16)</w:t>
@@ -11166,49 +15364,176 @@
           <w:tab w:val="center" w:pos="4786"/>
           <w:tab w:val="right" w:pos="9572"/>
         </w:tabs>
-        <w:spacing w:before="80" w:after="80" w:line="240" w:lineRule="auto"/>
-        <w:jc w:val="left"/>
+        <w:spacing w:before="100" w:after="100" w:line="276" w:lineRule="auto"/>
       </w:pPr>
       <w:r>
         <w:tab/>
       </w:r>
-      <w:r>
-        <w:drawing>
-          <wp:inline distT="0" distB="0" distL="0" distR="0">
-            <wp:extent cx="4262399" cy="655199"/>
-            <wp:effectExtent l="0" t="0" r="0" b="0"/>
-            <wp:docPr id="126" name="eq17"/>
-            <wp:cNvGraphicFramePr>
-              <a:graphicFrameLocks xmlns:a="http://schemas.openxmlformats.org/drawingml/2006/main" noChangeAspect="1"/>
-            </wp:cNvGraphicFramePr>
-            <a:graphic xmlns:a="http://schemas.openxmlformats.org/drawingml/2006/main">
-              <a:graphicData uri="http://schemas.openxmlformats.org/drawingml/2006/picture">
-                <pic:pic xmlns:pic="http://schemas.openxmlformats.org/drawingml/2006/picture">
-                  <pic:nvPicPr>
-                    <pic:cNvPr id="126" name="eq17"/>
-                    <pic:cNvPicPr/>
-                  </pic:nvPicPr>
-                  <pic:blipFill>
-                    <a:blip r:embed="rId126"/>
-                    <a:stretch>
-                      <a:fillRect/>
-                    </a:stretch>
-                  </pic:blipFill>
-                  <pic:spPr>
-                    <a:xfrm>
-                      <a:off x="0" y="0"/>
-                      <a:ext cx="4262399" cy="655199"/>
-                    </a:xfrm>
-                    <a:prstGeom prst="rect">
-                      <a:avLst/>
-                    </a:prstGeom>
-                  </pic:spPr>
-                </pic:pic>
-              </a:graphicData>
-            </a:graphic>
-          </wp:inline>
-        </w:drawing>
-      </w:r>
+      <m:oMath>
+        <m:sSubSup>
+          <m:e>
+            <m:r>
+              <w:rPr xmlns:w="http://schemas.openxmlformats.org/wordprocessingml/2006/main">
+                <w:rFonts w:ascii="Cambria Math" w:hAnsi="Cambria Math"/>
+              </w:rPr>
+              <m:t xml:space="preserve">r</m:t>
+            </m:r>
+          </m:e>
+          <m:sub>
+            <m:r>
+              <w:rPr xmlns:w="http://schemas.openxmlformats.org/wordprocessingml/2006/main">
+                <w:rFonts w:ascii="Cambria Math" w:hAnsi="Cambria Math"/>
+              </w:rPr>
+              <m:t xml:space="preserve">E</m:t>
+            </m:r>
+          </m:sub>
+          <m:sup>
+            <m:r>
+              <w:rPr xmlns:w="http://schemas.openxmlformats.org/wordprocessingml/2006/main">
+                <w:rFonts w:ascii="Cambria Math" w:hAnsi="Cambria Math"/>
+              </w:rPr>
+              <m:t xml:space="preserve">π</m:t>
+            </m:r>
+          </m:sup>
+        </m:sSubSup>
+        <m:r>
+          <w:rPr xmlns:w="http://schemas.openxmlformats.org/wordprocessingml/2006/main">
+            <w:rFonts w:ascii="Cambria Math" w:hAnsi="Cambria Math"/>
+          </w:rPr>
+          <m:t xml:space="preserve">=</m:t>
+        </m:r>
+        <m:sSub>
+          <m:e>
+            <m:r>
+              <w:rPr xmlns:w="http://schemas.openxmlformats.org/wordprocessingml/2006/main">
+                <w:rFonts w:ascii="Cambria Math" w:hAnsi="Cambria Math"/>
+              </w:rPr>
+              <m:t xml:space="preserve">η</m:t>
+            </m:r>
+          </m:e>
+          <m:sub>
+            <m:r>
+              <w:rPr xmlns:w="http://schemas.openxmlformats.org/wordprocessingml/2006/main">
+                <w:rFonts w:ascii="Cambria Math" w:hAnsi="Cambria Math"/>
+              </w:rPr>
+              <m:t xml:space="preserve">E</m:t>
+            </m:r>
+          </m:sub>
+        </m:sSub>
+        <m:r>
+          <w:rPr xmlns:w="http://schemas.openxmlformats.org/wordprocessingml/2006/main">
+            <w:rFonts w:ascii="Cambria Math" w:hAnsi="Cambria Math"/>
+          </w:rPr>
+          <m:t xml:space="preserve">+</m:t>
+        </m:r>
+        <m:r>
+          <w:rPr xmlns:w="http://schemas.openxmlformats.org/wordprocessingml/2006/main">
+            <w:rFonts w:ascii="Cambria Math" w:hAnsi="Cambria Math"/>
+          </w:rPr>
+          <m:t xml:space="preserve">(</m:t>
+        </m:r>
+        <m:r>
+          <w:rPr xmlns:w="http://schemas.openxmlformats.org/wordprocessingml/2006/main">
+            <w:rFonts w:ascii="Cambria Math" w:hAnsi="Cambria Math"/>
+          </w:rPr>
+          <m:t xml:space="preserve">1</m:t>
+        </m:r>
+        <m:r>
+          <w:rPr xmlns:w="http://schemas.openxmlformats.org/wordprocessingml/2006/main">
+            <w:rFonts w:ascii="Cambria Math" w:hAnsi="Cambria Math"/>
+          </w:rPr>
+          <m:t xml:space="preserve">-</m:t>
+        </m:r>
+        <m:sSub>
+          <m:e>
+            <m:r>
+              <w:rPr xmlns:w="http://schemas.openxmlformats.org/wordprocessingml/2006/main">
+                <w:rFonts w:ascii="Cambria Math" w:hAnsi="Cambria Math"/>
+              </w:rPr>
+              <m:t xml:space="preserve">η</m:t>
+            </m:r>
+          </m:e>
+          <m:sub>
+            <m:r>
+              <w:rPr xmlns:w="http://schemas.openxmlformats.org/wordprocessingml/2006/main">
+                <w:rFonts w:ascii="Cambria Math" w:hAnsi="Cambria Math"/>
+              </w:rPr>
+              <m:t xml:space="preserve">E</m:t>
+            </m:r>
+          </m:sub>
+        </m:sSub>
+        <m:r>
+          <w:rPr xmlns:w="http://schemas.openxmlformats.org/wordprocessingml/2006/main">
+            <w:rFonts w:ascii="Cambria Math" w:hAnsi="Cambria Math"/>
+          </w:rPr>
+          <m:t xml:space="preserve">)</m:t>
+        </m:r>
+        <m:sSubSup>
+          <m:e>
+            <m:r>
+              <w:rPr xmlns:w="http://schemas.openxmlformats.org/wordprocessingml/2006/main">
+                <w:rFonts w:ascii="Cambria Math" w:hAnsi="Cambria Math"/>
+              </w:rPr>
+              <m:t xml:space="preserve">r</m:t>
+            </m:r>
+          </m:e>
+          <m:sub>
+            <m:r>
+              <w:rPr xmlns:w="http://schemas.openxmlformats.org/wordprocessingml/2006/main">
+                <w:rFonts w:ascii="Cambria Math" w:hAnsi="Cambria Math"/>
+              </w:rPr>
+              <m:t xml:space="preserve">E</m:t>
+            </m:r>
+          </m:sub>
+          <m:sup>
+            <m:r>
+              <w:rPr xmlns:w="http://schemas.openxmlformats.org/wordprocessingml/2006/main">
+                <w:rFonts w:ascii="Cambria Math" w:hAnsi="Cambria Math"/>
+              </w:rPr>
+              <m:t xml:space="preserve">π</m:t>
+            </m:r>
+            <m:r>
+              <w:rPr xmlns:w="http://schemas.openxmlformats.org/wordprocessingml/2006/main">
+                <w:rFonts w:ascii="Cambria Math" w:hAnsi="Cambria Math"/>
+              </w:rPr>
+              <m:t xml:space="preserve">,</m:t>
+            </m:r>
+            <m:r>
+              <m:rPr>
+                <m:nor/>
+              </m:rPr>
+              <w:rPr xmlns:w="http://schemas.openxmlformats.org/wordprocessingml/2006/main">
+                <w:rFonts w:ascii="Cambria Math" w:hAnsi="Cambria Math"/>
+              </w:rPr>
+              <m:t xml:space="preserve">f</m:t>
+            </m:r>
+            <m:r>
+              <w:rPr xmlns:w="http://schemas.openxmlformats.org/wordprocessingml/2006/main">
+                <w:rFonts w:ascii="Cambria Math" w:hAnsi="Cambria Math"/>
+              </w:rPr>
+              <m:t xml:space="preserve">e</m:t>
+            </m:r>
+            <m:r>
+              <w:rPr xmlns:w="http://schemas.openxmlformats.org/wordprocessingml/2006/main">
+                <w:rFonts w:ascii="Cambria Math" w:hAnsi="Cambria Math"/>
+              </w:rPr>
+              <m:t xml:space="preserve">a</m:t>
+            </m:r>
+            <m:r>
+              <w:rPr xmlns:w="http://schemas.openxmlformats.org/wordprocessingml/2006/main">
+                <w:rFonts w:ascii="Cambria Math" w:hAnsi="Cambria Math"/>
+              </w:rPr>
+              <m:t xml:space="preserve">s</m:t>
+            </m:r>
+          </m:sup>
+        </m:sSubSup>
+        <m:r>
+          <w:rPr xmlns:w="http://schemas.openxmlformats.org/wordprocessingml/2006/main">
+            <w:rFonts w:ascii="Cambria Math" w:hAnsi="Cambria Math"/>
+          </w:rPr>
+          <m:t xml:space="preserve">.</m:t>
+        </m:r>
+      </m:oMath>
       <w:r>
         <w:tab/>
         <w:t>(17)</w:t>
@@ -11234,49 +15559,103 @@
           <w:tab w:val="center" w:pos="4786"/>
           <w:tab w:val="right" w:pos="9572"/>
         </w:tabs>
-        <w:spacing w:before="80" w:after="80" w:line="240" w:lineRule="auto"/>
-        <w:jc w:val="left"/>
+        <w:spacing w:before="100" w:after="100" w:line="276" w:lineRule="auto"/>
       </w:pPr>
       <w:r>
         <w:tab/>
       </w:r>
-      <w:r>
-        <w:drawing>
-          <wp:inline distT="0" distB="0" distL="0" distR="0">
-            <wp:extent cx="2743200" cy="547200"/>
-            <wp:effectExtent l="0" t="0" r="0" b="0"/>
-            <wp:docPr id="127" name="eq18"/>
-            <wp:cNvGraphicFramePr>
-              <a:graphicFrameLocks xmlns:a="http://schemas.openxmlformats.org/drawingml/2006/main" noChangeAspect="1"/>
-            </wp:cNvGraphicFramePr>
-            <a:graphic xmlns:a="http://schemas.openxmlformats.org/drawingml/2006/main">
-              <a:graphicData uri="http://schemas.openxmlformats.org/drawingml/2006/picture">
-                <pic:pic xmlns:pic="http://schemas.openxmlformats.org/drawingml/2006/picture">
-                  <pic:nvPicPr>
-                    <pic:cNvPr id="127" name="eq18"/>
-                    <pic:cNvPicPr/>
-                  </pic:nvPicPr>
-                  <pic:blipFill>
-                    <a:blip r:embed="rId127"/>
-                    <a:stretch>
-                      <a:fillRect/>
-                    </a:stretch>
-                  </pic:blipFill>
-                  <pic:spPr>
-                    <a:xfrm>
-                      <a:off x="0" y="0"/>
-                      <a:ext cx="2743200" cy="547200"/>
-                    </a:xfrm>
-                    <a:prstGeom prst="rect">
-                      <a:avLst/>
-                    </a:prstGeom>
-                  </pic:spPr>
-                </pic:pic>
-              </a:graphicData>
-            </a:graphic>
-          </wp:inline>
-        </w:drawing>
-      </w:r>
+      <m:oMath>
+        <m:sSub>
+          <m:e>
+            <m:r>
+              <w:rPr xmlns:w="http://schemas.openxmlformats.org/wordprocessingml/2006/main">
+                <w:rFonts w:ascii="Cambria Math" w:hAnsi="Cambria Math"/>
+              </w:rPr>
+              <m:t xml:space="preserve">r</m:t>
+            </m:r>
+          </m:e>
+          <m:sub>
+            <m:r>
+              <w:rPr xmlns:w="http://schemas.openxmlformats.org/wordprocessingml/2006/main">
+                <w:rFonts w:ascii="Cambria Math" w:hAnsi="Cambria Math"/>
+              </w:rPr>
+              <m:t xml:space="preserve">S</m:t>
+            </m:r>
+          </m:sub>
+        </m:sSub>
+        <m:r>
+          <w:rPr xmlns:w="http://schemas.openxmlformats.org/wordprocessingml/2006/main">
+            <w:rFonts w:ascii="Cambria Math" w:hAnsi="Cambria Math"/>
+          </w:rPr>
+          <m:t xml:space="preserve">=</m:t>
+        </m:r>
+        <m:sSub>
+          <m:e>
+            <m:r>
+              <w:rPr xmlns:w="http://schemas.openxmlformats.org/wordprocessingml/2006/main">
+                <w:rFonts w:ascii="Cambria Math" w:hAnsi="Cambria Math"/>
+              </w:rPr>
+              <m:t xml:space="preserve">r</m:t>
+            </m:r>
+          </m:e>
+          <m:sub>
+            <m:r>
+              <w:rPr xmlns:w="http://schemas.openxmlformats.org/wordprocessingml/2006/main">
+                <w:rFonts w:ascii="Cambria Math" w:hAnsi="Cambria Math"/>
+              </w:rPr>
+              <m:t xml:space="preserve">0</m:t>
+            </m:r>
+          </m:sub>
+        </m:sSub>
+        <m:r>
+          <w:rPr xmlns:w="http://schemas.openxmlformats.org/wordprocessingml/2006/main">
+            <w:rFonts w:ascii="Cambria Math" w:hAnsi="Cambria Math"/>
+          </w:rPr>
+          <m:t xml:space="preserve">(</m:t>
+        </m:r>
+        <m:r>
+          <w:rPr xmlns:w="http://schemas.openxmlformats.org/wordprocessingml/2006/main">
+            <w:rFonts w:ascii="Cambria Math" w:hAnsi="Cambria Math"/>
+          </w:rPr>
+          <m:t xml:space="preserve">1</m:t>
+        </m:r>
+        <m:r>
+          <w:rPr xmlns:w="http://schemas.openxmlformats.org/wordprocessingml/2006/main">
+            <w:rFonts w:ascii="Cambria Math" w:hAnsi="Cambria Math"/>
+          </w:rPr>
+          <m:t xml:space="preserve">-</m:t>
+        </m:r>
+        <m:sSub>
+          <m:e>
+            <m:r>
+              <w:rPr xmlns:w="http://schemas.openxmlformats.org/wordprocessingml/2006/main">
+                <w:rFonts w:ascii="Cambria Math" w:hAnsi="Cambria Math"/>
+              </w:rPr>
+              <m:t xml:space="preserve">ρ</m:t>
+            </m:r>
+          </m:e>
+          <m:sub>
+            <m:r>
+              <w:rPr xmlns:w="http://schemas.openxmlformats.org/wordprocessingml/2006/main">
+                <w:rFonts w:ascii="Cambria Math" w:hAnsi="Cambria Math"/>
+              </w:rPr>
+              <m:t xml:space="preserve">S</m:t>
+            </m:r>
+          </m:sub>
+        </m:sSub>
+        <m:r>
+          <w:rPr xmlns:w="http://schemas.openxmlformats.org/wordprocessingml/2006/main">
+            <w:rFonts w:ascii="Cambria Math" w:hAnsi="Cambria Math"/>
+          </w:rPr>
+          <m:t xml:space="preserve">)</m:t>
+        </m:r>
+        <m:r>
+          <w:rPr xmlns:w="http://schemas.openxmlformats.org/wordprocessingml/2006/main">
+            <w:rFonts w:ascii="Cambria Math" w:hAnsi="Cambria Math"/>
+          </w:rPr>
+          <m:t xml:space="preserve">.</m:t>
+        </m:r>
+      </m:oMath>
       <w:r>
         <w:tab/>
         <w:t>(18)</w:t>
@@ -11302,49 +15681,262 @@
           <w:tab w:val="center" w:pos="4786"/>
           <w:tab w:val="right" w:pos="9572"/>
         </w:tabs>
-        <w:spacing w:before="80" w:after="80" w:line="240" w:lineRule="auto"/>
-        <w:jc w:val="left"/>
+        <w:spacing w:before="100" w:after="100" w:line="276" w:lineRule="auto"/>
       </w:pPr>
       <w:r>
         <w:tab/>
       </w:r>
-      <w:r>
-        <w:drawing>
-          <wp:inline distT="0" distB="0" distL="0" distR="0">
-            <wp:extent cx="4860000" cy="393266"/>
-            <wp:effectExtent l="0" t="0" r="0" b="0"/>
-            <wp:docPr id="128" name="eq19"/>
-            <wp:cNvGraphicFramePr>
-              <a:graphicFrameLocks xmlns:a="http://schemas.openxmlformats.org/drawingml/2006/main" noChangeAspect="1"/>
-            </wp:cNvGraphicFramePr>
-            <a:graphic xmlns:a="http://schemas.openxmlformats.org/drawingml/2006/main">
-              <a:graphicData uri="http://schemas.openxmlformats.org/drawingml/2006/picture">
-                <pic:pic xmlns:pic="http://schemas.openxmlformats.org/drawingml/2006/picture">
-                  <pic:nvPicPr>
-                    <pic:cNvPr id="128" name="eq19"/>
-                    <pic:cNvPicPr/>
-                  </pic:nvPicPr>
-                  <pic:blipFill>
-                    <a:blip r:embed="rId128"/>
-                    <a:stretch>
-                      <a:fillRect/>
-                    </a:stretch>
-                  </pic:blipFill>
-                  <pic:spPr>
-                    <a:xfrm>
-                      <a:off x="0" y="0"/>
-                      <a:ext cx="4860000" cy="393266"/>
-                    </a:xfrm>
-                    <a:prstGeom prst="rect">
-                      <a:avLst/>
-                    </a:prstGeom>
-                  </pic:spPr>
-                </pic:pic>
-              </a:graphicData>
-            </a:graphic>
-          </wp:inline>
-        </w:drawing>
-      </w:r>
+      <m:oMath>
+        <m:r>
+          <w:rPr xmlns:w="http://schemas.openxmlformats.org/wordprocessingml/2006/main">
+            <w:rFonts w:ascii="Cambria Math" w:hAnsi="Cambria Math"/>
+          </w:rPr>
+          <m:t xml:space="preserve">|</m:t>
+        </m:r>
+        <m:sSub>
+          <m:e>
+            <m:r>
+              <w:rPr xmlns:w="http://schemas.openxmlformats.org/wordprocessingml/2006/main">
+                <w:rFonts w:ascii="Cambria Math" w:hAnsi="Cambria Math"/>
+              </w:rPr>
+              <m:t xml:space="preserve">r</m:t>
+            </m:r>
+          </m:e>
+          <m:sub>
+            <m:r>
+              <w:rPr xmlns:w="http://schemas.openxmlformats.org/wordprocessingml/2006/main">
+                <w:rFonts w:ascii="Cambria Math" w:hAnsi="Cambria Math"/>
+              </w:rPr>
+              <m:t xml:space="preserve">G</m:t>
+            </m:r>
+            <m:r>
+              <w:rPr xmlns:w="http://schemas.openxmlformats.org/wordprocessingml/2006/main">
+                <w:rFonts w:ascii="Cambria Math" w:hAnsi="Cambria Math"/>
+              </w:rPr>
+              <m:t xml:space="preserve">′</m:t>
+            </m:r>
+            <m:r>
+              <w:rPr xmlns:w="http://schemas.openxmlformats.org/wordprocessingml/2006/main">
+                <w:rFonts w:ascii="Cambria Math" w:hAnsi="Cambria Math"/>
+              </w:rPr>
+              <m:t xml:space="preserve">,</m:t>
+            </m:r>
+            <m:r>
+              <w:rPr xmlns:w="http://schemas.openxmlformats.org/wordprocessingml/2006/main">
+                <w:rFonts w:ascii="Cambria Math" w:hAnsi="Cambria Math"/>
+              </w:rPr>
+              <m:t xml:space="preserve">a</m:t>
+            </m:r>
+          </m:sub>
+        </m:sSub>
+        <m:r>
+          <w:rPr xmlns:w="http://schemas.openxmlformats.org/wordprocessingml/2006/main">
+            <w:rFonts w:ascii="Cambria Math" w:hAnsi="Cambria Math"/>
+          </w:rPr>
+          <m:t xml:space="preserve">-</m:t>
+        </m:r>
+        <m:sSub>
+          <m:e>
+            <m:r>
+              <w:rPr xmlns:w="http://schemas.openxmlformats.org/wordprocessingml/2006/main">
+                <w:rFonts w:ascii="Cambria Math" w:hAnsi="Cambria Math"/>
+              </w:rPr>
+              <m:t xml:space="preserve">r</m:t>
+            </m:r>
+          </m:e>
+          <m:sub>
+            <m:r>
+              <w:rPr xmlns:w="http://schemas.openxmlformats.org/wordprocessingml/2006/main">
+                <w:rFonts w:ascii="Cambria Math" w:hAnsi="Cambria Math"/>
+              </w:rPr>
+              <m:t xml:space="preserve">G</m:t>
+            </m:r>
+            <m:r>
+              <w:rPr xmlns:w="http://schemas.openxmlformats.org/wordprocessingml/2006/main">
+                <w:rFonts w:ascii="Cambria Math" w:hAnsi="Cambria Math"/>
+              </w:rPr>
+              <m:t xml:space="preserve">,</m:t>
+            </m:r>
+            <m:r>
+              <w:rPr xmlns:w="http://schemas.openxmlformats.org/wordprocessingml/2006/main">
+                <w:rFonts w:ascii="Cambria Math" w:hAnsi="Cambria Math"/>
+              </w:rPr>
+              <m:t xml:space="preserve">a</m:t>
+            </m:r>
+          </m:sub>
+        </m:sSub>
+        <m:r>
+          <w:rPr xmlns:w="http://schemas.openxmlformats.org/wordprocessingml/2006/main">
+            <w:rFonts w:ascii="Cambria Math" w:hAnsi="Cambria Math"/>
+          </w:rPr>
+          <m:t xml:space="preserve">|</m:t>
+        </m:r>
+        <m:r>
+          <w:rPr xmlns:w="http://schemas.openxmlformats.org/wordprocessingml/2006/main">
+            <w:rFonts w:ascii="Cambria Math" w:hAnsi="Cambria Math"/>
+          </w:rPr>
+          <m:t xml:space="preserve">≤</m:t>
+        </m:r>
+        <m:sSub>
+          <m:e>
+            <m:r>
+              <m:rPr>
+                <m:nor/>
+              </m:rPr>
+              <w:rPr xmlns:w="http://schemas.openxmlformats.org/wordprocessingml/2006/main">
+                <w:rFonts w:ascii="Cambria Math" w:hAnsi="Cambria Math"/>
+              </w:rPr>
+              <m:t xml:space="preserve">P</m:t>
+            </m:r>
+            <m:r>
+              <w:rPr xmlns:w="http://schemas.openxmlformats.org/wordprocessingml/2006/main">
+                <w:rFonts w:ascii="Cambria Math" w:hAnsi="Cambria Math"/>
+              </w:rPr>
+              <m:t xml:space="preserve">r</m:t>
+            </m:r>
+          </m:e>
+          <m:sub>
+            <m:r>
+              <w:rPr xmlns:w="http://schemas.openxmlformats.org/wordprocessingml/2006/main">
+                <w:rFonts w:ascii="Cambria Math" w:hAnsi="Cambria Math"/>
+              </w:rPr>
+              <m:t xml:space="preserve">q</m:t>
+            </m:r>
+          </m:sub>
+        </m:sSub>
+        <m:r>
+          <w:rPr xmlns:w="http://schemas.openxmlformats.org/wordprocessingml/2006/main">
+            <w:rFonts w:ascii="Cambria Math" w:hAnsi="Cambria Math"/>
+          </w:rPr>
+          <m:t xml:space="preserve">{</m:t>
+        </m:r>
+        <m:sSub>
+          <m:e>
+            <m:r>
+              <w:rPr xmlns:w="http://schemas.openxmlformats.org/wordprocessingml/2006/main">
+                <w:rFonts w:ascii="Cambria Math" w:hAnsi="Cambria Math"/>
+              </w:rPr>
+              <m:t xml:space="preserve">Z</m:t>
+            </m:r>
+          </m:e>
+          <m:sub>
+            <m:r>
+              <w:rPr xmlns:w="http://schemas.openxmlformats.org/wordprocessingml/2006/main">
+                <w:rFonts w:ascii="Cambria Math" w:hAnsi="Cambria Math"/>
+              </w:rPr>
+              <m:t xml:space="preserve">G</m:t>
+            </m:r>
+          </m:sub>
+        </m:sSub>
+        <m:r>
+          <w:rPr xmlns:w="http://schemas.openxmlformats.org/wordprocessingml/2006/main">
+            <w:rFonts w:ascii="Cambria Math" w:hAnsi="Cambria Math"/>
+          </w:rPr>
+          <m:t xml:space="preserve">(</m:t>
+        </m:r>
+        <m:r>
+          <w:rPr xmlns:w="http://schemas.openxmlformats.org/wordprocessingml/2006/main">
+            <w:rFonts w:ascii="Cambria Math" w:hAnsi="Cambria Math"/>
+          </w:rPr>
+          <m:t xml:space="preserve">q</m:t>
+        </m:r>
+        <m:r>
+          <w:rPr xmlns:w="http://schemas.openxmlformats.org/wordprocessingml/2006/main">
+            <w:rFonts w:ascii="Cambria Math" w:hAnsi="Cambria Math"/>
+          </w:rPr>
+          <m:t xml:space="preserve">,</m:t>
+        </m:r>
+        <m:r>
+          <w:rPr xmlns:w="http://schemas.openxmlformats.org/wordprocessingml/2006/main">
+            <w:rFonts w:ascii="Cambria Math" w:hAnsi="Cambria Math"/>
+          </w:rPr>
+          <m:t xml:space="preserve">a</m:t>
+        </m:r>
+        <m:r>
+          <w:rPr xmlns:w="http://schemas.openxmlformats.org/wordprocessingml/2006/main">
+            <w:rFonts w:ascii="Cambria Math" w:hAnsi="Cambria Math"/>
+          </w:rPr>
+          <m:t xml:space="preserve">)</m:t>
+        </m:r>
+        <m:r>
+          <w:rPr xmlns:w="http://schemas.openxmlformats.org/wordprocessingml/2006/main">
+            <w:rFonts w:ascii="Cambria Math" w:hAnsi="Cambria Math"/>
+          </w:rPr>
+          <m:t xml:space="preserve">≠</m:t>
+        </m:r>
+        <m:r>
+          <w:rPr xmlns:w="http://schemas.openxmlformats.org/wordprocessingml/2006/main">
+            <w:rFonts w:ascii="Cambria Math" w:hAnsi="Cambria Math"/>
+          </w:rPr>
+          <m:t xml:space="preserve"> </m:t>
+        </m:r>
+        <m:sSub>
+          <m:e>
+            <m:r>
+              <w:rPr xmlns:w="http://schemas.openxmlformats.org/wordprocessingml/2006/main">
+                <w:rFonts w:ascii="Cambria Math" w:hAnsi="Cambria Math"/>
+              </w:rPr>
+              <m:t xml:space="preserve">Z</m:t>
+            </m:r>
+          </m:e>
+          <m:sub>
+            <m:r>
+              <w:rPr xmlns:w="http://schemas.openxmlformats.org/wordprocessingml/2006/main">
+                <w:rFonts w:ascii="Cambria Math" w:hAnsi="Cambria Math"/>
+              </w:rPr>
+              <m:t xml:space="preserve">G</m:t>
+            </m:r>
+            <m:r>
+              <w:rPr xmlns:w="http://schemas.openxmlformats.org/wordprocessingml/2006/main">
+                <w:rFonts w:ascii="Cambria Math" w:hAnsi="Cambria Math"/>
+              </w:rPr>
+              <m:t xml:space="preserve">′</m:t>
+            </m:r>
+          </m:sub>
+        </m:sSub>
+        <m:r>
+          <w:rPr xmlns:w="http://schemas.openxmlformats.org/wordprocessingml/2006/main">
+            <w:rFonts w:ascii="Cambria Math" w:hAnsi="Cambria Math"/>
+          </w:rPr>
+          <m:t xml:space="preserve">(</m:t>
+        </m:r>
+        <m:r>
+          <w:rPr xmlns:w="http://schemas.openxmlformats.org/wordprocessingml/2006/main">
+            <w:rFonts w:ascii="Cambria Math" w:hAnsi="Cambria Math"/>
+          </w:rPr>
+          <m:t xml:space="preserve">q</m:t>
+        </m:r>
+        <m:r>
+          <w:rPr xmlns:w="http://schemas.openxmlformats.org/wordprocessingml/2006/main">
+            <w:rFonts w:ascii="Cambria Math" w:hAnsi="Cambria Math"/>
+          </w:rPr>
+          <m:t xml:space="preserve">,</m:t>
+        </m:r>
+        <m:r>
+          <w:rPr xmlns:w="http://schemas.openxmlformats.org/wordprocessingml/2006/main">
+            <w:rFonts w:ascii="Cambria Math" w:hAnsi="Cambria Math"/>
+          </w:rPr>
+          <m:t xml:space="preserve">a</m:t>
+        </m:r>
+        <m:r>
+          <w:rPr xmlns:w="http://schemas.openxmlformats.org/wordprocessingml/2006/main">
+            <w:rFonts w:ascii="Cambria Math" w:hAnsi="Cambria Math"/>
+          </w:rPr>
+          <m:t xml:space="preserve">)</m:t>
+        </m:r>
+        <m:r>
+          <w:rPr xmlns:w="http://schemas.openxmlformats.org/wordprocessingml/2006/main">
+            <w:rFonts w:ascii="Cambria Math" w:hAnsi="Cambria Math"/>
+          </w:rPr>
+          <m:t xml:space="preserve">}</m:t>
+        </m:r>
+        <m:r>
+          <w:rPr xmlns:w="http://schemas.openxmlformats.org/wordprocessingml/2006/main">
+            <w:rFonts w:ascii="Cambria Math" w:hAnsi="Cambria Math"/>
+          </w:rPr>
+          <m:t xml:space="preserve">.</m:t>
+        </m:r>
+      </m:oMath>
       <w:r>
         <w:tab/>
         <w:t>(19)</w:t>

--- a/results/graph_anns_phase2_p7/ICBA_ICLR_Anonymous_Revised_v2.docx
+++ b/results/graph_anns_phase2_p7/ICBA_ICLR_Anonymous_Revised_v2.docx
@@ -18,13 +18,13 @@
     </w:p>
     <w:p>
       <w:pPr>
+        <w:spacing w:before="0" w:after="40" w:line="312" w:lineRule="auto"/>
         <w:jc w:val="center"/>
-        <w:spacing w:before="0" w:after="40" w:line="312" w:lineRule="auto"/>
-      </w:pPr>
-      <w:r>
-        <w:rPr>
+      </w:pPr>
+      <w:r>
+        <w:rPr>
+          <w:rFonts w:ascii="Times New Roman" w:hAnsi="Times New Roman"/>
           <w:b/>
-          <w:rFonts w:ascii="Times New Roman" w:hAnsi="Times New Roman"/>
           <w:sz w:val="20"/>
           <w:szCs w:val="20"/>
         </w:rPr>
@@ -33,8 +33,8 @@
     </w:p>
     <w:p>
       <w:pPr>
+        <w:spacing w:before="0" w:after="40" w:line="312" w:lineRule="auto"/>
         <w:jc w:val="center"/>
-        <w:spacing w:before="0" w:after="40" w:line="312" w:lineRule="auto"/>
       </w:pPr>
       <w:r>
         <w:rPr>
@@ -47,8 +47,8 @@
     </w:p>
     <w:p>
       <w:pPr>
+        <w:spacing w:before="0" w:after="240" w:line="312" w:lineRule="auto"/>
         <w:jc w:val="center"/>
-        <w:spacing w:before="0" w:after="240" w:line="312" w:lineRule="auto"/>
       </w:pPr>
       <w:r>
         <w:rPr>
@@ -61,14 +61,14 @@
     </w:p>
     <w:p>
       <w:pPr>
+        <w:pStyle w:val="Heading1"/>
         <w:keepNext/>
-        <w:pStyle w:val="Heading1"/>
         <w:spacing w:before="280" w:after="140" w:line="312" w:lineRule="auto"/>
       </w:pPr>
       <w:r>
         <w:rPr>
+          <w:rFonts w:ascii="Times New Roman" w:hAnsi="Times New Roman"/>
           <w:b/>
-          <w:rFonts w:ascii="Times New Roman" w:hAnsi="Times New Roman"/>
           <w:sz w:val="24"/>
           <w:szCs w:val="24"/>
         </w:rPr>
@@ -77,8 +77,8 @@
     </w:p>
     <w:p>
       <w:pPr>
+        <w:spacing w:before="0" w:after="240" w:line="312" w:lineRule="auto"/>
         <w:jc w:val="justify"/>
-        <w:spacing w:before="0" w:after="240" w:line="312" w:lineRule="auto"/>
       </w:pPr>
       <w:r>
         <w:rPr>
@@ -91,14 +91,14 @@
     </w:p>
     <w:p>
       <w:pPr>
+        <w:pStyle w:val="Heading1"/>
         <w:keepNext/>
-        <w:pStyle w:val="Heading1"/>
         <w:spacing w:before="280" w:after="140" w:line="312" w:lineRule="auto"/>
       </w:pPr>
       <w:r>
         <w:rPr>
+          <w:rFonts w:ascii="Times New Roman" w:hAnsi="Times New Roman"/>
           <w:b/>
-          <w:rFonts w:ascii="Times New Roman" w:hAnsi="Times New Roman"/>
           <w:sz w:val="24"/>
           <w:szCs w:val="24"/>
         </w:rPr>
@@ -107,8 +107,8 @@
     </w:p>
     <w:p>
       <w:pPr>
+        <w:spacing w:before="0" w:after="120" w:line="312" w:lineRule="auto"/>
         <w:jc w:val="justify"/>
-        <w:spacing w:before="0" w:after="120" w:line="312" w:lineRule="auto"/>
       </w:pPr>
       <w:r>
         <w:rPr>
@@ -121,8 +121,8 @@
     </w:p>
     <w:p>
       <w:pPr>
+        <w:spacing w:before="0" w:after="120" w:line="312" w:lineRule="auto"/>
         <w:jc w:val="justify"/>
-        <w:spacing w:before="0" w:after="120" w:line="312" w:lineRule="auto"/>
       </w:pPr>
       <w:r>
         <w:rPr>
@@ -135,8 +135,8 @@
     </w:p>
     <w:p>
       <w:pPr>
+        <w:spacing w:before="0" w:after="120" w:line="312" w:lineRule="auto"/>
         <w:jc w:val="justify"/>
-        <w:spacing w:before="0" w:after="120" w:line="312" w:lineRule="auto"/>
       </w:pPr>
       <w:r>
         <w:rPr>
@@ -149,8 +149,8 @@
     </w:p>
     <w:p>
       <w:pPr>
+        <w:spacing w:before="0" w:after="120" w:line="312" w:lineRule="auto"/>
         <w:jc w:val="justify"/>
-        <w:spacing w:before="0" w:after="120" w:line="312" w:lineRule="auto"/>
       </w:pPr>
       <w:r>
         <w:rPr>
@@ -163,8 +163,8 @@
     </w:p>
     <w:p>
       <w:pPr>
+        <w:spacing w:before="0" w:after="120" w:line="312" w:lineRule="auto"/>
         <w:jc w:val="justify"/>
-        <w:spacing w:before="0" w:after="120" w:line="312" w:lineRule="auto"/>
       </w:pPr>
       <w:r>
         <w:rPr>
@@ -177,8 +177,8 @@
     </w:p>
     <w:p>
       <w:pPr>
+        <w:spacing w:before="0" w:after="120" w:line="312" w:lineRule="auto"/>
         <w:jc w:val="justify"/>
-        <w:spacing w:before="0" w:after="120" w:line="312" w:lineRule="auto"/>
       </w:pPr>
       <w:r>
         <w:rPr>
@@ -191,8 +191,8 @@
     </w:p>
     <w:p>
       <w:pPr>
+        <w:spacing w:before="0" w:after="120" w:line="312" w:lineRule="auto"/>
         <w:jc w:val="justify"/>
-        <w:spacing w:before="0" w:after="120" w:line="312" w:lineRule="auto"/>
       </w:pPr>
       <w:r>
         <w:rPr>
@@ -205,8 +205,8 @@
     </w:p>
     <w:p>
       <w:pPr>
+        <w:spacing w:before="0" w:after="120" w:line="312" w:lineRule="auto"/>
         <w:jc w:val="justify"/>
-        <w:spacing w:before="0" w:after="120" w:line="312" w:lineRule="auto"/>
       </w:pPr>
       <w:r>
         <w:rPr>
@@ -232,8 +232,8 @@
     </w:p>
     <w:p>
       <w:pPr>
+        <w:spacing w:before="0" w:after="40" w:line="312" w:lineRule="auto"/>
         <w:jc w:val="justify"/>
-        <w:spacing w:before="0" w:after="40" w:line="312" w:lineRule="auto"/>
       </w:pPr>
       <w:r>
         <w:rPr>
@@ -246,8 +246,8 @@
     </w:p>
     <w:p>
       <w:pPr>
+        <w:spacing w:before="0" w:after="40" w:line="312" w:lineRule="auto"/>
         <w:jc w:val="justify"/>
-        <w:spacing w:before="0" w:after="40" w:line="312" w:lineRule="auto"/>
       </w:pPr>
       <w:r>
         <w:rPr>
@@ -260,8 +260,8 @@
     </w:p>
     <w:p>
       <w:pPr>
+        <w:spacing w:before="0" w:after="40" w:line="312" w:lineRule="auto"/>
         <w:jc w:val="justify"/>
-        <w:spacing w:before="0" w:after="40" w:line="312" w:lineRule="auto"/>
       </w:pPr>
       <w:r>
         <w:rPr>
@@ -274,8 +274,8 @@
     </w:p>
     <w:p>
       <w:pPr>
+        <w:spacing w:before="0" w:after="40" w:line="312" w:lineRule="auto"/>
         <w:jc w:val="justify"/>
-        <w:spacing w:before="0" w:after="40" w:line="312" w:lineRule="auto"/>
       </w:pPr>
       <w:r>
         <w:rPr>
@@ -288,8 +288,8 @@
     </w:p>
     <w:p>
       <w:pPr>
+        <w:spacing w:before="0" w:after="40" w:line="312" w:lineRule="auto"/>
         <w:jc w:val="justify"/>
-        <w:spacing w:before="0" w:after="40" w:line="312" w:lineRule="auto"/>
       </w:pPr>
       <w:r>
         <w:rPr>
@@ -302,8 +302,8 @@
     </w:p>
     <w:p>
       <w:pPr>
+        <w:spacing w:before="0" w:after="120" w:line="312" w:lineRule="auto"/>
         <w:jc w:val="justify"/>
-        <w:spacing w:before="0" w:after="120" w:line="312" w:lineRule="auto"/>
       </w:pPr>
       <w:r>
         <w:rPr>
@@ -316,9 +316,9 @@
     </w:p>
     <w:p>
       <w:pPr>
+        <w:keepNext/>
+        <w:spacing w:before="120" w:after="60" w:line="240" w:lineRule="auto"/>
         <w:jc w:val="center"/>
-        <w:spacing w:before="120" w:after="60" w:line="240" w:lineRule="auto"/>
-        <w:keepNext/>
       </w:pPr>
       <w:r>
         <w:rPr>
@@ -381,14 +381,14 @@
     </w:p>
     <w:p>
       <w:pPr>
+        <w:pStyle w:val="Heading1"/>
         <w:keepNext/>
-        <w:pStyle w:val="Heading1"/>
         <w:spacing w:before="280" w:after="140" w:line="312" w:lineRule="auto"/>
       </w:pPr>
       <w:r>
         <w:rPr>
+          <w:rFonts w:ascii="Times New Roman" w:hAnsi="Times New Roman"/>
           <w:b/>
-          <w:rFonts w:ascii="Times New Roman" w:hAnsi="Times New Roman"/>
           <w:sz w:val="24"/>
           <w:szCs w:val="24"/>
         </w:rPr>
@@ -397,14 +397,14 @@
     </w:p>
     <w:p>
       <w:pPr>
+        <w:pStyle w:val="Heading2"/>
         <w:keepNext/>
-        <w:pStyle w:val="Heading2"/>
         <w:spacing w:before="220" w:after="140" w:line="312" w:lineRule="auto"/>
       </w:pPr>
       <w:r>
         <w:rPr>
+          <w:rFonts w:ascii="Times New Roman" w:hAnsi="Times New Roman"/>
           <w:b/>
-          <w:rFonts w:ascii="Times New Roman" w:hAnsi="Times New Roman"/>
           <w:sz w:val="22"/>
           <w:szCs w:val="22"/>
         </w:rPr>
@@ -413,8 +413,8 @@
     </w:p>
     <w:p>
       <w:pPr>
+        <w:spacing w:before="0" w:after="120" w:line="312" w:lineRule="auto"/>
         <w:jc w:val="justify"/>
-        <w:spacing w:before="0" w:after="120" w:line="312" w:lineRule="auto"/>
       </w:pPr>
       <w:r>
         <w:rPr>
@@ -427,14 +427,14 @@
     </w:p>
     <w:p>
       <w:pPr>
+        <w:pStyle w:val="Heading2"/>
         <w:keepNext/>
-        <w:pStyle w:val="Heading2"/>
         <w:spacing w:before="220" w:after="140" w:line="312" w:lineRule="auto"/>
       </w:pPr>
       <w:r>
         <w:rPr>
+          <w:rFonts w:ascii="Times New Roman" w:hAnsi="Times New Roman"/>
           <w:b/>
-          <w:rFonts w:ascii="Times New Roman" w:hAnsi="Times New Roman"/>
           <w:sz w:val="22"/>
           <w:szCs w:val="22"/>
         </w:rPr>
@@ -443,8 +443,8 @@
     </w:p>
     <w:p>
       <w:pPr>
+        <w:spacing w:before="0" w:after="120" w:line="312" w:lineRule="auto"/>
         <w:jc w:val="justify"/>
-        <w:spacing w:before="0" w:after="120" w:line="312" w:lineRule="auto"/>
       </w:pPr>
       <w:r>
         <w:rPr>
@@ -457,14 +457,14 @@
     </w:p>
     <w:p>
       <w:pPr>
+        <w:pStyle w:val="Heading2"/>
         <w:keepNext/>
-        <w:pStyle w:val="Heading2"/>
         <w:spacing w:before="220" w:after="140" w:line="312" w:lineRule="auto"/>
       </w:pPr>
       <w:r>
         <w:rPr>
+          <w:rFonts w:ascii="Times New Roman" w:hAnsi="Times New Roman"/>
           <w:b/>
-          <w:rFonts w:ascii="Times New Roman" w:hAnsi="Times New Roman"/>
           <w:sz w:val="22"/>
           <w:szCs w:val="22"/>
         </w:rPr>
@@ -473,8 +473,8 @@
     </w:p>
     <w:p>
       <w:pPr>
+        <w:spacing w:before="0" w:after="120" w:line="312" w:lineRule="auto"/>
         <w:jc w:val="justify"/>
-        <w:spacing w:before="0" w:after="120" w:line="312" w:lineRule="auto"/>
       </w:pPr>
       <w:r>
         <w:rPr>
@@ -487,14 +487,14 @@
     </w:p>
     <w:p>
       <w:pPr>
+        <w:pStyle w:val="Heading2"/>
         <w:keepNext/>
-        <w:pStyle w:val="Heading2"/>
         <w:spacing w:before="220" w:after="140" w:line="312" w:lineRule="auto"/>
       </w:pPr>
       <w:r>
         <w:rPr>
+          <w:rFonts w:ascii="Times New Roman" w:hAnsi="Times New Roman"/>
           <w:b/>
-          <w:rFonts w:ascii="Times New Roman" w:hAnsi="Times New Roman"/>
           <w:sz w:val="22"/>
           <w:szCs w:val="22"/>
         </w:rPr>
@@ -503,8 +503,8 @@
     </w:p>
     <w:p>
       <w:pPr>
+        <w:spacing w:before="0" w:after="120" w:line="312" w:lineRule="auto"/>
         <w:jc w:val="justify"/>
-        <w:spacing w:before="0" w:after="120" w:line="312" w:lineRule="auto"/>
       </w:pPr>
       <w:r>
         <w:rPr>
@@ -517,14 +517,14 @@
     </w:p>
     <w:p>
       <w:pPr>
+        <w:pStyle w:val="Heading1"/>
         <w:keepNext/>
-        <w:pStyle w:val="Heading1"/>
         <w:spacing w:before="280" w:after="140" w:line="312" w:lineRule="auto"/>
       </w:pPr>
       <w:r>
         <w:rPr>
+          <w:rFonts w:ascii="Times New Roman" w:hAnsi="Times New Roman"/>
           <w:b/>
-          <w:rFonts w:ascii="Times New Roman" w:hAnsi="Times New Roman"/>
           <w:sz w:val="24"/>
           <w:szCs w:val="24"/>
         </w:rPr>
@@ -533,8 +533,8 @@
     </w:p>
     <w:p>
       <w:pPr>
+        <w:spacing w:before="0" w:after="120" w:line="312" w:lineRule="auto"/>
         <w:jc w:val="justify"/>
-        <w:spacing w:before="0" w:after="120" w:line="312" w:lineRule="auto"/>
       </w:pPr>
       <w:r>
         <w:rPr>
@@ -547,8 +547,8 @@
     </w:p>
     <w:p>
       <w:pPr>
+        <w:spacing w:before="0" w:after="60" w:line="312" w:lineRule="auto"/>
         <w:jc w:val="justify"/>
-        <w:spacing w:before="0" w:after="60" w:line="312" w:lineRule="auto"/>
       </w:pPr>
       <w:r>
         <w:rPr>
@@ -639,336 +639,12 @@
         </m:r>
         <m:r>
           <m:rPr>
-            <m:nor/>
+            <m:sty m:val="p"/>
           </m:rPr>
           <w:rPr xmlns:w="http://schemas.openxmlformats.org/wordprocessingml/2006/main">
             <w:rFonts w:ascii="Cambria Math" w:hAnsi="Cambria Math"/>
           </w:rPr>
-          <m:t xml:space="preserve">t</m:t>
-        </m:r>
-        <m:r>
-          <w:rPr xmlns:w="http://schemas.openxmlformats.org/wordprocessingml/2006/main">
-            <w:rFonts w:ascii="Cambria Math" w:hAnsi="Cambria Math"/>
-          </w:rPr>
-          <m:t xml:space="preserve">h</m:t>
-        </m:r>
-        <m:r>
-          <w:rPr xmlns:w="http://schemas.openxmlformats.org/wordprocessingml/2006/main">
-            <w:rFonts w:ascii="Cambria Math" w:hAnsi="Cambria Math"/>
-          </w:rPr>
-          <m:t xml:space="preserve">e</m:t>
-        </m:r>
-        <m:r>
-          <w:rPr xmlns:w="http://schemas.openxmlformats.org/wordprocessingml/2006/main">
-            <w:rFonts w:ascii="Cambria Math" w:hAnsi="Cambria Math"/>
-          </w:rPr>
-          <m:t xml:space="preserve"> </m:t>
-        </m:r>
-        <m:r>
-          <w:rPr xmlns:w="http://schemas.openxmlformats.org/wordprocessingml/2006/main">
-            <w:rFonts w:ascii="Cambria Math" w:hAnsi="Cambria Math"/>
-          </w:rPr>
-          <m:t xml:space="preserve">r</m:t>
-        </m:r>
-        <m:r>
-          <w:rPr xmlns:w="http://schemas.openxmlformats.org/wordprocessingml/2006/main">
-            <w:rFonts w:ascii="Cambria Math" w:hAnsi="Cambria Math"/>
-          </w:rPr>
-          <m:t xml:space="preserve">e</m:t>
-        </m:r>
-        <m:r>
-          <w:rPr xmlns:w="http://schemas.openxmlformats.org/wordprocessingml/2006/main">
-            <w:rFonts w:ascii="Cambria Math" w:hAnsi="Cambria Math"/>
-          </w:rPr>
-          <m:t xml:space="preserve">t</m:t>
-        </m:r>
-        <m:r>
-          <w:rPr xmlns:w="http://schemas.openxmlformats.org/wordprocessingml/2006/main">
-            <w:rFonts w:ascii="Cambria Math" w:hAnsi="Cambria Math"/>
-          </w:rPr>
-          <m:t xml:space="preserve">u</m:t>
-        </m:r>
-        <m:r>
-          <w:rPr xmlns:w="http://schemas.openxmlformats.org/wordprocessingml/2006/main">
-            <w:rFonts w:ascii="Cambria Math" w:hAnsi="Cambria Math"/>
-          </w:rPr>
-          <m:t xml:space="preserve">r</m:t>
-        </m:r>
-        <m:r>
-          <w:rPr xmlns:w="http://schemas.openxmlformats.org/wordprocessingml/2006/main">
-            <w:rFonts w:ascii="Cambria Math" w:hAnsi="Cambria Math"/>
-          </w:rPr>
-          <m:t xml:space="preserve">n</m:t>
-        </m:r>
-        <m:r>
-          <w:rPr xmlns:w="http://schemas.openxmlformats.org/wordprocessingml/2006/main">
-            <w:rFonts w:ascii="Cambria Math" w:hAnsi="Cambria Math"/>
-          </w:rPr>
-          <m:t xml:space="preserve">e</m:t>
-        </m:r>
-        <m:r>
-          <w:rPr xmlns:w="http://schemas.openxmlformats.org/wordprocessingml/2006/main">
-            <w:rFonts w:ascii="Cambria Math" w:hAnsi="Cambria Math"/>
-          </w:rPr>
-          <m:t xml:space="preserve">d</m:t>
-        </m:r>
-        <m:r>
-          <w:rPr xmlns:w="http://schemas.openxmlformats.org/wordprocessingml/2006/main">
-            <w:rFonts w:ascii="Cambria Math" w:hAnsi="Cambria Math"/>
-          </w:rPr>
-          <m:t xml:space="preserve"> </m:t>
-        </m:r>
-        <m:r>
-          <w:rPr xmlns:w="http://schemas.openxmlformats.org/wordprocessingml/2006/main">
-            <w:rFonts w:ascii="Cambria Math" w:hAnsi="Cambria Math"/>
-          </w:rPr>
-          <m:t xml:space="preserve">r</m:t>
-        </m:r>
-        <m:r>
-          <w:rPr xmlns:w="http://schemas.openxmlformats.org/wordprocessingml/2006/main">
-            <w:rFonts w:ascii="Cambria Math" w:hAnsi="Cambria Math"/>
-          </w:rPr>
-          <m:t xml:space="preserve">e</m:t>
-        </m:r>
-        <m:r>
-          <w:rPr xmlns:w="http://schemas.openxmlformats.org/wordprocessingml/2006/main">
-            <w:rFonts w:ascii="Cambria Math" w:hAnsi="Cambria Math"/>
-          </w:rPr>
-          <m:t xml:space="preserve">s</m:t>
-        </m:r>
-        <m:r>
-          <w:rPr xmlns:w="http://schemas.openxmlformats.org/wordprocessingml/2006/main">
-            <w:rFonts w:ascii="Cambria Math" w:hAnsi="Cambria Math"/>
-          </w:rPr>
-          <m:t xml:space="preserve">u</m:t>
-        </m:r>
-        <m:r>
-          <w:rPr xmlns:w="http://schemas.openxmlformats.org/wordprocessingml/2006/main">
-            <w:rFonts w:ascii="Cambria Math" w:hAnsi="Cambria Math"/>
-          </w:rPr>
-          <m:t xml:space="preserve">l</m:t>
-        </m:r>
-        <m:r>
-          <w:rPr xmlns:w="http://schemas.openxmlformats.org/wordprocessingml/2006/main">
-            <w:rFonts w:ascii="Cambria Math" w:hAnsi="Cambria Math"/>
-          </w:rPr>
-          <m:t xml:space="preserve">t</m:t>
-        </m:r>
-        <m:r>
-          <w:rPr xmlns:w="http://schemas.openxmlformats.org/wordprocessingml/2006/main">
-            <w:rFonts w:ascii="Cambria Math" w:hAnsi="Cambria Math"/>
-          </w:rPr>
-          <m:t xml:space="preserve"> </m:t>
-        </m:r>
-        <m:r>
-          <w:rPr xmlns:w="http://schemas.openxmlformats.org/wordprocessingml/2006/main">
-            <w:rFonts w:ascii="Cambria Math" w:hAnsi="Cambria Math"/>
-          </w:rPr>
-          <m:t xml:space="preserve">f</m:t>
-        </m:r>
-        <m:r>
-          <w:rPr xmlns:w="http://schemas.openxmlformats.org/wordprocessingml/2006/main">
-            <w:rFonts w:ascii="Cambria Math" w:hAnsi="Cambria Math"/>
-          </w:rPr>
-          <m:t xml:space="preserve">a</m:t>
-        </m:r>
-        <m:r>
-          <w:rPr xmlns:w="http://schemas.openxmlformats.org/wordprocessingml/2006/main">
-            <w:rFonts w:ascii="Cambria Math" w:hAnsi="Cambria Math"/>
-          </w:rPr>
-          <m:t xml:space="preserve">i</m:t>
-        </m:r>
-        <m:r>
-          <w:rPr xmlns:w="http://schemas.openxmlformats.org/wordprocessingml/2006/main">
-            <w:rFonts w:ascii="Cambria Math" w:hAnsi="Cambria Math"/>
-          </w:rPr>
-          <m:t xml:space="preserve">l</m:t>
-        </m:r>
-        <m:r>
-          <w:rPr xmlns:w="http://schemas.openxmlformats.org/wordprocessingml/2006/main">
-            <w:rFonts w:ascii="Cambria Math" w:hAnsi="Cambria Math"/>
-          </w:rPr>
-          <m:t xml:space="preserve">s</m:t>
-        </m:r>
-        <m:r>
-          <w:rPr xmlns:w="http://schemas.openxmlformats.org/wordprocessingml/2006/main">
-            <w:rFonts w:ascii="Cambria Math" w:hAnsi="Cambria Math"/>
-          </w:rPr>
-          <m:t xml:space="preserve"> </m:t>
-        </m:r>
-        <m:r>
-          <w:rPr xmlns:w="http://schemas.openxmlformats.org/wordprocessingml/2006/main">
-            <w:rFonts w:ascii="Cambria Math" w:hAnsi="Cambria Math"/>
-          </w:rPr>
-          <m:t xml:space="preserve">t</m:t>
-        </m:r>
-        <m:r>
-          <w:rPr xmlns:w="http://schemas.openxmlformats.org/wordprocessingml/2006/main">
-            <w:rFonts w:ascii="Cambria Math" w:hAnsi="Cambria Math"/>
-          </w:rPr>
-          <m:t xml:space="preserve">h</m:t>
-        </m:r>
-        <m:r>
-          <w:rPr xmlns:w="http://schemas.openxmlformats.org/wordprocessingml/2006/main">
-            <w:rFonts w:ascii="Cambria Math" w:hAnsi="Cambria Math"/>
-          </w:rPr>
-          <m:t xml:space="preserve">e</m:t>
-        </m:r>
-        <m:r>
-          <w:rPr xmlns:w="http://schemas.openxmlformats.org/wordprocessingml/2006/main">
-            <w:rFonts w:ascii="Cambria Math" w:hAnsi="Cambria Math"/>
-          </w:rPr>
-          <m:t xml:space="preserve"> </m:t>
-        </m:r>
-        <m:r>
-          <w:rPr xmlns:w="http://schemas.openxmlformats.org/wordprocessingml/2006/main">
-            <w:rFonts w:ascii="Cambria Math" w:hAnsi="Cambria Math"/>
-          </w:rPr>
-          <m:t xml:space="preserve">r</m:t>
-        </m:r>
-        <m:r>
-          <w:rPr xmlns:w="http://schemas.openxmlformats.org/wordprocessingml/2006/main">
-            <w:rFonts w:ascii="Cambria Math" w:hAnsi="Cambria Math"/>
-          </w:rPr>
-          <m:t xml:space="preserve">e</m:t>
-        </m:r>
-        <m:r>
-          <w:rPr xmlns:w="http://schemas.openxmlformats.org/wordprocessingml/2006/main">
-            <w:rFonts w:ascii="Cambria Math" w:hAnsi="Cambria Math"/>
-          </w:rPr>
-          <m:t xml:space="preserve">g</m:t>
-        </m:r>
-        <m:r>
-          <w:rPr xmlns:w="http://schemas.openxmlformats.org/wordprocessingml/2006/main">
-            <w:rFonts w:ascii="Cambria Math" w:hAnsi="Cambria Math"/>
-          </w:rPr>
-          <m:t xml:space="preserve">i</m:t>
-        </m:r>
-        <m:r>
-          <w:rPr xmlns:w="http://schemas.openxmlformats.org/wordprocessingml/2006/main">
-            <w:rFonts w:ascii="Cambria Math" w:hAnsi="Cambria Math"/>
-          </w:rPr>
-          <m:t xml:space="preserve">s</m:t>
-        </m:r>
-        <m:r>
-          <w:rPr xmlns:w="http://schemas.openxmlformats.org/wordprocessingml/2006/main">
-            <w:rFonts w:ascii="Cambria Math" w:hAnsi="Cambria Math"/>
-          </w:rPr>
-          <m:t xml:space="preserve">t</m:t>
-        </m:r>
-        <m:r>
-          <w:rPr xmlns:w="http://schemas.openxmlformats.org/wordprocessingml/2006/main">
-            <w:rFonts w:ascii="Cambria Math" w:hAnsi="Cambria Math"/>
-          </w:rPr>
-          <m:t xml:space="preserve">e</m:t>
-        </m:r>
-        <m:r>
-          <w:rPr xmlns:w="http://schemas.openxmlformats.org/wordprocessingml/2006/main">
-            <w:rFonts w:ascii="Cambria Math" w:hAnsi="Cambria Math"/>
-          </w:rPr>
-          <m:t xml:space="preserve">r</m:t>
-        </m:r>
-        <m:r>
-          <w:rPr xmlns:w="http://schemas.openxmlformats.org/wordprocessingml/2006/main">
-            <w:rFonts w:ascii="Cambria Math" w:hAnsi="Cambria Math"/>
-          </w:rPr>
-          <m:t xml:space="preserve">e</m:t>
-        </m:r>
-        <m:r>
-          <w:rPr xmlns:w="http://schemas.openxmlformats.org/wordprocessingml/2006/main">
-            <w:rFonts w:ascii="Cambria Math" w:hAnsi="Cambria Math"/>
-          </w:rPr>
-          <m:t xml:space="preserve">d</m:t>
-        </m:r>
-        <m:r>
-          <w:rPr xmlns:w="http://schemas.openxmlformats.org/wordprocessingml/2006/main">
-            <w:rFonts w:ascii="Cambria Math" w:hAnsi="Cambria Math"/>
-          </w:rPr>
-          <m:t xml:space="preserve"> </m:t>
-        </m:r>
-        <m:r>
-          <w:rPr xmlns:w="http://schemas.openxmlformats.org/wordprocessingml/2006/main">
-            <w:rFonts w:ascii="Cambria Math" w:hAnsi="Cambria Math"/>
-          </w:rPr>
-          <m:t xml:space="preserve">q</m:t>
-        </m:r>
-        <m:r>
-          <w:rPr xmlns:w="http://schemas.openxmlformats.org/wordprocessingml/2006/main">
-            <w:rFonts w:ascii="Cambria Math" w:hAnsi="Cambria Math"/>
-          </w:rPr>
-          <m:t xml:space="preserve">u</m:t>
-        </m:r>
-        <m:r>
-          <w:rPr xmlns:w="http://schemas.openxmlformats.org/wordprocessingml/2006/main">
-            <w:rFonts w:ascii="Cambria Math" w:hAnsi="Cambria Math"/>
-          </w:rPr>
-          <m:t xml:space="preserve">a</m:t>
-        </m:r>
-        <m:r>
-          <w:rPr xmlns:w="http://schemas.openxmlformats.org/wordprocessingml/2006/main">
-            <w:rFonts w:ascii="Cambria Math" w:hAnsi="Cambria Math"/>
-          </w:rPr>
-          <m:t xml:space="preserve">l</m:t>
-        </m:r>
-        <m:r>
-          <w:rPr xmlns:w="http://schemas.openxmlformats.org/wordprocessingml/2006/main">
-            <w:rFonts w:ascii="Cambria Math" w:hAnsi="Cambria Math"/>
-          </w:rPr>
-          <m:t xml:space="preserve">i</m:t>
-        </m:r>
-        <m:r>
-          <w:rPr xmlns:w="http://schemas.openxmlformats.org/wordprocessingml/2006/main">
-            <w:rFonts w:ascii="Cambria Math" w:hAnsi="Cambria Math"/>
-          </w:rPr>
-          <m:t xml:space="preserve">t</m:t>
-        </m:r>
-        <m:r>
-          <w:rPr xmlns:w="http://schemas.openxmlformats.org/wordprocessingml/2006/main">
-            <w:rFonts w:ascii="Cambria Math" w:hAnsi="Cambria Math"/>
-          </w:rPr>
-          <m:t xml:space="preserve">y</m:t>
-        </m:r>
-        <m:r>
-          <w:rPr xmlns:w="http://schemas.openxmlformats.org/wordprocessingml/2006/main">
-            <w:rFonts w:ascii="Cambria Math" w:hAnsi="Cambria Math"/>
-          </w:rPr>
-          <m:t xml:space="preserve"> </m:t>
-        </m:r>
-        <m:r>
-          <w:rPr xmlns:w="http://schemas.openxmlformats.org/wordprocessingml/2006/main">
-            <w:rFonts w:ascii="Cambria Math" w:hAnsi="Cambria Math"/>
-          </w:rPr>
-          <m:t xml:space="preserve">t</m:t>
-        </m:r>
-        <m:r>
-          <w:rPr xmlns:w="http://schemas.openxmlformats.org/wordprocessingml/2006/main">
-            <w:rFonts w:ascii="Cambria Math" w:hAnsi="Cambria Math"/>
-          </w:rPr>
-          <m:t xml:space="preserve">a</m:t>
-        </m:r>
-        <m:r>
-          <w:rPr xmlns:w="http://schemas.openxmlformats.org/wordprocessingml/2006/main">
-            <w:rFonts w:ascii="Cambria Math" w:hAnsi="Cambria Math"/>
-          </w:rPr>
-          <m:t xml:space="preserve">r</m:t>
-        </m:r>
-        <m:r>
-          <w:rPr xmlns:w="http://schemas.openxmlformats.org/wordprocessingml/2006/main">
-            <w:rFonts w:ascii="Cambria Math" w:hAnsi="Cambria Math"/>
-          </w:rPr>
-          <m:t xml:space="preserve">g</m:t>
-        </m:r>
-        <m:r>
-          <w:rPr xmlns:w="http://schemas.openxmlformats.org/wordprocessingml/2006/main">
-            <w:rFonts w:ascii="Cambria Math" w:hAnsi="Cambria Math"/>
-          </w:rPr>
-          <m:t xml:space="preserve">e</m:t>
-        </m:r>
-        <m:r>
-          <w:rPr xmlns:w="http://schemas.openxmlformats.org/wordprocessingml/2006/main">
-            <w:rFonts w:ascii="Cambria Math" w:hAnsi="Cambria Math"/>
-          </w:rPr>
-          <m:t xml:space="preserve">t</m:t>
+          <m:t xml:space="preserve">the returned result fails the registered quality target</m:t>
         </m:r>
         <m:r>
           <w:rPr xmlns:w="http://schemas.openxmlformats.org/wordprocessingml/2006/main">
@@ -1074,8 +750,8 @@
     </w:p>
     <w:p>
       <w:pPr>
+        <w:spacing w:before="0" w:after="60" w:line="312" w:lineRule="auto"/>
         <w:jc w:val="justify"/>
-        <w:spacing w:before="0" w:after="60" w:line="312" w:lineRule="auto"/>
       </w:pPr>
       <w:r>
         <w:rPr>
@@ -1331,198 +1007,12 @@
         </m:r>
         <m:r>
           <m:rPr>
-            <m:nor/>
+            <m:sty m:val="p"/>
           </m:rPr>
           <w:rPr xmlns:w="http://schemas.openxmlformats.org/wordprocessingml/2006/main">
             <w:rFonts w:ascii="Cambria Math" w:hAnsi="Cambria Math"/>
           </w:rPr>
-          <m:t xml:space="preserve">i</m:t>
-        </m:r>
-        <m:r>
-          <w:rPr xmlns:w="http://schemas.openxmlformats.org/wordprocessingml/2006/main">
-            <w:rFonts w:ascii="Cambria Math" w:hAnsi="Cambria Math"/>
-          </w:rPr>
-          <m:t xml:space="preserve">f</m:t>
-        </m:r>
-        <m:r>
-          <w:rPr xmlns:w="http://schemas.openxmlformats.org/wordprocessingml/2006/main">
-            <w:rFonts w:ascii="Cambria Math" w:hAnsi="Cambria Math"/>
-          </w:rPr>
-          <m:t xml:space="preserve"> </m:t>
-        </m:r>
-        <m:r>
-          <w:rPr xmlns:w="http://schemas.openxmlformats.org/wordprocessingml/2006/main">
-            <w:rFonts w:ascii="Cambria Math" w:hAnsi="Cambria Math"/>
-          </w:rPr>
-          <m:t xml:space="preserve">n</m:t>
-        </m:r>
-        <m:r>
-          <w:rPr xmlns:w="http://schemas.openxmlformats.org/wordprocessingml/2006/main">
-            <w:rFonts w:ascii="Cambria Math" w:hAnsi="Cambria Math"/>
-          </w:rPr>
-          <m:t xml:space="preserve">o</m:t>
-        </m:r>
-        <m:r>
-          <w:rPr xmlns:w="http://schemas.openxmlformats.org/wordprocessingml/2006/main">
-            <w:rFonts w:ascii="Cambria Math" w:hAnsi="Cambria Math"/>
-          </w:rPr>
-          <m:t xml:space="preserve"> </m:t>
-        </m:r>
-        <m:r>
-          <w:rPr xmlns:w="http://schemas.openxmlformats.org/wordprocessingml/2006/main">
-            <w:rFonts w:ascii="Cambria Math" w:hAnsi="Cambria Math"/>
-          </w:rPr>
-          <m:t xml:space="preserve">r</m:t>
-        </m:r>
-        <m:r>
-          <w:rPr xmlns:w="http://schemas.openxmlformats.org/wordprocessingml/2006/main">
-            <w:rFonts w:ascii="Cambria Math" w:hAnsi="Cambria Math"/>
-          </w:rPr>
-          <m:t xml:space="preserve">e</m:t>
-        </m:r>
-        <m:r>
-          <w:rPr xmlns:w="http://schemas.openxmlformats.org/wordprocessingml/2006/main">
-            <w:rFonts w:ascii="Cambria Math" w:hAnsi="Cambria Math"/>
-          </w:rPr>
-          <m:t xml:space="preserve">g</m:t>
-        </m:r>
-        <m:r>
-          <w:rPr xmlns:w="http://schemas.openxmlformats.org/wordprocessingml/2006/main">
-            <w:rFonts w:ascii="Cambria Math" w:hAnsi="Cambria Math"/>
-          </w:rPr>
-          <m:t xml:space="preserve">i</m:t>
-        </m:r>
-        <m:r>
-          <w:rPr xmlns:w="http://schemas.openxmlformats.org/wordprocessingml/2006/main">
-            <w:rFonts w:ascii="Cambria Math" w:hAnsi="Cambria Math"/>
-          </w:rPr>
-          <m:t xml:space="preserve">s</m:t>
-        </m:r>
-        <m:r>
-          <w:rPr xmlns:w="http://schemas.openxmlformats.org/wordprocessingml/2006/main">
-            <w:rFonts w:ascii="Cambria Math" w:hAnsi="Cambria Math"/>
-          </w:rPr>
-          <m:t xml:space="preserve">t</m:t>
-        </m:r>
-        <m:r>
-          <w:rPr xmlns:w="http://schemas.openxmlformats.org/wordprocessingml/2006/main">
-            <w:rFonts w:ascii="Cambria Math" w:hAnsi="Cambria Math"/>
-          </w:rPr>
-          <m:t xml:space="preserve">e</m:t>
-        </m:r>
-        <m:r>
-          <w:rPr xmlns:w="http://schemas.openxmlformats.org/wordprocessingml/2006/main">
-            <w:rFonts w:ascii="Cambria Math" w:hAnsi="Cambria Math"/>
-          </w:rPr>
-          <m:t xml:space="preserve">r</m:t>
-        </m:r>
-        <m:r>
-          <w:rPr xmlns:w="http://schemas.openxmlformats.org/wordprocessingml/2006/main">
-            <w:rFonts w:ascii="Cambria Math" w:hAnsi="Cambria Math"/>
-          </w:rPr>
-          <m:t xml:space="preserve">e</m:t>
-        </m:r>
-        <m:r>
-          <w:rPr xmlns:w="http://schemas.openxmlformats.org/wordprocessingml/2006/main">
-            <w:rFonts w:ascii="Cambria Math" w:hAnsi="Cambria Math"/>
-          </w:rPr>
-          <m:t xml:space="preserve">d</m:t>
-        </m:r>
-        <m:r>
-          <w:rPr xmlns:w="http://schemas.openxmlformats.org/wordprocessingml/2006/main">
-            <w:rFonts w:ascii="Cambria Math" w:hAnsi="Cambria Math"/>
-          </w:rPr>
-          <m:t xml:space="preserve"> </m:t>
-        </m:r>
-        <m:r>
-          <w:rPr xmlns:w="http://schemas.openxmlformats.org/wordprocessingml/2006/main">
-            <w:rFonts w:ascii="Cambria Math" w:hAnsi="Cambria Math"/>
-          </w:rPr>
-          <m:t xml:space="preserve">a</m:t>
-        </m:r>
-        <m:r>
-          <w:rPr xmlns:w="http://schemas.openxmlformats.org/wordprocessingml/2006/main">
-            <w:rFonts w:ascii="Cambria Math" w:hAnsi="Cambria Math"/>
-          </w:rPr>
-          <m:t xml:space="preserve">c</m:t>
-        </m:r>
-        <m:r>
-          <w:rPr xmlns:w="http://schemas.openxmlformats.org/wordprocessingml/2006/main">
-            <w:rFonts w:ascii="Cambria Math" w:hAnsi="Cambria Math"/>
-          </w:rPr>
-          <m:t xml:space="preserve">t</m:t>
-        </m:r>
-        <m:r>
-          <w:rPr xmlns:w="http://schemas.openxmlformats.org/wordprocessingml/2006/main">
-            <w:rFonts w:ascii="Cambria Math" w:hAnsi="Cambria Math"/>
-          </w:rPr>
-          <m:t xml:space="preserve">i</m:t>
-        </m:r>
-        <m:r>
-          <w:rPr xmlns:w="http://schemas.openxmlformats.org/wordprocessingml/2006/main">
-            <w:rFonts w:ascii="Cambria Math" w:hAnsi="Cambria Math"/>
-          </w:rPr>
-          <m:t xml:space="preserve">o</m:t>
-        </m:r>
-        <m:r>
-          <w:rPr xmlns:w="http://schemas.openxmlformats.org/wordprocessingml/2006/main">
-            <w:rFonts w:ascii="Cambria Math" w:hAnsi="Cambria Math"/>
-          </w:rPr>
-          <m:t xml:space="preserve">n</m:t>
-        </m:r>
-        <m:r>
-          <w:rPr xmlns:w="http://schemas.openxmlformats.org/wordprocessingml/2006/main">
-            <w:rFonts w:ascii="Cambria Math" w:hAnsi="Cambria Math"/>
-          </w:rPr>
-          <m:t xml:space="preserve"> </m:t>
-        </m:r>
-        <m:r>
-          <w:rPr xmlns:w="http://schemas.openxmlformats.org/wordprocessingml/2006/main">
-            <w:rFonts w:ascii="Cambria Math" w:hAnsi="Cambria Math"/>
-          </w:rPr>
-          <m:t xml:space="preserve">s</m:t>
-        </m:r>
-        <m:r>
-          <w:rPr xmlns:w="http://schemas.openxmlformats.org/wordprocessingml/2006/main">
-            <w:rFonts w:ascii="Cambria Math" w:hAnsi="Cambria Math"/>
-          </w:rPr>
-          <m:t xml:space="preserve">u</m:t>
-        </m:r>
-        <m:r>
-          <w:rPr xmlns:w="http://schemas.openxmlformats.org/wordprocessingml/2006/main">
-            <w:rFonts w:ascii="Cambria Math" w:hAnsi="Cambria Math"/>
-          </w:rPr>
-          <m:t xml:space="preserve">c</m:t>
-        </m:r>
-        <m:r>
-          <w:rPr xmlns:w="http://schemas.openxmlformats.org/wordprocessingml/2006/main">
-            <w:rFonts w:ascii="Cambria Math" w:hAnsi="Cambria Math"/>
-          </w:rPr>
-          <m:t xml:space="preserve">c</m:t>
-        </m:r>
-        <m:r>
-          <w:rPr xmlns:w="http://schemas.openxmlformats.org/wordprocessingml/2006/main">
-            <w:rFonts w:ascii="Cambria Math" w:hAnsi="Cambria Math"/>
-          </w:rPr>
-          <m:t xml:space="preserve">e</m:t>
-        </m:r>
-        <m:r>
-          <w:rPr xmlns:w="http://schemas.openxmlformats.org/wordprocessingml/2006/main">
-            <w:rFonts w:ascii="Cambria Math" w:hAnsi="Cambria Math"/>
-          </w:rPr>
-          <m:t xml:space="preserve">e</m:t>
-        </m:r>
-        <m:r>
-          <w:rPr xmlns:w="http://schemas.openxmlformats.org/wordprocessingml/2006/main">
-            <w:rFonts w:ascii="Cambria Math" w:hAnsi="Cambria Math"/>
-          </w:rPr>
-          <m:t xml:space="preserve">d</m:t>
-        </m:r>
-        <m:r>
-          <w:rPr xmlns:w="http://schemas.openxmlformats.org/wordprocessingml/2006/main">
-            <w:rFonts w:ascii="Cambria Math" w:hAnsi="Cambria Math"/>
-          </w:rPr>
-          <m:t xml:space="preserve">s</m:t>
+          <m:t xml:space="preserve">if no registered action succeeds</m:t>
         </m:r>
         <m:r>
           <w:rPr xmlns:w="http://schemas.openxmlformats.org/wordprocessingml/2006/main">
@@ -1538,8 +1028,8 @@
     </w:p>
     <w:p>
       <w:pPr>
+        <w:spacing w:before="0" w:after="60" w:line="312" w:lineRule="auto"/>
         <w:jc w:val="justify"/>
-        <w:spacing w:before="0" w:after="60" w:line="312" w:lineRule="auto"/>
       </w:pPr>
       <w:r>
         <w:rPr>
@@ -1598,18 +1088,12 @@
           <m:e>
             <m:r>
               <m:rPr>
-                <m:nor/>
+                <m:sty m:val="p"/>
               </m:rPr>
               <w:rPr xmlns:w="http://schemas.openxmlformats.org/wordprocessingml/2006/main">
                 <w:rFonts w:ascii="Cambria Math" w:hAnsi="Cambria Math"/>
               </w:rPr>
-              <m:t xml:space="preserve">P</m:t>
-            </m:r>
-            <m:r>
-              <w:rPr xmlns:w="http://schemas.openxmlformats.org/wordprocessingml/2006/main">
-                <w:rFonts w:ascii="Cambria Math" w:hAnsi="Cambria Math"/>
-              </w:rPr>
-              <m:t xml:space="preserve">r</m:t>
+              <m:t xml:space="preserve">Pr</m:t>
             </m:r>
           </m:e>
           <m:sub>
@@ -1757,8 +1241,8 @@
     </w:p>
     <w:p>
       <w:pPr>
+        <w:spacing w:before="0" w:after="120" w:line="312" w:lineRule="auto"/>
         <w:jc w:val="justify"/>
-        <w:spacing w:before="0" w:after="120" w:line="312" w:lineRule="auto"/>
       </w:pPr>
       <w:r>
         <w:rPr>
@@ -1771,8 +1255,8 @@
     </w:p>
     <w:p>
       <w:pPr>
+        <w:spacing w:before="0" w:after="60" w:line="312" w:lineRule="auto"/>
         <w:jc w:val="justify"/>
-        <w:spacing w:before="0" w:after="60" w:line="312" w:lineRule="auto"/>
       </w:pPr>
       <w:r>
         <w:rPr>
@@ -1841,18 +1325,12 @@
           <m:e>
             <m:r>
               <m:rPr>
-                <m:nor/>
+                <m:sty m:val="p"/>
               </m:rPr>
               <w:rPr xmlns:w="http://schemas.openxmlformats.org/wordprocessingml/2006/main">
                 <w:rFonts w:ascii="Cambria Math" w:hAnsi="Cambria Math"/>
               </w:rPr>
-              <m:t xml:space="preserve">P</m:t>
-            </m:r>
-            <m:r>
-              <w:rPr xmlns:w="http://schemas.openxmlformats.org/wordprocessingml/2006/main">
-                <w:rFonts w:ascii="Cambria Math" w:hAnsi="Cambria Math"/>
-              </w:rPr>
-              <m:t xml:space="preserve">r</m:t>
+              <m:t xml:space="preserve">Pr</m:t>
             </m:r>
           </m:e>
           <m:sub>
@@ -2018,24 +1496,12 @@
           <m:sup>
             <m:r>
               <m:rPr>
-                <m:nor/>
+                <m:sty m:val="p"/>
               </m:rPr>
               <w:rPr xmlns:w="http://schemas.openxmlformats.org/wordprocessingml/2006/main">
                 <w:rFonts w:ascii="Cambria Math" w:hAnsi="Cambria Math"/>
               </w:rPr>
-              <m:t xml:space="preserve">r</m:t>
-            </m:r>
-            <m:r>
-              <w:rPr xmlns:w="http://schemas.openxmlformats.org/wordprocessingml/2006/main">
-                <w:rFonts w:ascii="Cambria Math" w:hAnsi="Cambria Math"/>
-              </w:rPr>
-              <m:t xml:space="preserve">e</m:t>
-            </m:r>
-            <m:r>
-              <w:rPr xmlns:w="http://schemas.openxmlformats.org/wordprocessingml/2006/main">
-                <w:rFonts w:ascii="Cambria Math" w:hAnsi="Cambria Math"/>
-              </w:rPr>
-              <m:t xml:space="preserve">f</m:t>
+              <m:t xml:space="preserve">ref</m:t>
             </m:r>
           </m:sup>
         </m:sSubSup>
@@ -2053,8 +1519,8 @@
     </w:p>
     <w:p>
       <w:pPr>
+        <w:spacing w:before="0" w:after="60" w:line="312" w:lineRule="auto"/>
         <w:jc w:val="justify"/>
-        <w:spacing w:before="0" w:after="60" w:line="312" w:lineRule="auto"/>
       </w:pPr>
       <w:r>
         <w:rPr>
@@ -2089,24 +1555,12 @@
           <m:sub>
             <m:r>
               <m:rPr>
-                <m:nor/>
+                <m:sty m:val="p"/>
               </m:rPr>
               <w:rPr xmlns:w="http://schemas.openxmlformats.org/wordprocessingml/2006/main">
                 <w:rFonts w:ascii="Cambria Math" w:hAnsi="Cambria Math"/>
               </w:rPr>
-              <m:t xml:space="preserve">f</m:t>
-            </m:r>
-            <m:r>
-              <w:rPr xmlns:w="http://schemas.openxmlformats.org/wordprocessingml/2006/main">
-                <w:rFonts w:ascii="Cambria Math" w:hAnsi="Cambria Math"/>
-              </w:rPr>
-              <m:t xml:space="preserve">i</m:t>
-            </m:r>
-            <m:r>
-              <w:rPr xmlns:w="http://schemas.openxmlformats.org/wordprocessingml/2006/main">
-                <w:rFonts w:ascii="Cambria Math" w:hAnsi="Cambria Math"/>
-              </w:rPr>
-              <m:t xml:space="preserve">n</m:t>
+              <m:t xml:space="preserve">fin</m:t>
             </m:r>
           </m:sub>
         </m:sSub>
@@ -2120,18 +1574,12 @@
           <m:e>
             <m:r>
               <m:rPr>
-                <m:nor/>
+                <m:sty m:val="p"/>
               </m:rPr>
               <w:rPr xmlns:w="http://schemas.openxmlformats.org/wordprocessingml/2006/main">
                 <w:rFonts w:ascii="Cambria Math" w:hAnsi="Cambria Math"/>
               </w:rPr>
-              <m:t xml:space="preserve">P</m:t>
-            </m:r>
-            <m:r>
-              <w:rPr xmlns:w="http://schemas.openxmlformats.org/wordprocessingml/2006/main">
-                <w:rFonts w:ascii="Cambria Math" w:hAnsi="Cambria Math"/>
-              </w:rPr>
-              <m:t xml:space="preserve">r</m:t>
+              <m:t xml:space="preserve">Pr</m:t>
             </m:r>
           </m:e>
           <m:sub>
@@ -2227,24 +1675,12 @@
               <m:sub>
                 <m:r>
                   <m:rPr>
-                    <m:nor/>
+                    <m:sty m:val="p"/>
                   </m:rPr>
                   <w:rPr xmlns:w="http://schemas.openxmlformats.org/wordprocessingml/2006/main">
                     <w:rFonts w:ascii="Cambria Math" w:hAnsi="Cambria Math"/>
                   </w:rPr>
-                  <m:t xml:space="preserve">r</m:t>
-                </m:r>
-                <m:r>
-                  <w:rPr xmlns:w="http://schemas.openxmlformats.org/wordprocessingml/2006/main">
-                    <w:rFonts w:ascii="Cambria Math" w:hAnsi="Cambria Math"/>
-                  </w:rPr>
-                  <m:t xml:space="preserve">e</m:t>
-                </m:r>
-                <m:r>
-                  <w:rPr xmlns:w="http://schemas.openxmlformats.org/wordprocessingml/2006/main">
-                    <w:rFonts w:ascii="Cambria Math" w:hAnsi="Cambria Math"/>
-                  </w:rPr>
-                  <m:t xml:space="preserve">g</m:t>
+                  <m:t xml:space="preserve">reg</m:t>
                 </m:r>
               </m:sub>
             </m:sSub>
@@ -2358,24 +1794,12 @@
           <m:sub>
             <m:r>
               <m:rPr>
-                <m:nor/>
+                <m:sty m:val="p"/>
               </m:rPr>
               <w:rPr xmlns:w="http://schemas.openxmlformats.org/wordprocessingml/2006/main">
                 <w:rFonts w:ascii="Cambria Math" w:hAnsi="Cambria Math"/>
               </w:rPr>
-              <m:t xml:space="preserve">e</m:t>
-            </m:r>
-            <m:r>
-              <w:rPr xmlns:w="http://schemas.openxmlformats.org/wordprocessingml/2006/main">
-                <w:rFonts w:ascii="Cambria Math" w:hAnsi="Cambria Math"/>
-              </w:rPr>
-              <m:t xml:space="preserve">n</m:t>
-            </m:r>
-            <m:r>
-              <w:rPr xmlns:w="http://schemas.openxmlformats.org/wordprocessingml/2006/main">
-                <w:rFonts w:ascii="Cambria Math" w:hAnsi="Cambria Math"/>
-              </w:rPr>
-              <m:t xml:space="preserve">d</m:t>
+              <m:t xml:space="preserve">end</m:t>
             </m:r>
           </m:sub>
         </m:sSub>
@@ -2389,18 +1813,12 @@
           <m:e>
             <m:r>
               <m:rPr>
-                <m:nor/>
+                <m:sty m:val="p"/>
               </m:rPr>
               <w:rPr xmlns:w="http://schemas.openxmlformats.org/wordprocessingml/2006/main">
                 <w:rFonts w:ascii="Cambria Math" w:hAnsi="Cambria Math"/>
               </w:rPr>
-              <m:t xml:space="preserve">P</m:t>
-            </m:r>
-            <m:r>
-              <w:rPr xmlns:w="http://schemas.openxmlformats.org/wordprocessingml/2006/main">
-                <w:rFonts w:ascii="Cambria Math" w:hAnsi="Cambria Math"/>
-              </w:rPr>
-              <m:t xml:space="preserve">r</m:t>
+              <m:t xml:space="preserve">Pr</m:t>
             </m:r>
           </m:e>
           <m:sub>
@@ -2492,102 +1910,12 @@
             </m:r>
             <m:r>
               <m:rPr>
-                <m:nor/>
+                <m:sty m:val="p"/>
               </m:rPr>
               <w:rPr xmlns:w="http://schemas.openxmlformats.org/wordprocessingml/2006/main">
                 <w:rFonts w:ascii="Cambria Math" w:hAnsi="Cambria Math"/>
               </w:rPr>
-              <m:t xml:space="preserve">n</m:t>
-            </m:r>
-            <m:r>
-              <w:rPr xmlns:w="http://schemas.openxmlformats.org/wordprocessingml/2006/main">
-                <w:rFonts w:ascii="Cambria Math" w:hAnsi="Cambria Math"/>
-              </w:rPr>
-              <m:t xml:space="preserve">o</m:t>
-            </m:r>
-            <m:r>
-              <w:rPr xmlns:w="http://schemas.openxmlformats.org/wordprocessingml/2006/main">
-                <w:rFonts w:ascii="Cambria Math" w:hAnsi="Cambria Math"/>
-              </w:rPr>
-              <m:t xml:space="preserve">n</m:t>
-            </m:r>
-            <m:r>
-              <w:rPr xmlns:w="http://schemas.openxmlformats.org/wordprocessingml/2006/main">
-                <w:rFonts w:ascii="Cambria Math" w:hAnsi="Cambria Math"/>
-              </w:rPr>
-              <m:t xml:space="preserve">c</m:t>
-            </m:r>
-            <m:r>
-              <w:rPr xmlns:w="http://schemas.openxmlformats.org/wordprocessingml/2006/main">
-                <w:rFonts w:ascii="Cambria Math" w:hAnsi="Cambria Math"/>
-              </w:rPr>
-              <m:t xml:space="preserve">o</m:t>
-            </m:r>
-            <m:r>
-              <w:rPr xmlns:w="http://schemas.openxmlformats.org/wordprocessingml/2006/main">
-                <w:rFonts w:ascii="Cambria Math" w:hAnsi="Cambria Math"/>
-              </w:rPr>
-              <m:t xml:space="preserve">n</m:t>
-            </m:r>
-            <m:r>
-              <w:rPr xmlns:w="http://schemas.openxmlformats.org/wordprocessingml/2006/main">
-                <w:rFonts w:ascii="Cambria Math" w:hAnsi="Cambria Math"/>
-              </w:rPr>
-              <m:t xml:space="preserve">s</m:t>
-            </m:r>
-            <m:r>
-              <w:rPr xmlns:w="http://schemas.openxmlformats.org/wordprocessingml/2006/main">
-                <w:rFonts w:ascii="Cambria Math" w:hAnsi="Cambria Math"/>
-              </w:rPr>
-              <m:t xml:space="preserve">t</m:t>
-            </m:r>
-            <m:r>
-              <w:rPr xmlns:w="http://schemas.openxmlformats.org/wordprocessingml/2006/main">
-                <w:rFonts w:ascii="Cambria Math" w:hAnsi="Cambria Math"/>
-              </w:rPr>
-              <m:t xml:space="preserve">a</m:t>
-            </m:r>
-            <m:r>
-              <w:rPr xmlns:w="http://schemas.openxmlformats.org/wordprocessingml/2006/main">
-                <w:rFonts w:ascii="Cambria Math" w:hAnsi="Cambria Math"/>
-              </w:rPr>
-              <m:t xml:space="preserve">n</m:t>
-            </m:r>
-            <m:r>
-              <w:rPr xmlns:w="http://schemas.openxmlformats.org/wordprocessingml/2006/main">
-                <w:rFonts w:ascii="Cambria Math" w:hAnsi="Cambria Math"/>
-              </w:rPr>
-              <m:t xml:space="preserve">t</m:t>
-            </m:r>
-            <m:r>
-              <w:rPr xmlns:w="http://schemas.openxmlformats.org/wordprocessingml/2006/main">
-                <w:rFonts w:ascii="Cambria Math" w:hAnsi="Cambria Math"/>
-              </w:rPr>
-              <m:t xml:space="preserve"> </m:t>
-            </m:r>
-            <m:r>
-              <w:rPr xmlns:w="http://schemas.openxmlformats.org/wordprocessingml/2006/main">
-                <w:rFonts w:ascii="Cambria Math" w:hAnsi="Cambria Math"/>
-              </w:rPr>
-              <m:t xml:space="preserve">o</m:t>
-            </m:r>
-            <m:r>
-              <w:rPr xmlns:w="http://schemas.openxmlformats.org/wordprocessingml/2006/main">
-                <w:rFonts w:ascii="Cambria Math" w:hAnsi="Cambria Math"/>
-              </w:rPr>
-              <m:t xml:space="preserve">v</m:t>
-            </m:r>
-            <m:r>
-              <w:rPr xmlns:w="http://schemas.openxmlformats.org/wordprocessingml/2006/main">
-                <w:rFonts w:ascii="Cambria Math" w:hAnsi="Cambria Math"/>
-              </w:rPr>
-              <m:t xml:space="preserve">e</m:t>
-            </m:r>
-            <m:r>
-              <w:rPr xmlns:w="http://schemas.openxmlformats.org/wordprocessingml/2006/main">
-                <w:rFonts w:ascii="Cambria Math" w:hAnsi="Cambria Math"/>
-              </w:rPr>
-              <m:t xml:space="preserve">r</m:t>
+              <m:t xml:space="preserve">nonconstant over</m:t>
             </m:r>
             <m:r>
               <w:rPr xmlns:w="http://schemas.openxmlformats.org/wordprocessingml/2006/main">
@@ -2617,8 +1945,8 @@
     </w:p>
     <w:p>
       <w:pPr>
+        <w:spacing w:before="0" w:after="120" w:line="312" w:lineRule="auto"/>
         <w:jc w:val="justify"/>
-        <w:spacing w:before="0" w:after="120" w:line="312" w:lineRule="auto"/>
       </w:pPr>
       <w:r>
         <w:rPr>
@@ -2658,24 +1986,24 @@
             <w:tcBorders>
               <w:bottom w:val="single" w:sz="6" w:color="808080"/>
             </w:tcBorders>
-            <w:tcMar>
-              <w:top w:w="60" w:type="dithered"/>
-              <w:left w:w="100" w:type="dithered"/>
-              <w:bottom w:w="60" w:type="dithered"/>
-              <w:right w:w="100" w:type="dithered"/>
-            </w:tcMar>
             <w:shd w:val="clear" w:color="auto" w:fill="E8E8E8"/>
-            <w:vAlign w:val="center"/>
-          </w:tcPr>
-          <w:p>
-            <w:pPr>
+            <w:tcMar>
+              <w:top w:w="60" w:type="dithered"/>
+              <w:left w:w="100" w:type="dithered"/>
+              <w:bottom w:w="60" w:type="dithered"/>
+              <w:right w:w="100" w:type="dithered"/>
+            </w:tcMar>
+            <w:vAlign w:val="center"/>
+          </w:tcPr>
+          <w:p>
+            <w:pPr>
+              <w:spacing w:before="0" w:after="40" w:line="312" w:lineRule="auto"/>
               <w:jc w:val="left"/>
-              <w:spacing w:before="0" w:after="40" w:line="312" w:lineRule="auto"/>
-            </w:pPr>
-            <w:r>
-              <w:rPr>
+            </w:pPr>
+            <w:r>
+              <w:rPr>
+                <w:rFonts w:ascii="Times New Roman" w:hAnsi="Times New Roman"/>
                 <w:b/>
-                <w:rFonts w:ascii="Times New Roman" w:hAnsi="Times New Roman"/>
                 <w:sz w:val="18"/>
                 <w:szCs w:val="18"/>
               </w:rPr>
@@ -2689,24 +2017,24 @@
             <w:tcBorders>
               <w:bottom w:val="single" w:sz="6" w:color="808080"/>
             </w:tcBorders>
-            <w:tcMar>
-              <w:top w:w="60" w:type="dithered"/>
-              <w:left w:w="100" w:type="dithered"/>
-              <w:bottom w:w="60" w:type="dithered"/>
-              <w:right w:w="100" w:type="dithered"/>
-            </w:tcMar>
             <w:shd w:val="clear" w:color="auto" w:fill="E8E8E8"/>
-            <w:vAlign w:val="center"/>
-          </w:tcPr>
-          <w:p>
-            <w:pPr>
+            <w:tcMar>
+              <w:top w:w="60" w:type="dithered"/>
+              <w:left w:w="100" w:type="dithered"/>
+              <w:bottom w:w="60" w:type="dithered"/>
+              <w:right w:w="100" w:type="dithered"/>
+            </w:tcMar>
+            <w:vAlign w:val="center"/>
+          </w:tcPr>
+          <w:p>
+            <w:pPr>
+              <w:spacing w:before="0" w:after="40" w:line="312" w:lineRule="auto"/>
               <w:jc w:val="left"/>
-              <w:spacing w:before="0" w:after="40" w:line="312" w:lineRule="auto"/>
-            </w:pPr>
-            <w:r>
-              <w:rPr>
+            </w:pPr>
+            <w:r>
+              <w:rPr>
+                <w:rFonts w:ascii="Times New Roman" w:hAnsi="Times New Roman"/>
                 <w:b/>
-                <w:rFonts w:ascii="Times New Roman" w:hAnsi="Times New Roman"/>
                 <w:sz w:val="18"/>
                 <w:szCs w:val="18"/>
               </w:rPr>
@@ -2720,24 +2048,24 @@
             <w:tcBorders>
               <w:bottom w:val="single" w:sz="6" w:color="808080"/>
             </w:tcBorders>
-            <w:tcMar>
-              <w:top w:w="60" w:type="dithered"/>
-              <w:left w:w="100" w:type="dithered"/>
-              <w:bottom w:w="60" w:type="dithered"/>
-              <w:right w:w="100" w:type="dithered"/>
-            </w:tcMar>
             <w:shd w:val="clear" w:color="auto" w:fill="E8E8E8"/>
-            <w:vAlign w:val="center"/>
-          </w:tcPr>
-          <w:p>
-            <w:pPr>
+            <w:tcMar>
+              <w:top w:w="60" w:type="dithered"/>
+              <w:left w:w="100" w:type="dithered"/>
+              <w:bottom w:w="60" w:type="dithered"/>
+              <w:right w:w="100" w:type="dithered"/>
+            </w:tcMar>
+            <w:vAlign w:val="center"/>
+          </w:tcPr>
+          <w:p>
+            <w:pPr>
+              <w:spacing w:before="0" w:after="40" w:line="312" w:lineRule="auto"/>
               <w:jc w:val="left"/>
-              <w:spacing w:before="0" w:after="40" w:line="312" w:lineRule="auto"/>
-            </w:pPr>
-            <w:r>
-              <w:rPr>
+            </w:pPr>
+            <w:r>
+              <w:rPr>
+                <w:rFonts w:ascii="Times New Roman" w:hAnsi="Times New Roman"/>
                 <w:b/>
-                <w:rFonts w:ascii="Times New Roman" w:hAnsi="Times New Roman"/>
                 <w:sz w:val="18"/>
                 <w:szCs w:val="18"/>
               </w:rPr>
@@ -2751,24 +2079,24 @@
             <w:tcBorders>
               <w:bottom w:val="single" w:sz="6" w:color="808080"/>
             </w:tcBorders>
-            <w:tcMar>
-              <w:top w:w="60" w:type="dithered"/>
-              <w:left w:w="100" w:type="dithered"/>
-              <w:bottom w:w="60" w:type="dithered"/>
-              <w:right w:w="100" w:type="dithered"/>
-            </w:tcMar>
             <w:shd w:val="clear" w:color="auto" w:fill="E8E8E8"/>
-            <w:vAlign w:val="center"/>
-          </w:tcPr>
-          <w:p>
-            <w:pPr>
+            <w:tcMar>
+              <w:top w:w="60" w:type="dithered"/>
+              <w:left w:w="100" w:type="dithered"/>
+              <w:bottom w:w="60" w:type="dithered"/>
+              <w:right w:w="100" w:type="dithered"/>
+            </w:tcMar>
+            <w:vAlign w:val="center"/>
+          </w:tcPr>
+          <w:p>
+            <w:pPr>
+              <w:spacing w:before="0" w:after="40" w:line="312" w:lineRule="auto"/>
               <w:jc w:val="left"/>
-              <w:spacing w:before="0" w:after="40" w:line="312" w:lineRule="auto"/>
-            </w:pPr>
-            <w:r>
-              <w:rPr>
+            </w:pPr>
+            <w:r>
+              <w:rPr>
+                <w:rFonts w:ascii="Times New Roman" w:hAnsi="Times New Roman"/>
                 <w:b/>
-                <w:rFonts w:ascii="Times New Roman" w:hAnsi="Times New Roman"/>
                 <w:sz w:val="18"/>
                 <w:szCs w:val="18"/>
               </w:rPr>
@@ -2794,8 +2122,8 @@
           </w:tcPr>
           <w:p>
             <w:pPr>
+              <w:spacing w:before="0" w:after="40" w:line="312" w:lineRule="auto"/>
               <w:jc w:val="left"/>
-              <w:spacing w:before="0" w:after="40" w:line="312" w:lineRule="auto"/>
             </w:pPr>
             <w:r>
               <w:rPr>
@@ -2820,8 +2148,8 @@
           </w:tcPr>
           <w:p>
             <w:pPr>
+              <w:spacing w:before="0" w:after="40" w:line="312" w:lineRule="auto"/>
               <w:jc w:val="left"/>
-              <w:spacing w:before="0" w:after="40" w:line="312" w:lineRule="auto"/>
             </w:pPr>
             <w:r>
               <w:rPr>
@@ -2846,8 +2174,8 @@
           </w:tcPr>
           <w:p>
             <w:pPr>
+              <w:spacing w:before="0" w:after="40" w:line="312" w:lineRule="auto"/>
               <w:jc w:val="left"/>
-              <w:spacing w:before="0" w:after="40" w:line="312" w:lineRule="auto"/>
             </w:pPr>
             <w:r>
               <w:rPr>
@@ -2872,8 +2200,8 @@
           </w:tcPr>
           <w:p>
             <w:pPr>
+              <w:spacing w:before="0" w:after="40" w:line="312" w:lineRule="auto"/>
               <w:jc w:val="left"/>
-              <w:spacing w:before="0" w:after="40" w:line="312" w:lineRule="auto"/>
             </w:pPr>
             <w:r>
               <w:rPr>
@@ -2903,8 +2231,8 @@
           </w:tcPr>
           <w:p>
             <w:pPr>
+              <w:spacing w:before="0" w:after="40" w:line="312" w:lineRule="auto"/>
               <w:jc w:val="left"/>
-              <w:spacing w:before="0" w:after="40" w:line="312" w:lineRule="auto"/>
             </w:pPr>
             <w:r>
               <w:rPr>
@@ -2929,8 +2257,8 @@
           </w:tcPr>
           <w:p>
             <w:pPr>
+              <w:spacing w:before="0" w:after="40" w:line="312" w:lineRule="auto"/>
               <w:jc w:val="left"/>
-              <w:spacing w:before="0" w:after="40" w:line="312" w:lineRule="auto"/>
             </w:pPr>
             <w:r>
               <w:rPr>
@@ -2955,8 +2283,8 @@
           </w:tcPr>
           <w:p>
             <w:pPr>
+              <w:spacing w:before="0" w:after="40" w:line="312" w:lineRule="auto"/>
               <w:jc w:val="left"/>
-              <w:spacing w:before="0" w:after="40" w:line="312" w:lineRule="auto"/>
             </w:pPr>
             <w:r>
               <w:rPr>
@@ -2981,8 +2309,8 @@
           </w:tcPr>
           <w:p>
             <w:pPr>
+              <w:spacing w:before="0" w:after="40" w:line="312" w:lineRule="auto"/>
               <w:jc w:val="left"/>
-              <w:spacing w:before="0" w:after="40" w:line="312" w:lineRule="auto"/>
             </w:pPr>
             <w:r>
               <w:rPr>
@@ -3012,8 +2340,8 @@
           </w:tcPr>
           <w:p>
             <w:pPr>
+              <w:spacing w:before="0" w:after="40" w:line="312" w:lineRule="auto"/>
               <w:jc w:val="left"/>
-              <w:spacing w:before="0" w:after="40" w:line="312" w:lineRule="auto"/>
             </w:pPr>
             <w:r>
               <w:rPr>
@@ -3038,8 +2366,8 @@
           </w:tcPr>
           <w:p>
             <w:pPr>
+              <w:spacing w:before="0" w:after="40" w:line="312" w:lineRule="auto"/>
               <w:jc w:val="left"/>
-              <w:spacing w:before="0" w:after="40" w:line="312" w:lineRule="auto"/>
             </w:pPr>
             <w:r>
               <w:rPr>
@@ -3064,8 +2392,8 @@
           </w:tcPr>
           <w:p>
             <w:pPr>
+              <w:spacing w:before="0" w:after="40" w:line="312" w:lineRule="auto"/>
               <w:jc w:val="left"/>
-              <w:spacing w:before="0" w:after="40" w:line="312" w:lineRule="auto"/>
             </w:pPr>
             <w:r>
               <w:rPr>
@@ -3090,8 +2418,8 @@
           </w:tcPr>
           <w:p>
             <w:pPr>
+              <w:spacing w:before="0" w:after="40" w:line="312" w:lineRule="auto"/>
               <w:jc w:val="left"/>
-              <w:spacing w:before="0" w:after="40" w:line="312" w:lineRule="auto"/>
             </w:pPr>
             <w:r>
               <w:rPr>
@@ -3121,8 +2449,8 @@
     </w:p>
     <w:p>
       <w:pPr>
+        <w:spacing w:before="0" w:after="120" w:line="312" w:lineRule="auto"/>
         <w:jc w:val="justify"/>
-        <w:spacing w:before="0" w:after="120" w:line="312" w:lineRule="auto"/>
       </w:pPr>
       <w:r>
         <w:rPr>
@@ -3135,14 +2463,14 @@
     </w:p>
     <w:p>
       <w:pPr>
+        <w:pStyle w:val="Heading1"/>
         <w:keepNext/>
-        <w:pStyle w:val="Heading1"/>
         <w:spacing w:before="280" w:after="140" w:line="312" w:lineRule="auto"/>
       </w:pPr>
       <w:r>
         <w:rPr>
+          <w:rFonts w:ascii="Times New Roman" w:hAnsi="Times New Roman"/>
           <w:b/>
-          <w:rFonts w:ascii="Times New Roman" w:hAnsi="Times New Roman"/>
           <w:sz w:val="24"/>
           <w:szCs w:val="24"/>
         </w:rPr>
@@ -3151,14 +2479,14 @@
     </w:p>
     <w:p>
       <w:pPr>
+        <w:pStyle w:val="Heading2"/>
         <w:keepNext/>
-        <w:pStyle w:val="Heading2"/>
         <w:spacing w:before="220" w:after="140" w:line="312" w:lineRule="auto"/>
       </w:pPr>
       <w:r>
         <w:rPr>
+          <w:rFonts w:ascii="Times New Roman" w:hAnsi="Times New Roman"/>
           <w:b/>
-          <w:rFonts w:ascii="Times New Roman" w:hAnsi="Times New Roman"/>
           <w:sz w:val="22"/>
           <w:szCs w:val="22"/>
         </w:rPr>
@@ -3167,8 +2495,8 @@
     </w:p>
     <w:p>
       <w:pPr>
+        <w:spacing w:before="0" w:after="120" w:line="312" w:lineRule="auto"/>
         <w:jc w:val="justify"/>
-        <w:spacing w:before="0" w:after="120" w:line="312" w:lineRule="auto"/>
       </w:pPr>
       <w:r>
         <w:rPr>
@@ -3353,18 +2681,12 @@
             </m:r>
             <m:r>
               <m:rPr>
-                <m:nor/>
+                <m:sty m:val="p"/>
               </m:rPr>
               <w:rPr xmlns:w="http://schemas.openxmlformats.org/wordprocessingml/2006/main">
                 <w:rFonts w:ascii="Cambria Math" w:hAnsi="Cambria Math"/>
               </w:rPr>
-              <m:t xml:space="preserve">T</m:t>
-            </m:r>
-            <m:r>
-              <w:rPr xmlns:w="http://schemas.openxmlformats.org/wordprocessingml/2006/main">
-                <w:rFonts w:ascii="Cambria Math" w:hAnsi="Cambria Math"/>
-              </w:rPr>
-              <m:t xml:space="preserve">V</m:t>
+              <m:t xml:space="preserve">TV</m:t>
             </m:r>
             <m:r>
               <w:rPr xmlns:w="http://schemas.openxmlformats.org/wordprocessingml/2006/main">
@@ -3452,8 +2774,8 @@
     </w:p>
     <w:p>
       <w:pPr>
+        <w:spacing w:before="0" w:after="120" w:line="312" w:lineRule="auto"/>
         <w:jc w:val="justify"/>
-        <w:spacing w:before="0" w:after="120" w:line="312" w:lineRule="auto"/>
       </w:pPr>
       <w:r>
         <w:rPr>
@@ -3466,8 +2788,8 @@
     </w:p>
     <w:p>
       <w:pPr>
+        <w:spacing w:before="0" w:after="60" w:line="312" w:lineRule="auto"/>
         <w:jc w:val="justify"/>
-        <w:spacing w:before="0" w:after="60" w:line="312" w:lineRule="auto"/>
       </w:pPr>
       <w:r>
         <w:rPr>
@@ -3822,8 +3144,8 @@
     </w:p>
     <w:p>
       <w:pPr>
+        <w:spacing w:before="0" w:after="120" w:line="312" w:lineRule="auto"/>
         <w:jc w:val="justify"/>
-        <w:spacing w:before="0" w:after="120" w:line="312" w:lineRule="auto"/>
       </w:pPr>
       <w:r>
         <w:rPr>
@@ -3836,8 +3158,8 @@
     </w:p>
     <w:p>
       <w:pPr>
+        <w:spacing w:before="0" w:after="120" w:line="312" w:lineRule="auto"/>
         <w:jc w:val="justify"/>
-        <w:spacing w:before="0" w:after="120" w:line="312" w:lineRule="auto"/>
       </w:pPr>
       <w:r>
         <w:rPr>
@@ -3850,14 +3172,14 @@
     </w:p>
     <w:p>
       <w:pPr>
+        <w:pStyle w:val="Heading2"/>
         <w:keepNext/>
-        <w:pStyle w:val="Heading2"/>
         <w:spacing w:before="220" w:after="140" w:line="312" w:lineRule="auto"/>
       </w:pPr>
       <w:r>
         <w:rPr>
+          <w:rFonts w:ascii="Times New Roman" w:hAnsi="Times New Roman"/>
           <w:b/>
-          <w:rFonts w:ascii="Times New Roman" w:hAnsi="Times New Roman"/>
           <w:sz w:val="22"/>
           <w:szCs w:val="22"/>
         </w:rPr>
@@ -3866,8 +3188,8 @@
     </w:p>
     <w:p>
       <w:pPr>
+        <w:spacing w:before="0" w:after="60" w:line="312" w:lineRule="auto"/>
         <w:jc w:val="justify"/>
-        <w:spacing w:before="0" w:after="60" w:line="312" w:lineRule="auto"/>
       </w:pPr>
       <w:r>
         <w:rPr>
@@ -4174,8 +3496,8 @@
     </w:p>
     <w:p>
       <w:pPr>
+        <w:spacing w:before="0" w:after="60" w:line="312" w:lineRule="auto"/>
         <w:jc w:val="justify"/>
-        <w:spacing w:before="0" w:after="60" w:line="312" w:lineRule="auto"/>
       </w:pPr>
       <w:r>
         <w:rPr>
@@ -4200,18 +3522,12 @@
       <m:oMath>
         <m:r>
           <m:rPr>
-            <m:nor/>
+            <m:sty m:val="p"/>
           </m:rPr>
           <w:rPr xmlns:w="http://schemas.openxmlformats.org/wordprocessingml/2006/main">
             <w:rFonts w:ascii="Cambria Math" w:hAnsi="Cambria Math"/>
           </w:rPr>
-          <m:t xml:space="preserve">P</m:t>
-        </m:r>
-        <m:r>
-          <w:rPr xmlns:w="http://schemas.openxmlformats.org/wordprocessingml/2006/main">
-            <w:rFonts w:ascii="Cambria Math" w:hAnsi="Cambria Math"/>
-          </w:rPr>
-          <m:t xml:space="preserve">r</m:t>
+          <m:t xml:space="preserve">Pr</m:t>
         </m:r>
         <m:d>
           <m:dPr>
@@ -4290,270 +3606,12 @@
             </m:r>
             <m:r>
               <m:rPr>
-                <m:nor/>
+                <m:sty m:val="p"/>
               </m:rPr>
               <w:rPr xmlns:w="http://schemas.openxmlformats.org/wordprocessingml/2006/main">
                 <w:rFonts w:ascii="Cambria Math" w:hAnsi="Cambria Math"/>
               </w:rPr>
-              <m:t xml:space="preserve">o</m:t>
-            </m:r>
-            <m:r>
-              <w:rPr xmlns:w="http://schemas.openxmlformats.org/wordprocessingml/2006/main">
-                <w:rFonts w:ascii="Cambria Math" w:hAnsi="Cambria Math"/>
-              </w:rPr>
-              <m:t xml:space="preserve">r</m:t>
-            </m:r>
-            <m:r>
-              <w:rPr xmlns:w="http://schemas.openxmlformats.org/wordprocessingml/2006/main">
-                <w:rFonts w:ascii="Cambria Math" w:hAnsi="Cambria Math"/>
-              </w:rPr>
-              <m:t xml:space="preserve"> </m:t>
-            </m:r>
-            <m:r>
-              <w:rPr xmlns:w="http://schemas.openxmlformats.org/wordprocessingml/2006/main">
-                <w:rFonts w:ascii="Cambria Math" w:hAnsi="Cambria Math"/>
-              </w:rPr>
-              <m:t xml:space="preserve">a</m:t>
-            </m:r>
-            <m:r>
-              <w:rPr xmlns:w="http://schemas.openxmlformats.org/wordprocessingml/2006/main">
-                <w:rFonts w:ascii="Cambria Math" w:hAnsi="Cambria Math"/>
-              </w:rPr>
-              <m:t xml:space="preserve"> </m:t>
-            </m:r>
-            <m:r>
-              <w:rPr xmlns:w="http://schemas.openxmlformats.org/wordprocessingml/2006/main">
-                <w:rFonts w:ascii="Cambria Math" w:hAnsi="Cambria Math"/>
-              </w:rPr>
-              <m:t xml:space="preserve">v</m:t>
-            </m:r>
-            <m:r>
-              <w:rPr xmlns:w="http://schemas.openxmlformats.org/wordprocessingml/2006/main">
-                <w:rFonts w:ascii="Cambria Math" w:hAnsi="Cambria Math"/>
-              </w:rPr>
-              <m:t xml:space="preserve">a</m:t>
-            </m:r>
-            <m:r>
-              <w:rPr xmlns:w="http://schemas.openxmlformats.org/wordprocessingml/2006/main">
-                <w:rFonts w:ascii="Cambria Math" w:hAnsi="Cambria Math"/>
-              </w:rPr>
-              <m:t xml:space="preserve">l</m:t>
-            </m:r>
-            <m:r>
-              <w:rPr xmlns:w="http://schemas.openxmlformats.org/wordprocessingml/2006/main">
-                <w:rFonts w:ascii="Cambria Math" w:hAnsi="Cambria Math"/>
-              </w:rPr>
-              <m:t xml:space="preserve">i</m:t>
-            </m:r>
-            <m:r>
-              <w:rPr xmlns:w="http://schemas.openxmlformats.org/wordprocessingml/2006/main">
-                <w:rFonts w:ascii="Cambria Math" w:hAnsi="Cambria Math"/>
-              </w:rPr>
-              <m:t xml:space="preserve">d</m:t>
-            </m:r>
-            <m:r>
-              <w:rPr xmlns:w="http://schemas.openxmlformats.org/wordprocessingml/2006/main">
-                <w:rFonts w:ascii="Cambria Math" w:hAnsi="Cambria Math"/>
-              </w:rPr>
-              <m:t xml:space="preserve"> </m:t>
-            </m:r>
-            <m:r>
-              <w:rPr xmlns:w="http://schemas.openxmlformats.org/wordprocessingml/2006/main">
-                <w:rFonts w:ascii="Cambria Math" w:hAnsi="Cambria Math"/>
-              </w:rPr>
-              <m:t xml:space="preserve">f</m:t>
-            </m:r>
-            <m:r>
-              <w:rPr xmlns:w="http://schemas.openxmlformats.org/wordprocessingml/2006/main">
-                <w:rFonts w:ascii="Cambria Math" w:hAnsi="Cambria Math"/>
-              </w:rPr>
-              <m:t xml:space="preserve">a</m:t>
-            </m:r>
-            <m:r>
-              <w:rPr xmlns:w="http://schemas.openxmlformats.org/wordprocessingml/2006/main">
-                <w:rFonts w:ascii="Cambria Math" w:hAnsi="Cambria Math"/>
-              </w:rPr>
-              <m:t xml:space="preserve">l</m:t>
-            </m:r>
-            <m:r>
-              <w:rPr xmlns:w="http://schemas.openxmlformats.org/wordprocessingml/2006/main">
-                <w:rFonts w:ascii="Cambria Math" w:hAnsi="Cambria Math"/>
-              </w:rPr>
-              <m:t xml:space="preserve">l</m:t>
-            </m:r>
-            <m:r>
-              <w:rPr xmlns:w="http://schemas.openxmlformats.org/wordprocessingml/2006/main">
-                <w:rFonts w:ascii="Cambria Math" w:hAnsi="Cambria Math"/>
-              </w:rPr>
-              <m:t xml:space="preserve">b</m:t>
-            </m:r>
-            <m:r>
-              <w:rPr xmlns:w="http://schemas.openxmlformats.org/wordprocessingml/2006/main">
-                <w:rFonts w:ascii="Cambria Math" w:hAnsi="Cambria Math"/>
-              </w:rPr>
-              <m:t xml:space="preserve">a</m:t>
-            </m:r>
-            <m:r>
-              <w:rPr xmlns:w="http://schemas.openxmlformats.org/wordprocessingml/2006/main">
-                <w:rFonts w:ascii="Cambria Math" w:hAnsi="Cambria Math"/>
-              </w:rPr>
-              <m:t xml:space="preserve">c</m:t>
-            </m:r>
-            <m:r>
-              <w:rPr xmlns:w="http://schemas.openxmlformats.org/wordprocessingml/2006/main">
-                <w:rFonts w:ascii="Cambria Math" w:hAnsi="Cambria Math"/>
-              </w:rPr>
-              <m:t xml:space="preserve">k</m:t>
-            </m:r>
-            <m:r>
-              <w:rPr xmlns:w="http://schemas.openxmlformats.org/wordprocessingml/2006/main">
-                <w:rFonts w:ascii="Cambria Math" w:hAnsi="Cambria Math"/>
-              </w:rPr>
-              <m:t xml:space="preserve"> </m:t>
-            </m:r>
-            <m:r>
-              <w:rPr xmlns:w="http://schemas.openxmlformats.org/wordprocessingml/2006/main">
-                <w:rFonts w:ascii="Cambria Math" w:hAnsi="Cambria Math"/>
-              </w:rPr>
-              <m:t xml:space="preserve">o</m:t>
-            </m:r>
-            <m:r>
-              <w:rPr xmlns:w="http://schemas.openxmlformats.org/wordprocessingml/2006/main">
-                <w:rFonts w:ascii="Cambria Math" w:hAnsi="Cambria Math"/>
-              </w:rPr>
-              <m:t xml:space="preserve">r</m:t>
-            </m:r>
-            <m:r>
-              <w:rPr xmlns:w="http://schemas.openxmlformats.org/wordprocessingml/2006/main">
-                <w:rFonts w:ascii="Cambria Math" w:hAnsi="Cambria Math"/>
-              </w:rPr>
-              <m:t xml:space="preserve"> </m:t>
-            </m:r>
-            <m:r>
-              <w:rPr xmlns:w="http://schemas.openxmlformats.org/wordprocessingml/2006/main">
-                <w:rFonts w:ascii="Cambria Math" w:hAnsi="Cambria Math"/>
-              </w:rPr>
-              <m:t xml:space="preserve">a</m:t>
-            </m:r>
-            <m:r>
-              <w:rPr xmlns:w="http://schemas.openxmlformats.org/wordprocessingml/2006/main">
-                <w:rFonts w:ascii="Cambria Math" w:hAnsi="Cambria Math"/>
-              </w:rPr>
-              <m:t xml:space="preserve">b</m:t>
-            </m:r>
-            <m:r>
-              <w:rPr xmlns:w="http://schemas.openxmlformats.org/wordprocessingml/2006/main">
-                <w:rFonts w:ascii="Cambria Math" w:hAnsi="Cambria Math"/>
-              </w:rPr>
-              <m:t xml:space="preserve">s</m:t>
-            </m:r>
-            <m:r>
-              <w:rPr xmlns:w="http://schemas.openxmlformats.org/wordprocessingml/2006/main">
-                <w:rFonts w:ascii="Cambria Math" w:hAnsi="Cambria Math"/>
-              </w:rPr>
-              <m:t xml:space="preserve">t</m:t>
-            </m:r>
-            <m:r>
-              <w:rPr xmlns:w="http://schemas.openxmlformats.org/wordprocessingml/2006/main">
-                <w:rFonts w:ascii="Cambria Math" w:hAnsi="Cambria Math"/>
-              </w:rPr>
-              <m:t xml:space="preserve">e</m:t>
-            </m:r>
-            <m:r>
-              <w:rPr xmlns:w="http://schemas.openxmlformats.org/wordprocessingml/2006/main">
-                <w:rFonts w:ascii="Cambria Math" w:hAnsi="Cambria Math"/>
-              </w:rPr>
-              <m:t xml:space="preserve">n</m:t>
-            </m:r>
-            <m:r>
-              <w:rPr xmlns:w="http://schemas.openxmlformats.org/wordprocessingml/2006/main">
-                <w:rFonts w:ascii="Cambria Math" w:hAnsi="Cambria Math"/>
-              </w:rPr>
-              <m:t xml:space="preserve">t</m:t>
-            </m:r>
-            <m:r>
-              <w:rPr xmlns:w="http://schemas.openxmlformats.org/wordprocessingml/2006/main">
-                <w:rFonts w:ascii="Cambria Math" w:hAnsi="Cambria Math"/>
-              </w:rPr>
-              <m:t xml:space="preserve">i</m:t>
-            </m:r>
-            <m:r>
-              <w:rPr xmlns:w="http://schemas.openxmlformats.org/wordprocessingml/2006/main">
-                <w:rFonts w:ascii="Cambria Math" w:hAnsi="Cambria Math"/>
-              </w:rPr>
-              <m:t xml:space="preserve">o</m:t>
-            </m:r>
-            <m:r>
-              <w:rPr xmlns:w="http://schemas.openxmlformats.org/wordprocessingml/2006/main">
-                <w:rFonts w:ascii="Cambria Math" w:hAnsi="Cambria Math"/>
-              </w:rPr>
-              <m:t xml:space="preserve">n</m:t>
-            </m:r>
-            <m:r>
-              <w:rPr xmlns:w="http://schemas.openxmlformats.org/wordprocessingml/2006/main">
-                <w:rFonts w:ascii="Cambria Math" w:hAnsi="Cambria Math"/>
-              </w:rPr>
-              <m:t xml:space="preserve"> </m:t>
-            </m:r>
-            <m:r>
-              <w:rPr xmlns:w="http://schemas.openxmlformats.org/wordprocessingml/2006/main">
-                <w:rFonts w:ascii="Cambria Math" w:hAnsi="Cambria Math"/>
-              </w:rPr>
-              <m:t xml:space="preserve">i</m:t>
-            </m:r>
-            <m:r>
-              <w:rPr xmlns:w="http://schemas.openxmlformats.org/wordprocessingml/2006/main">
-                <w:rFonts w:ascii="Cambria Math" w:hAnsi="Cambria Math"/>
-              </w:rPr>
-              <m:t xml:space="preserve">s</m:t>
-            </m:r>
-            <m:r>
-              <w:rPr xmlns:w="http://schemas.openxmlformats.org/wordprocessingml/2006/main">
-                <w:rFonts w:ascii="Cambria Math" w:hAnsi="Cambria Math"/>
-              </w:rPr>
-              <m:t xml:space="preserve"> </m:t>
-            </m:r>
-            <m:r>
-              <w:rPr xmlns:w="http://schemas.openxmlformats.org/wordprocessingml/2006/main">
-                <w:rFonts w:ascii="Cambria Math" w:hAnsi="Cambria Math"/>
-              </w:rPr>
-              <m:t xml:space="preserve">i</m:t>
-            </m:r>
-            <m:r>
-              <w:rPr xmlns:w="http://schemas.openxmlformats.org/wordprocessingml/2006/main">
-                <w:rFonts w:ascii="Cambria Math" w:hAnsi="Cambria Math"/>
-              </w:rPr>
-              <m:t xml:space="preserve">n</m:t>
-            </m:r>
-            <m:r>
-              <w:rPr xmlns:w="http://schemas.openxmlformats.org/wordprocessingml/2006/main">
-                <w:rFonts w:ascii="Cambria Math" w:hAnsi="Cambria Math"/>
-              </w:rPr>
-              <m:t xml:space="preserve">v</m:t>
-            </m:r>
-            <m:r>
-              <w:rPr xmlns:w="http://schemas.openxmlformats.org/wordprocessingml/2006/main">
-                <w:rFonts w:ascii="Cambria Math" w:hAnsi="Cambria Math"/>
-              </w:rPr>
-              <m:t xml:space="preserve">o</m:t>
-            </m:r>
-            <m:r>
-              <w:rPr xmlns:w="http://schemas.openxmlformats.org/wordprocessingml/2006/main">
-                <w:rFonts w:ascii="Cambria Math" w:hAnsi="Cambria Math"/>
-              </w:rPr>
-              <m:t xml:space="preserve">k</m:t>
-            </m:r>
-            <m:r>
-              <w:rPr xmlns:w="http://schemas.openxmlformats.org/wordprocessingml/2006/main">
-                <w:rFonts w:ascii="Cambria Math" w:hAnsi="Cambria Math"/>
-              </w:rPr>
-              <m:t xml:space="preserve">e</m:t>
-            </m:r>
-            <m:r>
-              <w:rPr xmlns:w="http://schemas.openxmlformats.org/wordprocessingml/2006/main">
-                <w:rFonts w:ascii="Cambria Math" w:hAnsi="Cambria Math"/>
-              </w:rPr>
-              <m:t xml:space="preserve">d</m:t>
+              <m:t xml:space="preserve">or a valid fallback or abstention is invoked</m:t>
             </m:r>
           </m:e>
         </m:d>
@@ -4601,8 +3659,8 @@
     </w:p>
     <w:p>
       <w:pPr>
+        <w:spacing w:before="0" w:after="120" w:line="312" w:lineRule="auto"/>
         <w:jc w:val="justify"/>
-        <w:spacing w:before="0" w:after="120" w:line="312" w:lineRule="auto"/>
       </w:pPr>
       <w:r>
         <w:rPr>
@@ -4615,14 +3673,14 @@
     </w:p>
     <w:p>
       <w:pPr>
+        <w:pStyle w:val="Heading2"/>
         <w:keepNext/>
-        <w:pStyle w:val="Heading2"/>
         <w:spacing w:before="220" w:after="140" w:line="312" w:lineRule="auto"/>
       </w:pPr>
       <w:r>
         <w:rPr>
+          <w:rFonts w:ascii="Times New Roman" w:hAnsi="Times New Roman"/>
           <w:b/>
-          <w:rFonts w:ascii="Times New Roman" w:hAnsi="Times New Roman"/>
           <w:sz w:val="22"/>
           <w:szCs w:val="22"/>
         </w:rPr>
@@ -4631,8 +3689,8 @@
     </w:p>
     <w:p>
       <w:pPr>
+        <w:spacing w:before="0" w:after="60" w:line="312" w:lineRule="auto"/>
         <w:jc w:val="justify"/>
-        <w:spacing w:before="0" w:after="60" w:line="312" w:lineRule="auto"/>
       </w:pPr>
       <w:r>
         <w:rPr>
@@ -4757,8 +3815,8 @@
     </w:p>
     <w:p>
       <w:pPr>
+        <w:spacing w:before="0" w:after="60" w:line="312" w:lineRule="auto"/>
         <w:jc w:val="justify"/>
-        <w:spacing w:before="0" w:after="60" w:line="312" w:lineRule="auto"/>
       </w:pPr>
       <w:r>
         <w:rPr>
@@ -4896,8 +3954,8 @@
     </w:p>
     <w:p>
       <w:pPr>
+        <w:spacing w:before="0" w:after="60" w:line="312" w:lineRule="auto"/>
         <w:jc w:val="justify"/>
-        <w:spacing w:before="0" w:after="60" w:line="312" w:lineRule="auto"/>
       </w:pPr>
       <w:r>
         <w:rPr>
@@ -4944,42 +4002,12 @@
           <m:sub>
             <m:r>
               <m:rPr>
-                <m:nor/>
+                <m:sty m:val="p"/>
               </m:rPr>
               <w:rPr xmlns:w="http://schemas.openxmlformats.org/wordprocessingml/2006/main">
                 <w:rFonts w:ascii="Cambria Math" w:hAnsi="Cambria Math"/>
               </w:rPr>
-              <m:t xml:space="preserve">o</m:t>
-            </m:r>
-            <m:r>
-              <w:rPr xmlns:w="http://schemas.openxmlformats.org/wordprocessingml/2006/main">
-                <w:rFonts w:ascii="Cambria Math" w:hAnsi="Cambria Math"/>
-              </w:rPr>
-              <m:t xml:space="preserve">n</m:t>
-            </m:r>
-            <m:r>
-              <w:rPr xmlns:w="http://schemas.openxmlformats.org/wordprocessingml/2006/main">
-                <w:rFonts w:ascii="Cambria Math" w:hAnsi="Cambria Math"/>
-              </w:rPr>
-              <m:t xml:space="preserve">l</m:t>
-            </m:r>
-            <m:r>
-              <w:rPr xmlns:w="http://schemas.openxmlformats.org/wordprocessingml/2006/main">
-                <w:rFonts w:ascii="Cambria Math" w:hAnsi="Cambria Math"/>
-              </w:rPr>
-              <m:t xml:space="preserve">i</m:t>
-            </m:r>
-            <m:r>
-              <w:rPr xmlns:w="http://schemas.openxmlformats.org/wordprocessingml/2006/main">
-                <w:rFonts w:ascii="Cambria Math" w:hAnsi="Cambria Math"/>
-              </w:rPr>
-              <m:t xml:space="preserve">n</m:t>
-            </m:r>
-            <m:r>
-              <w:rPr xmlns:w="http://schemas.openxmlformats.org/wordprocessingml/2006/main">
-                <w:rFonts w:ascii="Cambria Math" w:hAnsi="Cambria Math"/>
-              </w:rPr>
-              <m:t xml:space="preserve">e</m:t>
+              <m:t xml:space="preserve">online</m:t>
             </m:r>
           </m:sub>
         </m:sSub>
@@ -4991,18 +4019,12 @@
         </m:r>
         <m:r>
           <m:rPr>
-            <m:nor/>
+            <m:sty m:val="p"/>
           </m:rPr>
           <w:rPr xmlns:w="http://schemas.openxmlformats.org/wordprocessingml/2006/main">
             <w:rFonts w:ascii="Cambria Math" w:hAnsi="Cambria Math"/>
           </w:rPr>
-          <m:t xml:space="preserve">P</m:t>
-        </m:r>
-        <m:r>
-          <w:rPr xmlns:w="http://schemas.openxmlformats.org/wordprocessingml/2006/main">
-            <w:rFonts w:ascii="Cambria Math" w:hAnsi="Cambria Math"/>
-          </w:rPr>
-          <m:t xml:space="preserve">r</m:t>
+          <m:t xml:space="preserve">Pr</m:t>
         </m:r>
         <m:r>
           <w:rPr xmlns:w="http://schemas.openxmlformats.org/wordprocessingml/2006/main">
@@ -5078,8 +4100,8 @@
     </w:p>
     <w:p>
       <w:pPr>
+        <w:spacing w:before="0" w:after="60" w:line="312" w:lineRule="auto"/>
         <w:jc w:val="justify"/>
-        <w:spacing w:before="0" w:after="60" w:line="312" w:lineRule="auto"/>
       </w:pPr>
       <w:r>
         <w:rPr>
@@ -5139,36 +4161,12 @@
               <m:sub>
                 <m:r>
                   <m:rPr>
-                    <m:nor/>
+                    <m:sty m:val="p"/>
                   </m:rPr>
                   <w:rPr xmlns:w="http://schemas.openxmlformats.org/wordprocessingml/2006/main">
                     <w:rFonts w:ascii="Cambria Math" w:hAnsi="Cambria Math"/>
                   </w:rPr>
-                  <m:t xml:space="preserve">b</m:t>
-                </m:r>
-                <m:r>
-                  <w:rPr xmlns:w="http://schemas.openxmlformats.org/wordprocessingml/2006/main">
-                    <w:rFonts w:ascii="Cambria Math" w:hAnsi="Cambria Math"/>
-                  </w:rPr>
-                  <m:t xml:space="preserve">u</m:t>
-                </m:r>
-                <m:r>
-                  <w:rPr xmlns:w="http://schemas.openxmlformats.org/wordprocessingml/2006/main">
-                    <w:rFonts w:ascii="Cambria Math" w:hAnsi="Cambria Math"/>
-                  </w:rPr>
-                  <m:t xml:space="preserve">i</m:t>
-                </m:r>
-                <m:r>
-                  <w:rPr xmlns:w="http://schemas.openxmlformats.org/wordprocessingml/2006/main">
-                    <w:rFonts w:ascii="Cambria Math" w:hAnsi="Cambria Math"/>
-                  </w:rPr>
-                  <m:t xml:space="preserve">l</m:t>
-                </m:r>
-                <m:r>
-                  <w:rPr xmlns:w="http://schemas.openxmlformats.org/wordprocessingml/2006/main">
-                    <w:rFonts w:ascii="Cambria Math" w:hAnsi="Cambria Math"/>
-                  </w:rPr>
-                  <m:t xml:space="preserve">d</m:t>
+                  <m:t xml:space="preserve">build</m:t>
                 </m:r>
               </m:sub>
             </m:sSub>
@@ -5190,54 +4188,12 @@
               <m:sub>
                 <m:r>
                   <m:rPr>
-                    <m:nor/>
+                    <m:sty m:val="p"/>
                   </m:rPr>
                   <w:rPr xmlns:w="http://schemas.openxmlformats.org/wordprocessingml/2006/main">
                     <w:rFonts w:ascii="Cambria Math" w:hAnsi="Cambria Math"/>
                   </w:rPr>
-                  <m:t xml:space="preserve">o</m:t>
-                </m:r>
-                <m:r>
-                  <w:rPr xmlns:w="http://schemas.openxmlformats.org/wordprocessingml/2006/main">
-                    <w:rFonts w:ascii="Cambria Math" w:hAnsi="Cambria Math"/>
-                  </w:rPr>
-                  <m:t xml:space="preserve">p</m:t>
-                </m:r>
-                <m:r>
-                  <w:rPr xmlns:w="http://schemas.openxmlformats.org/wordprocessingml/2006/main">
-                    <w:rFonts w:ascii="Cambria Math" w:hAnsi="Cambria Math"/>
-                  </w:rPr>
-                  <m:t xml:space="preserve">e</m:t>
-                </m:r>
-                <m:r>
-                  <w:rPr xmlns:w="http://schemas.openxmlformats.org/wordprocessingml/2006/main">
-                    <w:rFonts w:ascii="Cambria Math" w:hAnsi="Cambria Math"/>
-                  </w:rPr>
-                  <m:t xml:space="preserve">r</m:t>
-                </m:r>
-                <m:r>
-                  <w:rPr xmlns:w="http://schemas.openxmlformats.org/wordprocessingml/2006/main">
-                    <w:rFonts w:ascii="Cambria Math" w:hAnsi="Cambria Math"/>
-                  </w:rPr>
-                  <m:t xml:space="preserve">a</m:t>
-                </m:r>
-                <m:r>
-                  <w:rPr xmlns:w="http://schemas.openxmlformats.org/wordprocessingml/2006/main">
-                    <w:rFonts w:ascii="Cambria Math" w:hAnsi="Cambria Math"/>
-                  </w:rPr>
-                  <m:t xml:space="preserve">t</m:t>
-                </m:r>
-                <m:r>
-                  <w:rPr xmlns:w="http://schemas.openxmlformats.org/wordprocessingml/2006/main">
-                    <w:rFonts w:ascii="Cambria Math" w:hAnsi="Cambria Math"/>
-                  </w:rPr>
-                  <m:t xml:space="preserve">o</m:t>
-                </m:r>
-                <m:r>
-                  <w:rPr xmlns:w="http://schemas.openxmlformats.org/wordprocessingml/2006/main">
-                    <w:rFonts w:ascii="Cambria Math" w:hAnsi="Cambria Math"/>
-                  </w:rPr>
-                  <m:t xml:space="preserve">r</m:t>
+                  <m:t xml:space="preserve">operator</m:t>
                 </m:r>
               </m:sub>
             </m:sSub>
@@ -5259,36 +4215,12 @@
               <m:sub>
                 <m:r>
                   <m:rPr>
-                    <m:nor/>
+                    <m:sty m:val="p"/>
                   </m:rPr>
                   <w:rPr xmlns:w="http://schemas.openxmlformats.org/wordprocessingml/2006/main">
                     <w:rFonts w:ascii="Cambria Math" w:hAnsi="Cambria Math"/>
                   </w:rPr>
-                  <m:t xml:space="preserve">t</m:t>
-                </m:r>
-                <m:r>
-                  <w:rPr xmlns:w="http://schemas.openxmlformats.org/wordprocessingml/2006/main">
-                    <w:rFonts w:ascii="Cambria Math" w:hAnsi="Cambria Math"/>
-                  </w:rPr>
-                  <m:t xml:space="preserve">r</m:t>
-                </m:r>
-                <m:r>
-                  <w:rPr xmlns:w="http://schemas.openxmlformats.org/wordprocessingml/2006/main">
-                    <w:rFonts w:ascii="Cambria Math" w:hAnsi="Cambria Math"/>
-                  </w:rPr>
-                  <m:t xml:space="preserve">u</m:t>
-                </m:r>
-                <m:r>
-                  <w:rPr xmlns:w="http://schemas.openxmlformats.org/wordprocessingml/2006/main">
-                    <w:rFonts w:ascii="Cambria Math" w:hAnsi="Cambria Math"/>
-                  </w:rPr>
-                  <m:t xml:space="preserve">t</m:t>
-                </m:r>
-                <m:r>
-                  <w:rPr xmlns:w="http://schemas.openxmlformats.org/wordprocessingml/2006/main">
-                    <w:rFonts w:ascii="Cambria Math" w:hAnsi="Cambria Math"/>
-                  </w:rPr>
-                  <m:t xml:space="preserve">h</m:t>
+                  <m:t xml:space="preserve">truth</m:t>
                 </m:r>
               </m:sub>
             </m:sSub>
@@ -5310,30 +4242,12 @@
               <m:sub>
                 <m:r>
                   <m:rPr>
-                    <m:nor/>
+                    <m:sty m:val="p"/>
                   </m:rPr>
                   <w:rPr xmlns:w="http://schemas.openxmlformats.org/wordprocessingml/2006/main">
                     <w:rFonts w:ascii="Cambria Math" w:hAnsi="Cambria Math"/>
                   </w:rPr>
-                  <m:t xml:space="preserve">c</m:t>
-                </m:r>
-                <m:r>
-                  <w:rPr xmlns:w="http://schemas.openxmlformats.org/wordprocessingml/2006/main">
-                    <w:rFonts w:ascii="Cambria Math" w:hAnsi="Cambria Math"/>
-                  </w:rPr>
-                  <m:t xml:space="preserve">e</m:t>
-                </m:r>
-                <m:r>
-                  <w:rPr xmlns:w="http://schemas.openxmlformats.org/wordprocessingml/2006/main">
-                    <w:rFonts w:ascii="Cambria Math" w:hAnsi="Cambria Math"/>
-                  </w:rPr>
-                  <m:t xml:space="preserve">r</m:t>
-                </m:r>
-                <m:r>
-                  <w:rPr xmlns:w="http://schemas.openxmlformats.org/wordprocessingml/2006/main">
-                    <w:rFonts w:ascii="Cambria Math" w:hAnsi="Cambria Math"/>
-                  </w:rPr>
-                  <m:t xml:space="preserve">t</m:t>
+                  <m:t xml:space="preserve">cert</m:t>
                 </m:r>
               </m:sub>
             </m:sSub>
@@ -5361,8 +4275,8 @@
     </w:p>
     <w:p>
       <w:pPr>
+        <w:spacing w:before="0" w:after="120" w:line="312" w:lineRule="auto"/>
         <w:jc w:val="justify"/>
-        <w:spacing w:before="0" w:after="120" w:line="312" w:lineRule="auto"/>
       </w:pPr>
       <w:r>
         <w:rPr>
@@ -5402,24 +4316,24 @@
             <w:tcBorders>
               <w:bottom w:val="single" w:sz="6" w:color="808080"/>
             </w:tcBorders>
-            <w:tcMar>
-              <w:top w:w="60" w:type="dithered"/>
-              <w:left w:w="100" w:type="dithered"/>
-              <w:bottom w:w="60" w:type="dithered"/>
-              <w:right w:w="100" w:type="dithered"/>
-            </w:tcMar>
             <w:shd w:val="clear" w:color="auto" w:fill="E8E8E8"/>
-            <w:vAlign w:val="center"/>
-          </w:tcPr>
-          <w:p>
-            <w:pPr>
+            <w:tcMar>
+              <w:top w:w="60" w:type="dithered"/>
+              <w:left w:w="100" w:type="dithered"/>
+              <w:bottom w:w="60" w:type="dithered"/>
+              <w:right w:w="100" w:type="dithered"/>
+            </w:tcMar>
+            <w:vAlign w:val="center"/>
+          </w:tcPr>
+          <w:p>
+            <w:pPr>
+              <w:spacing w:before="0" w:after="40" w:line="312" w:lineRule="auto"/>
               <w:jc w:val="left"/>
-              <w:spacing w:before="0" w:after="40" w:line="312" w:lineRule="auto"/>
-            </w:pPr>
-            <w:r>
-              <w:rPr>
+            </w:pPr>
+            <w:r>
+              <w:rPr>
+                <w:rFonts w:ascii="Times New Roman" w:hAnsi="Times New Roman"/>
                 <w:b/>
-                <w:rFonts w:ascii="Times New Roman" w:hAnsi="Times New Roman"/>
                 <w:sz w:val="18"/>
                 <w:szCs w:val="18"/>
               </w:rPr>
@@ -5433,24 +4347,24 @@
             <w:tcBorders>
               <w:bottom w:val="single" w:sz="6" w:color="808080"/>
             </w:tcBorders>
-            <w:tcMar>
-              <w:top w:w="60" w:type="dithered"/>
-              <w:left w:w="100" w:type="dithered"/>
-              <w:bottom w:w="60" w:type="dithered"/>
-              <w:right w:w="100" w:type="dithered"/>
-            </w:tcMar>
             <w:shd w:val="clear" w:color="auto" w:fill="E8E8E8"/>
-            <w:vAlign w:val="center"/>
-          </w:tcPr>
-          <w:p>
-            <w:pPr>
+            <w:tcMar>
+              <w:top w:w="60" w:type="dithered"/>
+              <w:left w:w="100" w:type="dithered"/>
+              <w:bottom w:w="60" w:type="dithered"/>
+              <w:right w:w="100" w:type="dithered"/>
+            </w:tcMar>
+            <w:vAlign w:val="center"/>
+          </w:tcPr>
+          <w:p>
+            <w:pPr>
+              <w:spacing w:before="0" w:after="40" w:line="312" w:lineRule="auto"/>
               <w:jc w:val="left"/>
-              <w:spacing w:before="0" w:after="40" w:line="312" w:lineRule="auto"/>
-            </w:pPr>
-            <w:r>
-              <w:rPr>
+            </w:pPr>
+            <w:r>
+              <w:rPr>
+                <w:rFonts w:ascii="Times New Roman" w:hAnsi="Times New Roman"/>
                 <w:b/>
-                <w:rFonts w:ascii="Times New Roman" w:hAnsi="Times New Roman"/>
                 <w:sz w:val="18"/>
                 <w:szCs w:val="18"/>
               </w:rPr>
@@ -5464,24 +4378,24 @@
             <w:tcBorders>
               <w:bottom w:val="single" w:sz="6" w:color="808080"/>
             </w:tcBorders>
-            <w:tcMar>
-              <w:top w:w="60" w:type="dithered"/>
-              <w:left w:w="100" w:type="dithered"/>
-              <w:bottom w:w="60" w:type="dithered"/>
-              <w:right w:w="100" w:type="dithered"/>
-            </w:tcMar>
             <w:shd w:val="clear" w:color="auto" w:fill="E8E8E8"/>
-            <w:vAlign w:val="center"/>
-          </w:tcPr>
-          <w:p>
-            <w:pPr>
+            <w:tcMar>
+              <w:top w:w="60" w:type="dithered"/>
+              <w:left w:w="100" w:type="dithered"/>
+              <w:bottom w:w="60" w:type="dithered"/>
+              <w:right w:w="100" w:type="dithered"/>
+            </w:tcMar>
+            <w:vAlign w:val="center"/>
+          </w:tcPr>
+          <w:p>
+            <w:pPr>
+              <w:spacing w:before="0" w:after="40" w:line="312" w:lineRule="auto"/>
               <w:jc w:val="left"/>
-              <w:spacing w:before="0" w:after="40" w:line="312" w:lineRule="auto"/>
-            </w:pPr>
-            <w:r>
-              <w:rPr>
+            </w:pPr>
+            <w:r>
+              <w:rPr>
+                <w:rFonts w:ascii="Times New Roman" w:hAnsi="Times New Roman"/>
                 <w:b/>
-                <w:rFonts w:ascii="Times New Roman" w:hAnsi="Times New Roman"/>
                 <w:sz w:val="18"/>
                 <w:szCs w:val="18"/>
               </w:rPr>
@@ -5495,24 +4409,24 @@
             <w:tcBorders>
               <w:bottom w:val="single" w:sz="6" w:color="808080"/>
             </w:tcBorders>
-            <w:tcMar>
-              <w:top w:w="60" w:type="dithered"/>
-              <w:left w:w="100" w:type="dithered"/>
-              <w:bottom w:w="60" w:type="dithered"/>
-              <w:right w:w="100" w:type="dithered"/>
-            </w:tcMar>
             <w:shd w:val="clear" w:color="auto" w:fill="E8E8E8"/>
-            <w:vAlign w:val="center"/>
-          </w:tcPr>
-          <w:p>
-            <w:pPr>
+            <w:tcMar>
+              <w:top w:w="60" w:type="dithered"/>
+              <w:left w:w="100" w:type="dithered"/>
+              <w:bottom w:w="60" w:type="dithered"/>
+              <w:right w:w="100" w:type="dithered"/>
+            </w:tcMar>
+            <w:vAlign w:val="center"/>
+          </w:tcPr>
+          <w:p>
+            <w:pPr>
+              <w:spacing w:before="0" w:after="40" w:line="312" w:lineRule="auto"/>
               <w:jc w:val="left"/>
-              <w:spacing w:before="0" w:after="40" w:line="312" w:lineRule="auto"/>
-            </w:pPr>
-            <w:r>
-              <w:rPr>
+            </w:pPr>
+            <w:r>
+              <w:rPr>
+                <w:rFonts w:ascii="Times New Roman" w:hAnsi="Times New Roman"/>
                 <w:b/>
-                <w:rFonts w:ascii="Times New Roman" w:hAnsi="Times New Roman"/>
                 <w:sz w:val="18"/>
                 <w:szCs w:val="18"/>
               </w:rPr>
@@ -5538,8 +4452,8 @@
           </w:tcPr>
           <w:p>
             <w:pPr>
+              <w:spacing w:before="0" w:after="40" w:line="312" w:lineRule="auto"/>
               <w:jc w:val="left"/>
-              <w:spacing w:before="0" w:after="40" w:line="312" w:lineRule="auto"/>
             </w:pPr>
             <w:r>
               <w:rPr>
@@ -5564,8 +4478,8 @@
           </w:tcPr>
           <w:p>
             <w:pPr>
+              <w:spacing w:before="0" w:after="40" w:line="312" w:lineRule="auto"/>
               <w:jc w:val="left"/>
-              <w:spacing w:before="0" w:after="40" w:line="312" w:lineRule="auto"/>
             </w:pPr>
             <w:r>
               <w:rPr>
@@ -5590,8 +4504,8 @@
           </w:tcPr>
           <w:p>
             <w:pPr>
+              <w:spacing w:before="0" w:after="40" w:line="312" w:lineRule="auto"/>
               <w:jc w:val="left"/>
-              <w:spacing w:before="0" w:after="40" w:line="312" w:lineRule="auto"/>
             </w:pPr>
             <w:r>
               <w:rPr>
@@ -5616,8 +4530,8 @@
           </w:tcPr>
           <w:p>
             <w:pPr>
+              <w:spacing w:before="0" w:after="40" w:line="312" w:lineRule="auto"/>
               <w:jc w:val="left"/>
-              <w:spacing w:before="0" w:after="40" w:line="312" w:lineRule="auto"/>
             </w:pPr>
             <w:r>
               <w:rPr>
@@ -5647,8 +4561,8 @@
           </w:tcPr>
           <w:p>
             <w:pPr>
+              <w:spacing w:before="0" w:after="40" w:line="312" w:lineRule="auto"/>
               <w:jc w:val="left"/>
-              <w:spacing w:before="0" w:after="40" w:line="312" w:lineRule="auto"/>
             </w:pPr>
             <w:r>
               <w:rPr>
@@ -5673,8 +4587,8 @@
           </w:tcPr>
           <w:p>
             <w:pPr>
+              <w:spacing w:before="0" w:after="40" w:line="312" w:lineRule="auto"/>
               <w:jc w:val="left"/>
-              <w:spacing w:before="0" w:after="40" w:line="312" w:lineRule="auto"/>
             </w:pPr>
             <w:r>
               <w:rPr>
@@ -5699,8 +4613,8 @@
           </w:tcPr>
           <w:p>
             <w:pPr>
+              <w:spacing w:before="0" w:after="40" w:line="312" w:lineRule="auto"/>
               <w:jc w:val="left"/>
-              <w:spacing w:before="0" w:after="40" w:line="312" w:lineRule="auto"/>
             </w:pPr>
             <w:r>
               <w:rPr>
@@ -5725,8 +4639,8 @@
           </w:tcPr>
           <w:p>
             <w:pPr>
+              <w:spacing w:before="0" w:after="40" w:line="312" w:lineRule="auto"/>
               <w:jc w:val="left"/>
-              <w:spacing w:before="0" w:after="40" w:line="312" w:lineRule="auto"/>
             </w:pPr>
             <w:r>
               <w:rPr>
@@ -5756,8 +4670,8 @@
           </w:tcPr>
           <w:p>
             <w:pPr>
+              <w:spacing w:before="0" w:after="40" w:line="312" w:lineRule="auto"/>
               <w:jc w:val="left"/>
-              <w:spacing w:before="0" w:after="40" w:line="312" w:lineRule="auto"/>
             </w:pPr>
             <w:r>
               <w:rPr>
@@ -5782,8 +4696,8 @@
           </w:tcPr>
           <w:p>
             <w:pPr>
+              <w:spacing w:before="0" w:after="40" w:line="312" w:lineRule="auto"/>
               <w:jc w:val="left"/>
-              <w:spacing w:before="0" w:after="40" w:line="312" w:lineRule="auto"/>
             </w:pPr>
             <w:r>
               <w:rPr>
@@ -5808,8 +4722,8 @@
           </w:tcPr>
           <w:p>
             <w:pPr>
+              <w:spacing w:before="0" w:after="40" w:line="312" w:lineRule="auto"/>
               <w:jc w:val="left"/>
-              <w:spacing w:before="0" w:after="40" w:line="312" w:lineRule="auto"/>
             </w:pPr>
             <w:r>
               <w:rPr>
@@ -5834,8 +4748,8 @@
           </w:tcPr>
           <w:p>
             <w:pPr>
+              <w:spacing w:before="0" w:after="40" w:line="312" w:lineRule="auto"/>
               <w:jc w:val="left"/>
-              <w:spacing w:before="0" w:after="40" w:line="312" w:lineRule="auto"/>
             </w:pPr>
             <w:r>
               <w:rPr>
@@ -5865,8 +4779,8 @@
           </w:tcPr>
           <w:p>
             <w:pPr>
+              <w:spacing w:before="0" w:after="40" w:line="312" w:lineRule="auto"/>
               <w:jc w:val="left"/>
-              <w:spacing w:before="0" w:after="40" w:line="312" w:lineRule="auto"/>
             </w:pPr>
             <w:r>
               <w:rPr>
@@ -5891,8 +4805,8 @@
           </w:tcPr>
           <w:p>
             <w:pPr>
+              <w:spacing w:before="0" w:after="40" w:line="312" w:lineRule="auto"/>
               <w:jc w:val="left"/>
-              <w:spacing w:before="0" w:after="40" w:line="312" w:lineRule="auto"/>
             </w:pPr>
             <w:r>
               <w:rPr>
@@ -5917,8 +4831,8 @@
           </w:tcPr>
           <w:p>
             <w:pPr>
+              <w:spacing w:before="0" w:after="40" w:line="312" w:lineRule="auto"/>
               <w:jc w:val="left"/>
-              <w:spacing w:before="0" w:after="40" w:line="312" w:lineRule="auto"/>
             </w:pPr>
             <w:r>
               <w:rPr>
@@ -5943,8 +4857,8 @@
           </w:tcPr>
           <w:p>
             <w:pPr>
+              <w:spacing w:before="0" w:after="40" w:line="312" w:lineRule="auto"/>
               <w:jc w:val="left"/>
-              <w:spacing w:before="0" w:after="40" w:line="312" w:lineRule="auto"/>
             </w:pPr>
             <w:r>
               <w:rPr>
@@ -5974,14 +4888,14 @@
     </w:p>
     <w:p>
       <w:pPr>
+        <w:pStyle w:val="Heading1"/>
         <w:keepNext/>
-        <w:pStyle w:val="Heading1"/>
         <w:spacing w:before="280" w:after="140" w:line="312" w:lineRule="auto"/>
       </w:pPr>
       <w:r>
         <w:rPr>
+          <w:rFonts w:ascii="Times New Roman" w:hAnsi="Times New Roman"/>
           <w:b/>
-          <w:rFonts w:ascii="Times New Roman" w:hAnsi="Times New Roman"/>
           <w:sz w:val="24"/>
           <w:szCs w:val="24"/>
         </w:rPr>
@@ -5990,8 +4904,8 @@
     </w:p>
     <w:p>
       <w:pPr>
+        <w:spacing w:before="0" w:after="120" w:line="312" w:lineRule="auto"/>
         <w:jc w:val="justify"/>
-        <w:spacing w:before="0" w:after="120" w:line="312" w:lineRule="auto"/>
       </w:pPr>
       <w:r>
         <w:rPr>
@@ -6004,8 +4918,8 @@
     </w:p>
     <w:p>
       <w:pPr>
+        <w:spacing w:before="0" w:after="120" w:line="312" w:lineRule="auto"/>
         <w:jc w:val="justify"/>
-        <w:spacing w:before="0" w:after="120" w:line="312" w:lineRule="auto"/>
       </w:pPr>
       <w:r>
         <w:rPr>
@@ -6018,9 +4932,9 @@
     </w:p>
     <w:p>
       <w:pPr>
+        <w:keepNext/>
+        <w:spacing w:before="120" w:after="60" w:line="240" w:lineRule="auto"/>
         <w:jc w:val="center"/>
-        <w:spacing w:before="120" w:after="60" w:line="240" w:lineRule="auto"/>
-        <w:keepNext/>
       </w:pPr>
       <w:r>
         <w:rPr>
@@ -6083,8 +4997,8 @@
     </w:p>
     <w:p>
       <w:pPr>
+        <w:spacing w:before="0" w:after="120" w:line="312" w:lineRule="auto"/>
         <w:jc w:val="justify"/>
-        <w:spacing w:before="0" w:after="120" w:line="312" w:lineRule="auto"/>
       </w:pPr>
       <w:r>
         <w:rPr>
@@ -6097,14 +5011,14 @@
     </w:p>
     <w:p>
       <w:pPr>
+        <w:pStyle w:val="Heading1"/>
         <w:keepNext/>
-        <w:pStyle w:val="Heading1"/>
         <w:spacing w:before="280" w:after="140" w:line="312" w:lineRule="auto"/>
       </w:pPr>
       <w:r>
         <w:rPr>
+          <w:rFonts w:ascii="Times New Roman" w:hAnsi="Times New Roman"/>
           <w:b/>
-          <w:rFonts w:ascii="Times New Roman" w:hAnsi="Times New Roman"/>
           <w:sz w:val="24"/>
           <w:szCs w:val="24"/>
         </w:rPr>
@@ -6113,8 +5027,8 @@
     </w:p>
     <w:p>
       <w:pPr>
+        <w:spacing w:before="0" w:after="120" w:line="312" w:lineRule="auto"/>
         <w:jc w:val="justify"/>
-        <w:spacing w:before="0" w:after="120" w:line="312" w:lineRule="auto"/>
       </w:pPr>
       <w:r>
         <w:rPr>
@@ -6127,8 +5041,8 @@
     </w:p>
     <w:p>
       <w:pPr>
+        <w:spacing w:before="0" w:after="120" w:line="312" w:lineRule="auto"/>
         <w:jc w:val="justify"/>
-        <w:spacing w:before="0" w:after="120" w:line="312" w:lineRule="auto"/>
       </w:pPr>
       <w:r>
         <w:rPr>
@@ -6141,8 +5055,8 @@
     </w:p>
     <w:p>
       <w:pPr>
+        <w:spacing w:before="0" w:after="120" w:line="312" w:lineRule="auto"/>
         <w:jc w:val="justify"/>
-        <w:spacing w:before="0" w:after="120" w:line="312" w:lineRule="auto"/>
       </w:pPr>
       <w:r>
         <w:rPr>
@@ -6155,8 +5069,8 @@
     </w:p>
     <w:p>
       <w:pPr>
+        <w:spacing w:before="0" w:after="120" w:line="312" w:lineRule="auto"/>
         <w:jc w:val="justify"/>
-        <w:spacing w:before="0" w:after="120" w:line="312" w:lineRule="auto"/>
       </w:pPr>
       <w:r>
         <w:rPr>
@@ -6169,14 +5083,14 @@
     </w:p>
     <w:p>
       <w:pPr>
+        <w:pStyle w:val="Heading1"/>
         <w:keepNext/>
-        <w:pStyle w:val="Heading1"/>
         <w:spacing w:before="280" w:after="140" w:line="312" w:lineRule="auto"/>
       </w:pPr>
       <w:r>
         <w:rPr>
+          <w:rFonts w:ascii="Times New Roman" w:hAnsi="Times New Roman"/>
           <w:b/>
-          <w:rFonts w:ascii="Times New Roman" w:hAnsi="Times New Roman"/>
           <w:sz w:val="24"/>
           <w:szCs w:val="24"/>
         </w:rPr>
@@ -6185,14 +5099,14 @@
     </w:p>
     <w:p>
       <w:pPr>
+        <w:pStyle w:val="Heading2"/>
         <w:keepNext/>
-        <w:pStyle w:val="Heading2"/>
         <w:spacing w:before="220" w:after="140" w:line="312" w:lineRule="auto"/>
       </w:pPr>
       <w:r>
         <w:rPr>
+          <w:rFonts w:ascii="Times New Roman" w:hAnsi="Times New Roman"/>
           <w:b/>
-          <w:rFonts w:ascii="Times New Roman" w:hAnsi="Times New Roman"/>
           <w:sz w:val="22"/>
           <w:szCs w:val="22"/>
         </w:rPr>
@@ -6201,8 +5115,8 @@
     </w:p>
     <w:p>
       <w:pPr>
+        <w:spacing w:before="0" w:after="120" w:line="312" w:lineRule="auto"/>
         <w:jc w:val="justify"/>
-        <w:spacing w:before="0" w:after="120" w:line="312" w:lineRule="auto"/>
       </w:pPr>
       <w:r>
         <w:rPr>
@@ -6242,24 +5156,24 @@
             <w:tcBorders>
               <w:bottom w:val="single" w:sz="6" w:color="808080"/>
             </w:tcBorders>
-            <w:tcMar>
-              <w:top w:w="60" w:type="dithered"/>
-              <w:left w:w="100" w:type="dithered"/>
-              <w:bottom w:w="60" w:type="dithered"/>
-              <w:right w:w="100" w:type="dithered"/>
-            </w:tcMar>
             <w:shd w:val="clear" w:color="auto" w:fill="E8E8E8"/>
-            <w:vAlign w:val="center"/>
-          </w:tcPr>
-          <w:p>
-            <w:pPr>
+            <w:tcMar>
+              <w:top w:w="60" w:type="dithered"/>
+              <w:left w:w="100" w:type="dithered"/>
+              <w:bottom w:w="60" w:type="dithered"/>
+              <w:right w:w="100" w:type="dithered"/>
+            </w:tcMar>
+            <w:vAlign w:val="center"/>
+          </w:tcPr>
+          <w:p>
+            <w:pPr>
+              <w:spacing w:before="0" w:after="40" w:line="312" w:lineRule="auto"/>
               <w:jc w:val="left"/>
-              <w:spacing w:before="0" w:after="40" w:line="312" w:lineRule="auto"/>
-            </w:pPr>
-            <w:r>
-              <w:rPr>
+            </w:pPr>
+            <w:r>
+              <w:rPr>
+                <w:rFonts w:ascii="Times New Roman" w:hAnsi="Times New Roman"/>
                 <w:b/>
-                <w:rFonts w:ascii="Times New Roman" w:hAnsi="Times New Roman"/>
                 <w:sz w:val="18"/>
                 <w:szCs w:val="18"/>
               </w:rPr>
@@ -6273,24 +5187,24 @@
             <w:tcBorders>
               <w:bottom w:val="single" w:sz="6" w:color="808080"/>
             </w:tcBorders>
-            <w:tcMar>
-              <w:top w:w="60" w:type="dithered"/>
-              <w:left w:w="100" w:type="dithered"/>
-              <w:bottom w:w="60" w:type="dithered"/>
-              <w:right w:w="100" w:type="dithered"/>
-            </w:tcMar>
             <w:shd w:val="clear" w:color="auto" w:fill="E8E8E8"/>
-            <w:vAlign w:val="center"/>
-          </w:tcPr>
-          <w:p>
-            <w:pPr>
-              <w:jc w:val="center"/>
-              <w:spacing w:before="0" w:after="40" w:line="312" w:lineRule="auto"/>
-            </w:pPr>
-            <w:r>
-              <w:rPr>
+            <w:tcMar>
+              <w:top w:w="60" w:type="dithered"/>
+              <w:left w:w="100" w:type="dithered"/>
+              <w:bottom w:w="60" w:type="dithered"/>
+              <w:right w:w="100" w:type="dithered"/>
+            </w:tcMar>
+            <w:vAlign w:val="center"/>
+          </w:tcPr>
+          <w:p>
+            <w:pPr>
+              <w:spacing w:before="0" w:after="40" w:line="312" w:lineRule="auto"/>
+              <w:jc w:val="center"/>
+            </w:pPr>
+            <w:r>
+              <w:rPr>
+                <w:rFonts w:ascii="Times New Roman" w:hAnsi="Times New Roman"/>
                 <w:b/>
-                <w:rFonts w:ascii="Times New Roman" w:hAnsi="Times New Roman"/>
                 <w:sz w:val="18"/>
                 <w:szCs w:val="18"/>
               </w:rPr>
@@ -6304,24 +5218,24 @@
             <w:tcBorders>
               <w:bottom w:val="single" w:sz="6" w:color="808080"/>
             </w:tcBorders>
-            <w:tcMar>
-              <w:top w:w="60" w:type="dithered"/>
-              <w:left w:w="100" w:type="dithered"/>
-              <w:bottom w:w="60" w:type="dithered"/>
-              <w:right w:w="100" w:type="dithered"/>
-            </w:tcMar>
             <w:shd w:val="clear" w:color="auto" w:fill="E8E8E8"/>
-            <w:vAlign w:val="center"/>
-          </w:tcPr>
-          <w:p>
-            <w:pPr>
-              <w:jc w:val="center"/>
-              <w:spacing w:before="0" w:after="40" w:line="312" w:lineRule="auto"/>
-            </w:pPr>
-            <w:r>
-              <w:rPr>
+            <w:tcMar>
+              <w:top w:w="60" w:type="dithered"/>
+              <w:left w:w="100" w:type="dithered"/>
+              <w:bottom w:w="60" w:type="dithered"/>
+              <w:right w:w="100" w:type="dithered"/>
+            </w:tcMar>
+            <w:vAlign w:val="center"/>
+          </w:tcPr>
+          <w:p>
+            <w:pPr>
+              <w:spacing w:before="0" w:after="40" w:line="312" w:lineRule="auto"/>
+              <w:jc w:val="center"/>
+            </w:pPr>
+            <w:r>
+              <w:rPr>
+                <w:rFonts w:ascii="Times New Roman" w:hAnsi="Times New Roman"/>
                 <w:b/>
-                <w:rFonts w:ascii="Times New Roman" w:hAnsi="Times New Roman"/>
                 <w:sz w:val="18"/>
                 <w:szCs w:val="18"/>
               </w:rPr>
@@ -6335,24 +5249,24 @@
             <w:tcBorders>
               <w:bottom w:val="single" w:sz="6" w:color="808080"/>
             </w:tcBorders>
-            <w:tcMar>
-              <w:top w:w="60" w:type="dithered"/>
-              <w:left w:w="100" w:type="dithered"/>
-              <w:bottom w:w="60" w:type="dithered"/>
-              <w:right w:w="100" w:type="dithered"/>
-            </w:tcMar>
             <w:shd w:val="clear" w:color="auto" w:fill="E8E8E8"/>
-            <w:vAlign w:val="center"/>
-          </w:tcPr>
-          <w:p>
-            <w:pPr>
-              <w:jc w:val="center"/>
-              <w:spacing w:before="0" w:after="40" w:line="312" w:lineRule="auto"/>
-            </w:pPr>
-            <w:r>
-              <w:rPr>
+            <w:tcMar>
+              <w:top w:w="60" w:type="dithered"/>
+              <w:left w:w="100" w:type="dithered"/>
+              <w:bottom w:w="60" w:type="dithered"/>
+              <w:right w:w="100" w:type="dithered"/>
+            </w:tcMar>
+            <w:vAlign w:val="center"/>
+          </w:tcPr>
+          <w:p>
+            <w:pPr>
+              <w:spacing w:before="0" w:after="40" w:line="312" w:lineRule="auto"/>
+              <w:jc w:val="center"/>
+            </w:pPr>
+            <w:r>
+              <w:rPr>
+                <w:rFonts w:ascii="Times New Roman" w:hAnsi="Times New Roman"/>
                 <w:b/>
-                <w:rFonts w:ascii="Times New Roman" w:hAnsi="Times New Roman"/>
                 <w:sz w:val="18"/>
                 <w:szCs w:val="18"/>
               </w:rPr>
@@ -6366,24 +5280,24 @@
             <w:tcBorders>
               <w:bottom w:val="single" w:sz="6" w:color="808080"/>
             </w:tcBorders>
-            <w:tcMar>
-              <w:top w:w="60" w:type="dithered"/>
-              <w:left w:w="100" w:type="dithered"/>
-              <w:bottom w:w="60" w:type="dithered"/>
-              <w:right w:w="100" w:type="dithered"/>
-            </w:tcMar>
             <w:shd w:val="clear" w:color="auto" w:fill="E8E8E8"/>
-            <w:vAlign w:val="center"/>
-          </w:tcPr>
-          <w:p>
-            <w:pPr>
-              <w:jc w:val="center"/>
-              <w:spacing w:before="0" w:after="40" w:line="312" w:lineRule="auto"/>
-            </w:pPr>
-            <w:r>
-              <w:rPr>
+            <w:tcMar>
+              <w:top w:w="60" w:type="dithered"/>
+              <w:left w:w="100" w:type="dithered"/>
+              <w:bottom w:w="60" w:type="dithered"/>
+              <w:right w:w="100" w:type="dithered"/>
+            </w:tcMar>
+            <w:vAlign w:val="center"/>
+          </w:tcPr>
+          <w:p>
+            <w:pPr>
+              <w:spacing w:before="0" w:after="40" w:line="312" w:lineRule="auto"/>
+              <w:jc w:val="center"/>
+            </w:pPr>
+            <w:r>
+              <w:rPr>
+                <w:rFonts w:ascii="Times New Roman" w:hAnsi="Times New Roman"/>
                 <w:b/>
-                <w:rFonts w:ascii="Times New Roman" w:hAnsi="Times New Roman"/>
                 <w:sz w:val="18"/>
                 <w:szCs w:val="18"/>
               </w:rPr>
@@ -6397,24 +5311,24 @@
             <w:tcBorders>
               <w:bottom w:val="single" w:sz="6" w:color="808080"/>
             </w:tcBorders>
-            <w:tcMar>
-              <w:top w:w="60" w:type="dithered"/>
-              <w:left w:w="100" w:type="dithered"/>
-              <w:bottom w:w="60" w:type="dithered"/>
-              <w:right w:w="100" w:type="dithered"/>
-            </w:tcMar>
             <w:shd w:val="clear" w:color="auto" w:fill="E8E8E8"/>
-            <w:vAlign w:val="center"/>
-          </w:tcPr>
-          <w:p>
-            <w:pPr>
-              <w:jc w:val="center"/>
-              <w:spacing w:before="0" w:after="40" w:line="312" w:lineRule="auto"/>
-            </w:pPr>
-            <w:r>
-              <w:rPr>
+            <w:tcMar>
+              <w:top w:w="60" w:type="dithered"/>
+              <w:left w:w="100" w:type="dithered"/>
+              <w:bottom w:w="60" w:type="dithered"/>
+              <w:right w:w="100" w:type="dithered"/>
+            </w:tcMar>
+            <w:vAlign w:val="center"/>
+          </w:tcPr>
+          <w:p>
+            <w:pPr>
+              <w:spacing w:before="0" w:after="40" w:line="312" w:lineRule="auto"/>
+              <w:jc w:val="center"/>
+            </w:pPr>
+            <w:r>
+              <w:rPr>
+                <w:rFonts w:ascii="Times New Roman" w:hAnsi="Times New Roman"/>
                 <w:b/>
-                <w:rFonts w:ascii="Times New Roman" w:hAnsi="Times New Roman"/>
                 <w:sz w:val="18"/>
                 <w:szCs w:val="18"/>
               </w:rPr>
@@ -6428,24 +5342,24 @@
             <w:tcBorders>
               <w:bottom w:val="single" w:sz="6" w:color="808080"/>
             </w:tcBorders>
-            <w:tcMar>
-              <w:top w:w="60" w:type="dithered"/>
-              <w:left w:w="100" w:type="dithered"/>
-              <w:bottom w:w="60" w:type="dithered"/>
-              <w:right w:w="100" w:type="dithered"/>
-            </w:tcMar>
             <w:shd w:val="clear" w:color="auto" w:fill="E8E8E8"/>
-            <w:vAlign w:val="center"/>
-          </w:tcPr>
-          <w:p>
-            <w:pPr>
-              <w:jc w:val="center"/>
-              <w:spacing w:before="0" w:after="40" w:line="312" w:lineRule="auto"/>
-            </w:pPr>
-            <w:r>
-              <w:rPr>
+            <w:tcMar>
+              <w:top w:w="60" w:type="dithered"/>
+              <w:left w:w="100" w:type="dithered"/>
+              <w:bottom w:w="60" w:type="dithered"/>
+              <w:right w:w="100" w:type="dithered"/>
+            </w:tcMar>
+            <w:vAlign w:val="center"/>
+          </w:tcPr>
+          <w:p>
+            <w:pPr>
+              <w:spacing w:before="0" w:after="40" w:line="312" w:lineRule="auto"/>
+              <w:jc w:val="center"/>
+            </w:pPr>
+            <w:r>
+              <w:rPr>
+                <w:rFonts w:ascii="Times New Roman" w:hAnsi="Times New Roman"/>
                 <w:b/>
-                <w:rFonts w:ascii="Times New Roman" w:hAnsi="Times New Roman"/>
                 <w:sz w:val="18"/>
                 <w:szCs w:val="18"/>
               </w:rPr>
@@ -6471,8 +5385,8 @@
           </w:tcPr>
           <w:p>
             <w:pPr>
+              <w:spacing w:before="0" w:after="40" w:line="312" w:lineRule="auto"/>
               <w:jc w:val="left"/>
-              <w:spacing w:before="0" w:after="40" w:line="312" w:lineRule="auto"/>
             </w:pPr>
             <w:r>
               <w:rPr>
@@ -6497,8 +5411,8 @@
           </w:tcPr>
           <w:p>
             <w:pPr>
-              <w:jc w:val="center"/>
-              <w:spacing w:before="0" w:after="40" w:line="312" w:lineRule="auto"/>
+              <w:spacing w:before="0" w:after="40" w:line="312" w:lineRule="auto"/>
+              <w:jc w:val="center"/>
             </w:pPr>
             <w:r>
               <w:rPr>
@@ -6523,8 +5437,8 @@
           </w:tcPr>
           <w:p>
             <w:pPr>
-              <w:jc w:val="center"/>
-              <w:spacing w:before="0" w:after="40" w:line="312" w:lineRule="auto"/>
+              <w:spacing w:before="0" w:after="40" w:line="312" w:lineRule="auto"/>
+              <w:jc w:val="center"/>
             </w:pPr>
             <w:r>
               <w:rPr>
@@ -6549,8 +5463,8 @@
           </w:tcPr>
           <w:p>
             <w:pPr>
-              <w:jc w:val="center"/>
-              <w:spacing w:before="0" w:after="40" w:line="312" w:lineRule="auto"/>
+              <w:spacing w:before="0" w:after="40" w:line="312" w:lineRule="auto"/>
+              <w:jc w:val="center"/>
             </w:pPr>
             <w:r>
               <w:rPr>
@@ -6575,8 +5489,8 @@
           </w:tcPr>
           <w:p>
             <w:pPr>
-              <w:jc w:val="center"/>
-              <w:spacing w:before="0" w:after="40" w:line="312" w:lineRule="auto"/>
+              <w:spacing w:before="0" w:after="40" w:line="312" w:lineRule="auto"/>
+              <w:jc w:val="center"/>
             </w:pPr>
             <w:r>
               <w:rPr>
@@ -6601,8 +5515,8 @@
           </w:tcPr>
           <w:p>
             <w:pPr>
-              <w:jc w:val="center"/>
-              <w:spacing w:before="0" w:after="40" w:line="312" w:lineRule="auto"/>
+              <w:spacing w:before="0" w:after="40" w:line="312" w:lineRule="auto"/>
+              <w:jc w:val="center"/>
             </w:pPr>
             <w:r>
               <w:rPr>
@@ -6627,8 +5541,8 @@
           </w:tcPr>
           <w:p>
             <w:pPr>
-              <w:jc w:val="center"/>
-              <w:spacing w:before="0" w:after="40" w:line="312" w:lineRule="auto"/>
+              <w:spacing w:before="0" w:after="40" w:line="312" w:lineRule="auto"/>
+              <w:jc w:val="center"/>
             </w:pPr>
             <w:r>
               <w:rPr>
@@ -6658,8 +5572,8 @@
           </w:tcPr>
           <w:p>
             <w:pPr>
+              <w:spacing w:before="0" w:after="40" w:line="312" w:lineRule="auto"/>
               <w:jc w:val="left"/>
-              <w:spacing w:before="0" w:after="40" w:line="312" w:lineRule="auto"/>
             </w:pPr>
             <w:r>
               <w:rPr>
@@ -6684,8 +5598,8 @@
           </w:tcPr>
           <w:p>
             <w:pPr>
-              <w:jc w:val="center"/>
-              <w:spacing w:before="0" w:after="40" w:line="312" w:lineRule="auto"/>
+              <w:spacing w:before="0" w:after="40" w:line="312" w:lineRule="auto"/>
+              <w:jc w:val="center"/>
             </w:pPr>
             <w:r>
               <w:rPr>
@@ -6710,8 +5624,8 @@
           </w:tcPr>
           <w:p>
             <w:pPr>
-              <w:jc w:val="center"/>
-              <w:spacing w:before="0" w:after="40" w:line="312" w:lineRule="auto"/>
+              <w:spacing w:before="0" w:after="40" w:line="312" w:lineRule="auto"/>
+              <w:jc w:val="center"/>
             </w:pPr>
             <w:r>
               <w:rPr>
@@ -6736,8 +5650,8 @@
           </w:tcPr>
           <w:p>
             <w:pPr>
-              <w:jc w:val="center"/>
-              <w:spacing w:before="0" w:after="40" w:line="312" w:lineRule="auto"/>
+              <w:spacing w:before="0" w:after="40" w:line="312" w:lineRule="auto"/>
+              <w:jc w:val="center"/>
             </w:pPr>
             <w:r>
               <w:rPr>
@@ -6762,8 +5676,8 @@
           </w:tcPr>
           <w:p>
             <w:pPr>
-              <w:jc w:val="center"/>
-              <w:spacing w:before="0" w:after="40" w:line="312" w:lineRule="auto"/>
+              <w:spacing w:before="0" w:after="40" w:line="312" w:lineRule="auto"/>
+              <w:jc w:val="center"/>
             </w:pPr>
             <w:r>
               <w:rPr>
@@ -6788,8 +5702,8 @@
           </w:tcPr>
           <w:p>
             <w:pPr>
-              <w:jc w:val="center"/>
-              <w:spacing w:before="0" w:after="40" w:line="312" w:lineRule="auto"/>
+              <w:spacing w:before="0" w:after="40" w:line="312" w:lineRule="auto"/>
+              <w:jc w:val="center"/>
             </w:pPr>
             <w:r>
               <w:rPr>
@@ -6814,8 +5728,8 @@
           </w:tcPr>
           <w:p>
             <w:pPr>
-              <w:jc w:val="center"/>
-              <w:spacing w:before="0" w:after="40" w:line="312" w:lineRule="auto"/>
+              <w:spacing w:before="0" w:after="40" w:line="312" w:lineRule="auto"/>
+              <w:jc w:val="center"/>
             </w:pPr>
             <w:r>
               <w:rPr>
@@ -6845,8 +5759,8 @@
           </w:tcPr>
           <w:p>
             <w:pPr>
+              <w:spacing w:before="0" w:after="40" w:line="312" w:lineRule="auto"/>
               <w:jc w:val="left"/>
-              <w:spacing w:before="0" w:after="40" w:line="312" w:lineRule="auto"/>
             </w:pPr>
             <w:r>
               <w:rPr>
@@ -6871,8 +5785,8 @@
           </w:tcPr>
           <w:p>
             <w:pPr>
-              <w:jc w:val="center"/>
-              <w:spacing w:before="0" w:after="40" w:line="312" w:lineRule="auto"/>
+              <w:spacing w:before="0" w:after="40" w:line="312" w:lineRule="auto"/>
+              <w:jc w:val="center"/>
             </w:pPr>
             <w:r>
               <w:rPr>
@@ -6897,8 +5811,8 @@
           </w:tcPr>
           <w:p>
             <w:pPr>
-              <w:jc w:val="center"/>
-              <w:spacing w:before="0" w:after="40" w:line="312" w:lineRule="auto"/>
+              <w:spacing w:before="0" w:after="40" w:line="312" w:lineRule="auto"/>
+              <w:jc w:val="center"/>
             </w:pPr>
             <w:r>
               <w:rPr>
@@ -6923,8 +5837,8 @@
           </w:tcPr>
           <w:p>
             <w:pPr>
-              <w:jc w:val="center"/>
-              <w:spacing w:before="0" w:after="40" w:line="312" w:lineRule="auto"/>
+              <w:spacing w:before="0" w:after="40" w:line="312" w:lineRule="auto"/>
+              <w:jc w:val="center"/>
             </w:pPr>
             <w:r>
               <w:rPr>
@@ -6949,8 +5863,8 @@
           </w:tcPr>
           <w:p>
             <w:pPr>
-              <w:jc w:val="center"/>
-              <w:spacing w:before="0" w:after="40" w:line="312" w:lineRule="auto"/>
+              <w:spacing w:before="0" w:after="40" w:line="312" w:lineRule="auto"/>
+              <w:jc w:val="center"/>
             </w:pPr>
             <w:r>
               <w:rPr>
@@ -6975,8 +5889,8 @@
           </w:tcPr>
           <w:p>
             <w:pPr>
-              <w:jc w:val="center"/>
-              <w:spacing w:before="0" w:after="40" w:line="312" w:lineRule="auto"/>
+              <w:spacing w:before="0" w:after="40" w:line="312" w:lineRule="auto"/>
+              <w:jc w:val="center"/>
             </w:pPr>
             <w:r>
               <w:rPr>
@@ -7001,8 +5915,8 @@
           </w:tcPr>
           <w:p>
             <w:pPr>
-              <w:jc w:val="center"/>
-              <w:spacing w:before="0" w:after="40" w:line="312" w:lineRule="auto"/>
+              <w:spacing w:before="0" w:after="40" w:line="312" w:lineRule="auto"/>
+              <w:jc w:val="center"/>
             </w:pPr>
             <w:r>
               <w:rPr>
@@ -7032,8 +5946,8 @@
           </w:tcPr>
           <w:p>
             <w:pPr>
+              <w:spacing w:before="0" w:after="40" w:line="312" w:lineRule="auto"/>
               <w:jc w:val="left"/>
-              <w:spacing w:before="0" w:after="40" w:line="312" w:lineRule="auto"/>
             </w:pPr>
             <w:r>
               <w:rPr>
@@ -7058,8 +5972,8 @@
           </w:tcPr>
           <w:p>
             <w:pPr>
-              <w:jc w:val="center"/>
-              <w:spacing w:before="0" w:after="40" w:line="312" w:lineRule="auto"/>
+              <w:spacing w:before="0" w:after="40" w:line="312" w:lineRule="auto"/>
+              <w:jc w:val="center"/>
             </w:pPr>
             <w:r>
               <w:rPr>
@@ -7084,8 +5998,8 @@
           </w:tcPr>
           <w:p>
             <w:pPr>
-              <w:jc w:val="center"/>
-              <w:spacing w:before="0" w:after="40" w:line="312" w:lineRule="auto"/>
+              <w:spacing w:before="0" w:after="40" w:line="312" w:lineRule="auto"/>
+              <w:jc w:val="center"/>
             </w:pPr>
             <w:r>
               <w:rPr>
@@ -7110,8 +6024,8 @@
           </w:tcPr>
           <w:p>
             <w:pPr>
-              <w:jc w:val="center"/>
-              <w:spacing w:before="0" w:after="40" w:line="312" w:lineRule="auto"/>
+              <w:spacing w:before="0" w:after="40" w:line="312" w:lineRule="auto"/>
+              <w:jc w:val="center"/>
             </w:pPr>
             <w:r>
               <w:rPr>
@@ -7136,8 +6050,8 @@
           </w:tcPr>
           <w:p>
             <w:pPr>
-              <w:jc w:val="center"/>
-              <w:spacing w:before="0" w:after="40" w:line="312" w:lineRule="auto"/>
+              <w:spacing w:before="0" w:after="40" w:line="312" w:lineRule="auto"/>
+              <w:jc w:val="center"/>
             </w:pPr>
             <w:r>
               <w:rPr>
@@ -7162,8 +6076,8 @@
           </w:tcPr>
           <w:p>
             <w:pPr>
-              <w:jc w:val="center"/>
-              <w:spacing w:before="0" w:after="40" w:line="312" w:lineRule="auto"/>
+              <w:spacing w:before="0" w:after="40" w:line="312" w:lineRule="auto"/>
+              <w:jc w:val="center"/>
             </w:pPr>
             <w:r>
               <w:rPr>
@@ -7188,8 +6102,8 @@
           </w:tcPr>
           <w:p>
             <w:pPr>
-              <w:jc w:val="center"/>
-              <w:spacing w:before="0" w:after="40" w:line="312" w:lineRule="auto"/>
+              <w:spacing w:before="0" w:after="40" w:line="312" w:lineRule="auto"/>
+              <w:jc w:val="center"/>
             </w:pPr>
             <w:r>
               <w:rPr>
@@ -7219,9 +6133,9 @@
     </w:p>
     <w:p>
       <w:pPr>
+        <w:keepNext/>
+        <w:spacing w:before="120" w:after="60" w:line="240" w:lineRule="auto"/>
         <w:jc w:val="center"/>
-        <w:spacing w:before="120" w:after="60" w:line="240" w:lineRule="auto"/>
-        <w:keepNext/>
       </w:pPr>
       <w:r>
         <w:rPr>
@@ -7284,8 +6198,8 @@
     </w:p>
     <w:p>
       <w:pPr>
+        <w:spacing w:before="0" w:after="120" w:line="312" w:lineRule="auto"/>
         <w:jc w:val="justify"/>
-        <w:spacing w:before="0" w:after="120" w:line="312" w:lineRule="auto"/>
       </w:pPr>
       <w:r>
         <w:rPr>
@@ -7298,14 +6212,14 @@
     </w:p>
     <w:p>
       <w:pPr>
+        <w:pStyle w:val="Heading2"/>
         <w:keepNext/>
-        <w:pStyle w:val="Heading2"/>
         <w:spacing w:before="220" w:after="140" w:line="312" w:lineRule="auto"/>
       </w:pPr>
       <w:r>
         <w:rPr>
+          <w:rFonts w:ascii="Times New Roman" w:hAnsi="Times New Roman"/>
           <w:b/>
-          <w:rFonts w:ascii="Times New Roman" w:hAnsi="Times New Roman"/>
           <w:sz w:val="22"/>
           <w:szCs w:val="22"/>
         </w:rPr>
@@ -7341,24 +6255,24 @@
             <w:tcBorders>
               <w:bottom w:val="single" w:sz="6" w:color="808080"/>
             </w:tcBorders>
-            <w:tcMar>
-              <w:top w:w="60" w:type="dithered"/>
-              <w:left w:w="100" w:type="dithered"/>
-              <w:bottom w:w="60" w:type="dithered"/>
-              <w:right w:w="100" w:type="dithered"/>
-            </w:tcMar>
             <w:shd w:val="clear" w:color="auto" w:fill="E8E8E8"/>
-            <w:vAlign w:val="center"/>
-          </w:tcPr>
-          <w:p>
-            <w:pPr>
+            <w:tcMar>
+              <w:top w:w="60" w:type="dithered"/>
+              <w:left w:w="100" w:type="dithered"/>
+              <w:bottom w:w="60" w:type="dithered"/>
+              <w:right w:w="100" w:type="dithered"/>
+            </w:tcMar>
+            <w:vAlign w:val="center"/>
+          </w:tcPr>
+          <w:p>
+            <w:pPr>
+              <w:spacing w:before="0" w:after="40" w:line="312" w:lineRule="auto"/>
               <w:jc w:val="left"/>
-              <w:spacing w:before="0" w:after="40" w:line="312" w:lineRule="auto"/>
-            </w:pPr>
-            <w:r>
-              <w:rPr>
+            </w:pPr>
+            <w:r>
+              <w:rPr>
+                <w:rFonts w:ascii="Times New Roman" w:hAnsi="Times New Roman"/>
                 <w:b/>
-                <w:rFonts w:ascii="Times New Roman" w:hAnsi="Times New Roman"/>
                 <w:sz w:val="18"/>
                 <w:szCs w:val="18"/>
               </w:rPr>
@@ -7372,24 +6286,24 @@
             <w:tcBorders>
               <w:bottom w:val="single" w:sz="6" w:color="808080"/>
             </w:tcBorders>
-            <w:tcMar>
-              <w:top w:w="60" w:type="dithered"/>
-              <w:left w:w="100" w:type="dithered"/>
-              <w:bottom w:w="60" w:type="dithered"/>
-              <w:right w:w="100" w:type="dithered"/>
-            </w:tcMar>
             <w:shd w:val="clear" w:color="auto" w:fill="E8E8E8"/>
-            <w:vAlign w:val="center"/>
-          </w:tcPr>
-          <w:p>
-            <w:pPr>
-              <w:jc w:val="center"/>
-              <w:spacing w:before="0" w:after="40" w:line="312" w:lineRule="auto"/>
-            </w:pPr>
-            <w:r>
-              <w:rPr>
+            <w:tcMar>
+              <w:top w:w="60" w:type="dithered"/>
+              <w:left w:w="100" w:type="dithered"/>
+              <w:bottom w:w="60" w:type="dithered"/>
+              <w:right w:w="100" w:type="dithered"/>
+            </w:tcMar>
+            <w:vAlign w:val="center"/>
+          </w:tcPr>
+          <w:p>
+            <w:pPr>
+              <w:spacing w:before="0" w:after="40" w:line="312" w:lineRule="auto"/>
+              <w:jc w:val="center"/>
+            </w:pPr>
+            <w:r>
+              <w:rPr>
+                <w:rFonts w:ascii="Times New Roman" w:hAnsi="Times New Roman"/>
                 <w:b/>
-                <w:rFonts w:ascii="Times New Roman" w:hAnsi="Times New Roman"/>
                 <w:sz w:val="18"/>
                 <w:szCs w:val="18"/>
               </w:rPr>
@@ -7403,24 +6317,24 @@
             <w:tcBorders>
               <w:bottom w:val="single" w:sz="6" w:color="808080"/>
             </w:tcBorders>
-            <w:tcMar>
-              <w:top w:w="60" w:type="dithered"/>
-              <w:left w:w="100" w:type="dithered"/>
-              <w:bottom w:w="60" w:type="dithered"/>
-              <w:right w:w="100" w:type="dithered"/>
-            </w:tcMar>
             <w:shd w:val="clear" w:color="auto" w:fill="E8E8E8"/>
-            <w:vAlign w:val="center"/>
-          </w:tcPr>
-          <w:p>
-            <w:pPr>
-              <w:jc w:val="center"/>
-              <w:spacing w:before="0" w:after="40" w:line="312" w:lineRule="auto"/>
-            </w:pPr>
-            <w:r>
-              <w:rPr>
+            <w:tcMar>
+              <w:top w:w="60" w:type="dithered"/>
+              <w:left w:w="100" w:type="dithered"/>
+              <w:bottom w:w="60" w:type="dithered"/>
+              <w:right w:w="100" w:type="dithered"/>
+            </w:tcMar>
+            <w:vAlign w:val="center"/>
+          </w:tcPr>
+          <w:p>
+            <w:pPr>
+              <w:spacing w:before="0" w:after="40" w:line="312" w:lineRule="auto"/>
+              <w:jc w:val="center"/>
+            </w:pPr>
+            <w:r>
+              <w:rPr>
+                <w:rFonts w:ascii="Times New Roman" w:hAnsi="Times New Roman"/>
                 <w:b/>
-                <w:rFonts w:ascii="Times New Roman" w:hAnsi="Times New Roman"/>
                 <w:sz w:val="18"/>
                 <w:szCs w:val="18"/>
               </w:rPr>
@@ -7434,24 +6348,24 @@
             <w:tcBorders>
               <w:bottom w:val="single" w:sz="6" w:color="808080"/>
             </w:tcBorders>
-            <w:tcMar>
-              <w:top w:w="60" w:type="dithered"/>
-              <w:left w:w="100" w:type="dithered"/>
-              <w:bottom w:w="60" w:type="dithered"/>
-              <w:right w:w="100" w:type="dithered"/>
-            </w:tcMar>
             <w:shd w:val="clear" w:color="auto" w:fill="E8E8E8"/>
-            <w:vAlign w:val="center"/>
-          </w:tcPr>
-          <w:p>
-            <w:pPr>
-              <w:jc w:val="center"/>
-              <w:spacing w:before="0" w:after="40" w:line="312" w:lineRule="auto"/>
-            </w:pPr>
-            <w:r>
-              <w:rPr>
+            <w:tcMar>
+              <w:top w:w="60" w:type="dithered"/>
+              <w:left w:w="100" w:type="dithered"/>
+              <w:bottom w:w="60" w:type="dithered"/>
+              <w:right w:w="100" w:type="dithered"/>
+            </w:tcMar>
+            <w:vAlign w:val="center"/>
+          </w:tcPr>
+          <w:p>
+            <w:pPr>
+              <w:spacing w:before="0" w:after="40" w:line="312" w:lineRule="auto"/>
+              <w:jc w:val="center"/>
+            </w:pPr>
+            <w:r>
+              <w:rPr>
+                <w:rFonts w:ascii="Times New Roman" w:hAnsi="Times New Roman"/>
                 <w:b/>
-                <w:rFonts w:ascii="Times New Roman" w:hAnsi="Times New Roman"/>
                 <w:sz w:val="18"/>
                 <w:szCs w:val="18"/>
               </w:rPr>
@@ -7465,24 +6379,24 @@
             <w:tcBorders>
               <w:bottom w:val="single" w:sz="6" w:color="808080"/>
             </w:tcBorders>
-            <w:tcMar>
-              <w:top w:w="60" w:type="dithered"/>
-              <w:left w:w="100" w:type="dithered"/>
-              <w:bottom w:w="60" w:type="dithered"/>
-              <w:right w:w="100" w:type="dithered"/>
-            </w:tcMar>
             <w:shd w:val="clear" w:color="auto" w:fill="E8E8E8"/>
-            <w:vAlign w:val="center"/>
-          </w:tcPr>
-          <w:p>
-            <w:pPr>
-              <w:jc w:val="center"/>
-              <w:spacing w:before="0" w:after="40" w:line="312" w:lineRule="auto"/>
-            </w:pPr>
-            <w:r>
-              <w:rPr>
+            <w:tcMar>
+              <w:top w:w="60" w:type="dithered"/>
+              <w:left w:w="100" w:type="dithered"/>
+              <w:bottom w:w="60" w:type="dithered"/>
+              <w:right w:w="100" w:type="dithered"/>
+            </w:tcMar>
+            <w:vAlign w:val="center"/>
+          </w:tcPr>
+          <w:p>
+            <w:pPr>
+              <w:spacing w:before="0" w:after="40" w:line="312" w:lineRule="auto"/>
+              <w:jc w:val="center"/>
+            </w:pPr>
+            <w:r>
+              <w:rPr>
+                <w:rFonts w:ascii="Times New Roman" w:hAnsi="Times New Roman"/>
                 <w:b/>
-                <w:rFonts w:ascii="Times New Roman" w:hAnsi="Times New Roman"/>
                 <w:sz w:val="18"/>
                 <w:szCs w:val="18"/>
               </w:rPr>
@@ -7496,24 +6410,24 @@
             <w:tcBorders>
               <w:bottom w:val="single" w:sz="6" w:color="808080"/>
             </w:tcBorders>
-            <w:tcMar>
-              <w:top w:w="60" w:type="dithered"/>
-              <w:left w:w="100" w:type="dithered"/>
-              <w:bottom w:w="60" w:type="dithered"/>
-              <w:right w:w="100" w:type="dithered"/>
-            </w:tcMar>
             <w:shd w:val="clear" w:color="auto" w:fill="E8E8E8"/>
-            <w:vAlign w:val="center"/>
-          </w:tcPr>
-          <w:p>
-            <w:pPr>
-              <w:jc w:val="center"/>
-              <w:spacing w:before="0" w:after="40" w:line="312" w:lineRule="auto"/>
-            </w:pPr>
-            <w:r>
-              <w:rPr>
+            <w:tcMar>
+              <w:top w:w="60" w:type="dithered"/>
+              <w:left w:w="100" w:type="dithered"/>
+              <w:bottom w:w="60" w:type="dithered"/>
+              <w:right w:w="100" w:type="dithered"/>
+            </w:tcMar>
+            <w:vAlign w:val="center"/>
+          </w:tcPr>
+          <w:p>
+            <w:pPr>
+              <w:spacing w:before="0" w:after="40" w:line="312" w:lineRule="auto"/>
+              <w:jc w:val="center"/>
+            </w:pPr>
+            <w:r>
+              <w:rPr>
+                <w:rFonts w:ascii="Times New Roman" w:hAnsi="Times New Roman"/>
                 <w:b/>
-                <w:rFonts w:ascii="Times New Roman" w:hAnsi="Times New Roman"/>
                 <w:sz w:val="18"/>
                 <w:szCs w:val="18"/>
               </w:rPr>
@@ -7527,24 +6441,24 @@
             <w:tcBorders>
               <w:bottom w:val="single" w:sz="6" w:color="808080"/>
             </w:tcBorders>
-            <w:tcMar>
-              <w:top w:w="60" w:type="dithered"/>
-              <w:left w:w="100" w:type="dithered"/>
-              <w:bottom w:w="60" w:type="dithered"/>
-              <w:right w:w="100" w:type="dithered"/>
-            </w:tcMar>
             <w:shd w:val="clear" w:color="auto" w:fill="E8E8E8"/>
-            <w:vAlign w:val="center"/>
-          </w:tcPr>
-          <w:p>
-            <w:pPr>
-              <w:jc w:val="center"/>
-              <w:spacing w:before="0" w:after="40" w:line="312" w:lineRule="auto"/>
-            </w:pPr>
-            <w:r>
-              <w:rPr>
+            <w:tcMar>
+              <w:top w:w="60" w:type="dithered"/>
+              <w:left w:w="100" w:type="dithered"/>
+              <w:bottom w:w="60" w:type="dithered"/>
+              <w:right w:w="100" w:type="dithered"/>
+            </w:tcMar>
+            <w:vAlign w:val="center"/>
+          </w:tcPr>
+          <w:p>
+            <w:pPr>
+              <w:spacing w:before="0" w:after="40" w:line="312" w:lineRule="auto"/>
+              <w:jc w:val="center"/>
+            </w:pPr>
+            <w:r>
+              <w:rPr>
+                <w:rFonts w:ascii="Times New Roman" w:hAnsi="Times New Roman"/>
                 <w:b/>
-                <w:rFonts w:ascii="Times New Roman" w:hAnsi="Times New Roman"/>
                 <w:sz w:val="18"/>
                 <w:szCs w:val="18"/>
               </w:rPr>
@@ -7570,8 +6484,8 @@
           </w:tcPr>
           <w:p>
             <w:pPr>
+              <w:spacing w:before="0" w:after="40" w:line="312" w:lineRule="auto"/>
               <w:jc w:val="left"/>
-              <w:spacing w:before="0" w:after="40" w:line="312" w:lineRule="auto"/>
             </w:pPr>
             <w:r>
               <w:rPr>
@@ -7596,8 +6510,8 @@
           </w:tcPr>
           <w:p>
             <w:pPr>
-              <w:jc w:val="center"/>
-              <w:spacing w:before="0" w:after="40" w:line="312" w:lineRule="auto"/>
+              <w:spacing w:before="0" w:after="40" w:line="312" w:lineRule="auto"/>
+              <w:jc w:val="center"/>
             </w:pPr>
             <w:r>
               <w:rPr>
@@ -7622,8 +6536,8 @@
           </w:tcPr>
           <w:p>
             <w:pPr>
-              <w:jc w:val="center"/>
-              <w:spacing w:before="0" w:after="40" w:line="312" w:lineRule="auto"/>
+              <w:spacing w:before="0" w:after="40" w:line="312" w:lineRule="auto"/>
+              <w:jc w:val="center"/>
             </w:pPr>
             <w:r>
               <w:rPr>
@@ -7648,8 +6562,8 @@
           </w:tcPr>
           <w:p>
             <w:pPr>
-              <w:jc w:val="center"/>
-              <w:spacing w:before="0" w:after="40" w:line="312" w:lineRule="auto"/>
+              <w:spacing w:before="0" w:after="40" w:line="312" w:lineRule="auto"/>
+              <w:jc w:val="center"/>
             </w:pPr>
             <w:r>
               <w:rPr>
@@ -7674,8 +6588,8 @@
           </w:tcPr>
           <w:p>
             <w:pPr>
-              <w:jc w:val="center"/>
-              <w:spacing w:before="0" w:after="40" w:line="312" w:lineRule="auto"/>
+              <w:spacing w:before="0" w:after="40" w:line="312" w:lineRule="auto"/>
+              <w:jc w:val="center"/>
             </w:pPr>
             <w:r>
               <w:rPr>
@@ -7700,8 +6614,8 @@
           </w:tcPr>
           <w:p>
             <w:pPr>
-              <w:jc w:val="center"/>
-              <w:spacing w:before="0" w:after="40" w:line="312" w:lineRule="auto"/>
+              <w:spacing w:before="0" w:after="40" w:line="312" w:lineRule="auto"/>
+              <w:jc w:val="center"/>
             </w:pPr>
             <w:r>
               <w:rPr>
@@ -7726,8 +6640,8 @@
           </w:tcPr>
           <w:p>
             <w:pPr>
-              <w:jc w:val="center"/>
-              <w:spacing w:before="0" w:after="40" w:line="312" w:lineRule="auto"/>
+              <w:spacing w:before="0" w:after="40" w:line="312" w:lineRule="auto"/>
+              <w:jc w:val="center"/>
             </w:pPr>
             <w:r>
               <w:rPr>
@@ -7757,8 +6671,8 @@
           </w:tcPr>
           <w:p>
             <w:pPr>
+              <w:spacing w:before="0" w:after="40" w:line="312" w:lineRule="auto"/>
               <w:jc w:val="left"/>
-              <w:spacing w:before="0" w:after="40" w:line="312" w:lineRule="auto"/>
             </w:pPr>
             <w:r>
               <w:rPr>
@@ -7783,8 +6697,8 @@
           </w:tcPr>
           <w:p>
             <w:pPr>
-              <w:jc w:val="center"/>
-              <w:spacing w:before="0" w:after="40" w:line="312" w:lineRule="auto"/>
+              <w:spacing w:before="0" w:after="40" w:line="312" w:lineRule="auto"/>
+              <w:jc w:val="center"/>
             </w:pPr>
             <w:r>
               <w:rPr>
@@ -7809,8 +6723,8 @@
           </w:tcPr>
           <w:p>
             <w:pPr>
-              <w:jc w:val="center"/>
-              <w:spacing w:before="0" w:after="40" w:line="312" w:lineRule="auto"/>
+              <w:spacing w:before="0" w:after="40" w:line="312" w:lineRule="auto"/>
+              <w:jc w:val="center"/>
             </w:pPr>
             <w:r>
               <w:rPr>
@@ -7835,8 +6749,8 @@
           </w:tcPr>
           <w:p>
             <w:pPr>
-              <w:jc w:val="center"/>
-              <w:spacing w:before="0" w:after="40" w:line="312" w:lineRule="auto"/>
+              <w:spacing w:before="0" w:after="40" w:line="312" w:lineRule="auto"/>
+              <w:jc w:val="center"/>
             </w:pPr>
             <w:r>
               <w:rPr>
@@ -7861,8 +6775,8 @@
           </w:tcPr>
           <w:p>
             <w:pPr>
-              <w:jc w:val="center"/>
-              <w:spacing w:before="0" w:after="40" w:line="312" w:lineRule="auto"/>
+              <w:spacing w:before="0" w:after="40" w:line="312" w:lineRule="auto"/>
+              <w:jc w:val="center"/>
             </w:pPr>
             <w:r>
               <w:rPr>
@@ -7887,8 +6801,8 @@
           </w:tcPr>
           <w:p>
             <w:pPr>
-              <w:jc w:val="center"/>
-              <w:spacing w:before="0" w:after="40" w:line="312" w:lineRule="auto"/>
+              <w:spacing w:before="0" w:after="40" w:line="312" w:lineRule="auto"/>
+              <w:jc w:val="center"/>
             </w:pPr>
             <w:r>
               <w:rPr>
@@ -7913,8 +6827,8 @@
           </w:tcPr>
           <w:p>
             <w:pPr>
-              <w:jc w:val="center"/>
-              <w:spacing w:before="0" w:after="40" w:line="312" w:lineRule="auto"/>
+              <w:spacing w:before="0" w:after="40" w:line="312" w:lineRule="auto"/>
+              <w:jc w:val="center"/>
             </w:pPr>
             <w:r>
               <w:rPr>
@@ -7944,8 +6858,8 @@
     </w:p>
     <w:p>
       <w:pPr>
+        <w:spacing w:before="0" w:after="120" w:line="312" w:lineRule="auto"/>
         <w:jc w:val="justify"/>
-        <w:spacing w:before="0" w:after="120" w:line="312" w:lineRule="auto"/>
       </w:pPr>
       <w:r>
         <w:rPr>
@@ -7958,14 +6872,14 @@
     </w:p>
     <w:p>
       <w:pPr>
+        <w:pStyle w:val="Heading2"/>
         <w:keepNext/>
-        <w:pStyle w:val="Heading2"/>
         <w:spacing w:before="220" w:after="140" w:line="312" w:lineRule="auto"/>
       </w:pPr>
       <w:r>
         <w:rPr>
+          <w:rFonts w:ascii="Times New Roman" w:hAnsi="Times New Roman"/>
           <w:b/>
-          <w:rFonts w:ascii="Times New Roman" w:hAnsi="Times New Roman"/>
           <w:sz w:val="22"/>
           <w:szCs w:val="22"/>
         </w:rPr>
@@ -7974,8 +6888,8 @@
     </w:p>
     <w:p>
       <w:pPr>
+        <w:spacing w:before="0" w:after="120" w:line="312" w:lineRule="auto"/>
         <w:jc w:val="justify"/>
-        <w:spacing w:before="0" w:after="120" w:line="312" w:lineRule="auto"/>
       </w:pPr>
       <w:r>
         <w:rPr>
@@ -8015,24 +6929,24 @@
             <w:tcBorders>
               <w:bottom w:val="single" w:sz="6" w:color="808080"/>
             </w:tcBorders>
-            <w:tcMar>
-              <w:top w:w="60" w:type="dithered"/>
-              <w:left w:w="100" w:type="dithered"/>
-              <w:bottom w:w="60" w:type="dithered"/>
-              <w:right w:w="100" w:type="dithered"/>
-            </w:tcMar>
             <w:shd w:val="clear" w:color="auto" w:fill="E8E8E8"/>
-            <w:vAlign w:val="center"/>
-          </w:tcPr>
-          <w:p>
-            <w:pPr>
+            <w:tcMar>
+              <w:top w:w="60" w:type="dithered"/>
+              <w:left w:w="100" w:type="dithered"/>
+              <w:bottom w:w="60" w:type="dithered"/>
+              <w:right w:w="100" w:type="dithered"/>
+            </w:tcMar>
+            <w:vAlign w:val="center"/>
+          </w:tcPr>
+          <w:p>
+            <w:pPr>
+              <w:spacing w:before="0" w:after="40" w:line="312" w:lineRule="auto"/>
               <w:jc w:val="left"/>
-              <w:spacing w:before="0" w:after="40" w:line="312" w:lineRule="auto"/>
-            </w:pPr>
-            <w:r>
-              <w:rPr>
+            </w:pPr>
+            <w:r>
+              <w:rPr>
+                <w:rFonts w:ascii="Times New Roman" w:hAnsi="Times New Roman"/>
                 <w:b/>
-                <w:rFonts w:ascii="Times New Roman" w:hAnsi="Times New Roman"/>
                 <w:sz w:val="18"/>
                 <w:szCs w:val="18"/>
               </w:rPr>
@@ -8046,24 +6960,24 @@
             <w:tcBorders>
               <w:bottom w:val="single" w:sz="6" w:color="808080"/>
             </w:tcBorders>
-            <w:tcMar>
-              <w:top w:w="60" w:type="dithered"/>
-              <w:left w:w="100" w:type="dithered"/>
-              <w:bottom w:w="60" w:type="dithered"/>
-              <w:right w:w="100" w:type="dithered"/>
-            </w:tcMar>
             <w:shd w:val="clear" w:color="auto" w:fill="E8E8E8"/>
-            <w:vAlign w:val="center"/>
-          </w:tcPr>
-          <w:p>
-            <w:pPr>
-              <w:jc w:val="center"/>
-              <w:spacing w:before="0" w:after="40" w:line="312" w:lineRule="auto"/>
-            </w:pPr>
-            <w:r>
-              <w:rPr>
+            <w:tcMar>
+              <w:top w:w="60" w:type="dithered"/>
+              <w:left w:w="100" w:type="dithered"/>
+              <w:bottom w:w="60" w:type="dithered"/>
+              <w:right w:w="100" w:type="dithered"/>
+            </w:tcMar>
+            <w:vAlign w:val="center"/>
+          </w:tcPr>
+          <w:p>
+            <w:pPr>
+              <w:spacing w:before="0" w:after="40" w:line="312" w:lineRule="auto"/>
+              <w:jc w:val="center"/>
+            </w:pPr>
+            <w:r>
+              <w:rPr>
+                <w:rFonts w:ascii="Times New Roman" w:hAnsi="Times New Roman"/>
                 <w:b/>
-                <w:rFonts w:ascii="Times New Roman" w:hAnsi="Times New Roman"/>
                 <w:sz w:val="18"/>
                 <w:szCs w:val="18"/>
               </w:rPr>
@@ -8077,24 +6991,24 @@
             <w:tcBorders>
               <w:bottom w:val="single" w:sz="6" w:color="808080"/>
             </w:tcBorders>
-            <w:tcMar>
-              <w:top w:w="60" w:type="dithered"/>
-              <w:left w:w="100" w:type="dithered"/>
-              <w:bottom w:w="60" w:type="dithered"/>
-              <w:right w:w="100" w:type="dithered"/>
-            </w:tcMar>
             <w:shd w:val="clear" w:color="auto" w:fill="E8E8E8"/>
-            <w:vAlign w:val="center"/>
-          </w:tcPr>
-          <w:p>
-            <w:pPr>
-              <w:jc w:val="center"/>
-              <w:spacing w:before="0" w:after="40" w:line="312" w:lineRule="auto"/>
-            </w:pPr>
-            <w:r>
-              <w:rPr>
+            <w:tcMar>
+              <w:top w:w="60" w:type="dithered"/>
+              <w:left w:w="100" w:type="dithered"/>
+              <w:bottom w:w="60" w:type="dithered"/>
+              <w:right w:w="100" w:type="dithered"/>
+            </w:tcMar>
+            <w:vAlign w:val="center"/>
+          </w:tcPr>
+          <w:p>
+            <w:pPr>
+              <w:spacing w:before="0" w:after="40" w:line="312" w:lineRule="auto"/>
+              <w:jc w:val="center"/>
+            </w:pPr>
+            <w:r>
+              <w:rPr>
+                <w:rFonts w:ascii="Times New Roman" w:hAnsi="Times New Roman"/>
                 <w:b/>
-                <w:rFonts w:ascii="Times New Roman" w:hAnsi="Times New Roman"/>
                 <w:sz w:val="18"/>
                 <w:szCs w:val="18"/>
               </w:rPr>
@@ -8108,24 +7022,24 @@
             <w:tcBorders>
               <w:bottom w:val="single" w:sz="6" w:color="808080"/>
             </w:tcBorders>
-            <w:tcMar>
-              <w:top w:w="60" w:type="dithered"/>
-              <w:left w:w="100" w:type="dithered"/>
-              <w:bottom w:w="60" w:type="dithered"/>
-              <w:right w:w="100" w:type="dithered"/>
-            </w:tcMar>
             <w:shd w:val="clear" w:color="auto" w:fill="E8E8E8"/>
-            <w:vAlign w:val="center"/>
-          </w:tcPr>
-          <w:p>
-            <w:pPr>
-              <w:jc w:val="center"/>
-              <w:spacing w:before="0" w:after="40" w:line="312" w:lineRule="auto"/>
-            </w:pPr>
-            <w:r>
-              <w:rPr>
+            <w:tcMar>
+              <w:top w:w="60" w:type="dithered"/>
+              <w:left w:w="100" w:type="dithered"/>
+              <w:bottom w:w="60" w:type="dithered"/>
+              <w:right w:w="100" w:type="dithered"/>
+            </w:tcMar>
+            <w:vAlign w:val="center"/>
+          </w:tcPr>
+          <w:p>
+            <w:pPr>
+              <w:spacing w:before="0" w:after="40" w:line="312" w:lineRule="auto"/>
+              <w:jc w:val="center"/>
+            </w:pPr>
+            <w:r>
+              <w:rPr>
+                <w:rFonts w:ascii="Times New Roman" w:hAnsi="Times New Roman"/>
                 <w:b/>
-                <w:rFonts w:ascii="Times New Roman" w:hAnsi="Times New Roman"/>
                 <w:sz w:val="18"/>
                 <w:szCs w:val="18"/>
               </w:rPr>
@@ -8151,8 +7065,8 @@
           </w:tcPr>
           <w:p>
             <w:pPr>
+              <w:spacing w:before="0" w:after="40" w:line="312" w:lineRule="auto"/>
               <w:jc w:val="left"/>
-              <w:spacing w:before="0" w:after="40" w:line="312" w:lineRule="auto"/>
             </w:pPr>
             <w:r>
               <w:rPr>
@@ -8177,8 +7091,8 @@
           </w:tcPr>
           <w:p>
             <w:pPr>
-              <w:jc w:val="center"/>
-              <w:spacing w:before="0" w:after="40" w:line="312" w:lineRule="auto"/>
+              <w:spacing w:before="0" w:after="40" w:line="312" w:lineRule="auto"/>
+              <w:jc w:val="center"/>
             </w:pPr>
             <w:r>
               <w:rPr>
@@ -8203,8 +7117,8 @@
           </w:tcPr>
           <w:p>
             <w:pPr>
-              <w:jc w:val="center"/>
-              <w:spacing w:before="0" w:after="40" w:line="312" w:lineRule="auto"/>
+              <w:spacing w:before="0" w:after="40" w:line="312" w:lineRule="auto"/>
+              <w:jc w:val="center"/>
             </w:pPr>
             <w:r>
               <w:rPr>
@@ -8229,8 +7143,8 @@
           </w:tcPr>
           <w:p>
             <w:pPr>
-              <w:jc w:val="center"/>
-              <w:spacing w:before="0" w:after="40" w:line="312" w:lineRule="auto"/>
+              <w:spacing w:before="0" w:after="40" w:line="312" w:lineRule="auto"/>
+              <w:jc w:val="center"/>
             </w:pPr>
             <w:r>
               <w:rPr>
@@ -8260,8 +7174,8 @@
           </w:tcPr>
           <w:p>
             <w:pPr>
+              <w:spacing w:before="0" w:after="40" w:line="312" w:lineRule="auto"/>
               <w:jc w:val="left"/>
-              <w:spacing w:before="0" w:after="40" w:line="312" w:lineRule="auto"/>
             </w:pPr>
             <w:r>
               <w:rPr>
@@ -8286,8 +7200,8 @@
           </w:tcPr>
           <w:p>
             <w:pPr>
-              <w:jc w:val="center"/>
-              <w:spacing w:before="0" w:after="40" w:line="312" w:lineRule="auto"/>
+              <w:spacing w:before="0" w:after="40" w:line="312" w:lineRule="auto"/>
+              <w:jc w:val="center"/>
             </w:pPr>
             <w:r>
               <w:rPr>
@@ -8312,8 +7226,8 @@
           </w:tcPr>
           <w:p>
             <w:pPr>
-              <w:jc w:val="center"/>
-              <w:spacing w:before="0" w:after="40" w:line="312" w:lineRule="auto"/>
+              <w:spacing w:before="0" w:after="40" w:line="312" w:lineRule="auto"/>
+              <w:jc w:val="center"/>
             </w:pPr>
             <w:r>
               <w:rPr>
@@ -8338,8 +7252,8 @@
           </w:tcPr>
           <w:p>
             <w:pPr>
-              <w:jc w:val="center"/>
-              <w:spacing w:before="0" w:after="40" w:line="312" w:lineRule="auto"/>
+              <w:spacing w:before="0" w:after="40" w:line="312" w:lineRule="auto"/>
+              <w:jc w:val="center"/>
             </w:pPr>
             <w:r>
               <w:rPr>
@@ -8369,8 +7283,8 @@
           </w:tcPr>
           <w:p>
             <w:pPr>
+              <w:spacing w:before="0" w:after="40" w:line="312" w:lineRule="auto"/>
               <w:jc w:val="left"/>
-              <w:spacing w:before="0" w:after="40" w:line="312" w:lineRule="auto"/>
             </w:pPr>
             <w:r>
               <w:rPr>
@@ -8395,8 +7309,8 @@
           </w:tcPr>
           <w:p>
             <w:pPr>
-              <w:jc w:val="center"/>
-              <w:spacing w:before="0" w:after="40" w:line="312" w:lineRule="auto"/>
+              <w:spacing w:before="0" w:after="40" w:line="312" w:lineRule="auto"/>
+              <w:jc w:val="center"/>
             </w:pPr>
             <w:r>
               <w:rPr>
@@ -8421,8 +7335,8 @@
           </w:tcPr>
           <w:p>
             <w:pPr>
-              <w:jc w:val="center"/>
-              <w:spacing w:before="0" w:after="40" w:line="312" w:lineRule="auto"/>
+              <w:spacing w:before="0" w:after="40" w:line="312" w:lineRule="auto"/>
+              <w:jc w:val="center"/>
             </w:pPr>
             <w:r>
               <w:rPr>
@@ -8447,8 +7361,8 @@
           </w:tcPr>
           <w:p>
             <w:pPr>
-              <w:jc w:val="center"/>
-              <w:spacing w:before="0" w:after="40" w:line="312" w:lineRule="auto"/>
+              <w:spacing w:before="0" w:after="40" w:line="312" w:lineRule="auto"/>
+              <w:jc w:val="center"/>
             </w:pPr>
             <w:r>
               <w:rPr>
@@ -8478,8 +7392,8 @@
           </w:tcPr>
           <w:p>
             <w:pPr>
+              <w:spacing w:before="0" w:after="40" w:line="312" w:lineRule="auto"/>
               <w:jc w:val="left"/>
-              <w:spacing w:before="0" w:after="40" w:line="312" w:lineRule="auto"/>
             </w:pPr>
             <w:r>
               <w:rPr>
@@ -8504,8 +7418,8 @@
           </w:tcPr>
           <w:p>
             <w:pPr>
-              <w:jc w:val="center"/>
-              <w:spacing w:before="0" w:after="40" w:line="312" w:lineRule="auto"/>
+              <w:spacing w:before="0" w:after="40" w:line="312" w:lineRule="auto"/>
+              <w:jc w:val="center"/>
             </w:pPr>
             <w:r>
               <w:rPr>
@@ -8530,8 +7444,8 @@
           </w:tcPr>
           <w:p>
             <w:pPr>
-              <w:jc w:val="center"/>
-              <w:spacing w:before="0" w:after="40" w:line="312" w:lineRule="auto"/>
+              <w:spacing w:before="0" w:after="40" w:line="312" w:lineRule="auto"/>
+              <w:jc w:val="center"/>
             </w:pPr>
             <w:r>
               <w:rPr>
@@ -8556,8 +7470,8 @@
           </w:tcPr>
           <w:p>
             <w:pPr>
-              <w:jc w:val="center"/>
-              <w:spacing w:before="0" w:after="40" w:line="312" w:lineRule="auto"/>
+              <w:spacing w:before="0" w:after="40" w:line="312" w:lineRule="auto"/>
+              <w:jc w:val="center"/>
             </w:pPr>
             <w:r>
               <w:rPr>
@@ -8587,8 +7501,8 @@
           </w:tcPr>
           <w:p>
             <w:pPr>
+              <w:spacing w:before="0" w:after="40" w:line="312" w:lineRule="auto"/>
               <w:jc w:val="left"/>
-              <w:spacing w:before="0" w:after="40" w:line="312" w:lineRule="auto"/>
             </w:pPr>
             <w:r>
               <w:rPr>
@@ -8613,8 +7527,8 @@
           </w:tcPr>
           <w:p>
             <w:pPr>
-              <w:jc w:val="center"/>
-              <w:spacing w:before="0" w:after="40" w:line="312" w:lineRule="auto"/>
+              <w:spacing w:before="0" w:after="40" w:line="312" w:lineRule="auto"/>
+              <w:jc w:val="center"/>
             </w:pPr>
             <w:r>
               <w:rPr>
@@ -8639,8 +7553,8 @@
           </w:tcPr>
           <w:p>
             <w:pPr>
-              <w:jc w:val="center"/>
-              <w:spacing w:before="0" w:after="40" w:line="312" w:lineRule="auto"/>
+              <w:spacing w:before="0" w:after="40" w:line="312" w:lineRule="auto"/>
+              <w:jc w:val="center"/>
             </w:pPr>
             <w:r>
               <w:rPr>
@@ -8665,8 +7579,8 @@
           </w:tcPr>
           <w:p>
             <w:pPr>
-              <w:jc w:val="center"/>
-              <w:spacing w:before="0" w:after="40" w:line="312" w:lineRule="auto"/>
+              <w:spacing w:before="0" w:after="40" w:line="312" w:lineRule="auto"/>
+              <w:jc w:val="center"/>
             </w:pPr>
             <w:r>
               <w:rPr>
@@ -8696,8 +7610,8 @@
           </w:tcPr>
           <w:p>
             <w:pPr>
+              <w:spacing w:before="0" w:after="40" w:line="312" w:lineRule="auto"/>
               <w:jc w:val="left"/>
-              <w:spacing w:before="0" w:after="40" w:line="312" w:lineRule="auto"/>
             </w:pPr>
             <w:r>
               <w:rPr>
@@ -8722,8 +7636,8 @@
           </w:tcPr>
           <w:p>
             <w:pPr>
-              <w:jc w:val="center"/>
-              <w:spacing w:before="0" w:after="40" w:line="312" w:lineRule="auto"/>
+              <w:spacing w:before="0" w:after="40" w:line="312" w:lineRule="auto"/>
+              <w:jc w:val="center"/>
             </w:pPr>
             <w:r>
               <w:rPr>
@@ -8748,8 +7662,8 @@
           </w:tcPr>
           <w:p>
             <w:pPr>
-              <w:jc w:val="center"/>
-              <w:spacing w:before="0" w:after="40" w:line="312" w:lineRule="auto"/>
+              <w:spacing w:before="0" w:after="40" w:line="312" w:lineRule="auto"/>
+              <w:jc w:val="center"/>
             </w:pPr>
             <w:r>
               <w:rPr>
@@ -8774,8 +7688,8 @@
           </w:tcPr>
           <w:p>
             <w:pPr>
-              <w:jc w:val="center"/>
-              <w:spacing w:before="0" w:after="40" w:line="312" w:lineRule="auto"/>
+              <w:spacing w:before="0" w:after="40" w:line="312" w:lineRule="auto"/>
+              <w:jc w:val="center"/>
             </w:pPr>
             <w:r>
               <w:rPr>
@@ -8805,8 +7719,8 @@
     </w:p>
     <w:p>
       <w:pPr>
+        <w:spacing w:before="0" w:after="120" w:line="312" w:lineRule="auto"/>
         <w:jc w:val="justify"/>
-        <w:spacing w:before="0" w:after="120" w:line="312" w:lineRule="auto"/>
       </w:pPr>
       <w:r>
         <w:rPr>
@@ -8819,9 +7733,9 @@
     </w:p>
     <w:p>
       <w:pPr>
+        <w:keepNext/>
+        <w:spacing w:before="120" w:after="60" w:line="240" w:lineRule="auto"/>
         <w:jc w:val="center"/>
-        <w:spacing w:before="120" w:after="60" w:line="240" w:lineRule="auto"/>
-        <w:keepNext/>
       </w:pPr>
       <w:r>
         <w:rPr>
@@ -8884,14 +7798,14 @@
     </w:p>
     <w:p>
       <w:pPr>
+        <w:pStyle w:val="Heading2"/>
         <w:keepNext/>
-        <w:pStyle w:val="Heading2"/>
         <w:spacing w:before="220" w:after="140" w:line="312" w:lineRule="auto"/>
       </w:pPr>
       <w:r>
         <w:rPr>
+          <w:rFonts w:ascii="Times New Roman" w:hAnsi="Times New Roman"/>
           <w:b/>
-          <w:rFonts w:ascii="Times New Roman" w:hAnsi="Times New Roman"/>
           <w:sz w:val="22"/>
           <w:szCs w:val="22"/>
         </w:rPr>
@@ -8900,8 +7814,8 @@
     </w:p>
     <w:p>
       <w:pPr>
+        <w:spacing w:before="0" w:after="120" w:line="312" w:lineRule="auto"/>
         <w:jc w:val="justify"/>
-        <w:spacing w:before="0" w:after="120" w:line="312" w:lineRule="auto"/>
       </w:pPr>
       <w:r>
         <w:rPr>
@@ -8941,24 +7855,24 @@
             <w:tcBorders>
               <w:bottom w:val="single" w:sz="6" w:color="808080"/>
             </w:tcBorders>
-            <w:tcMar>
-              <w:top w:w="60" w:type="dithered"/>
-              <w:left w:w="100" w:type="dithered"/>
-              <w:bottom w:w="60" w:type="dithered"/>
-              <w:right w:w="100" w:type="dithered"/>
-            </w:tcMar>
             <w:shd w:val="clear" w:color="auto" w:fill="E8E8E8"/>
-            <w:vAlign w:val="center"/>
-          </w:tcPr>
-          <w:p>
-            <w:pPr>
+            <w:tcMar>
+              <w:top w:w="60" w:type="dithered"/>
+              <w:left w:w="100" w:type="dithered"/>
+              <w:bottom w:w="60" w:type="dithered"/>
+              <w:right w:w="100" w:type="dithered"/>
+            </w:tcMar>
+            <w:vAlign w:val="center"/>
+          </w:tcPr>
+          <w:p>
+            <w:pPr>
+              <w:spacing w:before="0" w:after="40" w:line="312" w:lineRule="auto"/>
               <w:jc w:val="left"/>
-              <w:spacing w:before="0" w:after="40" w:line="312" w:lineRule="auto"/>
-            </w:pPr>
-            <w:r>
-              <w:rPr>
+            </w:pPr>
+            <w:r>
+              <w:rPr>
+                <w:rFonts w:ascii="Times New Roman" w:hAnsi="Times New Roman"/>
                 <w:b/>
-                <w:rFonts w:ascii="Times New Roman" w:hAnsi="Times New Roman"/>
                 <w:sz w:val="18"/>
                 <w:szCs w:val="18"/>
               </w:rPr>
@@ -8972,24 +7886,24 @@
             <w:tcBorders>
               <w:bottom w:val="single" w:sz="6" w:color="808080"/>
             </w:tcBorders>
-            <w:tcMar>
-              <w:top w:w="60" w:type="dithered"/>
-              <w:left w:w="100" w:type="dithered"/>
-              <w:bottom w:w="60" w:type="dithered"/>
-              <w:right w:w="100" w:type="dithered"/>
-            </w:tcMar>
             <w:shd w:val="clear" w:color="auto" w:fill="E8E8E8"/>
-            <w:vAlign w:val="center"/>
-          </w:tcPr>
-          <w:p>
-            <w:pPr>
-              <w:jc w:val="center"/>
-              <w:spacing w:before="0" w:after="40" w:line="312" w:lineRule="auto"/>
-            </w:pPr>
-            <w:r>
-              <w:rPr>
+            <w:tcMar>
+              <w:top w:w="60" w:type="dithered"/>
+              <w:left w:w="100" w:type="dithered"/>
+              <w:bottom w:w="60" w:type="dithered"/>
+              <w:right w:w="100" w:type="dithered"/>
+            </w:tcMar>
+            <w:vAlign w:val="center"/>
+          </w:tcPr>
+          <w:p>
+            <w:pPr>
+              <w:spacing w:before="0" w:after="40" w:line="312" w:lineRule="auto"/>
+              <w:jc w:val="center"/>
+            </w:pPr>
+            <w:r>
+              <w:rPr>
+                <w:rFonts w:ascii="Times New Roman" w:hAnsi="Times New Roman"/>
                 <w:b/>
-                <w:rFonts w:ascii="Times New Roman" w:hAnsi="Times New Roman"/>
                 <w:sz w:val="18"/>
                 <w:szCs w:val="18"/>
               </w:rPr>
@@ -9003,24 +7917,24 @@
             <w:tcBorders>
               <w:bottom w:val="single" w:sz="6" w:color="808080"/>
             </w:tcBorders>
-            <w:tcMar>
-              <w:top w:w="60" w:type="dithered"/>
-              <w:left w:w="100" w:type="dithered"/>
-              <w:bottom w:w="60" w:type="dithered"/>
-              <w:right w:w="100" w:type="dithered"/>
-            </w:tcMar>
             <w:shd w:val="clear" w:color="auto" w:fill="E8E8E8"/>
-            <w:vAlign w:val="center"/>
-          </w:tcPr>
-          <w:p>
-            <w:pPr>
-              <w:jc w:val="center"/>
-              <w:spacing w:before="0" w:after="40" w:line="312" w:lineRule="auto"/>
-            </w:pPr>
-            <w:r>
-              <w:rPr>
+            <w:tcMar>
+              <w:top w:w="60" w:type="dithered"/>
+              <w:left w:w="100" w:type="dithered"/>
+              <w:bottom w:w="60" w:type="dithered"/>
+              <w:right w:w="100" w:type="dithered"/>
+            </w:tcMar>
+            <w:vAlign w:val="center"/>
+          </w:tcPr>
+          <w:p>
+            <w:pPr>
+              <w:spacing w:before="0" w:after="40" w:line="312" w:lineRule="auto"/>
+              <w:jc w:val="center"/>
+            </w:pPr>
+            <w:r>
+              <w:rPr>
+                <w:rFonts w:ascii="Times New Roman" w:hAnsi="Times New Roman"/>
                 <w:b/>
-                <w:rFonts w:ascii="Times New Roman" w:hAnsi="Times New Roman"/>
                 <w:sz w:val="18"/>
                 <w:szCs w:val="18"/>
               </w:rPr>
@@ -9034,24 +7948,24 @@
             <w:tcBorders>
               <w:bottom w:val="single" w:sz="6" w:color="808080"/>
             </w:tcBorders>
-            <w:tcMar>
-              <w:top w:w="60" w:type="dithered"/>
-              <w:left w:w="100" w:type="dithered"/>
-              <w:bottom w:w="60" w:type="dithered"/>
-              <w:right w:w="100" w:type="dithered"/>
-            </w:tcMar>
             <w:shd w:val="clear" w:color="auto" w:fill="E8E8E8"/>
-            <w:vAlign w:val="center"/>
-          </w:tcPr>
-          <w:p>
-            <w:pPr>
-              <w:jc w:val="center"/>
-              <w:spacing w:before="0" w:after="40" w:line="312" w:lineRule="auto"/>
-            </w:pPr>
-            <w:r>
-              <w:rPr>
+            <w:tcMar>
+              <w:top w:w="60" w:type="dithered"/>
+              <w:left w:w="100" w:type="dithered"/>
+              <w:bottom w:w="60" w:type="dithered"/>
+              <w:right w:w="100" w:type="dithered"/>
+            </w:tcMar>
+            <w:vAlign w:val="center"/>
+          </w:tcPr>
+          <w:p>
+            <w:pPr>
+              <w:spacing w:before="0" w:after="40" w:line="312" w:lineRule="auto"/>
+              <w:jc w:val="center"/>
+            </w:pPr>
+            <w:r>
+              <w:rPr>
+                <w:rFonts w:ascii="Times New Roman" w:hAnsi="Times New Roman"/>
                 <w:b/>
-                <w:rFonts w:ascii="Times New Roman" w:hAnsi="Times New Roman"/>
                 <w:sz w:val="18"/>
                 <w:szCs w:val="18"/>
               </w:rPr>
@@ -9065,24 +7979,24 @@
             <w:tcBorders>
               <w:bottom w:val="single" w:sz="6" w:color="808080"/>
             </w:tcBorders>
-            <w:tcMar>
-              <w:top w:w="60" w:type="dithered"/>
-              <w:left w:w="100" w:type="dithered"/>
-              <w:bottom w:w="60" w:type="dithered"/>
-              <w:right w:w="100" w:type="dithered"/>
-            </w:tcMar>
             <w:shd w:val="clear" w:color="auto" w:fill="E8E8E8"/>
-            <w:vAlign w:val="center"/>
-          </w:tcPr>
-          <w:p>
-            <w:pPr>
-              <w:jc w:val="center"/>
-              <w:spacing w:before="0" w:after="40" w:line="312" w:lineRule="auto"/>
-            </w:pPr>
-            <w:r>
-              <w:rPr>
+            <w:tcMar>
+              <w:top w:w="60" w:type="dithered"/>
+              <w:left w:w="100" w:type="dithered"/>
+              <w:bottom w:w="60" w:type="dithered"/>
+              <w:right w:w="100" w:type="dithered"/>
+            </w:tcMar>
+            <w:vAlign w:val="center"/>
+          </w:tcPr>
+          <w:p>
+            <w:pPr>
+              <w:spacing w:before="0" w:after="40" w:line="312" w:lineRule="auto"/>
+              <w:jc w:val="center"/>
+            </w:pPr>
+            <w:r>
+              <w:rPr>
+                <w:rFonts w:ascii="Times New Roman" w:hAnsi="Times New Roman"/>
                 <w:b/>
-                <w:rFonts w:ascii="Times New Roman" w:hAnsi="Times New Roman"/>
                 <w:sz w:val="18"/>
                 <w:szCs w:val="18"/>
               </w:rPr>
@@ -9108,8 +8022,8 @@
           </w:tcPr>
           <w:p>
             <w:pPr>
+              <w:spacing w:before="0" w:after="40" w:line="312" w:lineRule="auto"/>
               <w:jc w:val="left"/>
-              <w:spacing w:before="0" w:after="40" w:line="312" w:lineRule="auto"/>
             </w:pPr>
             <w:r>
               <w:rPr>
@@ -9134,8 +8048,8 @@
           </w:tcPr>
           <w:p>
             <w:pPr>
-              <w:jc w:val="center"/>
-              <w:spacing w:before="0" w:after="40" w:line="312" w:lineRule="auto"/>
+              <w:spacing w:before="0" w:after="40" w:line="312" w:lineRule="auto"/>
+              <w:jc w:val="center"/>
             </w:pPr>
             <w:r>
               <w:rPr>
@@ -9160,8 +8074,8 @@
           </w:tcPr>
           <w:p>
             <w:pPr>
-              <w:jc w:val="center"/>
-              <w:spacing w:before="0" w:after="40" w:line="312" w:lineRule="auto"/>
+              <w:spacing w:before="0" w:after="40" w:line="312" w:lineRule="auto"/>
+              <w:jc w:val="center"/>
             </w:pPr>
             <w:r>
               <w:rPr>
@@ -9186,8 +8100,8 @@
           </w:tcPr>
           <w:p>
             <w:pPr>
-              <w:jc w:val="center"/>
-              <w:spacing w:before="0" w:after="40" w:line="312" w:lineRule="auto"/>
+              <w:spacing w:before="0" w:after="40" w:line="312" w:lineRule="auto"/>
+              <w:jc w:val="center"/>
             </w:pPr>
             <w:r>
               <w:rPr>
@@ -9212,8 +8126,8 @@
           </w:tcPr>
           <w:p>
             <w:pPr>
-              <w:jc w:val="center"/>
-              <w:spacing w:before="0" w:after="40" w:line="312" w:lineRule="auto"/>
+              <w:spacing w:before="0" w:after="40" w:line="312" w:lineRule="auto"/>
+              <w:jc w:val="center"/>
             </w:pPr>
             <w:r>
               <w:rPr>
@@ -9243,8 +8157,8 @@
           </w:tcPr>
           <w:p>
             <w:pPr>
+              <w:spacing w:before="0" w:after="40" w:line="312" w:lineRule="auto"/>
               <w:jc w:val="left"/>
-              <w:spacing w:before="0" w:after="40" w:line="312" w:lineRule="auto"/>
             </w:pPr>
             <w:r>
               <w:rPr>
@@ -9269,8 +8183,8 @@
           </w:tcPr>
           <w:p>
             <w:pPr>
-              <w:jc w:val="center"/>
-              <w:spacing w:before="0" w:after="40" w:line="312" w:lineRule="auto"/>
+              <w:spacing w:before="0" w:after="40" w:line="312" w:lineRule="auto"/>
+              <w:jc w:val="center"/>
             </w:pPr>
             <w:r>
               <w:rPr>
@@ -9295,8 +8209,8 @@
           </w:tcPr>
           <w:p>
             <w:pPr>
-              <w:jc w:val="center"/>
-              <w:spacing w:before="0" w:after="40" w:line="312" w:lineRule="auto"/>
+              <w:spacing w:before="0" w:after="40" w:line="312" w:lineRule="auto"/>
+              <w:jc w:val="center"/>
             </w:pPr>
             <w:r>
               <w:rPr>
@@ -9321,8 +8235,8 @@
           </w:tcPr>
           <w:p>
             <w:pPr>
-              <w:jc w:val="center"/>
-              <w:spacing w:before="0" w:after="40" w:line="312" w:lineRule="auto"/>
+              <w:spacing w:before="0" w:after="40" w:line="312" w:lineRule="auto"/>
+              <w:jc w:val="center"/>
             </w:pPr>
             <w:r>
               <w:rPr>
@@ -9347,8 +8261,8 @@
           </w:tcPr>
           <w:p>
             <w:pPr>
-              <w:jc w:val="center"/>
-              <w:spacing w:before="0" w:after="40" w:line="312" w:lineRule="auto"/>
+              <w:spacing w:before="0" w:after="40" w:line="312" w:lineRule="auto"/>
+              <w:jc w:val="center"/>
             </w:pPr>
             <w:r>
               <w:rPr>
@@ -9378,8 +8292,8 @@
           </w:tcPr>
           <w:p>
             <w:pPr>
+              <w:spacing w:before="0" w:after="40" w:line="312" w:lineRule="auto"/>
               <w:jc w:val="left"/>
-              <w:spacing w:before="0" w:after="40" w:line="312" w:lineRule="auto"/>
             </w:pPr>
             <w:r>
               <w:rPr>
@@ -9404,8 +8318,8 @@
           </w:tcPr>
           <w:p>
             <w:pPr>
-              <w:jc w:val="center"/>
-              <w:spacing w:before="0" w:after="40" w:line="312" w:lineRule="auto"/>
+              <w:spacing w:before="0" w:after="40" w:line="312" w:lineRule="auto"/>
+              <w:jc w:val="center"/>
             </w:pPr>
             <w:r>
               <w:rPr>
@@ -9430,8 +8344,8 @@
           </w:tcPr>
           <w:p>
             <w:pPr>
-              <w:jc w:val="center"/>
-              <w:spacing w:before="0" w:after="40" w:line="312" w:lineRule="auto"/>
+              <w:spacing w:before="0" w:after="40" w:line="312" w:lineRule="auto"/>
+              <w:jc w:val="center"/>
             </w:pPr>
             <w:r>
               <w:rPr>
@@ -9456,8 +8370,8 @@
           </w:tcPr>
           <w:p>
             <w:pPr>
-              <w:jc w:val="center"/>
-              <w:spacing w:before="0" w:after="40" w:line="312" w:lineRule="auto"/>
+              <w:spacing w:before="0" w:after="40" w:line="312" w:lineRule="auto"/>
+              <w:jc w:val="center"/>
             </w:pPr>
             <w:r>
               <w:rPr>
@@ -9482,8 +8396,8 @@
           </w:tcPr>
           <w:p>
             <w:pPr>
-              <w:jc w:val="center"/>
-              <w:spacing w:before="0" w:after="40" w:line="312" w:lineRule="auto"/>
+              <w:spacing w:before="0" w:after="40" w:line="312" w:lineRule="auto"/>
+              <w:jc w:val="center"/>
             </w:pPr>
             <w:r>
               <w:rPr>
@@ -9513,8 +8427,8 @@
           </w:tcPr>
           <w:p>
             <w:pPr>
+              <w:spacing w:before="0" w:after="40" w:line="312" w:lineRule="auto"/>
               <w:jc w:val="left"/>
-              <w:spacing w:before="0" w:after="40" w:line="312" w:lineRule="auto"/>
             </w:pPr>
             <w:r>
               <w:rPr>
@@ -9539,8 +8453,8 @@
           </w:tcPr>
           <w:p>
             <w:pPr>
-              <w:jc w:val="center"/>
-              <w:spacing w:before="0" w:after="40" w:line="312" w:lineRule="auto"/>
+              <w:spacing w:before="0" w:after="40" w:line="312" w:lineRule="auto"/>
+              <w:jc w:val="center"/>
             </w:pPr>
             <w:r>
               <w:rPr>
@@ -9565,8 +8479,8 @@
           </w:tcPr>
           <w:p>
             <w:pPr>
-              <w:jc w:val="center"/>
-              <w:spacing w:before="0" w:after="40" w:line="312" w:lineRule="auto"/>
+              <w:spacing w:before="0" w:after="40" w:line="312" w:lineRule="auto"/>
+              <w:jc w:val="center"/>
             </w:pPr>
             <w:r>
               <w:rPr>
@@ -9591,8 +8505,8 @@
           </w:tcPr>
           <w:p>
             <w:pPr>
-              <w:jc w:val="center"/>
-              <w:spacing w:before="0" w:after="40" w:line="312" w:lineRule="auto"/>
+              <w:spacing w:before="0" w:after="40" w:line="312" w:lineRule="auto"/>
+              <w:jc w:val="center"/>
             </w:pPr>
             <w:r>
               <w:rPr>
@@ -9617,8 +8531,8 @@
           </w:tcPr>
           <w:p>
             <w:pPr>
-              <w:jc w:val="center"/>
-              <w:spacing w:before="0" w:after="40" w:line="312" w:lineRule="auto"/>
+              <w:spacing w:before="0" w:after="40" w:line="312" w:lineRule="auto"/>
+              <w:jc w:val="center"/>
             </w:pPr>
             <w:r>
               <w:rPr>
@@ -9648,8 +8562,8 @@
           </w:tcPr>
           <w:p>
             <w:pPr>
+              <w:spacing w:before="0" w:after="40" w:line="312" w:lineRule="auto"/>
               <w:jc w:val="left"/>
-              <w:spacing w:before="0" w:after="40" w:line="312" w:lineRule="auto"/>
             </w:pPr>
             <w:r>
               <w:rPr>
@@ -9674,8 +8588,8 @@
           </w:tcPr>
           <w:p>
             <w:pPr>
-              <w:jc w:val="center"/>
-              <w:spacing w:before="0" w:after="40" w:line="312" w:lineRule="auto"/>
+              <w:spacing w:before="0" w:after="40" w:line="312" w:lineRule="auto"/>
+              <w:jc w:val="center"/>
             </w:pPr>
             <w:r>
               <w:rPr>
@@ -9700,8 +8614,8 @@
           </w:tcPr>
           <w:p>
             <w:pPr>
-              <w:jc w:val="center"/>
-              <w:spacing w:before="0" w:after="40" w:line="312" w:lineRule="auto"/>
+              <w:spacing w:before="0" w:after="40" w:line="312" w:lineRule="auto"/>
+              <w:jc w:val="center"/>
             </w:pPr>
             <w:r>
               <w:rPr>
@@ -9726,8 +8640,8 @@
           </w:tcPr>
           <w:p>
             <w:pPr>
-              <w:jc w:val="center"/>
-              <w:spacing w:before="0" w:after="40" w:line="312" w:lineRule="auto"/>
+              <w:spacing w:before="0" w:after="40" w:line="312" w:lineRule="auto"/>
+              <w:jc w:val="center"/>
             </w:pPr>
             <w:r>
               <w:rPr>
@@ -9752,8 +8666,8 @@
           </w:tcPr>
           <w:p>
             <w:pPr>
-              <w:jc w:val="center"/>
-              <w:spacing w:before="0" w:after="40" w:line="312" w:lineRule="auto"/>
+              <w:spacing w:before="0" w:after="40" w:line="312" w:lineRule="auto"/>
+              <w:jc w:val="center"/>
             </w:pPr>
             <w:r>
               <w:rPr>
@@ -9783,8 +8697,8 @@
           </w:tcPr>
           <w:p>
             <w:pPr>
+              <w:spacing w:before="0" w:after="40" w:line="312" w:lineRule="auto"/>
               <w:jc w:val="left"/>
-              <w:spacing w:before="0" w:after="40" w:line="312" w:lineRule="auto"/>
             </w:pPr>
             <w:r>
               <w:rPr>
@@ -9809,8 +8723,8 @@
           </w:tcPr>
           <w:p>
             <w:pPr>
-              <w:jc w:val="center"/>
-              <w:spacing w:before="0" w:after="40" w:line="312" w:lineRule="auto"/>
+              <w:spacing w:before="0" w:after="40" w:line="312" w:lineRule="auto"/>
+              <w:jc w:val="center"/>
             </w:pPr>
             <w:r>
               <w:rPr>
@@ -9835,8 +8749,8 @@
           </w:tcPr>
           <w:p>
             <w:pPr>
-              <w:jc w:val="center"/>
-              <w:spacing w:before="0" w:after="40" w:line="312" w:lineRule="auto"/>
+              <w:spacing w:before="0" w:after="40" w:line="312" w:lineRule="auto"/>
+              <w:jc w:val="center"/>
             </w:pPr>
             <w:r>
               <w:rPr>
@@ -9861,8 +8775,8 @@
           </w:tcPr>
           <w:p>
             <w:pPr>
-              <w:jc w:val="center"/>
-              <w:spacing w:before="0" w:after="40" w:line="312" w:lineRule="auto"/>
+              <w:spacing w:before="0" w:after="40" w:line="312" w:lineRule="auto"/>
+              <w:jc w:val="center"/>
             </w:pPr>
             <w:r>
               <w:rPr>
@@ -9887,8 +8801,8 @@
           </w:tcPr>
           <w:p>
             <w:pPr>
-              <w:jc w:val="center"/>
-              <w:spacing w:before="0" w:after="40" w:line="312" w:lineRule="auto"/>
+              <w:spacing w:before="0" w:after="40" w:line="312" w:lineRule="auto"/>
+              <w:jc w:val="center"/>
             </w:pPr>
             <w:r>
               <w:rPr>
@@ -9918,8 +8832,8 @@
           </w:tcPr>
           <w:p>
             <w:pPr>
+              <w:spacing w:before="0" w:after="40" w:line="312" w:lineRule="auto"/>
               <w:jc w:val="left"/>
-              <w:spacing w:before="0" w:after="40" w:line="312" w:lineRule="auto"/>
             </w:pPr>
             <w:r>
               <w:rPr>
@@ -9944,8 +8858,8 @@
           </w:tcPr>
           <w:p>
             <w:pPr>
-              <w:jc w:val="center"/>
-              <w:spacing w:before="0" w:after="40" w:line="312" w:lineRule="auto"/>
+              <w:spacing w:before="0" w:after="40" w:line="312" w:lineRule="auto"/>
+              <w:jc w:val="center"/>
             </w:pPr>
             <w:r>
               <w:rPr>
@@ -9970,8 +8884,8 @@
           </w:tcPr>
           <w:p>
             <w:pPr>
-              <w:jc w:val="center"/>
-              <w:spacing w:before="0" w:after="40" w:line="312" w:lineRule="auto"/>
+              <w:spacing w:before="0" w:after="40" w:line="312" w:lineRule="auto"/>
+              <w:jc w:val="center"/>
             </w:pPr>
             <w:r>
               <w:rPr>
@@ -9996,8 +8910,8 @@
           </w:tcPr>
           <w:p>
             <w:pPr>
-              <w:jc w:val="center"/>
-              <w:spacing w:before="0" w:after="40" w:line="312" w:lineRule="auto"/>
+              <w:spacing w:before="0" w:after="40" w:line="312" w:lineRule="auto"/>
+              <w:jc w:val="center"/>
             </w:pPr>
             <w:r>
               <w:rPr>
@@ -10022,8 +8936,8 @@
           </w:tcPr>
           <w:p>
             <w:pPr>
-              <w:jc w:val="center"/>
-              <w:spacing w:before="0" w:after="40" w:line="312" w:lineRule="auto"/>
+              <w:spacing w:before="0" w:after="40" w:line="312" w:lineRule="auto"/>
+              <w:jc w:val="center"/>
             </w:pPr>
             <w:r>
               <w:rPr>
@@ -10053,9 +8967,9 @@
     </w:p>
     <w:p>
       <w:pPr>
+        <w:keepNext/>
+        <w:spacing w:before="120" w:after="60" w:line="240" w:lineRule="auto"/>
         <w:jc w:val="center"/>
-        <w:spacing w:before="120" w:after="60" w:line="240" w:lineRule="auto"/>
-        <w:keepNext/>
       </w:pPr>
       <w:r>
         <w:rPr>
@@ -10118,9 +9032,9 @@
     </w:p>
     <w:p>
       <w:pPr>
+        <w:keepNext/>
+        <w:spacing w:before="120" w:after="60" w:line="240" w:lineRule="auto"/>
         <w:jc w:val="center"/>
-        <w:spacing w:before="120" w:after="60" w:line="240" w:lineRule="auto"/>
-        <w:keepNext/>
       </w:pPr>
       <w:r>
         <w:rPr>
@@ -10183,8 +9097,8 @@
     </w:p>
     <w:p>
       <w:pPr>
+        <w:spacing w:before="0" w:after="120" w:line="312" w:lineRule="auto"/>
         <w:jc w:val="justify"/>
-        <w:spacing w:before="0" w:after="120" w:line="312" w:lineRule="auto"/>
       </w:pPr>
       <w:r>
         <w:rPr>
@@ -10197,14 +9111,14 @@
     </w:p>
     <w:p>
       <w:pPr>
+        <w:pStyle w:val="Heading2"/>
         <w:keepNext/>
-        <w:pStyle w:val="Heading2"/>
         <w:spacing w:before="220" w:after="140" w:line="312" w:lineRule="auto"/>
       </w:pPr>
       <w:r>
         <w:rPr>
+          <w:rFonts w:ascii="Times New Roman" w:hAnsi="Times New Roman"/>
           <w:b/>
-          <w:rFonts w:ascii="Times New Roman" w:hAnsi="Times New Roman"/>
           <w:sz w:val="22"/>
           <w:szCs w:val="22"/>
         </w:rPr>
@@ -10240,24 +9154,24 @@
             <w:tcBorders>
               <w:bottom w:val="single" w:sz="6" w:color="808080"/>
             </w:tcBorders>
-            <w:tcMar>
-              <w:top w:w="60" w:type="dithered"/>
-              <w:left w:w="100" w:type="dithered"/>
-              <w:bottom w:w="60" w:type="dithered"/>
-              <w:right w:w="100" w:type="dithered"/>
-            </w:tcMar>
             <w:shd w:val="clear" w:color="auto" w:fill="E8E8E8"/>
-            <w:vAlign w:val="center"/>
-          </w:tcPr>
-          <w:p>
-            <w:pPr>
+            <w:tcMar>
+              <w:top w:w="60" w:type="dithered"/>
+              <w:left w:w="100" w:type="dithered"/>
+              <w:bottom w:w="60" w:type="dithered"/>
+              <w:right w:w="100" w:type="dithered"/>
+            </w:tcMar>
+            <w:vAlign w:val="center"/>
+          </w:tcPr>
+          <w:p>
+            <w:pPr>
+              <w:spacing w:before="0" w:after="40" w:line="312" w:lineRule="auto"/>
               <w:jc w:val="left"/>
-              <w:spacing w:before="0" w:after="40" w:line="312" w:lineRule="auto"/>
-            </w:pPr>
-            <w:r>
-              <w:rPr>
+            </w:pPr>
+            <w:r>
+              <w:rPr>
+                <w:rFonts w:ascii="Times New Roman" w:hAnsi="Times New Roman"/>
                 <w:b/>
-                <w:rFonts w:ascii="Times New Roman" w:hAnsi="Times New Roman"/>
                 <w:sz w:val="18"/>
                 <w:szCs w:val="18"/>
               </w:rPr>
@@ -10271,24 +9185,24 @@
             <w:tcBorders>
               <w:bottom w:val="single" w:sz="6" w:color="808080"/>
             </w:tcBorders>
-            <w:tcMar>
-              <w:top w:w="60" w:type="dithered"/>
-              <w:left w:w="100" w:type="dithered"/>
-              <w:bottom w:w="60" w:type="dithered"/>
-              <w:right w:w="100" w:type="dithered"/>
-            </w:tcMar>
             <w:shd w:val="clear" w:color="auto" w:fill="E8E8E8"/>
-            <w:vAlign w:val="center"/>
-          </w:tcPr>
-          <w:p>
-            <w:pPr>
-              <w:jc w:val="center"/>
-              <w:spacing w:before="0" w:after="40" w:line="312" w:lineRule="auto"/>
-            </w:pPr>
-            <w:r>
-              <w:rPr>
+            <w:tcMar>
+              <w:top w:w="60" w:type="dithered"/>
+              <w:left w:w="100" w:type="dithered"/>
+              <w:bottom w:w="60" w:type="dithered"/>
+              <w:right w:w="100" w:type="dithered"/>
+            </w:tcMar>
+            <w:vAlign w:val="center"/>
+          </w:tcPr>
+          <w:p>
+            <w:pPr>
+              <w:spacing w:before="0" w:after="40" w:line="312" w:lineRule="auto"/>
+              <w:jc w:val="center"/>
+            </w:pPr>
+            <w:r>
+              <w:rPr>
+                <w:rFonts w:ascii="Times New Roman" w:hAnsi="Times New Roman"/>
                 <w:b/>
-                <w:rFonts w:ascii="Times New Roman" w:hAnsi="Times New Roman"/>
                 <w:sz w:val="18"/>
                 <w:szCs w:val="18"/>
               </w:rPr>
@@ -10302,24 +9216,24 @@
             <w:tcBorders>
               <w:bottom w:val="single" w:sz="6" w:color="808080"/>
             </w:tcBorders>
-            <w:tcMar>
-              <w:top w:w="60" w:type="dithered"/>
-              <w:left w:w="100" w:type="dithered"/>
-              <w:bottom w:w="60" w:type="dithered"/>
-              <w:right w:w="100" w:type="dithered"/>
-            </w:tcMar>
             <w:shd w:val="clear" w:color="auto" w:fill="E8E8E8"/>
-            <w:vAlign w:val="center"/>
-          </w:tcPr>
-          <w:p>
-            <w:pPr>
-              <w:jc w:val="center"/>
-              <w:spacing w:before="0" w:after="40" w:line="312" w:lineRule="auto"/>
-            </w:pPr>
-            <w:r>
-              <w:rPr>
+            <w:tcMar>
+              <w:top w:w="60" w:type="dithered"/>
+              <w:left w:w="100" w:type="dithered"/>
+              <w:bottom w:w="60" w:type="dithered"/>
+              <w:right w:w="100" w:type="dithered"/>
+            </w:tcMar>
+            <w:vAlign w:val="center"/>
+          </w:tcPr>
+          <w:p>
+            <w:pPr>
+              <w:spacing w:before="0" w:after="40" w:line="312" w:lineRule="auto"/>
+              <w:jc w:val="center"/>
+            </w:pPr>
+            <w:r>
+              <w:rPr>
+                <w:rFonts w:ascii="Times New Roman" w:hAnsi="Times New Roman"/>
                 <w:b/>
-                <w:rFonts w:ascii="Times New Roman" w:hAnsi="Times New Roman"/>
                 <w:sz w:val="18"/>
                 <w:szCs w:val="18"/>
               </w:rPr>
@@ -10345,8 +9259,8 @@
           </w:tcPr>
           <w:p>
             <w:pPr>
+              <w:spacing w:before="0" w:after="40" w:line="312" w:lineRule="auto"/>
               <w:jc w:val="left"/>
-              <w:spacing w:before="0" w:after="40" w:line="312" w:lineRule="auto"/>
             </w:pPr>
             <w:r>
               <w:rPr>
@@ -10371,8 +9285,8 @@
           </w:tcPr>
           <w:p>
             <w:pPr>
-              <w:jc w:val="center"/>
-              <w:spacing w:before="0" w:after="40" w:line="312" w:lineRule="auto"/>
+              <w:spacing w:before="0" w:after="40" w:line="312" w:lineRule="auto"/>
+              <w:jc w:val="center"/>
             </w:pPr>
             <w:r>
               <w:rPr>
@@ -10397,8 +9311,8 @@
           </w:tcPr>
           <w:p>
             <w:pPr>
-              <w:jc w:val="center"/>
-              <w:spacing w:before="0" w:after="40" w:line="312" w:lineRule="auto"/>
+              <w:spacing w:before="0" w:after="40" w:line="312" w:lineRule="auto"/>
+              <w:jc w:val="center"/>
             </w:pPr>
             <w:r>
               <w:rPr>
@@ -10428,8 +9342,8 @@
           </w:tcPr>
           <w:p>
             <w:pPr>
+              <w:spacing w:before="0" w:after="40" w:line="312" w:lineRule="auto"/>
               <w:jc w:val="left"/>
-              <w:spacing w:before="0" w:after="40" w:line="312" w:lineRule="auto"/>
             </w:pPr>
             <w:r>
               <w:rPr>
@@ -10454,8 +9368,8 @@
           </w:tcPr>
           <w:p>
             <w:pPr>
-              <w:jc w:val="center"/>
-              <w:spacing w:before="0" w:after="40" w:line="312" w:lineRule="auto"/>
+              <w:spacing w:before="0" w:after="40" w:line="312" w:lineRule="auto"/>
+              <w:jc w:val="center"/>
             </w:pPr>
             <w:r>
               <w:rPr>
@@ -10480,8 +9394,8 @@
           </w:tcPr>
           <w:p>
             <w:pPr>
-              <w:jc w:val="center"/>
-              <w:spacing w:before="0" w:after="40" w:line="312" w:lineRule="auto"/>
+              <w:spacing w:before="0" w:after="40" w:line="312" w:lineRule="auto"/>
+              <w:jc w:val="center"/>
             </w:pPr>
             <w:r>
               <w:rPr>
@@ -10511,8 +9425,8 @@
           </w:tcPr>
           <w:p>
             <w:pPr>
+              <w:spacing w:before="0" w:after="40" w:line="312" w:lineRule="auto"/>
               <w:jc w:val="left"/>
-              <w:spacing w:before="0" w:after="40" w:line="312" w:lineRule="auto"/>
             </w:pPr>
             <w:r>
               <w:rPr>
@@ -10537,8 +9451,8 @@
           </w:tcPr>
           <w:p>
             <w:pPr>
-              <w:jc w:val="center"/>
-              <w:spacing w:before="0" w:after="40" w:line="312" w:lineRule="auto"/>
+              <w:spacing w:before="0" w:after="40" w:line="312" w:lineRule="auto"/>
+              <w:jc w:val="center"/>
             </w:pPr>
             <w:r>
               <w:rPr>
@@ -10563,8 +9477,8 @@
           </w:tcPr>
           <w:p>
             <w:pPr>
-              <w:jc w:val="center"/>
-              <w:spacing w:before="0" w:after="40" w:line="312" w:lineRule="auto"/>
+              <w:spacing w:before="0" w:after="40" w:line="312" w:lineRule="auto"/>
+              <w:jc w:val="center"/>
             </w:pPr>
             <w:r>
               <w:rPr>
@@ -10594,8 +9508,8 @@
           </w:tcPr>
           <w:p>
             <w:pPr>
+              <w:spacing w:before="0" w:after="40" w:line="312" w:lineRule="auto"/>
               <w:jc w:val="left"/>
-              <w:spacing w:before="0" w:after="40" w:line="312" w:lineRule="auto"/>
             </w:pPr>
             <w:r>
               <w:rPr>
@@ -10620,8 +9534,8 @@
           </w:tcPr>
           <w:p>
             <w:pPr>
-              <w:jc w:val="center"/>
-              <w:spacing w:before="0" w:after="40" w:line="312" w:lineRule="auto"/>
+              <w:spacing w:before="0" w:after="40" w:line="312" w:lineRule="auto"/>
+              <w:jc w:val="center"/>
             </w:pPr>
             <w:r>
               <w:rPr>
@@ -10646,8 +9560,8 @@
           </w:tcPr>
           <w:p>
             <w:pPr>
-              <w:jc w:val="center"/>
-              <w:spacing w:before="0" w:after="40" w:line="312" w:lineRule="auto"/>
+              <w:spacing w:before="0" w:after="40" w:line="312" w:lineRule="auto"/>
+              <w:jc w:val="center"/>
             </w:pPr>
             <w:r>
               <w:rPr>
@@ -10677,8 +9591,8 @@
     </w:p>
     <w:p>
       <w:pPr>
+        <w:spacing w:before="0" w:after="120" w:line="312" w:lineRule="auto"/>
         <w:jc w:val="justify"/>
-        <w:spacing w:before="0" w:after="120" w:line="312" w:lineRule="auto"/>
       </w:pPr>
       <w:r>
         <w:rPr>
@@ -10691,14 +9605,14 @@
     </w:p>
     <w:p>
       <w:pPr>
+        <w:pStyle w:val="Heading2"/>
         <w:keepNext/>
-        <w:pStyle w:val="Heading2"/>
         <w:spacing w:before="220" w:after="140" w:line="312" w:lineRule="auto"/>
       </w:pPr>
       <w:r>
         <w:rPr>
+          <w:rFonts w:ascii="Times New Roman" w:hAnsi="Times New Roman"/>
           <w:b/>
-          <w:rFonts w:ascii="Times New Roman" w:hAnsi="Times New Roman"/>
           <w:sz w:val="22"/>
           <w:szCs w:val="22"/>
         </w:rPr>
@@ -10734,24 +9648,24 @@
             <w:tcBorders>
               <w:bottom w:val="single" w:sz="6" w:color="808080"/>
             </w:tcBorders>
-            <w:tcMar>
-              <w:top w:w="60" w:type="dithered"/>
-              <w:left w:w="100" w:type="dithered"/>
-              <w:bottom w:w="60" w:type="dithered"/>
-              <w:right w:w="100" w:type="dithered"/>
-            </w:tcMar>
             <w:shd w:val="clear" w:color="auto" w:fill="E8E8E8"/>
-            <w:vAlign w:val="center"/>
-          </w:tcPr>
-          <w:p>
-            <w:pPr>
+            <w:tcMar>
+              <w:top w:w="60" w:type="dithered"/>
+              <w:left w:w="100" w:type="dithered"/>
+              <w:bottom w:w="60" w:type="dithered"/>
+              <w:right w:w="100" w:type="dithered"/>
+            </w:tcMar>
+            <w:vAlign w:val="center"/>
+          </w:tcPr>
+          <w:p>
+            <w:pPr>
+              <w:spacing w:before="0" w:after="40" w:line="312" w:lineRule="auto"/>
               <w:jc w:val="left"/>
-              <w:spacing w:before="0" w:after="40" w:line="312" w:lineRule="auto"/>
-            </w:pPr>
-            <w:r>
-              <w:rPr>
+            </w:pPr>
+            <w:r>
+              <w:rPr>
+                <w:rFonts w:ascii="Times New Roman" w:hAnsi="Times New Roman"/>
                 <w:b/>
-                <w:rFonts w:ascii="Times New Roman" w:hAnsi="Times New Roman"/>
                 <w:sz w:val="18"/>
                 <w:szCs w:val="18"/>
               </w:rPr>
@@ -10765,24 +9679,24 @@
             <w:tcBorders>
               <w:bottom w:val="single" w:sz="6" w:color="808080"/>
             </w:tcBorders>
-            <w:tcMar>
-              <w:top w:w="60" w:type="dithered"/>
-              <w:left w:w="100" w:type="dithered"/>
-              <w:bottom w:w="60" w:type="dithered"/>
-              <w:right w:w="100" w:type="dithered"/>
-            </w:tcMar>
             <w:shd w:val="clear" w:color="auto" w:fill="E8E8E8"/>
-            <w:vAlign w:val="center"/>
-          </w:tcPr>
-          <w:p>
-            <w:pPr>
-              <w:jc w:val="center"/>
-              <w:spacing w:before="0" w:after="40" w:line="312" w:lineRule="auto"/>
-            </w:pPr>
-            <w:r>
-              <w:rPr>
+            <w:tcMar>
+              <w:top w:w="60" w:type="dithered"/>
+              <w:left w:w="100" w:type="dithered"/>
+              <w:bottom w:w="60" w:type="dithered"/>
+              <w:right w:w="100" w:type="dithered"/>
+            </w:tcMar>
+            <w:vAlign w:val="center"/>
+          </w:tcPr>
+          <w:p>
+            <w:pPr>
+              <w:spacing w:before="0" w:after="40" w:line="312" w:lineRule="auto"/>
+              <w:jc w:val="center"/>
+            </w:pPr>
+            <w:r>
+              <w:rPr>
+                <w:rFonts w:ascii="Times New Roman" w:hAnsi="Times New Roman"/>
                 <w:b/>
-                <w:rFonts w:ascii="Times New Roman" w:hAnsi="Times New Roman"/>
                 <w:sz w:val="18"/>
                 <w:szCs w:val="18"/>
               </w:rPr>
@@ -10796,24 +9710,24 @@
             <w:tcBorders>
               <w:bottom w:val="single" w:sz="6" w:color="808080"/>
             </w:tcBorders>
-            <w:tcMar>
-              <w:top w:w="60" w:type="dithered"/>
-              <w:left w:w="100" w:type="dithered"/>
-              <w:bottom w:w="60" w:type="dithered"/>
-              <w:right w:w="100" w:type="dithered"/>
-            </w:tcMar>
             <w:shd w:val="clear" w:color="auto" w:fill="E8E8E8"/>
-            <w:vAlign w:val="center"/>
-          </w:tcPr>
-          <w:p>
-            <w:pPr>
-              <w:jc w:val="center"/>
-              <w:spacing w:before="0" w:after="40" w:line="312" w:lineRule="auto"/>
-            </w:pPr>
-            <w:r>
-              <w:rPr>
+            <w:tcMar>
+              <w:top w:w="60" w:type="dithered"/>
+              <w:left w:w="100" w:type="dithered"/>
+              <w:bottom w:w="60" w:type="dithered"/>
+              <w:right w:w="100" w:type="dithered"/>
+            </w:tcMar>
+            <w:vAlign w:val="center"/>
+          </w:tcPr>
+          <w:p>
+            <w:pPr>
+              <w:spacing w:before="0" w:after="40" w:line="312" w:lineRule="auto"/>
+              <w:jc w:val="center"/>
+            </w:pPr>
+            <w:r>
+              <w:rPr>
+                <w:rFonts w:ascii="Times New Roman" w:hAnsi="Times New Roman"/>
                 <w:b/>
-                <w:rFonts w:ascii="Times New Roman" w:hAnsi="Times New Roman"/>
                 <w:sz w:val="18"/>
                 <w:szCs w:val="18"/>
               </w:rPr>
@@ -10827,24 +9741,24 @@
             <w:tcBorders>
               <w:bottom w:val="single" w:sz="6" w:color="808080"/>
             </w:tcBorders>
-            <w:tcMar>
-              <w:top w:w="60" w:type="dithered"/>
-              <w:left w:w="100" w:type="dithered"/>
-              <w:bottom w:w="60" w:type="dithered"/>
-              <w:right w:w="100" w:type="dithered"/>
-            </w:tcMar>
             <w:shd w:val="clear" w:color="auto" w:fill="E8E8E8"/>
-            <w:vAlign w:val="center"/>
-          </w:tcPr>
-          <w:p>
-            <w:pPr>
-              <w:jc w:val="center"/>
-              <w:spacing w:before="0" w:after="40" w:line="312" w:lineRule="auto"/>
-            </w:pPr>
-            <w:r>
-              <w:rPr>
+            <w:tcMar>
+              <w:top w:w="60" w:type="dithered"/>
+              <w:left w:w="100" w:type="dithered"/>
+              <w:bottom w:w="60" w:type="dithered"/>
+              <w:right w:w="100" w:type="dithered"/>
+            </w:tcMar>
+            <w:vAlign w:val="center"/>
+          </w:tcPr>
+          <w:p>
+            <w:pPr>
+              <w:spacing w:before="0" w:after="40" w:line="312" w:lineRule="auto"/>
+              <w:jc w:val="center"/>
+            </w:pPr>
+            <w:r>
+              <w:rPr>
+                <w:rFonts w:ascii="Times New Roman" w:hAnsi="Times New Roman"/>
                 <w:b/>
-                <w:rFonts w:ascii="Times New Roman" w:hAnsi="Times New Roman"/>
                 <w:sz w:val="18"/>
                 <w:szCs w:val="18"/>
               </w:rPr>
@@ -10858,24 +9772,24 @@
             <w:tcBorders>
               <w:bottom w:val="single" w:sz="6" w:color="808080"/>
             </w:tcBorders>
-            <w:tcMar>
-              <w:top w:w="60" w:type="dithered"/>
-              <w:left w:w="100" w:type="dithered"/>
-              <w:bottom w:w="60" w:type="dithered"/>
-              <w:right w:w="100" w:type="dithered"/>
-            </w:tcMar>
             <w:shd w:val="clear" w:color="auto" w:fill="E8E8E8"/>
-            <w:vAlign w:val="center"/>
-          </w:tcPr>
-          <w:p>
-            <w:pPr>
-              <w:jc w:val="center"/>
-              <w:spacing w:before="0" w:after="40" w:line="312" w:lineRule="auto"/>
-            </w:pPr>
-            <w:r>
-              <w:rPr>
+            <w:tcMar>
+              <w:top w:w="60" w:type="dithered"/>
+              <w:left w:w="100" w:type="dithered"/>
+              <w:bottom w:w="60" w:type="dithered"/>
+              <w:right w:w="100" w:type="dithered"/>
+            </w:tcMar>
+            <w:vAlign w:val="center"/>
+          </w:tcPr>
+          <w:p>
+            <w:pPr>
+              <w:spacing w:before="0" w:after="40" w:line="312" w:lineRule="auto"/>
+              <w:jc w:val="center"/>
+            </w:pPr>
+            <w:r>
+              <w:rPr>
+                <w:rFonts w:ascii="Times New Roman" w:hAnsi="Times New Roman"/>
                 <w:b/>
-                <w:rFonts w:ascii="Times New Roman" w:hAnsi="Times New Roman"/>
                 <w:sz w:val="18"/>
                 <w:szCs w:val="18"/>
               </w:rPr>
@@ -10889,24 +9803,24 @@
             <w:tcBorders>
               <w:bottom w:val="single" w:sz="6" w:color="808080"/>
             </w:tcBorders>
-            <w:tcMar>
-              <w:top w:w="60" w:type="dithered"/>
-              <w:left w:w="100" w:type="dithered"/>
-              <w:bottom w:w="60" w:type="dithered"/>
-              <w:right w:w="100" w:type="dithered"/>
-            </w:tcMar>
             <w:shd w:val="clear" w:color="auto" w:fill="E8E8E8"/>
-            <w:vAlign w:val="center"/>
-          </w:tcPr>
-          <w:p>
-            <w:pPr>
-              <w:jc w:val="center"/>
-              <w:spacing w:before="0" w:after="40" w:line="312" w:lineRule="auto"/>
-            </w:pPr>
-            <w:r>
-              <w:rPr>
+            <w:tcMar>
+              <w:top w:w="60" w:type="dithered"/>
+              <w:left w:w="100" w:type="dithered"/>
+              <w:bottom w:w="60" w:type="dithered"/>
+              <w:right w:w="100" w:type="dithered"/>
+            </w:tcMar>
+            <w:vAlign w:val="center"/>
+          </w:tcPr>
+          <w:p>
+            <w:pPr>
+              <w:spacing w:before="0" w:after="40" w:line="312" w:lineRule="auto"/>
+              <w:jc w:val="center"/>
+            </w:pPr>
+            <w:r>
+              <w:rPr>
+                <w:rFonts w:ascii="Times New Roman" w:hAnsi="Times New Roman"/>
                 <w:b/>
-                <w:rFonts w:ascii="Times New Roman" w:hAnsi="Times New Roman"/>
                 <w:sz w:val="18"/>
                 <w:szCs w:val="18"/>
               </w:rPr>
@@ -10932,8 +9846,8 @@
           </w:tcPr>
           <w:p>
             <w:pPr>
+              <w:spacing w:before="0" w:after="40" w:line="312" w:lineRule="auto"/>
               <w:jc w:val="left"/>
-              <w:spacing w:before="0" w:after="40" w:line="312" w:lineRule="auto"/>
             </w:pPr>
             <w:r>
               <w:rPr>
@@ -10958,8 +9872,8 @@
           </w:tcPr>
           <w:p>
             <w:pPr>
-              <w:jc w:val="center"/>
-              <w:spacing w:before="0" w:after="40" w:line="312" w:lineRule="auto"/>
+              <w:spacing w:before="0" w:after="40" w:line="312" w:lineRule="auto"/>
+              <w:jc w:val="center"/>
             </w:pPr>
             <w:r>
               <w:rPr>
@@ -10984,8 +9898,8 @@
           </w:tcPr>
           <w:p>
             <w:pPr>
-              <w:jc w:val="center"/>
-              <w:spacing w:before="0" w:after="40" w:line="312" w:lineRule="auto"/>
+              <w:spacing w:before="0" w:after="40" w:line="312" w:lineRule="auto"/>
+              <w:jc w:val="center"/>
             </w:pPr>
             <w:r>
               <w:rPr>
@@ -11010,8 +9924,8 @@
           </w:tcPr>
           <w:p>
             <w:pPr>
-              <w:jc w:val="center"/>
-              <w:spacing w:before="0" w:after="40" w:line="312" w:lineRule="auto"/>
+              <w:spacing w:before="0" w:after="40" w:line="312" w:lineRule="auto"/>
+              <w:jc w:val="center"/>
             </w:pPr>
             <w:r>
               <w:rPr>
@@ -11036,8 +9950,8 @@
           </w:tcPr>
           <w:p>
             <w:pPr>
-              <w:jc w:val="center"/>
-              <w:spacing w:before="0" w:after="40" w:line="312" w:lineRule="auto"/>
+              <w:spacing w:before="0" w:after="40" w:line="312" w:lineRule="auto"/>
+              <w:jc w:val="center"/>
             </w:pPr>
             <w:r>
               <w:rPr>
@@ -11062,8 +9976,8 @@
           </w:tcPr>
           <w:p>
             <w:pPr>
-              <w:jc w:val="center"/>
-              <w:spacing w:before="0" w:after="40" w:line="312" w:lineRule="auto"/>
+              <w:spacing w:before="0" w:after="40" w:line="312" w:lineRule="auto"/>
+              <w:jc w:val="center"/>
             </w:pPr>
             <w:r>
               <w:rPr>
@@ -11093,8 +10007,8 @@
           </w:tcPr>
           <w:p>
             <w:pPr>
+              <w:spacing w:before="0" w:after="40" w:line="312" w:lineRule="auto"/>
               <w:jc w:val="left"/>
-              <w:spacing w:before="0" w:after="40" w:line="312" w:lineRule="auto"/>
             </w:pPr>
             <w:r>
               <w:rPr>
@@ -11119,8 +10033,8 @@
           </w:tcPr>
           <w:p>
             <w:pPr>
-              <w:jc w:val="center"/>
-              <w:spacing w:before="0" w:after="40" w:line="312" w:lineRule="auto"/>
+              <w:spacing w:before="0" w:after="40" w:line="312" w:lineRule="auto"/>
+              <w:jc w:val="center"/>
             </w:pPr>
             <w:r>
               <w:rPr>
@@ -11145,8 +10059,8 @@
           </w:tcPr>
           <w:p>
             <w:pPr>
-              <w:jc w:val="center"/>
-              <w:spacing w:before="0" w:after="40" w:line="312" w:lineRule="auto"/>
+              <w:spacing w:before="0" w:after="40" w:line="312" w:lineRule="auto"/>
+              <w:jc w:val="center"/>
             </w:pPr>
             <w:r>
               <w:rPr>
@@ -11171,8 +10085,8 @@
           </w:tcPr>
           <w:p>
             <w:pPr>
-              <w:jc w:val="center"/>
-              <w:spacing w:before="0" w:after="40" w:line="312" w:lineRule="auto"/>
+              <w:spacing w:before="0" w:after="40" w:line="312" w:lineRule="auto"/>
+              <w:jc w:val="center"/>
             </w:pPr>
             <w:r>
               <w:rPr>
@@ -11197,8 +10111,8 @@
           </w:tcPr>
           <w:p>
             <w:pPr>
-              <w:jc w:val="center"/>
-              <w:spacing w:before="0" w:after="40" w:line="312" w:lineRule="auto"/>
+              <w:spacing w:before="0" w:after="40" w:line="312" w:lineRule="auto"/>
+              <w:jc w:val="center"/>
             </w:pPr>
             <w:r>
               <w:rPr>
@@ -11223,8 +10137,8 @@
           </w:tcPr>
           <w:p>
             <w:pPr>
-              <w:jc w:val="center"/>
-              <w:spacing w:before="0" w:after="40" w:line="312" w:lineRule="auto"/>
+              <w:spacing w:before="0" w:after="40" w:line="312" w:lineRule="auto"/>
+              <w:jc w:val="center"/>
             </w:pPr>
             <w:r>
               <w:rPr>
@@ -11254,8 +10168,8 @@
           </w:tcPr>
           <w:p>
             <w:pPr>
+              <w:spacing w:before="0" w:after="40" w:line="312" w:lineRule="auto"/>
               <w:jc w:val="left"/>
-              <w:spacing w:before="0" w:after="40" w:line="312" w:lineRule="auto"/>
             </w:pPr>
             <w:r>
               <w:rPr>
@@ -11280,8 +10194,8 @@
           </w:tcPr>
           <w:p>
             <w:pPr>
-              <w:jc w:val="center"/>
-              <w:spacing w:before="0" w:after="40" w:line="312" w:lineRule="auto"/>
+              <w:spacing w:before="0" w:after="40" w:line="312" w:lineRule="auto"/>
+              <w:jc w:val="center"/>
             </w:pPr>
             <w:r>
               <w:rPr>
@@ -11306,8 +10220,8 @@
           </w:tcPr>
           <w:p>
             <w:pPr>
-              <w:jc w:val="center"/>
-              <w:spacing w:before="0" w:after="40" w:line="312" w:lineRule="auto"/>
+              <w:spacing w:before="0" w:after="40" w:line="312" w:lineRule="auto"/>
+              <w:jc w:val="center"/>
             </w:pPr>
             <w:r>
               <w:rPr>
@@ -11332,8 +10246,8 @@
           </w:tcPr>
           <w:p>
             <w:pPr>
-              <w:jc w:val="center"/>
-              <w:spacing w:before="0" w:after="40" w:line="312" w:lineRule="auto"/>
+              <w:spacing w:before="0" w:after="40" w:line="312" w:lineRule="auto"/>
+              <w:jc w:val="center"/>
             </w:pPr>
             <w:r>
               <w:rPr>
@@ -11358,8 +10272,8 @@
           </w:tcPr>
           <w:p>
             <w:pPr>
-              <w:jc w:val="center"/>
-              <w:spacing w:before="0" w:after="40" w:line="312" w:lineRule="auto"/>
+              <w:spacing w:before="0" w:after="40" w:line="312" w:lineRule="auto"/>
+              <w:jc w:val="center"/>
             </w:pPr>
             <w:r>
               <w:rPr>
@@ -11384,8 +10298,8 @@
           </w:tcPr>
           <w:p>
             <w:pPr>
-              <w:jc w:val="center"/>
-              <w:spacing w:before="0" w:after="40" w:line="312" w:lineRule="auto"/>
+              <w:spacing w:before="0" w:after="40" w:line="312" w:lineRule="auto"/>
+              <w:jc w:val="center"/>
             </w:pPr>
             <w:r>
               <w:rPr>
@@ -11415,8 +10329,8 @@
           </w:tcPr>
           <w:p>
             <w:pPr>
+              <w:spacing w:before="0" w:after="40" w:line="312" w:lineRule="auto"/>
               <w:jc w:val="left"/>
-              <w:spacing w:before="0" w:after="40" w:line="312" w:lineRule="auto"/>
             </w:pPr>
             <w:r>
               <w:rPr>
@@ -11441,8 +10355,8 @@
           </w:tcPr>
           <w:p>
             <w:pPr>
-              <w:jc w:val="center"/>
-              <w:spacing w:before="0" w:after="40" w:line="312" w:lineRule="auto"/>
+              <w:spacing w:before="0" w:after="40" w:line="312" w:lineRule="auto"/>
+              <w:jc w:val="center"/>
             </w:pPr>
             <w:r>
               <w:rPr>
@@ -11467,8 +10381,8 @@
           </w:tcPr>
           <w:p>
             <w:pPr>
-              <w:jc w:val="center"/>
-              <w:spacing w:before="0" w:after="40" w:line="312" w:lineRule="auto"/>
+              <w:spacing w:before="0" w:after="40" w:line="312" w:lineRule="auto"/>
+              <w:jc w:val="center"/>
             </w:pPr>
             <w:r>
               <w:rPr>
@@ -11493,8 +10407,8 @@
           </w:tcPr>
           <w:p>
             <w:pPr>
-              <w:jc w:val="center"/>
-              <w:spacing w:before="0" w:after="40" w:line="312" w:lineRule="auto"/>
+              <w:spacing w:before="0" w:after="40" w:line="312" w:lineRule="auto"/>
+              <w:jc w:val="center"/>
             </w:pPr>
             <w:r>
               <w:rPr>
@@ -11519,8 +10433,8 @@
           </w:tcPr>
           <w:p>
             <w:pPr>
-              <w:jc w:val="center"/>
-              <w:spacing w:before="0" w:after="40" w:line="312" w:lineRule="auto"/>
+              <w:spacing w:before="0" w:after="40" w:line="312" w:lineRule="auto"/>
+              <w:jc w:val="center"/>
             </w:pPr>
             <w:r>
               <w:rPr>
@@ -11545,8 +10459,8 @@
           </w:tcPr>
           <w:p>
             <w:pPr>
-              <w:jc w:val="center"/>
-              <w:spacing w:before="0" w:after="40" w:line="312" w:lineRule="auto"/>
+              <w:spacing w:before="0" w:after="40" w:line="312" w:lineRule="auto"/>
+              <w:jc w:val="center"/>
             </w:pPr>
             <w:r>
               <w:rPr>
@@ -11576,8 +10490,8 @@
           </w:tcPr>
           <w:p>
             <w:pPr>
+              <w:spacing w:before="0" w:after="40" w:line="312" w:lineRule="auto"/>
               <w:jc w:val="left"/>
-              <w:spacing w:before="0" w:after="40" w:line="312" w:lineRule="auto"/>
             </w:pPr>
             <w:r>
               <w:rPr>
@@ -11602,8 +10516,8 @@
           </w:tcPr>
           <w:p>
             <w:pPr>
-              <w:jc w:val="center"/>
-              <w:spacing w:before="0" w:after="40" w:line="312" w:lineRule="auto"/>
+              <w:spacing w:before="0" w:after="40" w:line="312" w:lineRule="auto"/>
+              <w:jc w:val="center"/>
             </w:pPr>
             <w:r>
               <w:rPr>
@@ -11628,8 +10542,8 @@
           </w:tcPr>
           <w:p>
             <w:pPr>
-              <w:jc w:val="center"/>
-              <w:spacing w:before="0" w:after="40" w:line="312" w:lineRule="auto"/>
+              <w:spacing w:before="0" w:after="40" w:line="312" w:lineRule="auto"/>
+              <w:jc w:val="center"/>
             </w:pPr>
             <w:r>
               <w:rPr>
@@ -11654,8 +10568,8 @@
           </w:tcPr>
           <w:p>
             <w:pPr>
-              <w:jc w:val="center"/>
-              <w:spacing w:before="0" w:after="40" w:line="312" w:lineRule="auto"/>
+              <w:spacing w:before="0" w:after="40" w:line="312" w:lineRule="auto"/>
+              <w:jc w:val="center"/>
             </w:pPr>
             <w:r>
               <w:rPr>
@@ -11680,8 +10594,8 @@
           </w:tcPr>
           <w:p>
             <w:pPr>
-              <w:jc w:val="center"/>
-              <w:spacing w:before="0" w:after="40" w:line="312" w:lineRule="auto"/>
+              <w:spacing w:before="0" w:after="40" w:line="312" w:lineRule="auto"/>
+              <w:jc w:val="center"/>
             </w:pPr>
             <w:r>
               <w:rPr>
@@ -11706,8 +10620,8 @@
           </w:tcPr>
           <w:p>
             <w:pPr>
-              <w:jc w:val="center"/>
-              <w:spacing w:before="0" w:after="40" w:line="312" w:lineRule="auto"/>
+              <w:spacing w:before="0" w:after="40" w:line="312" w:lineRule="auto"/>
+              <w:jc w:val="center"/>
             </w:pPr>
             <w:r>
               <w:rPr>
@@ -11737,8 +10651,8 @@
     </w:p>
     <w:p>
       <w:pPr>
+        <w:spacing w:before="0" w:after="120" w:line="312" w:lineRule="auto"/>
         <w:jc w:val="justify"/>
-        <w:spacing w:before="0" w:after="120" w:line="312" w:lineRule="auto"/>
       </w:pPr>
       <w:r>
         <w:rPr>
@@ -11751,14 +10665,14 @@
     </w:p>
     <w:p>
       <w:pPr>
+        <w:pStyle w:val="Heading1"/>
         <w:keepNext/>
-        <w:pStyle w:val="Heading1"/>
         <w:spacing w:before="280" w:after="140" w:line="312" w:lineRule="auto"/>
       </w:pPr>
       <w:r>
         <w:rPr>
+          <w:rFonts w:ascii="Times New Roman" w:hAnsi="Times New Roman"/>
           <w:b/>
-          <w:rFonts w:ascii="Times New Roman" w:hAnsi="Times New Roman"/>
           <w:sz w:val="24"/>
           <w:szCs w:val="24"/>
         </w:rPr>
@@ -11767,8 +10681,8 @@
     </w:p>
     <w:p>
       <w:pPr>
+        <w:spacing w:before="0" w:after="120" w:line="312" w:lineRule="auto"/>
         <w:jc w:val="justify"/>
-        <w:spacing w:before="0" w:after="120" w:line="312" w:lineRule="auto"/>
       </w:pPr>
       <w:r>
         <w:rPr>
@@ -11808,24 +10722,24 @@
             <w:tcBorders>
               <w:bottom w:val="single" w:sz="6" w:color="808080"/>
             </w:tcBorders>
-            <w:tcMar>
-              <w:top w:w="60" w:type="dithered"/>
-              <w:left w:w="100" w:type="dithered"/>
-              <w:bottom w:w="60" w:type="dithered"/>
-              <w:right w:w="100" w:type="dithered"/>
-            </w:tcMar>
             <w:shd w:val="clear" w:color="auto" w:fill="E8E8E8"/>
-            <w:vAlign w:val="center"/>
-          </w:tcPr>
-          <w:p>
-            <w:pPr>
+            <w:tcMar>
+              <w:top w:w="60" w:type="dithered"/>
+              <w:left w:w="100" w:type="dithered"/>
+              <w:bottom w:w="60" w:type="dithered"/>
+              <w:right w:w="100" w:type="dithered"/>
+            </w:tcMar>
+            <w:vAlign w:val="center"/>
+          </w:tcPr>
+          <w:p>
+            <w:pPr>
+              <w:spacing w:before="0" w:after="40" w:line="312" w:lineRule="auto"/>
               <w:jc w:val="left"/>
-              <w:spacing w:before="0" w:after="40" w:line="312" w:lineRule="auto"/>
-            </w:pPr>
-            <w:r>
-              <w:rPr>
+            </w:pPr>
+            <w:r>
+              <w:rPr>
+                <w:rFonts w:ascii="Times New Roman" w:hAnsi="Times New Roman"/>
                 <w:b/>
-                <w:rFonts w:ascii="Times New Roman" w:hAnsi="Times New Roman"/>
                 <w:sz w:val="18"/>
                 <w:szCs w:val="18"/>
               </w:rPr>
@@ -11839,24 +10753,24 @@
             <w:tcBorders>
               <w:bottom w:val="single" w:sz="6" w:color="808080"/>
             </w:tcBorders>
-            <w:tcMar>
-              <w:top w:w="60" w:type="dithered"/>
-              <w:left w:w="100" w:type="dithered"/>
-              <w:bottom w:w="60" w:type="dithered"/>
-              <w:right w:w="100" w:type="dithered"/>
-            </w:tcMar>
             <w:shd w:val="clear" w:color="auto" w:fill="E8E8E8"/>
-            <w:vAlign w:val="center"/>
-          </w:tcPr>
-          <w:p>
-            <w:pPr>
-              <w:jc w:val="center"/>
-              <w:spacing w:before="0" w:after="40" w:line="312" w:lineRule="auto"/>
-            </w:pPr>
-            <w:r>
-              <w:rPr>
+            <w:tcMar>
+              <w:top w:w="60" w:type="dithered"/>
+              <w:left w:w="100" w:type="dithered"/>
+              <w:bottom w:w="60" w:type="dithered"/>
+              <w:right w:w="100" w:type="dithered"/>
+            </w:tcMar>
+            <w:vAlign w:val="center"/>
+          </w:tcPr>
+          <w:p>
+            <w:pPr>
+              <w:spacing w:before="0" w:after="40" w:line="312" w:lineRule="auto"/>
+              <w:jc w:val="center"/>
+            </w:pPr>
+            <w:r>
+              <w:rPr>
+                <w:rFonts w:ascii="Times New Roman" w:hAnsi="Times New Roman"/>
                 <w:b/>
-                <w:rFonts w:ascii="Times New Roman" w:hAnsi="Times New Roman"/>
                 <w:sz w:val="18"/>
                 <w:szCs w:val="18"/>
               </w:rPr>
@@ -11870,24 +10784,24 @@
             <w:tcBorders>
               <w:bottom w:val="single" w:sz="6" w:color="808080"/>
             </w:tcBorders>
-            <w:tcMar>
-              <w:top w:w="60" w:type="dithered"/>
-              <w:left w:w="100" w:type="dithered"/>
-              <w:bottom w:w="60" w:type="dithered"/>
-              <w:right w:w="100" w:type="dithered"/>
-            </w:tcMar>
             <w:shd w:val="clear" w:color="auto" w:fill="E8E8E8"/>
-            <w:vAlign w:val="center"/>
-          </w:tcPr>
-          <w:p>
-            <w:pPr>
-              <w:jc w:val="center"/>
-              <w:spacing w:before="0" w:after="40" w:line="312" w:lineRule="auto"/>
-            </w:pPr>
-            <w:r>
-              <w:rPr>
+            <w:tcMar>
+              <w:top w:w="60" w:type="dithered"/>
+              <w:left w:w="100" w:type="dithered"/>
+              <w:bottom w:w="60" w:type="dithered"/>
+              <w:right w:w="100" w:type="dithered"/>
+            </w:tcMar>
+            <w:vAlign w:val="center"/>
+          </w:tcPr>
+          <w:p>
+            <w:pPr>
+              <w:spacing w:before="0" w:after="40" w:line="312" w:lineRule="auto"/>
+              <w:jc w:val="center"/>
+            </w:pPr>
+            <w:r>
+              <w:rPr>
+                <w:rFonts w:ascii="Times New Roman" w:hAnsi="Times New Roman"/>
                 <w:b/>
-                <w:rFonts w:ascii="Times New Roman" w:hAnsi="Times New Roman"/>
                 <w:sz w:val="18"/>
                 <w:szCs w:val="18"/>
               </w:rPr>
@@ -11901,24 +10815,24 @@
             <w:tcBorders>
               <w:bottom w:val="single" w:sz="6" w:color="808080"/>
             </w:tcBorders>
-            <w:tcMar>
-              <w:top w:w="60" w:type="dithered"/>
-              <w:left w:w="100" w:type="dithered"/>
-              <w:bottom w:w="60" w:type="dithered"/>
-              <w:right w:w="100" w:type="dithered"/>
-            </w:tcMar>
             <w:shd w:val="clear" w:color="auto" w:fill="E8E8E8"/>
-            <w:vAlign w:val="center"/>
-          </w:tcPr>
-          <w:p>
-            <w:pPr>
-              <w:jc w:val="center"/>
-              <w:spacing w:before="0" w:after="40" w:line="312" w:lineRule="auto"/>
-            </w:pPr>
-            <w:r>
-              <w:rPr>
+            <w:tcMar>
+              <w:top w:w="60" w:type="dithered"/>
+              <w:left w:w="100" w:type="dithered"/>
+              <w:bottom w:w="60" w:type="dithered"/>
+              <w:right w:w="100" w:type="dithered"/>
+            </w:tcMar>
+            <w:vAlign w:val="center"/>
+          </w:tcPr>
+          <w:p>
+            <w:pPr>
+              <w:spacing w:before="0" w:after="40" w:line="312" w:lineRule="auto"/>
+              <w:jc w:val="center"/>
+            </w:pPr>
+            <w:r>
+              <w:rPr>
+                <w:rFonts w:ascii="Times New Roman" w:hAnsi="Times New Roman"/>
                 <w:b/>
-                <w:rFonts w:ascii="Times New Roman" w:hAnsi="Times New Roman"/>
                 <w:sz w:val="18"/>
                 <w:szCs w:val="18"/>
               </w:rPr>
@@ -11944,8 +10858,8 @@
           </w:tcPr>
           <w:p>
             <w:pPr>
+              <w:spacing w:before="0" w:after="40" w:line="312" w:lineRule="auto"/>
               <w:jc w:val="left"/>
-              <w:spacing w:before="0" w:after="40" w:line="312" w:lineRule="auto"/>
             </w:pPr>
             <w:r>
               <w:rPr>
@@ -11970,8 +10884,8 @@
           </w:tcPr>
           <w:p>
             <w:pPr>
-              <w:jc w:val="center"/>
-              <w:spacing w:before="0" w:after="40" w:line="312" w:lineRule="auto"/>
+              <w:spacing w:before="0" w:after="40" w:line="312" w:lineRule="auto"/>
+              <w:jc w:val="center"/>
             </w:pPr>
             <w:r>
               <w:rPr>
@@ -11996,8 +10910,8 @@
           </w:tcPr>
           <w:p>
             <w:pPr>
-              <w:jc w:val="center"/>
-              <w:spacing w:before="0" w:after="40" w:line="312" w:lineRule="auto"/>
+              <w:spacing w:before="0" w:after="40" w:line="312" w:lineRule="auto"/>
+              <w:jc w:val="center"/>
             </w:pPr>
             <w:r>
               <w:rPr>
@@ -12022,8 +10936,8 @@
           </w:tcPr>
           <w:p>
             <w:pPr>
-              <w:jc w:val="center"/>
-              <w:spacing w:before="0" w:after="40" w:line="312" w:lineRule="auto"/>
+              <w:spacing w:before="0" w:after="40" w:line="312" w:lineRule="auto"/>
+              <w:jc w:val="center"/>
             </w:pPr>
             <w:r>
               <w:rPr>
@@ -12053,8 +10967,8 @@
           </w:tcPr>
           <w:p>
             <w:pPr>
+              <w:spacing w:before="0" w:after="40" w:line="312" w:lineRule="auto"/>
               <w:jc w:val="left"/>
-              <w:spacing w:before="0" w:after="40" w:line="312" w:lineRule="auto"/>
             </w:pPr>
             <w:r>
               <w:rPr>
@@ -12079,8 +10993,8 @@
           </w:tcPr>
           <w:p>
             <w:pPr>
-              <w:jc w:val="center"/>
-              <w:spacing w:before="0" w:after="40" w:line="312" w:lineRule="auto"/>
+              <w:spacing w:before="0" w:after="40" w:line="312" w:lineRule="auto"/>
+              <w:jc w:val="center"/>
             </w:pPr>
             <w:r>
               <w:rPr>
@@ -12105,8 +11019,8 @@
           </w:tcPr>
           <w:p>
             <w:pPr>
-              <w:jc w:val="center"/>
-              <w:spacing w:before="0" w:after="40" w:line="312" w:lineRule="auto"/>
+              <w:spacing w:before="0" w:after="40" w:line="312" w:lineRule="auto"/>
+              <w:jc w:val="center"/>
             </w:pPr>
             <w:r>
               <w:rPr>
@@ -12131,8 +11045,8 @@
           </w:tcPr>
           <w:p>
             <w:pPr>
-              <w:jc w:val="center"/>
-              <w:spacing w:before="0" w:after="40" w:line="312" w:lineRule="auto"/>
+              <w:spacing w:before="0" w:after="40" w:line="312" w:lineRule="auto"/>
+              <w:jc w:val="center"/>
             </w:pPr>
             <w:r>
               <w:rPr>
@@ -12162,8 +11076,8 @@
           </w:tcPr>
           <w:p>
             <w:pPr>
+              <w:spacing w:before="0" w:after="40" w:line="312" w:lineRule="auto"/>
               <w:jc w:val="left"/>
-              <w:spacing w:before="0" w:after="40" w:line="312" w:lineRule="auto"/>
             </w:pPr>
             <w:r>
               <w:rPr>
@@ -12188,8 +11102,8 @@
           </w:tcPr>
           <w:p>
             <w:pPr>
-              <w:jc w:val="center"/>
-              <w:spacing w:before="0" w:after="40" w:line="312" w:lineRule="auto"/>
+              <w:spacing w:before="0" w:after="40" w:line="312" w:lineRule="auto"/>
+              <w:jc w:val="center"/>
             </w:pPr>
             <w:r>
               <w:rPr>
@@ -12214,8 +11128,8 @@
           </w:tcPr>
           <w:p>
             <w:pPr>
-              <w:jc w:val="center"/>
-              <w:spacing w:before="0" w:after="40" w:line="312" w:lineRule="auto"/>
+              <w:spacing w:before="0" w:after="40" w:line="312" w:lineRule="auto"/>
+              <w:jc w:val="center"/>
             </w:pPr>
             <w:r>
               <w:rPr>
@@ -12240,8 +11154,8 @@
           </w:tcPr>
           <w:p>
             <w:pPr>
-              <w:jc w:val="center"/>
-              <w:spacing w:before="0" w:after="40" w:line="312" w:lineRule="auto"/>
+              <w:spacing w:before="0" w:after="40" w:line="312" w:lineRule="auto"/>
+              <w:jc w:val="center"/>
             </w:pPr>
             <w:r>
               <w:rPr>
@@ -12271,8 +11185,8 @@
           </w:tcPr>
           <w:p>
             <w:pPr>
+              <w:spacing w:before="0" w:after="40" w:line="312" w:lineRule="auto"/>
               <w:jc w:val="left"/>
-              <w:spacing w:before="0" w:after="40" w:line="312" w:lineRule="auto"/>
             </w:pPr>
             <w:r>
               <w:rPr>
@@ -12297,8 +11211,8 @@
           </w:tcPr>
           <w:p>
             <w:pPr>
-              <w:jc w:val="center"/>
-              <w:spacing w:before="0" w:after="40" w:line="312" w:lineRule="auto"/>
+              <w:spacing w:before="0" w:after="40" w:line="312" w:lineRule="auto"/>
+              <w:jc w:val="center"/>
             </w:pPr>
             <w:r>
               <w:rPr>
@@ -12323,8 +11237,8 @@
           </w:tcPr>
           <w:p>
             <w:pPr>
-              <w:jc w:val="center"/>
-              <w:spacing w:before="0" w:after="40" w:line="312" w:lineRule="auto"/>
+              <w:spacing w:before="0" w:after="40" w:line="312" w:lineRule="auto"/>
+              <w:jc w:val="center"/>
             </w:pPr>
             <w:r>
               <w:rPr>
@@ -12349,8 +11263,8 @@
           </w:tcPr>
           <w:p>
             <w:pPr>
-              <w:jc w:val="center"/>
-              <w:spacing w:before="0" w:after="40" w:line="312" w:lineRule="auto"/>
+              <w:spacing w:before="0" w:after="40" w:line="312" w:lineRule="auto"/>
+              <w:jc w:val="center"/>
             </w:pPr>
             <w:r>
               <w:rPr>
@@ -12380,9 +11294,9 @@
     </w:p>
     <w:p>
       <w:pPr>
+        <w:keepNext/>
+        <w:spacing w:before="120" w:after="60" w:line="240" w:lineRule="auto"/>
         <w:jc w:val="center"/>
-        <w:spacing w:before="120" w:after="60" w:line="240" w:lineRule="auto"/>
-        <w:keepNext/>
       </w:pPr>
       <w:r>
         <w:rPr>
@@ -12445,8 +11359,8 @@
     </w:p>
     <w:p>
       <w:pPr>
+        <w:spacing w:before="0" w:after="120" w:line="312" w:lineRule="auto"/>
         <w:jc w:val="justify"/>
-        <w:spacing w:before="0" w:after="120" w:line="312" w:lineRule="auto"/>
       </w:pPr>
       <w:r>
         <w:rPr>
@@ -12459,14 +11373,14 @@
     </w:p>
     <w:p>
       <w:pPr>
+        <w:pStyle w:val="Heading1"/>
         <w:keepNext/>
-        <w:pStyle w:val="Heading1"/>
         <w:spacing w:before="280" w:after="140" w:line="312" w:lineRule="auto"/>
       </w:pPr>
       <w:r>
         <w:rPr>
+          <w:rFonts w:ascii="Times New Roman" w:hAnsi="Times New Roman"/>
           <w:b/>
-          <w:rFonts w:ascii="Times New Roman" w:hAnsi="Times New Roman"/>
           <w:sz w:val="24"/>
           <w:szCs w:val="24"/>
         </w:rPr>
@@ -12475,8 +11389,8 @@
     </w:p>
     <w:p>
       <w:pPr>
+        <w:spacing w:before="0" w:after="120" w:line="312" w:lineRule="auto"/>
         <w:jc w:val="justify"/>
-        <w:spacing w:before="0" w:after="120" w:line="312" w:lineRule="auto"/>
       </w:pPr>
       <w:r>
         <w:rPr>
@@ -12489,8 +11403,8 @@
     </w:p>
     <w:p>
       <w:pPr>
+        <w:spacing w:before="0" w:after="120" w:line="312" w:lineRule="auto"/>
         <w:jc w:val="justify"/>
-        <w:spacing w:before="0" w:after="120" w:line="312" w:lineRule="auto"/>
       </w:pPr>
       <w:r>
         <w:rPr>
@@ -12503,8 +11417,8 @@
     </w:p>
     <w:p>
       <w:pPr>
+        <w:spacing w:before="0" w:after="120" w:line="312" w:lineRule="auto"/>
         <w:jc w:val="justify"/>
-        <w:spacing w:before="0" w:after="120" w:line="312" w:lineRule="auto"/>
       </w:pPr>
       <w:r>
         <w:rPr>
@@ -12517,8 +11431,8 @@
     </w:p>
     <w:p>
       <w:pPr>
+        <w:spacing w:before="0" w:after="120" w:line="312" w:lineRule="auto"/>
         <w:jc w:val="justify"/>
-        <w:spacing w:before="0" w:after="120" w:line="312" w:lineRule="auto"/>
       </w:pPr>
       <w:r>
         <w:rPr>
@@ -12531,14 +11445,14 @@
     </w:p>
     <w:p>
       <w:pPr>
+        <w:pStyle w:val="Heading1"/>
         <w:keepNext/>
-        <w:pStyle w:val="Heading1"/>
         <w:spacing w:before="280" w:after="140" w:line="312" w:lineRule="auto"/>
       </w:pPr>
       <w:r>
         <w:rPr>
+          <w:rFonts w:ascii="Times New Roman" w:hAnsi="Times New Roman"/>
           <w:b/>
-          <w:rFonts w:ascii="Times New Roman" w:hAnsi="Times New Roman"/>
           <w:sz w:val="24"/>
           <w:szCs w:val="24"/>
         </w:rPr>
@@ -12547,8 +11461,8 @@
     </w:p>
     <w:p>
       <w:pPr>
+        <w:spacing w:before="0" w:after="120" w:line="312" w:lineRule="auto"/>
         <w:jc w:val="justify"/>
-        <w:spacing w:before="0" w:after="120" w:line="312" w:lineRule="auto"/>
       </w:pPr>
       <w:r>
         <w:rPr>
@@ -12561,14 +11475,14 @@
     </w:p>
     <w:p>
       <w:pPr>
+        <w:pStyle w:val="Heading1"/>
         <w:keepNext/>
-        <w:pStyle w:val="Heading1"/>
         <w:spacing w:before="280" w:after="140" w:line="312" w:lineRule="auto"/>
       </w:pPr>
       <w:r>
         <w:rPr>
+          <w:rFonts w:ascii="Times New Roman" w:hAnsi="Times New Roman"/>
           <w:b/>
-          <w:rFonts w:ascii="Times New Roman" w:hAnsi="Times New Roman"/>
           <w:sz w:val="24"/>
           <w:szCs w:val="24"/>
         </w:rPr>
@@ -12577,9 +11491,9 @@
     </w:p>
     <w:p>
       <w:pPr>
-        <w:jc w:val="left"/>
         <w:spacing w:before="0" w:after="60" w:line="312" w:lineRule="auto"/>
         <w:ind w:firstLine="-283"/>
+        <w:jc w:val="left"/>
       </w:pPr>
       <w:r>
         <w:rPr>
@@ -12592,9 +11506,9 @@
     </w:p>
     <w:p>
       <w:pPr>
-        <w:jc w:val="left"/>
         <w:spacing w:before="0" w:after="60" w:line="312" w:lineRule="auto"/>
         <w:ind w:firstLine="-283"/>
+        <w:jc w:val="left"/>
       </w:pPr>
       <w:r>
         <w:rPr>
@@ -12607,9 +11521,9 @@
     </w:p>
     <w:p>
       <w:pPr>
-        <w:jc w:val="left"/>
         <w:spacing w:before="0" w:after="60" w:line="312" w:lineRule="auto"/>
         <w:ind w:firstLine="-283"/>
+        <w:jc w:val="left"/>
       </w:pPr>
       <w:r>
         <w:rPr>
@@ -12622,9 +11536,9 @@
     </w:p>
     <w:p>
       <w:pPr>
-        <w:jc w:val="left"/>
         <w:spacing w:before="0" w:after="60" w:line="312" w:lineRule="auto"/>
         <w:ind w:firstLine="-283"/>
+        <w:jc w:val="left"/>
       </w:pPr>
       <w:r>
         <w:rPr>
@@ -12637,9 +11551,9 @@
     </w:p>
     <w:p>
       <w:pPr>
-        <w:jc w:val="left"/>
         <w:spacing w:before="0" w:after="60" w:line="312" w:lineRule="auto"/>
         <w:ind w:firstLine="-283"/>
+        <w:jc w:val="left"/>
       </w:pPr>
       <w:r>
         <w:rPr>
@@ -12652,9 +11566,9 @@
     </w:p>
     <w:p>
       <w:pPr>
-        <w:jc w:val="left"/>
         <w:spacing w:before="0" w:after="60" w:line="312" w:lineRule="auto"/>
         <w:ind w:firstLine="-283"/>
+        <w:jc w:val="left"/>
       </w:pPr>
       <w:r>
         <w:rPr>
@@ -12667,9 +11581,9 @@
     </w:p>
     <w:p>
       <w:pPr>
-        <w:jc w:val="left"/>
         <w:spacing w:before="0" w:after="60" w:line="312" w:lineRule="auto"/>
         <w:ind w:firstLine="-283"/>
+        <w:jc w:val="left"/>
       </w:pPr>
       <w:r>
         <w:rPr>
@@ -12682,9 +11596,9 @@
     </w:p>
     <w:p>
       <w:pPr>
-        <w:jc w:val="left"/>
         <w:spacing w:before="0" w:after="60" w:line="312" w:lineRule="auto"/>
         <w:ind w:firstLine="-283"/>
+        <w:jc w:val="left"/>
       </w:pPr>
       <w:r>
         <w:rPr>
@@ -12697,9 +11611,9 @@
     </w:p>
     <w:p>
       <w:pPr>
-        <w:jc w:val="left"/>
         <w:spacing w:before="0" w:after="60" w:line="312" w:lineRule="auto"/>
         <w:ind w:firstLine="-283"/>
+        <w:jc w:val="left"/>
       </w:pPr>
       <w:r>
         <w:rPr>
@@ -12712,9 +11626,9 @@
     </w:p>
     <w:p>
       <w:pPr>
-        <w:jc w:val="left"/>
         <w:spacing w:before="0" w:after="60" w:line="312" w:lineRule="auto"/>
         <w:ind w:firstLine="-283"/>
+        <w:jc w:val="left"/>
       </w:pPr>
       <w:r>
         <w:rPr>
@@ -12727,9 +11641,9 @@
     </w:p>
     <w:p>
       <w:pPr>
-        <w:jc w:val="left"/>
         <w:spacing w:before="0" w:after="60" w:line="312" w:lineRule="auto"/>
         <w:ind w:firstLine="-283"/>
+        <w:jc w:val="left"/>
       </w:pPr>
       <w:r>
         <w:rPr>
@@ -12742,9 +11656,9 @@
     </w:p>
     <w:p>
       <w:pPr>
-        <w:jc w:val="left"/>
         <w:spacing w:before="0" w:after="60" w:line="312" w:lineRule="auto"/>
         <w:ind w:firstLine="-283"/>
+        <w:jc w:val="left"/>
       </w:pPr>
       <w:r>
         <w:rPr>
@@ -12757,9 +11671,9 @@
     </w:p>
     <w:p>
       <w:pPr>
-        <w:jc w:val="left"/>
         <w:spacing w:before="0" w:after="60" w:line="312" w:lineRule="auto"/>
         <w:ind w:firstLine="-283"/>
+        <w:jc w:val="left"/>
       </w:pPr>
       <w:r>
         <w:rPr>
@@ -12772,9 +11686,9 @@
     </w:p>
     <w:p>
       <w:pPr>
-        <w:jc w:val="left"/>
         <w:spacing w:before="0" w:after="60" w:line="312" w:lineRule="auto"/>
         <w:ind w:firstLine="-283"/>
+        <w:jc w:val="left"/>
       </w:pPr>
       <w:r>
         <w:rPr>
@@ -12787,9 +11701,9 @@
     </w:p>
     <w:p>
       <w:pPr>
-        <w:jc w:val="left"/>
         <w:spacing w:before="0" w:after="60" w:line="312" w:lineRule="auto"/>
         <w:ind w:firstLine="-283"/>
+        <w:jc w:val="left"/>
       </w:pPr>
       <w:r>
         <w:rPr>
@@ -12802,9 +11716,9 @@
     </w:p>
     <w:p>
       <w:pPr>
-        <w:jc w:val="left"/>
         <w:spacing w:before="0" w:after="60" w:line="312" w:lineRule="auto"/>
         <w:ind w:firstLine="-283"/>
+        <w:jc w:val="left"/>
       </w:pPr>
       <w:r>
         <w:rPr>
@@ -12817,9 +11731,9 @@
     </w:p>
     <w:p>
       <w:pPr>
-        <w:jc w:val="left"/>
         <w:spacing w:before="0" w:after="60" w:line="312" w:lineRule="auto"/>
         <w:ind w:firstLine="-283"/>
+        <w:jc w:val="left"/>
       </w:pPr>
       <w:r>
         <w:rPr>
@@ -12832,9 +11746,9 @@
     </w:p>
     <w:p>
       <w:pPr>
-        <w:jc w:val="left"/>
         <w:spacing w:before="0" w:after="60" w:line="312" w:lineRule="auto"/>
         <w:ind w:firstLine="-283"/>
+        <w:jc w:val="left"/>
       </w:pPr>
       <w:r>
         <w:rPr>
@@ -12847,9 +11761,9 @@
     </w:p>
     <w:p>
       <w:pPr>
-        <w:jc w:val="left"/>
         <w:spacing w:before="0" w:after="60" w:line="312" w:lineRule="auto"/>
         <w:ind w:firstLine="-283"/>
+        <w:jc w:val="left"/>
       </w:pPr>
       <w:r>
         <w:rPr>
@@ -12862,9 +11776,9 @@
     </w:p>
     <w:p>
       <w:pPr>
-        <w:jc w:val="left"/>
         <w:spacing w:before="0" w:after="60" w:line="312" w:lineRule="auto"/>
         <w:ind w:firstLine="-283"/>
+        <w:jc w:val="left"/>
       </w:pPr>
       <w:r>
         <w:rPr>
@@ -12877,9 +11791,9 @@
     </w:p>
     <w:p>
       <w:pPr>
-        <w:jc w:val="left"/>
         <w:spacing w:before="0" w:after="60" w:line="312" w:lineRule="auto"/>
         <w:ind w:firstLine="-283"/>
+        <w:jc w:val="left"/>
       </w:pPr>
       <w:r>
         <w:rPr>
@@ -12892,9 +11806,9 @@
     </w:p>
     <w:p>
       <w:pPr>
-        <w:jc w:val="left"/>
         <w:spacing w:before="0" w:after="60" w:line="312" w:lineRule="auto"/>
         <w:ind w:firstLine="-283"/>
+        <w:jc w:val="left"/>
       </w:pPr>
       <w:r>
         <w:rPr>
@@ -12907,9 +11821,9 @@
     </w:p>
     <w:p>
       <w:pPr>
-        <w:jc w:val="left"/>
         <w:spacing w:before="0" w:after="60" w:line="312" w:lineRule="auto"/>
         <w:ind w:firstLine="-283"/>
+        <w:jc w:val="left"/>
       </w:pPr>
       <w:r>
         <w:rPr>
@@ -12922,14 +11836,14 @@
     </w:p>
     <w:p>
       <w:pPr>
+        <w:pStyle w:val="Heading1"/>
         <w:keepNext/>
-        <w:pStyle w:val="Heading1"/>
         <w:spacing w:before="280" w:after="140" w:line="312" w:lineRule="auto"/>
       </w:pPr>
       <w:r>
         <w:rPr>
+          <w:rFonts w:ascii="Times New Roman" w:hAnsi="Times New Roman"/>
           <w:b/>
-          <w:rFonts w:ascii="Times New Roman" w:hAnsi="Times New Roman"/>
           <w:sz w:val="24"/>
           <w:szCs w:val="24"/>
         </w:rPr>
@@ -12965,24 +11879,24 @@
             <w:tcBorders>
               <w:bottom w:val="single" w:sz="6" w:color="808080"/>
             </w:tcBorders>
-            <w:tcMar>
-              <w:top w:w="60" w:type="dithered"/>
-              <w:left w:w="100" w:type="dithered"/>
-              <w:bottom w:w="60" w:type="dithered"/>
-              <w:right w:w="100" w:type="dithered"/>
-            </w:tcMar>
             <w:shd w:val="clear" w:color="auto" w:fill="E8E8E8"/>
-            <w:vAlign w:val="center"/>
-          </w:tcPr>
-          <w:p>
-            <w:pPr>
+            <w:tcMar>
+              <w:top w:w="60" w:type="dithered"/>
+              <w:left w:w="100" w:type="dithered"/>
+              <w:bottom w:w="60" w:type="dithered"/>
+              <w:right w:w="100" w:type="dithered"/>
+            </w:tcMar>
+            <w:vAlign w:val="center"/>
+          </w:tcPr>
+          <w:p>
+            <w:pPr>
+              <w:spacing w:before="0" w:after="40" w:line="312" w:lineRule="auto"/>
               <w:jc w:val="left"/>
-              <w:spacing w:before="0" w:after="40" w:line="312" w:lineRule="auto"/>
-            </w:pPr>
-            <w:r>
-              <w:rPr>
+            </w:pPr>
+            <w:r>
+              <w:rPr>
+                <w:rFonts w:ascii="Times New Roman" w:hAnsi="Times New Roman"/>
                 <w:b/>
-                <w:rFonts w:ascii="Times New Roman" w:hAnsi="Times New Roman"/>
                 <w:sz w:val="18"/>
                 <w:szCs w:val="18"/>
               </w:rPr>
@@ -12996,24 +11910,24 @@
             <w:tcBorders>
               <w:bottom w:val="single" w:sz="6" w:color="808080"/>
             </w:tcBorders>
-            <w:tcMar>
-              <w:top w:w="60" w:type="dithered"/>
-              <w:left w:w="100" w:type="dithered"/>
-              <w:bottom w:w="60" w:type="dithered"/>
-              <w:right w:w="100" w:type="dithered"/>
-            </w:tcMar>
             <w:shd w:val="clear" w:color="auto" w:fill="E8E8E8"/>
-            <w:vAlign w:val="center"/>
-          </w:tcPr>
-          <w:p>
-            <w:pPr>
-              <w:jc w:val="center"/>
-              <w:spacing w:before="0" w:after="40" w:line="312" w:lineRule="auto"/>
-            </w:pPr>
-            <w:r>
-              <w:rPr>
+            <w:tcMar>
+              <w:top w:w="60" w:type="dithered"/>
+              <w:left w:w="100" w:type="dithered"/>
+              <w:bottom w:w="60" w:type="dithered"/>
+              <w:right w:w="100" w:type="dithered"/>
+            </w:tcMar>
+            <w:vAlign w:val="center"/>
+          </w:tcPr>
+          <w:p>
+            <w:pPr>
+              <w:spacing w:before="0" w:after="40" w:line="312" w:lineRule="auto"/>
+              <w:jc w:val="center"/>
+            </w:pPr>
+            <w:r>
+              <w:rPr>
+                <w:rFonts w:ascii="Times New Roman" w:hAnsi="Times New Roman"/>
                 <w:b/>
-                <w:rFonts w:ascii="Times New Roman" w:hAnsi="Times New Roman"/>
                 <w:sz w:val="18"/>
                 <w:szCs w:val="18"/>
               </w:rPr>
@@ -13027,24 +11941,24 @@
             <w:tcBorders>
               <w:bottom w:val="single" w:sz="6" w:color="808080"/>
             </w:tcBorders>
-            <w:tcMar>
-              <w:top w:w="60" w:type="dithered"/>
-              <w:left w:w="100" w:type="dithered"/>
-              <w:bottom w:w="60" w:type="dithered"/>
-              <w:right w:w="100" w:type="dithered"/>
-            </w:tcMar>
             <w:shd w:val="clear" w:color="auto" w:fill="E8E8E8"/>
-            <w:vAlign w:val="center"/>
-          </w:tcPr>
-          <w:p>
-            <w:pPr>
-              <w:jc w:val="center"/>
-              <w:spacing w:before="0" w:after="40" w:line="312" w:lineRule="auto"/>
-            </w:pPr>
-            <w:r>
-              <w:rPr>
+            <w:tcMar>
+              <w:top w:w="60" w:type="dithered"/>
+              <w:left w:w="100" w:type="dithered"/>
+              <w:bottom w:w="60" w:type="dithered"/>
+              <w:right w:w="100" w:type="dithered"/>
+            </w:tcMar>
+            <w:vAlign w:val="center"/>
+          </w:tcPr>
+          <w:p>
+            <w:pPr>
+              <w:spacing w:before="0" w:after="40" w:line="312" w:lineRule="auto"/>
+              <w:jc w:val="center"/>
+            </w:pPr>
+            <w:r>
+              <w:rPr>
+                <w:rFonts w:ascii="Times New Roman" w:hAnsi="Times New Roman"/>
                 <w:b/>
-                <w:rFonts w:ascii="Times New Roman" w:hAnsi="Times New Roman"/>
                 <w:sz w:val="18"/>
                 <w:szCs w:val="18"/>
               </w:rPr>
@@ -13070,8 +11984,8 @@
           </w:tcPr>
           <w:p>
             <w:pPr>
+              <w:spacing w:before="0" w:after="40" w:line="312" w:lineRule="auto"/>
               <w:jc w:val="left"/>
-              <w:spacing w:before="0" w:after="40" w:line="312" w:lineRule="auto"/>
             </w:pPr>
             <w:r>
               <w:rPr>
@@ -13096,8 +12010,8 @@
           </w:tcPr>
           <w:p>
             <w:pPr>
-              <w:jc w:val="center"/>
-              <w:spacing w:before="0" w:after="40" w:line="312" w:lineRule="auto"/>
+              <w:spacing w:before="0" w:after="40" w:line="312" w:lineRule="auto"/>
+              <w:jc w:val="center"/>
             </w:pPr>
             <w:r>
               <w:rPr>
@@ -13122,8 +12036,8 @@
           </w:tcPr>
           <w:p>
             <w:pPr>
-              <w:jc w:val="center"/>
-              <w:spacing w:before="0" w:after="40" w:line="312" w:lineRule="auto"/>
+              <w:spacing w:before="0" w:after="40" w:line="312" w:lineRule="auto"/>
+              <w:jc w:val="center"/>
             </w:pPr>
             <w:r>
               <w:rPr>
@@ -13153,8 +12067,8 @@
           </w:tcPr>
           <w:p>
             <w:pPr>
+              <w:spacing w:before="0" w:after="40" w:line="312" w:lineRule="auto"/>
               <w:jc w:val="left"/>
-              <w:spacing w:before="0" w:after="40" w:line="312" w:lineRule="auto"/>
             </w:pPr>
             <w:r>
               <w:rPr>
@@ -13179,8 +12093,8 @@
           </w:tcPr>
           <w:p>
             <w:pPr>
-              <w:jc w:val="center"/>
-              <w:spacing w:before="0" w:after="40" w:line="312" w:lineRule="auto"/>
+              <w:spacing w:before="0" w:after="40" w:line="312" w:lineRule="auto"/>
+              <w:jc w:val="center"/>
             </w:pPr>
             <w:r>
               <w:rPr>
@@ -13205,8 +12119,8 @@
           </w:tcPr>
           <w:p>
             <w:pPr>
-              <w:jc w:val="center"/>
-              <w:spacing w:before="0" w:after="40" w:line="312" w:lineRule="auto"/>
+              <w:spacing w:before="0" w:after="40" w:line="312" w:lineRule="auto"/>
+              <w:jc w:val="center"/>
             </w:pPr>
             <w:r>
               <w:rPr>
@@ -13236,8 +12150,8 @@
           </w:tcPr>
           <w:p>
             <w:pPr>
+              <w:spacing w:before="0" w:after="40" w:line="312" w:lineRule="auto"/>
               <w:jc w:val="left"/>
-              <w:spacing w:before="0" w:after="40" w:line="312" w:lineRule="auto"/>
             </w:pPr>
             <w:r>
               <w:rPr>
@@ -13262,8 +12176,8 @@
           </w:tcPr>
           <w:p>
             <w:pPr>
-              <w:jc w:val="center"/>
-              <w:spacing w:before="0" w:after="40" w:line="312" w:lineRule="auto"/>
+              <w:spacing w:before="0" w:after="40" w:line="312" w:lineRule="auto"/>
+              <w:jc w:val="center"/>
             </w:pPr>
             <w:r>
               <w:rPr>
@@ -13288,8 +12202,8 @@
           </w:tcPr>
           <w:p>
             <w:pPr>
-              <w:jc w:val="center"/>
-              <w:spacing w:before="0" w:after="40" w:line="312" w:lineRule="auto"/>
+              <w:spacing w:before="0" w:after="40" w:line="312" w:lineRule="auto"/>
+              <w:jc w:val="center"/>
             </w:pPr>
             <w:r>
               <w:rPr>
@@ -13319,8 +12233,8 @@
           </w:tcPr>
           <w:p>
             <w:pPr>
+              <w:spacing w:before="0" w:after="40" w:line="312" w:lineRule="auto"/>
               <w:jc w:val="left"/>
-              <w:spacing w:before="0" w:after="40" w:line="312" w:lineRule="auto"/>
             </w:pPr>
             <w:r>
               <w:rPr>
@@ -13345,8 +12259,8 @@
           </w:tcPr>
           <w:p>
             <w:pPr>
-              <w:jc w:val="center"/>
-              <w:spacing w:before="0" w:after="40" w:line="312" w:lineRule="auto"/>
+              <w:spacing w:before="0" w:after="40" w:line="312" w:lineRule="auto"/>
+              <w:jc w:val="center"/>
             </w:pPr>
             <w:r>
               <w:rPr>
@@ -13371,8 +12285,8 @@
           </w:tcPr>
           <w:p>
             <w:pPr>
-              <w:jc w:val="center"/>
-              <w:spacing w:before="0" w:after="40" w:line="312" w:lineRule="auto"/>
+              <w:spacing w:before="0" w:after="40" w:line="312" w:lineRule="auto"/>
+              <w:jc w:val="center"/>
             </w:pPr>
             <w:r>
               <w:rPr>
@@ -13402,8 +12316,8 @@
           </w:tcPr>
           <w:p>
             <w:pPr>
+              <w:spacing w:before="0" w:after="40" w:line="312" w:lineRule="auto"/>
               <w:jc w:val="left"/>
-              <w:spacing w:before="0" w:after="40" w:line="312" w:lineRule="auto"/>
             </w:pPr>
             <w:r>
               <w:rPr>
@@ -13428,8 +12342,8 @@
           </w:tcPr>
           <w:p>
             <w:pPr>
-              <w:jc w:val="center"/>
-              <w:spacing w:before="0" w:after="40" w:line="312" w:lineRule="auto"/>
+              <w:spacing w:before="0" w:after="40" w:line="312" w:lineRule="auto"/>
+              <w:jc w:val="center"/>
             </w:pPr>
             <w:r>
               <w:rPr>
@@ -13454,8 +12368,8 @@
           </w:tcPr>
           <w:p>
             <w:pPr>
-              <w:jc w:val="center"/>
-              <w:spacing w:before="0" w:after="40" w:line="312" w:lineRule="auto"/>
+              <w:spacing w:before="0" w:after="40" w:line="312" w:lineRule="auto"/>
+              <w:jc w:val="center"/>
             </w:pPr>
             <w:r>
               <w:rPr>
@@ -13485,8 +12399,8 @@
           </w:tcPr>
           <w:p>
             <w:pPr>
+              <w:spacing w:before="0" w:after="40" w:line="312" w:lineRule="auto"/>
               <w:jc w:val="left"/>
-              <w:spacing w:before="0" w:after="40" w:line="312" w:lineRule="auto"/>
             </w:pPr>
             <w:r>
               <w:rPr>
@@ -13511,8 +12425,8 @@
           </w:tcPr>
           <w:p>
             <w:pPr>
-              <w:jc w:val="center"/>
-              <w:spacing w:before="0" w:after="40" w:line="312" w:lineRule="auto"/>
+              <w:spacing w:before="0" w:after="40" w:line="312" w:lineRule="auto"/>
+              <w:jc w:val="center"/>
             </w:pPr>
             <w:r>
               <w:rPr>
@@ -13537,8 +12451,8 @@
           </w:tcPr>
           <w:p>
             <w:pPr>
-              <w:jc w:val="center"/>
-              <w:spacing w:before="0" w:after="40" w:line="312" w:lineRule="auto"/>
+              <w:spacing w:before="0" w:after="40" w:line="312" w:lineRule="auto"/>
+              <w:jc w:val="center"/>
             </w:pPr>
             <w:r>
               <w:rPr>
@@ -13568,8 +12482,8 @@
           </w:tcPr>
           <w:p>
             <w:pPr>
+              <w:spacing w:before="0" w:after="40" w:line="312" w:lineRule="auto"/>
               <w:jc w:val="left"/>
-              <w:spacing w:before="0" w:after="40" w:line="312" w:lineRule="auto"/>
             </w:pPr>
             <w:r>
               <w:rPr>
@@ -13594,8 +12508,8 @@
           </w:tcPr>
           <w:p>
             <w:pPr>
-              <w:jc w:val="center"/>
-              <w:spacing w:before="0" w:after="40" w:line="312" w:lineRule="auto"/>
+              <w:spacing w:before="0" w:after="40" w:line="312" w:lineRule="auto"/>
+              <w:jc w:val="center"/>
             </w:pPr>
             <w:r>
               <w:rPr>
@@ -13620,8 +12534,8 @@
           </w:tcPr>
           <w:p>
             <w:pPr>
-              <w:jc w:val="center"/>
-              <w:spacing w:before="0" w:after="40" w:line="312" w:lineRule="auto"/>
+              <w:spacing w:before="0" w:after="40" w:line="312" w:lineRule="auto"/>
+              <w:jc w:val="center"/>
             </w:pPr>
             <w:r>
               <w:rPr>
@@ -13651,8 +12565,8 @@
           </w:tcPr>
           <w:p>
             <w:pPr>
+              <w:spacing w:before="0" w:after="40" w:line="312" w:lineRule="auto"/>
               <w:jc w:val="left"/>
-              <w:spacing w:before="0" w:after="40" w:line="312" w:lineRule="auto"/>
             </w:pPr>
             <w:r>
               <w:rPr>
@@ -13677,8 +12591,8 @@
           </w:tcPr>
           <w:p>
             <w:pPr>
-              <w:jc w:val="center"/>
-              <w:spacing w:before="0" w:after="40" w:line="312" w:lineRule="auto"/>
+              <w:spacing w:before="0" w:after="40" w:line="312" w:lineRule="auto"/>
+              <w:jc w:val="center"/>
             </w:pPr>
             <w:r>
               <w:rPr>
@@ -13703,8 +12617,8 @@
           </w:tcPr>
           <w:p>
             <w:pPr>
-              <w:jc w:val="center"/>
-              <w:spacing w:before="0" w:after="40" w:line="312" w:lineRule="auto"/>
+              <w:spacing w:before="0" w:after="40" w:line="312" w:lineRule="auto"/>
+              <w:jc w:val="center"/>
             </w:pPr>
             <w:r>
               <w:rPr>
@@ -13734,8 +12648,8 @@
           </w:tcPr>
           <w:p>
             <w:pPr>
+              <w:spacing w:before="0" w:after="40" w:line="312" w:lineRule="auto"/>
               <w:jc w:val="left"/>
-              <w:spacing w:before="0" w:after="40" w:line="312" w:lineRule="auto"/>
             </w:pPr>
             <w:r>
               <w:rPr>
@@ -13760,8 +12674,8 @@
           </w:tcPr>
           <w:p>
             <w:pPr>
-              <w:jc w:val="center"/>
-              <w:spacing w:before="0" w:after="40" w:line="312" w:lineRule="auto"/>
+              <w:spacing w:before="0" w:after="40" w:line="312" w:lineRule="auto"/>
+              <w:jc w:val="center"/>
             </w:pPr>
             <w:r>
               <w:rPr>
@@ -13786,8 +12700,8 @@
           </w:tcPr>
           <w:p>
             <w:pPr>
-              <w:jc w:val="center"/>
-              <w:spacing w:before="0" w:after="40" w:line="312" w:lineRule="auto"/>
+              <w:spacing w:before="0" w:after="40" w:line="312" w:lineRule="auto"/>
+              <w:jc w:val="center"/>
             </w:pPr>
             <w:r>
               <w:rPr>
@@ -13817,8 +12731,8 @@
           </w:tcPr>
           <w:p>
             <w:pPr>
+              <w:spacing w:before="0" w:after="40" w:line="312" w:lineRule="auto"/>
               <w:jc w:val="left"/>
-              <w:spacing w:before="0" w:after="40" w:line="312" w:lineRule="auto"/>
             </w:pPr>
             <w:r>
               <w:rPr>
@@ -13843,8 +12757,8 @@
           </w:tcPr>
           <w:p>
             <w:pPr>
-              <w:jc w:val="center"/>
-              <w:spacing w:before="0" w:after="40" w:line="312" w:lineRule="auto"/>
+              <w:spacing w:before="0" w:after="40" w:line="312" w:lineRule="auto"/>
+              <w:jc w:val="center"/>
             </w:pPr>
             <w:r>
               <w:rPr>
@@ -13869,8 +12783,8 @@
           </w:tcPr>
           <w:p>
             <w:pPr>
-              <w:jc w:val="center"/>
-              <w:spacing w:before="0" w:after="40" w:line="312" w:lineRule="auto"/>
+              <w:spacing w:before="0" w:after="40" w:line="312" w:lineRule="auto"/>
+              <w:jc w:val="center"/>
             </w:pPr>
             <w:r>
               <w:rPr>
@@ -13900,8 +12814,8 @@
           </w:tcPr>
           <w:p>
             <w:pPr>
+              <w:spacing w:before="0" w:after="40" w:line="312" w:lineRule="auto"/>
               <w:jc w:val="left"/>
-              <w:spacing w:before="0" w:after="40" w:line="312" w:lineRule="auto"/>
             </w:pPr>
             <w:r>
               <w:rPr>
@@ -13926,8 +12840,8 @@
           </w:tcPr>
           <w:p>
             <w:pPr>
-              <w:jc w:val="center"/>
-              <w:spacing w:before="0" w:after="40" w:line="312" w:lineRule="auto"/>
+              <w:spacing w:before="0" w:after="40" w:line="312" w:lineRule="auto"/>
+              <w:jc w:val="center"/>
             </w:pPr>
             <w:r>
               <w:rPr>
@@ -13952,8 +12866,8 @@
           </w:tcPr>
           <w:p>
             <w:pPr>
-              <w:jc w:val="center"/>
-              <w:spacing w:before="0" w:after="40" w:line="312" w:lineRule="auto"/>
+              <w:spacing w:before="0" w:after="40" w:line="312" w:lineRule="auto"/>
+              <w:jc w:val="center"/>
             </w:pPr>
             <w:r>
               <w:rPr>
@@ -13983,8 +12897,8 @@
     </w:p>
     <w:p>
       <w:pPr>
+        <w:spacing w:before="0" w:after="120" w:line="312" w:lineRule="auto"/>
         <w:jc w:val="justify"/>
-        <w:spacing w:before="0" w:after="120" w:line="312" w:lineRule="auto"/>
       </w:pPr>
       <w:r>
         <w:rPr>
@@ -13997,14 +12911,14 @@
     </w:p>
     <w:p>
       <w:pPr>
+        <w:pStyle w:val="Heading1"/>
         <w:keepNext/>
-        <w:pStyle w:val="Heading1"/>
         <w:spacing w:before="280" w:after="140" w:line="312" w:lineRule="auto"/>
       </w:pPr>
       <w:r>
         <w:rPr>
+          <w:rFonts w:ascii="Times New Roman" w:hAnsi="Times New Roman"/>
           <w:b/>
-          <w:rFonts w:ascii="Times New Roman" w:hAnsi="Times New Roman"/>
           <w:sz w:val="24"/>
           <w:szCs w:val="24"/>
         </w:rPr>
@@ -14013,8 +12927,8 @@
     </w:p>
     <w:p>
       <w:pPr>
+        <w:spacing w:before="0" w:after="60" w:line="312" w:lineRule="auto"/>
         <w:jc w:val="justify"/>
-        <w:spacing w:before="0" w:after="60" w:line="312" w:lineRule="auto"/>
       </w:pPr>
       <w:r>
         <w:rPr>
@@ -14287,8 +13201,8 @@
     </w:p>
     <w:p>
       <w:pPr>
+        <w:spacing w:before="0" w:after="60" w:line="312" w:lineRule="auto"/>
         <w:jc w:val="justify"/>
-        <w:spacing w:before="0" w:after="60" w:line="312" w:lineRule="auto"/>
       </w:pPr>
       <w:r>
         <w:rPr>
@@ -14397,18 +13311,12 @@
           <m:e>
             <m:r>
               <m:rPr>
-                <m:nor/>
+                <m:sty m:val="p"/>
               </m:rPr>
               <w:rPr xmlns:w="http://schemas.openxmlformats.org/wordprocessingml/2006/main">
                 <w:rFonts w:ascii="Cambria Math" w:hAnsi="Cambria Math"/>
               </w:rPr>
-              <m:t xml:space="preserve">K</m:t>
-            </m:r>
-            <m:r>
-              <w:rPr xmlns:w="http://schemas.openxmlformats.org/wordprocessingml/2006/main">
-                <w:rFonts w:ascii="Cambria Math" w:hAnsi="Cambria Math"/>
-              </w:rPr>
-              <m:t xml:space="preserve">L</m:t>
+              <m:t xml:space="preserve">KL</m:t>
             </m:r>
             <m:r>
               <w:rPr xmlns:w="http://schemas.openxmlformats.org/wordprocessingml/2006/main">
@@ -14687,8 +13595,8 @@
     </w:p>
     <w:p>
       <w:pPr>
+        <w:spacing w:before="0" w:after="120" w:line="312" w:lineRule="auto"/>
         <w:jc w:val="justify"/>
-        <w:spacing w:before="0" w:after="120" w:line="312" w:lineRule="auto"/>
       </w:pPr>
       <w:r>
         <w:rPr>
@@ -14701,14 +13609,14 @@
     </w:p>
     <w:p>
       <w:pPr>
+        <w:pStyle w:val="Heading1"/>
         <w:keepNext/>
-        <w:pStyle w:val="Heading1"/>
         <w:spacing w:before="280" w:after="140" w:line="312" w:lineRule="auto"/>
       </w:pPr>
       <w:r>
         <w:rPr>
+          <w:rFonts w:ascii="Times New Roman" w:hAnsi="Times New Roman"/>
           <w:b/>
-          <w:rFonts w:ascii="Times New Roman" w:hAnsi="Times New Roman"/>
           <w:sz w:val="24"/>
           <w:szCs w:val="24"/>
         </w:rPr>
@@ -14717,8 +13625,8 @@
     </w:p>
     <w:p>
       <w:pPr>
+        <w:spacing w:before="0" w:after="60" w:line="312" w:lineRule="auto"/>
         <w:jc w:val="justify"/>
-        <w:spacing w:before="0" w:after="60" w:line="312" w:lineRule="auto"/>
       </w:pPr>
       <w:r>
         <w:rPr>
@@ -14893,8 +13801,8 @@
     </w:p>
     <w:p>
       <w:pPr>
+        <w:spacing w:before="0" w:after="60" w:line="312" w:lineRule="auto"/>
         <w:jc w:val="justify"/>
-        <w:spacing w:before="0" w:after="60" w:line="312" w:lineRule="auto"/>
       </w:pPr>
       <w:r>
         <w:rPr>
@@ -15102,8 +14010,8 @@
     </w:p>
     <w:p>
       <w:pPr>
+        <w:spacing w:before="0" w:after="120" w:line="312" w:lineRule="auto"/>
         <w:jc w:val="justify"/>
-        <w:spacing w:before="0" w:after="120" w:line="312" w:lineRule="auto"/>
       </w:pPr>
       <w:r>
         <w:rPr>
@@ -15116,14 +14024,14 @@
     </w:p>
     <w:p>
       <w:pPr>
+        <w:pStyle w:val="Heading1"/>
         <w:keepNext/>
-        <w:pStyle w:val="Heading1"/>
         <w:spacing w:before="280" w:after="140" w:line="312" w:lineRule="auto"/>
       </w:pPr>
       <w:r>
         <w:rPr>
+          <w:rFonts w:ascii="Times New Roman" w:hAnsi="Times New Roman"/>
           <w:b/>
-          <w:rFonts w:ascii="Times New Roman" w:hAnsi="Times New Roman"/>
           <w:sz w:val="24"/>
           <w:szCs w:val="24"/>
         </w:rPr>
@@ -15132,8 +14040,8 @@
     </w:p>
     <w:p>
       <w:pPr>
+        <w:spacing w:before="0" w:after="60" w:line="312" w:lineRule="auto"/>
         <w:jc w:val="justify"/>
-        <w:spacing w:before="0" w:after="60" w:line="312" w:lineRule="auto"/>
       </w:pPr>
       <w:r>
         <w:rPr>
@@ -15168,36 +14076,12 @@
           <m:sub>
             <m:r>
               <m:rPr>
-                <m:nor/>
+                <m:sty m:val="p"/>
               </m:rPr>
               <w:rPr xmlns:w="http://schemas.openxmlformats.org/wordprocessingml/2006/main">
                 <w:rFonts w:ascii="Cambria Math" w:hAnsi="Cambria Math"/>
               </w:rPr>
-              <m:t xml:space="preserve">u</m:t>
-            </m:r>
-            <m:r>
-              <w:rPr xmlns:w="http://schemas.openxmlformats.org/wordprocessingml/2006/main">
-                <w:rFonts w:ascii="Cambria Math" w:hAnsi="Cambria Math"/>
-              </w:rPr>
-              <m:t xml:space="preserve">n</m:t>
-            </m:r>
-            <m:r>
-              <w:rPr xmlns:w="http://schemas.openxmlformats.org/wordprocessingml/2006/main">
-                <w:rFonts w:ascii="Cambria Math" w:hAnsi="Cambria Math"/>
-              </w:rPr>
-              <m:t xml:space="preserve">d</m:t>
-            </m:r>
-            <m:r>
-              <w:rPr xmlns:w="http://schemas.openxmlformats.org/wordprocessingml/2006/main">
-                <w:rFonts w:ascii="Cambria Math" w:hAnsi="Cambria Math"/>
-              </w:rPr>
-              <m:t xml:space="preserve">e</m:t>
-            </m:r>
-            <m:r>
-              <w:rPr xmlns:w="http://schemas.openxmlformats.org/wordprocessingml/2006/main">
-                <w:rFonts w:ascii="Cambria Math" w:hAnsi="Cambria Math"/>
-              </w:rPr>
-              <m:t xml:space="preserve">r</m:t>
+              <m:t xml:space="preserve">under</m:t>
             </m:r>
           </m:sub>
         </m:sSub>
@@ -15219,30 +14103,12 @@
           <m:sub>
             <m:r>
               <m:rPr>
-                <m:nor/>
+                <m:sty m:val="p"/>
               </m:rPr>
               <w:rPr xmlns:w="http://schemas.openxmlformats.org/wordprocessingml/2006/main">
                 <w:rFonts w:ascii="Cambria Math" w:hAnsi="Cambria Math"/>
               </w:rPr>
-              <m:t xml:space="preserve">o</m:t>
-            </m:r>
-            <m:r>
-              <w:rPr xmlns:w="http://schemas.openxmlformats.org/wordprocessingml/2006/main">
-                <w:rFonts w:ascii="Cambria Math" w:hAnsi="Cambria Math"/>
-              </w:rPr>
-              <m:t xml:space="preserve">v</m:t>
-            </m:r>
-            <m:r>
-              <w:rPr xmlns:w="http://schemas.openxmlformats.org/wordprocessingml/2006/main">
-                <w:rFonts w:ascii="Cambria Math" w:hAnsi="Cambria Math"/>
-              </w:rPr>
-              <m:t xml:space="preserve">e</m:t>
-            </m:r>
-            <m:r>
-              <w:rPr xmlns:w="http://schemas.openxmlformats.org/wordprocessingml/2006/main">
-                <w:rFonts w:ascii="Cambria Math" w:hAnsi="Cambria Math"/>
-              </w:rPr>
-              <m:t xml:space="preserve">r</m:t>
+              <m:t xml:space="preserve">over</m:t>
             </m:r>
           </m:sub>
         </m:sSub>
@@ -15346,8 +14212,8 @@
     </w:p>
     <w:p>
       <w:pPr>
+        <w:spacing w:before="0" w:after="60" w:line="312" w:lineRule="auto"/>
         <w:jc w:val="justify"/>
-        <w:spacing w:before="0" w:after="60" w:line="312" w:lineRule="auto"/>
       </w:pPr>
       <w:r>
         <w:rPr>
@@ -15500,30 +14366,12 @@
             </m:r>
             <m:r>
               <m:rPr>
-                <m:nor/>
+                <m:sty m:val="p"/>
               </m:rPr>
               <w:rPr xmlns:w="http://schemas.openxmlformats.org/wordprocessingml/2006/main">
                 <w:rFonts w:ascii="Cambria Math" w:hAnsi="Cambria Math"/>
               </w:rPr>
-              <m:t xml:space="preserve">f</m:t>
-            </m:r>
-            <m:r>
-              <w:rPr xmlns:w="http://schemas.openxmlformats.org/wordprocessingml/2006/main">
-                <w:rFonts w:ascii="Cambria Math" w:hAnsi="Cambria Math"/>
-              </w:rPr>
-              <m:t xml:space="preserve">e</m:t>
-            </m:r>
-            <m:r>
-              <w:rPr xmlns:w="http://schemas.openxmlformats.org/wordprocessingml/2006/main">
-                <w:rFonts w:ascii="Cambria Math" w:hAnsi="Cambria Math"/>
-              </w:rPr>
-              <m:t xml:space="preserve">a</m:t>
-            </m:r>
-            <m:r>
-              <w:rPr xmlns:w="http://schemas.openxmlformats.org/wordprocessingml/2006/main">
-                <w:rFonts w:ascii="Cambria Math" w:hAnsi="Cambria Math"/>
-              </w:rPr>
-              <m:t xml:space="preserve">s</m:t>
+              <m:t xml:space="preserve">feas</m:t>
             </m:r>
           </m:sup>
         </m:sSubSup>
@@ -15541,8 +14389,8 @@
     </w:p>
     <w:p>
       <w:pPr>
+        <w:spacing w:before="0" w:after="60" w:line="312" w:lineRule="auto"/>
         <w:jc w:val="justify"/>
-        <w:spacing w:before="0" w:after="60" w:line="312" w:lineRule="auto"/>
       </w:pPr>
       <w:r>
         <w:rPr>
@@ -15663,8 +14511,8 @@
     </w:p>
     <w:p>
       <w:pPr>
+        <w:spacing w:before="0" w:after="60" w:line="312" w:lineRule="auto"/>
         <w:jc w:val="justify"/>
-        <w:spacing w:before="0" w:after="60" w:line="312" w:lineRule="auto"/>
       </w:pPr>
       <w:r>
         <w:rPr>
@@ -15781,18 +14629,12 @@
           <m:e>
             <m:r>
               <m:rPr>
-                <m:nor/>
+                <m:sty m:val="p"/>
               </m:rPr>
               <w:rPr xmlns:w="http://schemas.openxmlformats.org/wordprocessingml/2006/main">
                 <w:rFonts w:ascii="Cambria Math" w:hAnsi="Cambria Math"/>
               </w:rPr>
-              <m:t xml:space="preserve">P</m:t>
-            </m:r>
-            <m:r>
-              <w:rPr xmlns:w="http://schemas.openxmlformats.org/wordprocessingml/2006/main">
-                <w:rFonts w:ascii="Cambria Math" w:hAnsi="Cambria Math"/>
-              </w:rPr>
-              <m:t xml:space="preserve">r</m:t>
+              <m:t xml:space="preserve">Pr</m:t>
             </m:r>
           </m:e>
           <m:sub>
@@ -15944,8 +14786,8 @@
     </w:p>
     <w:p>
       <w:pPr>
+        <w:spacing w:before="0" w:after="120" w:line="312" w:lineRule="auto"/>
         <w:jc w:val="justify"/>
-        <w:spacing w:before="0" w:after="120" w:line="312" w:lineRule="auto"/>
       </w:pPr>
       <w:r>
         <w:rPr>
@@ -15958,14 +14800,14 @@
     </w:p>
     <w:p>
       <w:pPr>
+        <w:pStyle w:val="Heading1"/>
         <w:keepNext/>
-        <w:pStyle w:val="Heading1"/>
         <w:spacing w:before="280" w:after="140" w:line="312" w:lineRule="auto"/>
       </w:pPr>
       <w:r>
         <w:rPr>
+          <w:rFonts w:ascii="Times New Roman" w:hAnsi="Times New Roman"/>
           <w:b/>
-          <w:rFonts w:ascii="Times New Roman" w:hAnsi="Times New Roman"/>
           <w:sz w:val="24"/>
           <w:szCs w:val="24"/>
         </w:rPr>
@@ -15974,8 +14816,8 @@
     </w:p>
     <w:p>
       <w:pPr>
+        <w:spacing w:before="0" w:after="120" w:line="312" w:lineRule="auto"/>
         <w:jc w:val="justify"/>
-        <w:spacing w:before="0" w:after="120" w:line="312" w:lineRule="auto"/>
       </w:pPr>
       <w:r>
         <w:rPr>
@@ -15988,8 +14830,8 @@
     </w:p>
     <w:p>
       <w:pPr>
+        <w:spacing w:before="0" w:after="120" w:line="312" w:lineRule="auto"/>
         <w:jc w:val="justify"/>
-        <w:spacing w:before="0" w:after="120" w:line="312" w:lineRule="auto"/>
       </w:pPr>
       <w:r>
         <w:rPr>
@@ -16002,14 +14844,14 @@
     </w:p>
     <w:p>
       <w:pPr>
+        <w:pStyle w:val="Heading1"/>
         <w:keepNext/>
-        <w:pStyle w:val="Heading1"/>
         <w:spacing w:before="280" w:after="140" w:line="312" w:lineRule="auto"/>
       </w:pPr>
       <w:r>
         <w:rPr>
+          <w:rFonts w:ascii="Times New Roman" w:hAnsi="Times New Roman"/>
           <w:b/>
-          <w:rFonts w:ascii="Times New Roman" w:hAnsi="Times New Roman"/>
           <w:sz w:val="24"/>
           <w:szCs w:val="24"/>
         </w:rPr>
@@ -16018,8 +14860,8 @@
     </w:p>
     <w:p>
       <w:pPr>
+        <w:spacing w:before="0" w:after="120" w:line="312" w:lineRule="auto"/>
         <w:jc w:val="justify"/>
-        <w:spacing w:before="0" w:after="120" w:line="312" w:lineRule="auto"/>
       </w:pPr>
       <w:r>
         <w:rPr>
@@ -16032,8 +14874,8 @@
     </w:p>
     <w:p>
       <w:pPr>
+        <w:spacing w:before="0" w:after="120" w:line="312" w:lineRule="auto"/>
         <w:jc w:val="justify"/>
-        <w:spacing w:before="0" w:after="120" w:line="312" w:lineRule="auto"/>
       </w:pPr>
       <w:r>
         <w:rPr>
@@ -16046,14 +14888,14 @@
     </w:p>
     <w:p>
       <w:pPr>
+        <w:pStyle w:val="Heading1"/>
         <w:keepNext/>
-        <w:pStyle w:val="Heading1"/>
         <w:spacing w:before="280" w:after="140" w:line="312" w:lineRule="auto"/>
       </w:pPr>
       <w:r>
         <w:rPr>
+          <w:rFonts w:ascii="Times New Roman" w:hAnsi="Times New Roman"/>
           <w:b/>
-          <w:rFonts w:ascii="Times New Roman" w:hAnsi="Times New Roman"/>
           <w:sz w:val="24"/>
           <w:szCs w:val="24"/>
         </w:rPr>
@@ -16089,24 +14931,24 @@
             <w:tcBorders>
               <w:bottom w:val="single" w:sz="6" w:color="808080"/>
             </w:tcBorders>
-            <w:tcMar>
-              <w:top w:w="60" w:type="dithered"/>
-              <w:left w:w="100" w:type="dithered"/>
-              <w:bottom w:w="60" w:type="dithered"/>
-              <w:right w:w="100" w:type="dithered"/>
-            </w:tcMar>
             <w:shd w:val="clear" w:color="auto" w:fill="E8E8E8"/>
-            <w:vAlign w:val="center"/>
-          </w:tcPr>
-          <w:p>
-            <w:pPr>
+            <w:tcMar>
+              <w:top w:w="60" w:type="dithered"/>
+              <w:left w:w="100" w:type="dithered"/>
+              <w:bottom w:w="60" w:type="dithered"/>
+              <w:right w:w="100" w:type="dithered"/>
+            </w:tcMar>
+            <w:vAlign w:val="center"/>
+          </w:tcPr>
+          <w:p>
+            <w:pPr>
+              <w:spacing w:before="0" w:after="40" w:line="312" w:lineRule="auto"/>
               <w:jc w:val="left"/>
-              <w:spacing w:before="0" w:after="40" w:line="312" w:lineRule="auto"/>
-            </w:pPr>
-            <w:r>
-              <w:rPr>
+            </w:pPr>
+            <w:r>
+              <w:rPr>
+                <w:rFonts w:ascii="Times New Roman" w:hAnsi="Times New Roman"/>
                 <w:b/>
-                <w:rFonts w:ascii="Times New Roman" w:hAnsi="Times New Roman"/>
                 <w:sz w:val="18"/>
                 <w:szCs w:val="18"/>
               </w:rPr>
@@ -16120,24 +14962,24 @@
             <w:tcBorders>
               <w:bottom w:val="single" w:sz="6" w:color="808080"/>
             </w:tcBorders>
-            <w:tcMar>
-              <w:top w:w="60" w:type="dithered"/>
-              <w:left w:w="100" w:type="dithered"/>
-              <w:bottom w:w="60" w:type="dithered"/>
-              <w:right w:w="100" w:type="dithered"/>
-            </w:tcMar>
             <w:shd w:val="clear" w:color="auto" w:fill="E8E8E8"/>
-            <w:vAlign w:val="center"/>
-          </w:tcPr>
-          <w:p>
-            <w:pPr>
-              <w:jc w:val="center"/>
-              <w:spacing w:before="0" w:after="40" w:line="312" w:lineRule="auto"/>
-            </w:pPr>
-            <w:r>
-              <w:rPr>
+            <w:tcMar>
+              <w:top w:w="60" w:type="dithered"/>
+              <w:left w:w="100" w:type="dithered"/>
+              <w:bottom w:w="60" w:type="dithered"/>
+              <w:right w:w="100" w:type="dithered"/>
+            </w:tcMar>
+            <w:vAlign w:val="center"/>
+          </w:tcPr>
+          <w:p>
+            <w:pPr>
+              <w:spacing w:before="0" w:after="40" w:line="312" w:lineRule="auto"/>
+              <w:jc w:val="center"/>
+            </w:pPr>
+            <w:r>
+              <w:rPr>
+                <w:rFonts w:ascii="Times New Roman" w:hAnsi="Times New Roman"/>
                 <w:b/>
-                <w:rFonts w:ascii="Times New Roman" w:hAnsi="Times New Roman"/>
                 <w:sz w:val="18"/>
                 <w:szCs w:val="18"/>
               </w:rPr>
@@ -16151,24 +14993,24 @@
             <w:tcBorders>
               <w:bottom w:val="single" w:sz="6" w:color="808080"/>
             </w:tcBorders>
-            <w:tcMar>
-              <w:top w:w="60" w:type="dithered"/>
-              <w:left w:w="100" w:type="dithered"/>
-              <w:bottom w:w="60" w:type="dithered"/>
-              <w:right w:w="100" w:type="dithered"/>
-            </w:tcMar>
             <w:shd w:val="clear" w:color="auto" w:fill="E8E8E8"/>
-            <w:vAlign w:val="center"/>
-          </w:tcPr>
-          <w:p>
-            <w:pPr>
-              <w:jc w:val="center"/>
-              <w:spacing w:before="0" w:after="40" w:line="312" w:lineRule="auto"/>
-            </w:pPr>
-            <w:r>
-              <w:rPr>
+            <w:tcMar>
+              <w:top w:w="60" w:type="dithered"/>
+              <w:left w:w="100" w:type="dithered"/>
+              <w:bottom w:w="60" w:type="dithered"/>
+              <w:right w:w="100" w:type="dithered"/>
+            </w:tcMar>
+            <w:vAlign w:val="center"/>
+          </w:tcPr>
+          <w:p>
+            <w:pPr>
+              <w:spacing w:before="0" w:after="40" w:line="312" w:lineRule="auto"/>
+              <w:jc w:val="center"/>
+            </w:pPr>
+            <w:r>
+              <w:rPr>
+                <w:rFonts w:ascii="Times New Roman" w:hAnsi="Times New Roman"/>
                 <w:b/>
-                <w:rFonts w:ascii="Times New Roman" w:hAnsi="Times New Roman"/>
                 <w:sz w:val="18"/>
                 <w:szCs w:val="18"/>
               </w:rPr>
@@ -16194,8 +15036,8 @@
           </w:tcPr>
           <w:p>
             <w:pPr>
+              <w:spacing w:before="0" w:after="40" w:line="312" w:lineRule="auto"/>
               <w:jc w:val="left"/>
-              <w:spacing w:before="0" w:after="40" w:line="312" w:lineRule="auto"/>
             </w:pPr>
             <w:r>
               <w:rPr>
@@ -16220,8 +15062,8 @@
           </w:tcPr>
           <w:p>
             <w:pPr>
-              <w:jc w:val="center"/>
-              <w:spacing w:before="0" w:after="40" w:line="312" w:lineRule="auto"/>
+              <w:spacing w:before="0" w:after="40" w:line="312" w:lineRule="auto"/>
+              <w:jc w:val="center"/>
             </w:pPr>
             <w:r>
               <w:rPr>
@@ -16246,8 +15088,8 @@
           </w:tcPr>
           <w:p>
             <w:pPr>
-              <w:jc w:val="center"/>
-              <w:spacing w:before="0" w:after="40" w:line="312" w:lineRule="auto"/>
+              <w:spacing w:before="0" w:after="40" w:line="312" w:lineRule="auto"/>
+              <w:jc w:val="center"/>
             </w:pPr>
             <w:r>
               <w:rPr>
@@ -16277,8 +15119,8 @@
           </w:tcPr>
           <w:p>
             <w:pPr>
+              <w:spacing w:before="0" w:after="40" w:line="312" w:lineRule="auto"/>
               <w:jc w:val="left"/>
-              <w:spacing w:before="0" w:after="40" w:line="312" w:lineRule="auto"/>
             </w:pPr>
             <w:r>
               <w:rPr>
@@ -16303,8 +15145,8 @@
           </w:tcPr>
           <w:p>
             <w:pPr>
-              <w:jc w:val="center"/>
-              <w:spacing w:before="0" w:after="40" w:line="312" w:lineRule="auto"/>
+              <w:spacing w:before="0" w:after="40" w:line="312" w:lineRule="auto"/>
+              <w:jc w:val="center"/>
             </w:pPr>
             <w:r>
               <w:rPr>
@@ -16329,8 +15171,8 @@
           </w:tcPr>
           <w:p>
             <w:pPr>
-              <w:jc w:val="center"/>
-              <w:spacing w:before="0" w:after="40" w:line="312" w:lineRule="auto"/>
+              <w:spacing w:before="0" w:after="40" w:line="312" w:lineRule="auto"/>
+              <w:jc w:val="center"/>
             </w:pPr>
             <w:r>
               <w:rPr>
@@ -16360,8 +15202,8 @@
           </w:tcPr>
           <w:p>
             <w:pPr>
+              <w:spacing w:before="0" w:after="40" w:line="312" w:lineRule="auto"/>
               <w:jc w:val="left"/>
-              <w:spacing w:before="0" w:after="40" w:line="312" w:lineRule="auto"/>
             </w:pPr>
             <w:r>
               <w:rPr>
@@ -16386,8 +15228,8 @@
           </w:tcPr>
           <w:p>
             <w:pPr>
-              <w:jc w:val="center"/>
-              <w:spacing w:before="0" w:after="40" w:line="312" w:lineRule="auto"/>
+              <w:spacing w:before="0" w:after="40" w:line="312" w:lineRule="auto"/>
+              <w:jc w:val="center"/>
             </w:pPr>
             <w:r>
               <w:rPr>
@@ -16412,8 +15254,8 @@
           </w:tcPr>
           <w:p>
             <w:pPr>
-              <w:jc w:val="center"/>
-              <w:spacing w:before="0" w:after="40" w:line="312" w:lineRule="auto"/>
+              <w:spacing w:before="0" w:after="40" w:line="312" w:lineRule="auto"/>
+              <w:jc w:val="center"/>
             </w:pPr>
             <w:r>
               <w:rPr>
@@ -16443,8 +15285,8 @@
           </w:tcPr>
           <w:p>
             <w:pPr>
+              <w:spacing w:before="0" w:after="40" w:line="312" w:lineRule="auto"/>
               <w:jc w:val="left"/>
-              <w:spacing w:before="0" w:after="40" w:line="312" w:lineRule="auto"/>
             </w:pPr>
             <w:r>
               <w:rPr>
@@ -16469,8 +15311,8 @@
           </w:tcPr>
           <w:p>
             <w:pPr>
-              <w:jc w:val="center"/>
-              <w:spacing w:before="0" w:after="40" w:line="312" w:lineRule="auto"/>
+              <w:spacing w:before="0" w:after="40" w:line="312" w:lineRule="auto"/>
+              <w:jc w:val="center"/>
             </w:pPr>
             <w:r>
               <w:rPr>
@@ -16495,8 +15337,8 @@
           </w:tcPr>
           <w:p>
             <w:pPr>
-              <w:jc w:val="center"/>
-              <w:spacing w:before="0" w:after="40" w:line="312" w:lineRule="auto"/>
+              <w:spacing w:before="0" w:after="40" w:line="312" w:lineRule="auto"/>
+              <w:jc w:val="center"/>
             </w:pPr>
             <w:r>
               <w:rPr>
@@ -16526,8 +15368,8 @@
           </w:tcPr>
           <w:p>
             <w:pPr>
+              <w:spacing w:before="0" w:after="40" w:line="312" w:lineRule="auto"/>
               <w:jc w:val="left"/>
-              <w:spacing w:before="0" w:after="40" w:line="312" w:lineRule="auto"/>
             </w:pPr>
             <w:r>
               <w:rPr>
@@ -16552,8 +15394,8 @@
           </w:tcPr>
           <w:p>
             <w:pPr>
-              <w:jc w:val="center"/>
-              <w:spacing w:before="0" w:after="40" w:line="312" w:lineRule="auto"/>
+              <w:spacing w:before="0" w:after="40" w:line="312" w:lineRule="auto"/>
+              <w:jc w:val="center"/>
             </w:pPr>
             <w:r>
               <w:rPr>
@@ -16578,8 +15420,8 @@
           </w:tcPr>
           <w:p>
             <w:pPr>
-              <w:jc w:val="center"/>
-              <w:spacing w:before="0" w:after="40" w:line="312" w:lineRule="auto"/>
+              <w:spacing w:before="0" w:after="40" w:line="312" w:lineRule="auto"/>
+              <w:jc w:val="center"/>
             </w:pPr>
             <w:r>
               <w:rPr>
@@ -16609,8 +15451,8 @@
           </w:tcPr>
           <w:p>
             <w:pPr>
+              <w:spacing w:before="0" w:after="40" w:line="312" w:lineRule="auto"/>
               <w:jc w:val="left"/>
-              <w:spacing w:before="0" w:after="40" w:line="312" w:lineRule="auto"/>
             </w:pPr>
             <w:r>
               <w:rPr>
@@ -16635,8 +15477,8 @@
           </w:tcPr>
           <w:p>
             <w:pPr>
-              <w:jc w:val="center"/>
-              <w:spacing w:before="0" w:after="40" w:line="312" w:lineRule="auto"/>
+              <w:spacing w:before="0" w:after="40" w:line="312" w:lineRule="auto"/>
+              <w:jc w:val="center"/>
             </w:pPr>
             <w:r>
               <w:rPr>
@@ -16661,8 +15503,8 @@
           </w:tcPr>
           <w:p>
             <w:pPr>
-              <w:jc w:val="center"/>
-              <w:spacing w:before="0" w:after="40" w:line="312" w:lineRule="auto"/>
+              <w:spacing w:before="0" w:after="40" w:line="312" w:lineRule="auto"/>
+              <w:jc w:val="center"/>
             </w:pPr>
             <w:r>
               <w:rPr>
@@ -16692,8 +15534,8 @@
           </w:tcPr>
           <w:p>
             <w:pPr>
+              <w:spacing w:before="0" w:after="40" w:line="312" w:lineRule="auto"/>
               <w:jc w:val="left"/>
-              <w:spacing w:before="0" w:after="40" w:line="312" w:lineRule="auto"/>
             </w:pPr>
             <w:r>
               <w:rPr>
@@ -16718,8 +15560,8 @@
           </w:tcPr>
           <w:p>
             <w:pPr>
-              <w:jc w:val="center"/>
-              <w:spacing w:before="0" w:after="40" w:line="312" w:lineRule="auto"/>
+              <w:spacing w:before="0" w:after="40" w:line="312" w:lineRule="auto"/>
+              <w:jc w:val="center"/>
             </w:pPr>
             <w:r>
               <w:rPr>
@@ -16744,8 +15586,8 @@
           </w:tcPr>
           <w:p>
             <w:pPr>
-              <w:jc w:val="center"/>
-              <w:spacing w:before="0" w:after="40" w:line="312" w:lineRule="auto"/>
+              <w:spacing w:before="0" w:after="40" w:line="312" w:lineRule="auto"/>
+              <w:jc w:val="center"/>
             </w:pPr>
             <w:r>
               <w:rPr>
@@ -16775,8 +15617,8 @@
           </w:tcPr>
           <w:p>
             <w:pPr>
+              <w:spacing w:before="0" w:after="40" w:line="312" w:lineRule="auto"/>
               <w:jc w:val="left"/>
-              <w:spacing w:before="0" w:after="40" w:line="312" w:lineRule="auto"/>
             </w:pPr>
             <w:r>
               <w:rPr>
@@ -16801,8 +15643,8 @@
           </w:tcPr>
           <w:p>
             <w:pPr>
-              <w:jc w:val="center"/>
-              <w:spacing w:before="0" w:after="40" w:line="312" w:lineRule="auto"/>
+              <w:spacing w:before="0" w:after="40" w:line="312" w:lineRule="auto"/>
+              <w:jc w:val="center"/>
             </w:pPr>
             <w:r>
               <w:rPr>
@@ -16827,8 +15669,8 @@
           </w:tcPr>
           <w:p>
             <w:pPr>
-              <w:jc w:val="center"/>
-              <w:spacing w:before="0" w:after="40" w:line="312" w:lineRule="auto"/>
+              <w:spacing w:before="0" w:after="40" w:line="312" w:lineRule="auto"/>
+              <w:jc w:val="center"/>
             </w:pPr>
             <w:r>
               <w:rPr>
@@ -16858,8 +15700,8 @@
           </w:tcPr>
           <w:p>
             <w:pPr>
+              <w:spacing w:before="0" w:after="40" w:line="312" w:lineRule="auto"/>
               <w:jc w:val="left"/>
-              <w:spacing w:before="0" w:after="40" w:line="312" w:lineRule="auto"/>
             </w:pPr>
             <w:r>
               <w:rPr>
@@ -16884,8 +15726,8 @@
           </w:tcPr>
           <w:p>
             <w:pPr>
-              <w:jc w:val="center"/>
-              <w:spacing w:before="0" w:after="40" w:line="312" w:lineRule="auto"/>
+              <w:spacing w:before="0" w:after="40" w:line="312" w:lineRule="auto"/>
+              <w:jc w:val="center"/>
             </w:pPr>
             <w:r>
               <w:rPr>
@@ -16910,8 +15752,8 @@
           </w:tcPr>
           <w:p>
             <w:pPr>
-              <w:jc w:val="center"/>
-              <w:spacing w:before="0" w:after="40" w:line="312" w:lineRule="auto"/>
+              <w:spacing w:before="0" w:after="40" w:line="312" w:lineRule="auto"/>
+              <w:jc w:val="center"/>
             </w:pPr>
             <w:r>
               <w:rPr>
@@ -16941,8 +15783,8 @@
           </w:tcPr>
           <w:p>
             <w:pPr>
+              <w:spacing w:before="0" w:after="40" w:line="312" w:lineRule="auto"/>
               <w:jc w:val="left"/>
-              <w:spacing w:before="0" w:after="40" w:line="312" w:lineRule="auto"/>
             </w:pPr>
             <w:r>
               <w:rPr>
@@ -16967,8 +15809,8 @@
           </w:tcPr>
           <w:p>
             <w:pPr>
-              <w:jc w:val="center"/>
-              <w:spacing w:before="0" w:after="40" w:line="312" w:lineRule="auto"/>
+              <w:spacing w:before="0" w:after="40" w:line="312" w:lineRule="auto"/>
+              <w:jc w:val="center"/>
             </w:pPr>
             <w:r>
               <w:rPr>
@@ -16993,8 +15835,8 @@
           </w:tcPr>
           <w:p>
             <w:pPr>
-              <w:jc w:val="center"/>
-              <w:spacing w:before="0" w:after="40" w:line="312" w:lineRule="auto"/>
+              <w:spacing w:before="0" w:after="40" w:line="312" w:lineRule="auto"/>
+              <w:jc w:val="center"/>
             </w:pPr>
             <w:r>
               <w:rPr>
@@ -17024,8 +15866,8 @@
           </w:tcPr>
           <w:p>
             <w:pPr>
+              <w:spacing w:before="0" w:after="40" w:line="312" w:lineRule="auto"/>
               <w:jc w:val="left"/>
-              <w:spacing w:before="0" w:after="40" w:line="312" w:lineRule="auto"/>
             </w:pPr>
             <w:r>
               <w:rPr>
@@ -17050,8 +15892,8 @@
           </w:tcPr>
           <w:p>
             <w:pPr>
-              <w:jc w:val="center"/>
-              <w:spacing w:before="0" w:after="40" w:line="312" w:lineRule="auto"/>
+              <w:spacing w:before="0" w:after="40" w:line="312" w:lineRule="auto"/>
+              <w:jc w:val="center"/>
             </w:pPr>
             <w:r>
               <w:rPr>
@@ -17076,8 +15918,8 @@
           </w:tcPr>
           <w:p>
             <w:pPr>
-              <w:jc w:val="center"/>
-              <w:spacing w:before="0" w:after="40" w:line="312" w:lineRule="auto"/>
+              <w:spacing w:before="0" w:after="40" w:line="312" w:lineRule="auto"/>
+              <w:jc w:val="center"/>
             </w:pPr>
             <w:r>
               <w:rPr>
@@ -17107,8 +15949,8 @@
           </w:tcPr>
           <w:p>
             <w:pPr>
+              <w:spacing w:before="0" w:after="40" w:line="312" w:lineRule="auto"/>
               <w:jc w:val="left"/>
-              <w:spacing w:before="0" w:after="40" w:line="312" w:lineRule="auto"/>
             </w:pPr>
             <w:r>
               <w:rPr>
@@ -17133,8 +15975,8 @@
           </w:tcPr>
           <w:p>
             <w:pPr>
-              <w:jc w:val="center"/>
-              <w:spacing w:before="0" w:after="40" w:line="312" w:lineRule="auto"/>
+              <w:spacing w:before="0" w:after="40" w:line="312" w:lineRule="auto"/>
+              <w:jc w:val="center"/>
             </w:pPr>
             <w:r>
               <w:rPr>
@@ -17159,8 +16001,8 @@
           </w:tcPr>
           <w:p>
             <w:pPr>
-              <w:jc w:val="center"/>
-              <w:spacing w:before="0" w:after="40" w:line="312" w:lineRule="auto"/>
+              <w:spacing w:before="0" w:after="40" w:line="312" w:lineRule="auto"/>
+              <w:jc w:val="center"/>
             </w:pPr>
             <w:r>
               <w:rPr>
@@ -17190,8 +16032,8 @@
           </w:tcPr>
           <w:p>
             <w:pPr>
+              <w:spacing w:before="0" w:after="40" w:line="312" w:lineRule="auto"/>
               <w:jc w:val="left"/>
-              <w:spacing w:before="0" w:after="40" w:line="312" w:lineRule="auto"/>
             </w:pPr>
             <w:r>
               <w:rPr>
@@ -17216,8 +16058,8 @@
           </w:tcPr>
           <w:p>
             <w:pPr>
-              <w:jc w:val="center"/>
-              <w:spacing w:before="0" w:after="40" w:line="312" w:lineRule="auto"/>
+              <w:spacing w:before="0" w:after="40" w:line="312" w:lineRule="auto"/>
+              <w:jc w:val="center"/>
             </w:pPr>
             <w:r>
               <w:rPr>
@@ -17242,8 +16084,8 @@
           </w:tcPr>
           <w:p>
             <w:pPr>
-              <w:jc w:val="center"/>
-              <w:spacing w:before="0" w:after="40" w:line="312" w:lineRule="auto"/>
+              <w:spacing w:before="0" w:after="40" w:line="312" w:lineRule="auto"/>
+              <w:jc w:val="center"/>
             </w:pPr>
             <w:r>
               <w:rPr>
@@ -17273,8 +16115,8 @@
           </w:tcPr>
           <w:p>
             <w:pPr>
+              <w:spacing w:before="0" w:after="40" w:line="312" w:lineRule="auto"/>
               <w:jc w:val="left"/>
-              <w:spacing w:before="0" w:after="40" w:line="312" w:lineRule="auto"/>
             </w:pPr>
             <w:r>
               <w:rPr>
@@ -17299,8 +16141,8 @@
           </w:tcPr>
           <w:p>
             <w:pPr>
-              <w:jc w:val="center"/>
-              <w:spacing w:before="0" w:after="40" w:line="312" w:lineRule="auto"/>
+              <w:spacing w:before="0" w:after="40" w:line="312" w:lineRule="auto"/>
+              <w:jc w:val="center"/>
             </w:pPr>
             <w:r>
               <w:rPr>
@@ -17325,8 +16167,8 @@
           </w:tcPr>
           <w:p>
             <w:pPr>
-              <w:jc w:val="center"/>
-              <w:spacing w:before="0" w:after="40" w:line="312" w:lineRule="auto"/>
+              <w:spacing w:before="0" w:after="40" w:line="312" w:lineRule="auto"/>
+              <w:jc w:val="center"/>
             </w:pPr>
             <w:r>
               <w:rPr>
@@ -17356,8 +16198,8 @@
           </w:tcPr>
           <w:p>
             <w:pPr>
+              <w:spacing w:before="0" w:after="40" w:line="312" w:lineRule="auto"/>
               <w:jc w:val="left"/>
-              <w:spacing w:before="0" w:after="40" w:line="312" w:lineRule="auto"/>
             </w:pPr>
             <w:r>
               <w:rPr>
@@ -17382,8 +16224,8 @@
           </w:tcPr>
           <w:p>
             <w:pPr>
-              <w:jc w:val="center"/>
-              <w:spacing w:before="0" w:after="40" w:line="312" w:lineRule="auto"/>
+              <w:spacing w:before="0" w:after="40" w:line="312" w:lineRule="auto"/>
+              <w:jc w:val="center"/>
             </w:pPr>
             <w:r>
               <w:rPr>
@@ -17408,8 +16250,8 @@
           </w:tcPr>
           <w:p>
             <w:pPr>
-              <w:jc w:val="center"/>
-              <w:spacing w:before="0" w:after="40" w:line="312" w:lineRule="auto"/>
+              <w:spacing w:before="0" w:after="40" w:line="312" w:lineRule="auto"/>
+              <w:jc w:val="center"/>
             </w:pPr>
             <w:r>
               <w:rPr>
@@ -17439,8 +16281,8 @@
           </w:tcPr>
           <w:p>
             <w:pPr>
+              <w:spacing w:before="0" w:after="40" w:line="312" w:lineRule="auto"/>
               <w:jc w:val="left"/>
-              <w:spacing w:before="0" w:after="40" w:line="312" w:lineRule="auto"/>
             </w:pPr>
             <w:r>
               <w:rPr>
@@ -17465,8 +16307,8 @@
           </w:tcPr>
           <w:p>
             <w:pPr>
-              <w:jc w:val="center"/>
-              <w:spacing w:before="0" w:after="40" w:line="312" w:lineRule="auto"/>
+              <w:spacing w:before="0" w:after="40" w:line="312" w:lineRule="auto"/>
+              <w:jc w:val="center"/>
             </w:pPr>
             <w:r>
               <w:rPr>
@@ -17491,8 +16333,8 @@
           </w:tcPr>
           <w:p>
             <w:pPr>
-              <w:jc w:val="center"/>
-              <w:spacing w:before="0" w:after="40" w:line="312" w:lineRule="auto"/>
+              <w:spacing w:before="0" w:after="40" w:line="312" w:lineRule="auto"/>
+              <w:jc w:val="center"/>
             </w:pPr>
             <w:r>
               <w:rPr>
@@ -17522,8 +16364,8 @@
     </w:p>
     <w:p>
       <w:pPr>
+        <w:spacing w:before="0" w:after="120" w:line="312" w:lineRule="auto"/>
         <w:jc w:val="justify"/>
-        <w:spacing w:before="0" w:after="120" w:line="312" w:lineRule="auto"/>
       </w:pPr>
       <w:r>
         <w:rPr>
@@ -17536,14 +16378,14 @@
     </w:p>
     <w:p>
       <w:pPr>
+        <w:pStyle w:val="Heading1"/>
         <w:keepNext/>
-        <w:pStyle w:val="Heading1"/>
         <w:spacing w:before="280" w:after="140" w:line="312" w:lineRule="auto"/>
       </w:pPr>
       <w:r>
         <w:rPr>
+          <w:rFonts w:ascii="Times New Roman" w:hAnsi="Times New Roman"/>
           <w:b/>
-          <w:rFonts w:ascii="Times New Roman" w:hAnsi="Times New Roman"/>
           <w:sz w:val="24"/>
           <w:szCs w:val="24"/>
         </w:rPr>
@@ -17552,8 +16394,8 @@
     </w:p>
     <w:p>
       <w:pPr>
+        <w:spacing w:before="0" w:after="120" w:line="312" w:lineRule="auto"/>
         <w:jc w:val="justify"/>
-        <w:spacing w:before="0" w:after="120" w:line="312" w:lineRule="auto"/>
       </w:pPr>
       <w:r>
         <w:rPr>
@@ -17566,8 +16408,8 @@
     </w:p>
     <w:p>
       <w:pPr>
+        <w:spacing w:before="0" w:after="120" w:line="312" w:lineRule="auto"/>
         <w:jc w:val="justify"/>
-        <w:spacing w:before="0" w:after="120" w:line="312" w:lineRule="auto"/>
       </w:pPr>
       <w:r>
         <w:rPr>
@@ -17580,14 +16422,14 @@
     </w:p>
     <w:p>
       <w:pPr>
+        <w:pStyle w:val="Heading1"/>
         <w:keepNext/>
-        <w:pStyle w:val="Heading1"/>
         <w:spacing w:before="280" w:after="140" w:line="312" w:lineRule="auto"/>
       </w:pPr>
       <w:r>
         <w:rPr>
+          <w:rFonts w:ascii="Times New Roman" w:hAnsi="Times New Roman"/>
           <w:b/>
-          <w:rFonts w:ascii="Times New Roman" w:hAnsi="Times New Roman"/>
           <w:sz w:val="24"/>
           <w:szCs w:val="24"/>
         </w:rPr>
@@ -17596,8 +16438,8 @@
     </w:p>
     <w:p>
       <w:pPr>
+        <w:spacing w:before="0" w:after="120" w:line="312" w:lineRule="auto"/>
         <w:jc w:val="justify"/>
-        <w:spacing w:before="0" w:after="120" w:line="312" w:lineRule="auto"/>
       </w:pPr>
       <w:r>
         <w:rPr>
@@ -17610,14 +16452,14 @@
     </w:p>
     <w:p>
       <w:pPr>
+        <w:pStyle w:val="Heading1"/>
         <w:keepNext/>
-        <w:pStyle w:val="Heading1"/>
         <w:spacing w:before="280" w:after="140" w:line="312" w:lineRule="auto"/>
       </w:pPr>
       <w:r>
         <w:rPr>
+          <w:rFonts w:ascii="Times New Roman" w:hAnsi="Times New Roman"/>
           <w:b/>
-          <w:rFonts w:ascii="Times New Roman" w:hAnsi="Times New Roman"/>
           <w:sz w:val="24"/>
           <w:szCs w:val="24"/>
         </w:rPr>
@@ -17626,8 +16468,8 @@
     </w:p>
     <w:p>
       <w:pPr>
+        <w:spacing w:before="0" w:after="120" w:line="312" w:lineRule="auto"/>
         <w:jc w:val="justify"/>
-        <w:spacing w:before="0" w:after="120" w:line="312" w:lineRule="auto"/>
       </w:pPr>
       <w:r>
         <w:rPr>
@@ -17640,14 +16482,14 @@
     </w:p>
     <w:p>
       <w:pPr>
+        <w:pStyle w:val="Heading1"/>
         <w:keepNext/>
-        <w:pStyle w:val="Heading1"/>
         <w:spacing w:before="280" w:after="140" w:line="312" w:lineRule="auto"/>
       </w:pPr>
       <w:r>
         <w:rPr>
+          <w:rFonts w:ascii="Times New Roman" w:hAnsi="Times New Roman"/>
           <w:b/>
-          <w:rFonts w:ascii="Times New Roman" w:hAnsi="Times New Roman"/>
           <w:sz w:val="24"/>
           <w:szCs w:val="24"/>
         </w:rPr>
@@ -17656,8 +16498,8 @@
     </w:p>
     <w:p>
       <w:pPr>
+        <w:spacing w:before="0" w:after="120" w:line="312" w:lineRule="auto"/>
         <w:jc w:val="justify"/>
-        <w:spacing w:before="0" w:after="120" w:line="312" w:lineRule="auto"/>
       </w:pPr>
       <w:r>
         <w:rPr>
